--- a/AmbientLightReactor/AmbientLightReactor.docx
+++ b/AmbientLightReactor/AmbientLightReactor.docx
@@ -131,7 +131,7 @@
           <w14:ligatures w14:val="none"/>
         </w:rPr>
         <w:pict w14:anchorId="0D1BE9C7">
-          <v:rect id="_x0000_i1257" style="width:0;height:1.5pt" o:hralign="center" o:hrstd="t" o:hr="t" fillcolor="#a0a0a0" stroked="f"/>
+          <v:rect id="_x0000_i1025" style="width:0;height:1.5pt" o:hralign="center" o:hrstd="t" o:hr="t" fillcolor="#a0a0a0" stroked="f"/>
         </w:pict>
       </w:r>
     </w:p>
@@ -616,7 +616,7 @@
           <w14:ligatures w14:val="none"/>
         </w:rPr>
         <w:pict w14:anchorId="02E43723">
-          <v:rect id="_x0000_i1258" style="width:0;height:1.5pt" o:hralign="center" o:hrstd="t" o:hr="t" fillcolor="#a0a0a0" stroked="f"/>
+          <v:rect id="_x0000_i1026" style="width:0;height:1.5pt" o:hralign="center" o:hrstd="t" o:hr="t" fillcolor="#a0a0a0" stroked="f"/>
         </w:pict>
       </w:r>
     </w:p>
@@ -1388,7 +1388,7 @@
           <w14:ligatures w14:val="none"/>
         </w:rPr>
         <w:pict w14:anchorId="0823E3E7">
-          <v:rect id="_x0000_i1259" style="width:0;height:1.5pt" o:hralign="center" o:hrstd="t" o:hr="t" fillcolor="#a0a0a0" stroked="f"/>
+          <v:rect id="_x0000_i1027" style="width:0;height:1.5pt" o:hralign="center" o:hrstd="t" o:hr="t" fillcolor="#a0a0a0" stroked="f"/>
         </w:pict>
       </w:r>
     </w:p>
@@ -1556,7 +1556,7 @@
           <w14:ligatures w14:val="none"/>
         </w:rPr>
         <w:pict w14:anchorId="63EAD282">
-          <v:rect id="_x0000_i1260" style="width:0;height:1.5pt" o:hralign="center" o:hrstd="t" o:hr="t" fillcolor="#a0a0a0" stroked="f"/>
+          <v:rect id="_x0000_i1028" style="width:0;height:1.5pt" o:hralign="center" o:hrstd="t" o:hr="t" fillcolor="#a0a0a0" stroked="f"/>
         </w:pict>
       </w:r>
     </w:p>
@@ -1686,31 +1686,7 @@
           <w:lang w:eastAsia="en-IN"/>
           <w14:ligatures w14:val="none"/>
         </w:rPr>
-        <w:t xml:space="preserve"> by adjusting the </w:t>
-      </w:r>
-      <w:proofErr w:type="gramStart"/>
-      <w:r>
-        <w:rPr>
-          <w:rFonts w:ascii="Times New Roman" w:eastAsia="Times New Roman" w:hAnsi="Times New Roman" w:cs="Times New Roman"/>
-          <w:kern w:val="0"/>
-          <w:sz w:val="24"/>
-          <w:szCs w:val="24"/>
-          <w:lang w:eastAsia="en-IN"/>
-          <w14:ligatures w14:val="none"/>
-        </w:rPr>
-        <w:t>Red, Green, and Blue</w:t>
-      </w:r>
-      <w:proofErr w:type="gramEnd"/>
-      <w:r>
-        <w:rPr>
-          <w:rFonts w:ascii="Times New Roman" w:eastAsia="Times New Roman" w:hAnsi="Times New Roman" w:cs="Times New Roman"/>
-          <w:kern w:val="0"/>
-          <w:sz w:val="24"/>
-          <w:szCs w:val="24"/>
-          <w:lang w:eastAsia="en-IN"/>
-          <w14:ligatures w14:val="none"/>
-        </w:rPr>
-        <w:t xml:space="preserve"> brightness levels.</w:t>
+        <w:t xml:space="preserve"> by adjusting the Red, Green, and Blue brightness levels.</w:t>
       </w:r>
     </w:p>
     <w:p>
@@ -1811,7 +1787,7 @@
           <w14:ligatures w14:val="none"/>
         </w:rPr>
         <w:pict w14:anchorId="429AC1E6">
-          <v:rect id="_x0000_i1261" style="width:0;height:1.5pt" o:hralign="center" o:hrstd="t" o:hr="t" fillcolor="#a0a0a0" stroked="f"/>
+          <v:rect id="_x0000_i1029" style="width:0;height:1.5pt" o:hralign="center" o:hrstd="t" o:hr="t" fillcolor="#a0a0a0" stroked="f"/>
         </w:pict>
       </w:r>
     </w:p>
@@ -1842,6 +1818,6022 @@
           <w14:ligatures w14:val="none"/>
         </w:rPr>
         <w:t>6. Source Code</w:t>
+      </w:r>
+    </w:p>
+    <w:p>
+      <w:pPr>
+        <w:shd w:val="clear" w:color="auto" w:fill="FFFFFF"/>
+        <w:spacing w:after="0" w:line="285" w:lineRule="atLeast"/>
+        <w:rPr>
+          <w:rFonts w:ascii="Consolas" w:eastAsia="Times New Roman" w:hAnsi="Consolas" w:cs="Times New Roman"/>
+          <w:color w:val="4E5B61"/>
+          <w:kern w:val="0"/>
+          <w:sz w:val="21"/>
+          <w:szCs w:val="21"/>
+          <w:lang w:eastAsia="en-IN" w:bidi="hi-IN"/>
+          <w14:ligatures w14:val="none"/>
+        </w:rPr>
+      </w:pPr>
+      <w:r>
+        <w:rPr>
+          <w:rFonts w:ascii="Consolas" w:eastAsia="Times New Roman" w:hAnsi="Consolas" w:cs="Times New Roman"/>
+          <w:color w:val="728E00"/>
+          <w:kern w:val="0"/>
+          <w:sz w:val="21"/>
+          <w:szCs w:val="21"/>
+          <w:lang w:eastAsia="en-IN" w:bidi="hi-IN"/>
+          <w14:ligatures w14:val="none"/>
+        </w:rPr>
+        <w:t>#include</w:t>
+      </w:r>
+      <w:r>
+        <w:rPr>
+          <w:rFonts w:ascii="Consolas" w:eastAsia="Times New Roman" w:hAnsi="Consolas" w:cs="Times New Roman"/>
+          <w:color w:val="4E5B61"/>
+          <w:kern w:val="0"/>
+          <w:sz w:val="21"/>
+          <w:szCs w:val="21"/>
+          <w:lang w:eastAsia="en-IN" w:bidi="hi-IN"/>
+          <w14:ligatures w14:val="none"/>
+        </w:rPr>
+        <w:t xml:space="preserve"> </w:t>
+      </w:r>
+      <w:r>
+        <w:rPr>
+          <w:rFonts w:ascii="Consolas" w:eastAsia="Times New Roman" w:hAnsi="Consolas" w:cs="Times New Roman"/>
+          <w:color w:val="005C5F"/>
+          <w:kern w:val="0"/>
+          <w:sz w:val="21"/>
+          <w:szCs w:val="21"/>
+          <w:lang w:eastAsia="en-IN" w:bidi="hi-IN"/>
+          <w14:ligatures w14:val="none"/>
+        </w:rPr>
+        <w:t>&lt;</w:t>
+      </w:r>
+      <w:proofErr w:type="spellStart"/>
+      <w:r>
+        <w:rPr>
+          <w:rFonts w:ascii="Consolas" w:eastAsia="Times New Roman" w:hAnsi="Consolas" w:cs="Times New Roman"/>
+          <w:color w:val="005C5F"/>
+          <w:kern w:val="0"/>
+          <w:sz w:val="21"/>
+          <w:szCs w:val="21"/>
+          <w:lang w:eastAsia="en-IN" w:bidi="hi-IN"/>
+          <w14:ligatures w14:val="none"/>
+        </w:rPr>
+        <w:t>WiFi.h</w:t>
+      </w:r>
+      <w:proofErr w:type="spellEnd"/>
+      <w:r>
+        <w:rPr>
+          <w:rFonts w:ascii="Consolas" w:eastAsia="Times New Roman" w:hAnsi="Consolas" w:cs="Times New Roman"/>
+          <w:color w:val="005C5F"/>
+          <w:kern w:val="0"/>
+          <w:sz w:val="21"/>
+          <w:szCs w:val="21"/>
+          <w:lang w:eastAsia="en-IN" w:bidi="hi-IN"/>
+          <w14:ligatures w14:val="none"/>
+        </w:rPr>
+        <w:t>&gt;</w:t>
+      </w:r>
+    </w:p>
+    <w:p>
+      <w:pPr>
+        <w:shd w:val="clear" w:color="auto" w:fill="FFFFFF"/>
+        <w:spacing w:after="0" w:line="285" w:lineRule="atLeast"/>
+        <w:rPr>
+          <w:rFonts w:ascii="Consolas" w:eastAsia="Times New Roman" w:hAnsi="Consolas" w:cs="Times New Roman"/>
+          <w:color w:val="4E5B61"/>
+          <w:kern w:val="0"/>
+          <w:sz w:val="21"/>
+          <w:szCs w:val="21"/>
+          <w:lang w:eastAsia="en-IN" w:bidi="hi-IN"/>
+          <w14:ligatures w14:val="none"/>
+        </w:rPr>
+      </w:pPr>
+      <w:r>
+        <w:rPr>
+          <w:rFonts w:ascii="Consolas" w:eastAsia="Times New Roman" w:hAnsi="Consolas" w:cs="Times New Roman"/>
+          <w:color w:val="728E00"/>
+          <w:kern w:val="0"/>
+          <w:sz w:val="21"/>
+          <w:szCs w:val="21"/>
+          <w:lang w:eastAsia="en-IN" w:bidi="hi-IN"/>
+          <w14:ligatures w14:val="none"/>
+        </w:rPr>
+        <w:t>#include</w:t>
+      </w:r>
+      <w:r>
+        <w:rPr>
+          <w:rFonts w:ascii="Consolas" w:eastAsia="Times New Roman" w:hAnsi="Consolas" w:cs="Times New Roman"/>
+          <w:color w:val="4E5B61"/>
+          <w:kern w:val="0"/>
+          <w:sz w:val="21"/>
+          <w:szCs w:val="21"/>
+          <w:lang w:eastAsia="en-IN" w:bidi="hi-IN"/>
+          <w14:ligatures w14:val="none"/>
+        </w:rPr>
+        <w:t xml:space="preserve"> </w:t>
+      </w:r>
+      <w:r>
+        <w:rPr>
+          <w:rFonts w:ascii="Consolas" w:eastAsia="Times New Roman" w:hAnsi="Consolas" w:cs="Times New Roman"/>
+          <w:color w:val="005C5F"/>
+          <w:kern w:val="0"/>
+          <w:sz w:val="21"/>
+          <w:szCs w:val="21"/>
+          <w:lang w:eastAsia="en-IN" w:bidi="hi-IN"/>
+          <w14:ligatures w14:val="none"/>
+        </w:rPr>
+        <w:t>&lt;</w:t>
+      </w:r>
+      <w:proofErr w:type="spellStart"/>
+      <w:r>
+        <w:rPr>
+          <w:rFonts w:ascii="Consolas" w:eastAsia="Times New Roman" w:hAnsi="Consolas" w:cs="Times New Roman"/>
+          <w:color w:val="005C5F"/>
+          <w:kern w:val="0"/>
+          <w:sz w:val="21"/>
+          <w:szCs w:val="21"/>
+          <w:lang w:eastAsia="en-IN" w:bidi="hi-IN"/>
+          <w14:ligatures w14:val="none"/>
+        </w:rPr>
+        <w:t>WebServer.h</w:t>
+      </w:r>
+      <w:proofErr w:type="spellEnd"/>
+      <w:r>
+        <w:rPr>
+          <w:rFonts w:ascii="Consolas" w:eastAsia="Times New Roman" w:hAnsi="Consolas" w:cs="Times New Roman"/>
+          <w:color w:val="005C5F"/>
+          <w:kern w:val="0"/>
+          <w:sz w:val="21"/>
+          <w:szCs w:val="21"/>
+          <w:lang w:eastAsia="en-IN" w:bidi="hi-IN"/>
+          <w14:ligatures w14:val="none"/>
+        </w:rPr>
+        <w:t>&gt;</w:t>
+      </w:r>
+    </w:p>
+    <w:p>
+      <w:pPr>
+        <w:shd w:val="clear" w:color="auto" w:fill="FFFFFF"/>
+        <w:spacing w:after="0" w:line="285" w:lineRule="atLeast"/>
+        <w:rPr>
+          <w:rFonts w:ascii="Consolas" w:eastAsia="Times New Roman" w:hAnsi="Consolas" w:cs="Times New Roman"/>
+          <w:color w:val="4E5B61"/>
+          <w:kern w:val="0"/>
+          <w:sz w:val="21"/>
+          <w:szCs w:val="21"/>
+          <w:lang w:eastAsia="en-IN" w:bidi="hi-IN"/>
+          <w14:ligatures w14:val="none"/>
+        </w:rPr>
+      </w:pPr>
+    </w:p>
+    <w:p>
+      <w:pPr>
+        <w:shd w:val="clear" w:color="auto" w:fill="FFFFFF"/>
+        <w:spacing w:after="0" w:line="285" w:lineRule="atLeast"/>
+        <w:rPr>
+          <w:rFonts w:ascii="Consolas" w:eastAsia="Times New Roman" w:hAnsi="Consolas" w:cs="Times New Roman"/>
+          <w:color w:val="4E5B61"/>
+          <w:kern w:val="0"/>
+          <w:sz w:val="21"/>
+          <w:szCs w:val="21"/>
+          <w:lang w:eastAsia="en-IN" w:bidi="hi-IN"/>
+          <w14:ligatures w14:val="none"/>
+        </w:rPr>
+      </w:pPr>
+      <w:r>
+        <w:rPr>
+          <w:rFonts w:ascii="Consolas" w:eastAsia="Times New Roman" w:hAnsi="Consolas" w:cs="Times New Roman"/>
+          <w:color w:val="95A5A6"/>
+          <w:kern w:val="0"/>
+          <w:sz w:val="21"/>
+          <w:szCs w:val="21"/>
+          <w:lang w:eastAsia="en-IN" w:bidi="hi-IN"/>
+          <w14:ligatures w14:val="none"/>
+        </w:rPr>
+        <w:t>// Wi-Fi Credentials</w:t>
+      </w:r>
+    </w:p>
+    <w:p>
+      <w:pPr>
+        <w:shd w:val="clear" w:color="auto" w:fill="FFFFFF"/>
+        <w:spacing w:after="0" w:line="285" w:lineRule="atLeast"/>
+        <w:rPr>
+          <w:rFonts w:ascii="Consolas" w:eastAsia="Times New Roman" w:hAnsi="Consolas" w:cs="Times New Roman"/>
+          <w:color w:val="4E5B61"/>
+          <w:kern w:val="0"/>
+          <w:sz w:val="21"/>
+          <w:szCs w:val="21"/>
+          <w:lang w:eastAsia="en-IN" w:bidi="hi-IN"/>
+          <w14:ligatures w14:val="none"/>
+        </w:rPr>
+      </w:pPr>
+      <w:proofErr w:type="spellStart"/>
+      <w:r>
+        <w:rPr>
+          <w:rFonts w:ascii="Consolas" w:eastAsia="Times New Roman" w:hAnsi="Consolas" w:cs="Times New Roman"/>
+          <w:color w:val="00979D"/>
+          <w:kern w:val="0"/>
+          <w:sz w:val="21"/>
+          <w:szCs w:val="21"/>
+          <w:lang w:eastAsia="en-IN" w:bidi="hi-IN"/>
+          <w14:ligatures w14:val="none"/>
+        </w:rPr>
+        <w:t>const</w:t>
+      </w:r>
+      <w:proofErr w:type="spellEnd"/>
+      <w:r>
+        <w:rPr>
+          <w:rFonts w:ascii="Consolas" w:eastAsia="Times New Roman" w:hAnsi="Consolas" w:cs="Times New Roman"/>
+          <w:color w:val="4E5B61"/>
+          <w:kern w:val="0"/>
+          <w:sz w:val="21"/>
+          <w:szCs w:val="21"/>
+          <w:lang w:eastAsia="en-IN" w:bidi="hi-IN"/>
+          <w14:ligatures w14:val="none"/>
+        </w:rPr>
+        <w:t xml:space="preserve"> </w:t>
+      </w:r>
+      <w:r>
+        <w:rPr>
+          <w:rFonts w:ascii="Consolas" w:eastAsia="Times New Roman" w:hAnsi="Consolas" w:cs="Times New Roman"/>
+          <w:color w:val="00979D"/>
+          <w:kern w:val="0"/>
+          <w:sz w:val="21"/>
+          <w:szCs w:val="21"/>
+          <w:lang w:eastAsia="en-IN" w:bidi="hi-IN"/>
+          <w14:ligatures w14:val="none"/>
+        </w:rPr>
+        <w:t>char</w:t>
+      </w:r>
+      <w:r>
+        <w:rPr>
+          <w:rFonts w:ascii="Consolas" w:eastAsia="Times New Roman" w:hAnsi="Consolas" w:cs="Times New Roman"/>
+          <w:color w:val="4E5B61"/>
+          <w:kern w:val="0"/>
+          <w:sz w:val="21"/>
+          <w:szCs w:val="21"/>
+          <w:lang w:eastAsia="en-IN" w:bidi="hi-IN"/>
+          <w14:ligatures w14:val="none"/>
+        </w:rPr>
+        <w:t xml:space="preserve">* </w:t>
+      </w:r>
+      <w:proofErr w:type="spellStart"/>
+      <w:r>
+        <w:rPr>
+          <w:rFonts w:ascii="Consolas" w:eastAsia="Times New Roman" w:hAnsi="Consolas" w:cs="Times New Roman"/>
+          <w:color w:val="4E5B61"/>
+          <w:kern w:val="0"/>
+          <w:sz w:val="21"/>
+          <w:szCs w:val="21"/>
+          <w:lang w:eastAsia="en-IN" w:bidi="hi-IN"/>
+          <w14:ligatures w14:val="none"/>
+        </w:rPr>
+        <w:t>ssid</w:t>
+      </w:r>
+      <w:proofErr w:type="spellEnd"/>
+      <w:r>
+        <w:rPr>
+          <w:rFonts w:ascii="Consolas" w:eastAsia="Times New Roman" w:hAnsi="Consolas" w:cs="Times New Roman"/>
+          <w:color w:val="4E5B61"/>
+          <w:kern w:val="0"/>
+          <w:sz w:val="21"/>
+          <w:szCs w:val="21"/>
+          <w:lang w:eastAsia="en-IN" w:bidi="hi-IN"/>
+          <w14:ligatures w14:val="none"/>
+        </w:rPr>
+        <w:t xml:space="preserve"> = </w:t>
+      </w:r>
+      <w:r>
+        <w:rPr>
+          <w:rFonts w:ascii="Consolas" w:eastAsia="Times New Roman" w:hAnsi="Consolas" w:cs="Times New Roman"/>
+          <w:color w:val="005C5F"/>
+          <w:kern w:val="0"/>
+          <w:sz w:val="21"/>
+          <w:szCs w:val="21"/>
+          <w:lang w:eastAsia="en-IN" w:bidi="hi-IN"/>
+          <w14:ligatures w14:val="none"/>
+        </w:rPr>
+        <w:t>"NSUT_WIFI"</w:t>
+      </w:r>
+      <w:r>
+        <w:rPr>
+          <w:rFonts w:ascii="Consolas" w:eastAsia="Times New Roman" w:hAnsi="Consolas" w:cs="Times New Roman"/>
+          <w:color w:val="4E5B61"/>
+          <w:kern w:val="0"/>
+          <w:sz w:val="21"/>
+          <w:szCs w:val="21"/>
+          <w:lang w:eastAsia="en-IN" w:bidi="hi-IN"/>
+          <w14:ligatures w14:val="none"/>
+        </w:rPr>
+        <w:t>;</w:t>
+      </w:r>
+    </w:p>
+    <w:p>
+      <w:pPr>
+        <w:shd w:val="clear" w:color="auto" w:fill="FFFFFF"/>
+        <w:spacing w:after="0" w:line="285" w:lineRule="atLeast"/>
+        <w:rPr>
+          <w:rFonts w:ascii="Consolas" w:eastAsia="Times New Roman" w:hAnsi="Consolas" w:cs="Times New Roman"/>
+          <w:color w:val="4E5B61"/>
+          <w:kern w:val="0"/>
+          <w:sz w:val="21"/>
+          <w:szCs w:val="21"/>
+          <w:lang w:eastAsia="en-IN" w:bidi="hi-IN"/>
+          <w14:ligatures w14:val="none"/>
+        </w:rPr>
+      </w:pPr>
+      <w:proofErr w:type="spellStart"/>
+      <w:r>
+        <w:rPr>
+          <w:rFonts w:ascii="Consolas" w:eastAsia="Times New Roman" w:hAnsi="Consolas" w:cs="Times New Roman"/>
+          <w:color w:val="00979D"/>
+          <w:kern w:val="0"/>
+          <w:sz w:val="21"/>
+          <w:szCs w:val="21"/>
+          <w:lang w:eastAsia="en-IN" w:bidi="hi-IN"/>
+          <w14:ligatures w14:val="none"/>
+        </w:rPr>
+        <w:t>const</w:t>
+      </w:r>
+      <w:proofErr w:type="spellEnd"/>
+      <w:r>
+        <w:rPr>
+          <w:rFonts w:ascii="Consolas" w:eastAsia="Times New Roman" w:hAnsi="Consolas" w:cs="Times New Roman"/>
+          <w:color w:val="4E5B61"/>
+          <w:kern w:val="0"/>
+          <w:sz w:val="21"/>
+          <w:szCs w:val="21"/>
+          <w:lang w:eastAsia="en-IN" w:bidi="hi-IN"/>
+          <w14:ligatures w14:val="none"/>
+        </w:rPr>
+        <w:t xml:space="preserve"> </w:t>
+      </w:r>
+      <w:r>
+        <w:rPr>
+          <w:rFonts w:ascii="Consolas" w:eastAsia="Times New Roman" w:hAnsi="Consolas" w:cs="Times New Roman"/>
+          <w:color w:val="00979D"/>
+          <w:kern w:val="0"/>
+          <w:sz w:val="21"/>
+          <w:szCs w:val="21"/>
+          <w:lang w:eastAsia="en-IN" w:bidi="hi-IN"/>
+          <w14:ligatures w14:val="none"/>
+        </w:rPr>
+        <w:t>char</w:t>
+      </w:r>
+      <w:r>
+        <w:rPr>
+          <w:rFonts w:ascii="Consolas" w:eastAsia="Times New Roman" w:hAnsi="Consolas" w:cs="Times New Roman"/>
+          <w:color w:val="4E5B61"/>
+          <w:kern w:val="0"/>
+          <w:sz w:val="21"/>
+          <w:szCs w:val="21"/>
+          <w:lang w:eastAsia="en-IN" w:bidi="hi-IN"/>
+          <w14:ligatures w14:val="none"/>
+        </w:rPr>
+        <w:t xml:space="preserve">* password = </w:t>
+      </w:r>
+      <w:r>
+        <w:rPr>
+          <w:rFonts w:ascii="Consolas" w:eastAsia="Times New Roman" w:hAnsi="Consolas" w:cs="Times New Roman"/>
+          <w:color w:val="005C5F"/>
+          <w:kern w:val="0"/>
+          <w:sz w:val="21"/>
+          <w:szCs w:val="21"/>
+          <w:lang w:eastAsia="en-IN" w:bidi="hi-IN"/>
+          <w14:ligatures w14:val="none"/>
+        </w:rPr>
+        <w:t>""</w:t>
+      </w:r>
+      <w:r>
+        <w:rPr>
+          <w:rFonts w:ascii="Consolas" w:eastAsia="Times New Roman" w:hAnsi="Consolas" w:cs="Times New Roman"/>
+          <w:color w:val="4E5B61"/>
+          <w:kern w:val="0"/>
+          <w:sz w:val="21"/>
+          <w:szCs w:val="21"/>
+          <w:lang w:eastAsia="en-IN" w:bidi="hi-IN"/>
+          <w14:ligatures w14:val="none"/>
+        </w:rPr>
+        <w:t>;</w:t>
+      </w:r>
+    </w:p>
+    <w:p>
+      <w:pPr>
+        <w:shd w:val="clear" w:color="auto" w:fill="FFFFFF"/>
+        <w:spacing w:after="0" w:line="285" w:lineRule="atLeast"/>
+        <w:rPr>
+          <w:rFonts w:ascii="Consolas" w:eastAsia="Times New Roman" w:hAnsi="Consolas" w:cs="Times New Roman"/>
+          <w:color w:val="4E5B61"/>
+          <w:kern w:val="0"/>
+          <w:sz w:val="21"/>
+          <w:szCs w:val="21"/>
+          <w:lang w:eastAsia="en-IN" w:bidi="hi-IN"/>
+          <w14:ligatures w14:val="none"/>
+        </w:rPr>
+      </w:pPr>
+    </w:p>
+    <w:p>
+      <w:pPr>
+        <w:shd w:val="clear" w:color="auto" w:fill="FFFFFF"/>
+        <w:spacing w:after="0" w:line="285" w:lineRule="atLeast"/>
+        <w:rPr>
+          <w:rFonts w:ascii="Consolas" w:eastAsia="Times New Roman" w:hAnsi="Consolas" w:cs="Times New Roman"/>
+          <w:color w:val="4E5B61"/>
+          <w:kern w:val="0"/>
+          <w:sz w:val="21"/>
+          <w:szCs w:val="21"/>
+          <w:lang w:eastAsia="en-IN" w:bidi="hi-IN"/>
+          <w14:ligatures w14:val="none"/>
+        </w:rPr>
+      </w:pPr>
+      <w:proofErr w:type="spellStart"/>
+      <w:r>
+        <w:rPr>
+          <w:rFonts w:ascii="Consolas" w:eastAsia="Times New Roman" w:hAnsi="Consolas" w:cs="Times New Roman"/>
+          <w:color w:val="4E5B61"/>
+          <w:kern w:val="0"/>
+          <w:sz w:val="21"/>
+          <w:szCs w:val="21"/>
+          <w:lang w:eastAsia="en-IN" w:bidi="hi-IN"/>
+          <w14:ligatures w14:val="none"/>
+        </w:rPr>
+        <w:t>WebServer</w:t>
+      </w:r>
+      <w:proofErr w:type="spellEnd"/>
+      <w:r>
+        <w:rPr>
+          <w:rFonts w:ascii="Consolas" w:eastAsia="Times New Roman" w:hAnsi="Consolas" w:cs="Times New Roman"/>
+          <w:color w:val="4E5B61"/>
+          <w:kern w:val="0"/>
+          <w:sz w:val="21"/>
+          <w:szCs w:val="21"/>
+          <w:lang w:eastAsia="en-IN" w:bidi="hi-IN"/>
+          <w14:ligatures w14:val="none"/>
+        </w:rPr>
+        <w:t xml:space="preserve"> </w:t>
+      </w:r>
+      <w:r>
+        <w:rPr>
+          <w:rFonts w:ascii="Consolas" w:eastAsia="Times New Roman" w:hAnsi="Consolas" w:cs="Times New Roman"/>
+          <w:color w:val="D35400"/>
+          <w:kern w:val="0"/>
+          <w:sz w:val="21"/>
+          <w:szCs w:val="21"/>
+          <w:lang w:eastAsia="en-IN" w:bidi="hi-IN"/>
+          <w14:ligatures w14:val="none"/>
+        </w:rPr>
+        <w:t>server</w:t>
+      </w:r>
+      <w:r>
+        <w:rPr>
+          <w:rFonts w:ascii="Consolas" w:eastAsia="Times New Roman" w:hAnsi="Consolas" w:cs="Times New Roman"/>
+          <w:color w:val="434F54"/>
+          <w:kern w:val="0"/>
+          <w:sz w:val="21"/>
+          <w:szCs w:val="21"/>
+          <w:lang w:eastAsia="en-IN" w:bidi="hi-IN"/>
+          <w14:ligatures w14:val="none"/>
+        </w:rPr>
+        <w:t>(</w:t>
+      </w:r>
+      <w:r>
+        <w:rPr>
+          <w:rFonts w:ascii="Consolas" w:eastAsia="Times New Roman" w:hAnsi="Consolas" w:cs="Times New Roman"/>
+          <w:color w:val="005C5F"/>
+          <w:kern w:val="0"/>
+          <w:sz w:val="21"/>
+          <w:szCs w:val="21"/>
+          <w:lang w:eastAsia="en-IN" w:bidi="hi-IN"/>
+          <w14:ligatures w14:val="none"/>
+        </w:rPr>
+        <w:t>80</w:t>
+      </w:r>
+      <w:r>
+        <w:rPr>
+          <w:rFonts w:ascii="Consolas" w:eastAsia="Times New Roman" w:hAnsi="Consolas" w:cs="Times New Roman"/>
+          <w:color w:val="434F54"/>
+          <w:kern w:val="0"/>
+          <w:sz w:val="21"/>
+          <w:szCs w:val="21"/>
+          <w:lang w:eastAsia="en-IN" w:bidi="hi-IN"/>
+          <w14:ligatures w14:val="none"/>
+        </w:rPr>
+        <w:t>)</w:t>
+      </w:r>
+      <w:r>
+        <w:rPr>
+          <w:rFonts w:ascii="Consolas" w:eastAsia="Times New Roman" w:hAnsi="Consolas" w:cs="Times New Roman"/>
+          <w:color w:val="4E5B61"/>
+          <w:kern w:val="0"/>
+          <w:sz w:val="21"/>
+          <w:szCs w:val="21"/>
+          <w:lang w:eastAsia="en-IN" w:bidi="hi-IN"/>
+          <w14:ligatures w14:val="none"/>
+        </w:rPr>
+        <w:t>;</w:t>
+      </w:r>
+    </w:p>
+    <w:p>
+      <w:pPr>
+        <w:shd w:val="clear" w:color="auto" w:fill="FFFFFF"/>
+        <w:spacing w:after="0" w:line="285" w:lineRule="atLeast"/>
+        <w:rPr>
+          <w:rFonts w:ascii="Consolas" w:eastAsia="Times New Roman" w:hAnsi="Consolas" w:cs="Times New Roman"/>
+          <w:color w:val="4E5B61"/>
+          <w:kern w:val="0"/>
+          <w:sz w:val="21"/>
+          <w:szCs w:val="21"/>
+          <w:lang w:eastAsia="en-IN" w:bidi="hi-IN"/>
+          <w14:ligatures w14:val="none"/>
+        </w:rPr>
+      </w:pPr>
+    </w:p>
+    <w:p>
+      <w:pPr>
+        <w:shd w:val="clear" w:color="auto" w:fill="FFFFFF"/>
+        <w:spacing w:after="0" w:line="285" w:lineRule="atLeast"/>
+        <w:rPr>
+          <w:rFonts w:ascii="Consolas" w:eastAsia="Times New Roman" w:hAnsi="Consolas" w:cs="Times New Roman"/>
+          <w:color w:val="4E5B61"/>
+          <w:kern w:val="0"/>
+          <w:sz w:val="21"/>
+          <w:szCs w:val="21"/>
+          <w:lang w:eastAsia="en-IN" w:bidi="hi-IN"/>
+          <w14:ligatures w14:val="none"/>
+        </w:rPr>
+      </w:pPr>
+      <w:r>
+        <w:rPr>
+          <w:rFonts w:ascii="Consolas" w:eastAsia="Times New Roman" w:hAnsi="Consolas" w:cs="Times New Roman"/>
+          <w:color w:val="95A5A6"/>
+          <w:kern w:val="0"/>
+          <w:sz w:val="21"/>
+          <w:szCs w:val="21"/>
+          <w:lang w:eastAsia="en-IN" w:bidi="hi-IN"/>
+          <w14:ligatures w14:val="none"/>
+        </w:rPr>
+        <w:t>// Pin Definitions</w:t>
+      </w:r>
+    </w:p>
+    <w:p>
+      <w:pPr>
+        <w:shd w:val="clear" w:color="auto" w:fill="FFFFFF"/>
+        <w:spacing w:after="0" w:line="285" w:lineRule="atLeast"/>
+        <w:rPr>
+          <w:rFonts w:ascii="Consolas" w:eastAsia="Times New Roman" w:hAnsi="Consolas" w:cs="Times New Roman"/>
+          <w:color w:val="4E5B61"/>
+          <w:kern w:val="0"/>
+          <w:sz w:val="21"/>
+          <w:szCs w:val="21"/>
+          <w:lang w:eastAsia="en-IN" w:bidi="hi-IN"/>
+          <w14:ligatures w14:val="none"/>
+        </w:rPr>
+      </w:pPr>
+      <w:proofErr w:type="spellStart"/>
+      <w:r>
+        <w:rPr>
+          <w:rFonts w:ascii="Consolas" w:eastAsia="Times New Roman" w:hAnsi="Consolas" w:cs="Times New Roman"/>
+          <w:color w:val="00979D"/>
+          <w:kern w:val="0"/>
+          <w:sz w:val="21"/>
+          <w:szCs w:val="21"/>
+          <w:lang w:eastAsia="en-IN" w:bidi="hi-IN"/>
+          <w14:ligatures w14:val="none"/>
+        </w:rPr>
+        <w:t>const</w:t>
+      </w:r>
+      <w:proofErr w:type="spellEnd"/>
+      <w:r>
+        <w:rPr>
+          <w:rFonts w:ascii="Consolas" w:eastAsia="Times New Roman" w:hAnsi="Consolas" w:cs="Times New Roman"/>
+          <w:color w:val="4E5B61"/>
+          <w:kern w:val="0"/>
+          <w:sz w:val="21"/>
+          <w:szCs w:val="21"/>
+          <w:lang w:eastAsia="en-IN" w:bidi="hi-IN"/>
+          <w14:ligatures w14:val="none"/>
+        </w:rPr>
+        <w:t xml:space="preserve"> </w:t>
+      </w:r>
+      <w:r>
+        <w:rPr>
+          <w:rFonts w:ascii="Consolas" w:eastAsia="Times New Roman" w:hAnsi="Consolas" w:cs="Times New Roman"/>
+          <w:color w:val="00979D"/>
+          <w:kern w:val="0"/>
+          <w:sz w:val="21"/>
+          <w:szCs w:val="21"/>
+          <w:lang w:eastAsia="en-IN" w:bidi="hi-IN"/>
+          <w14:ligatures w14:val="none"/>
+        </w:rPr>
+        <w:t>int</w:t>
+      </w:r>
+      <w:r>
+        <w:rPr>
+          <w:rFonts w:ascii="Consolas" w:eastAsia="Times New Roman" w:hAnsi="Consolas" w:cs="Times New Roman"/>
+          <w:color w:val="4E5B61"/>
+          <w:kern w:val="0"/>
+          <w:sz w:val="21"/>
+          <w:szCs w:val="21"/>
+          <w:lang w:eastAsia="en-IN" w:bidi="hi-IN"/>
+          <w14:ligatures w14:val="none"/>
+        </w:rPr>
+        <w:t xml:space="preserve"> LDR_DIGITAL_PIN = </w:t>
+      </w:r>
+      <w:r>
+        <w:rPr>
+          <w:rFonts w:ascii="Consolas" w:eastAsia="Times New Roman" w:hAnsi="Consolas" w:cs="Times New Roman"/>
+          <w:color w:val="005C5F"/>
+          <w:kern w:val="0"/>
+          <w:sz w:val="21"/>
+          <w:szCs w:val="21"/>
+          <w:lang w:eastAsia="en-IN" w:bidi="hi-IN"/>
+          <w14:ligatures w14:val="none"/>
+        </w:rPr>
+        <w:t>34</w:t>
+      </w:r>
+      <w:r>
+        <w:rPr>
+          <w:rFonts w:ascii="Consolas" w:eastAsia="Times New Roman" w:hAnsi="Consolas" w:cs="Times New Roman"/>
+          <w:color w:val="4E5B61"/>
+          <w:kern w:val="0"/>
+          <w:sz w:val="21"/>
+          <w:szCs w:val="21"/>
+          <w:lang w:eastAsia="en-IN" w:bidi="hi-IN"/>
+          <w14:ligatures w14:val="none"/>
+        </w:rPr>
+        <w:t>;</w:t>
+      </w:r>
+      <w:r>
+        <w:rPr>
+          <w:rFonts w:ascii="Consolas" w:eastAsia="Times New Roman" w:hAnsi="Consolas" w:cs="Times New Roman"/>
+          <w:color w:val="95A5A6"/>
+          <w:kern w:val="0"/>
+          <w:sz w:val="21"/>
+          <w:szCs w:val="21"/>
+          <w:lang w:eastAsia="en-IN" w:bidi="hi-IN"/>
+          <w14:ligatures w14:val="none"/>
+        </w:rPr>
+        <w:t xml:space="preserve"> // Connected to 'OUT' pin on your module</w:t>
+      </w:r>
+    </w:p>
+    <w:p>
+      <w:pPr>
+        <w:shd w:val="clear" w:color="auto" w:fill="FFFFFF"/>
+        <w:spacing w:after="0" w:line="285" w:lineRule="atLeast"/>
+        <w:rPr>
+          <w:rFonts w:ascii="Consolas" w:eastAsia="Times New Roman" w:hAnsi="Consolas" w:cs="Times New Roman"/>
+          <w:color w:val="4E5B61"/>
+          <w:kern w:val="0"/>
+          <w:sz w:val="21"/>
+          <w:szCs w:val="21"/>
+          <w:lang w:eastAsia="en-IN" w:bidi="hi-IN"/>
+          <w14:ligatures w14:val="none"/>
+        </w:rPr>
+      </w:pPr>
+      <w:proofErr w:type="spellStart"/>
+      <w:r>
+        <w:rPr>
+          <w:rFonts w:ascii="Consolas" w:eastAsia="Times New Roman" w:hAnsi="Consolas" w:cs="Times New Roman"/>
+          <w:color w:val="00979D"/>
+          <w:kern w:val="0"/>
+          <w:sz w:val="21"/>
+          <w:szCs w:val="21"/>
+          <w:lang w:eastAsia="en-IN" w:bidi="hi-IN"/>
+          <w14:ligatures w14:val="none"/>
+        </w:rPr>
+        <w:t>const</w:t>
+      </w:r>
+      <w:proofErr w:type="spellEnd"/>
+      <w:r>
+        <w:rPr>
+          <w:rFonts w:ascii="Consolas" w:eastAsia="Times New Roman" w:hAnsi="Consolas" w:cs="Times New Roman"/>
+          <w:color w:val="4E5B61"/>
+          <w:kern w:val="0"/>
+          <w:sz w:val="21"/>
+          <w:szCs w:val="21"/>
+          <w:lang w:eastAsia="en-IN" w:bidi="hi-IN"/>
+          <w14:ligatures w14:val="none"/>
+        </w:rPr>
+        <w:t xml:space="preserve"> </w:t>
+      </w:r>
+      <w:r>
+        <w:rPr>
+          <w:rFonts w:ascii="Consolas" w:eastAsia="Times New Roman" w:hAnsi="Consolas" w:cs="Times New Roman"/>
+          <w:color w:val="00979D"/>
+          <w:kern w:val="0"/>
+          <w:sz w:val="21"/>
+          <w:szCs w:val="21"/>
+          <w:lang w:eastAsia="en-IN" w:bidi="hi-IN"/>
+          <w14:ligatures w14:val="none"/>
+        </w:rPr>
+        <w:t>int</w:t>
+      </w:r>
+      <w:r>
+        <w:rPr>
+          <w:rFonts w:ascii="Consolas" w:eastAsia="Times New Roman" w:hAnsi="Consolas" w:cs="Times New Roman"/>
+          <w:color w:val="4E5B61"/>
+          <w:kern w:val="0"/>
+          <w:sz w:val="21"/>
+          <w:szCs w:val="21"/>
+          <w:lang w:eastAsia="en-IN" w:bidi="hi-IN"/>
+          <w14:ligatures w14:val="none"/>
+        </w:rPr>
+        <w:t xml:space="preserve"> RED_PIN = </w:t>
+      </w:r>
+      <w:r>
+        <w:rPr>
+          <w:rFonts w:ascii="Consolas" w:eastAsia="Times New Roman" w:hAnsi="Consolas" w:cs="Times New Roman"/>
+          <w:color w:val="005C5F"/>
+          <w:kern w:val="0"/>
+          <w:sz w:val="21"/>
+          <w:szCs w:val="21"/>
+          <w:lang w:eastAsia="en-IN" w:bidi="hi-IN"/>
+          <w14:ligatures w14:val="none"/>
+        </w:rPr>
+        <w:t>25</w:t>
+      </w:r>
+      <w:r>
+        <w:rPr>
+          <w:rFonts w:ascii="Consolas" w:eastAsia="Times New Roman" w:hAnsi="Consolas" w:cs="Times New Roman"/>
+          <w:color w:val="4E5B61"/>
+          <w:kern w:val="0"/>
+          <w:sz w:val="21"/>
+          <w:szCs w:val="21"/>
+          <w:lang w:eastAsia="en-IN" w:bidi="hi-IN"/>
+          <w14:ligatures w14:val="none"/>
+        </w:rPr>
+        <w:t>;</w:t>
+      </w:r>
+      <w:r>
+        <w:rPr>
+          <w:rFonts w:ascii="Consolas" w:eastAsia="Times New Roman" w:hAnsi="Consolas" w:cs="Times New Roman"/>
+          <w:color w:val="95A5A6"/>
+          <w:kern w:val="0"/>
+          <w:sz w:val="21"/>
+          <w:szCs w:val="21"/>
+          <w:lang w:eastAsia="en-IN" w:bidi="hi-IN"/>
+          <w14:ligatures w14:val="none"/>
+        </w:rPr>
+        <w:t xml:space="preserve">         // RGB Module Red</w:t>
+      </w:r>
+    </w:p>
+    <w:p>
+      <w:pPr>
+        <w:shd w:val="clear" w:color="auto" w:fill="FFFFFF"/>
+        <w:spacing w:after="0" w:line="285" w:lineRule="atLeast"/>
+        <w:rPr>
+          <w:rFonts w:ascii="Consolas" w:eastAsia="Times New Roman" w:hAnsi="Consolas" w:cs="Times New Roman"/>
+          <w:color w:val="4E5B61"/>
+          <w:kern w:val="0"/>
+          <w:sz w:val="21"/>
+          <w:szCs w:val="21"/>
+          <w:lang w:eastAsia="en-IN" w:bidi="hi-IN"/>
+          <w14:ligatures w14:val="none"/>
+        </w:rPr>
+      </w:pPr>
+      <w:proofErr w:type="spellStart"/>
+      <w:r>
+        <w:rPr>
+          <w:rFonts w:ascii="Consolas" w:eastAsia="Times New Roman" w:hAnsi="Consolas" w:cs="Times New Roman"/>
+          <w:color w:val="00979D"/>
+          <w:kern w:val="0"/>
+          <w:sz w:val="21"/>
+          <w:szCs w:val="21"/>
+          <w:lang w:eastAsia="en-IN" w:bidi="hi-IN"/>
+          <w14:ligatures w14:val="none"/>
+        </w:rPr>
+        <w:t>const</w:t>
+      </w:r>
+      <w:proofErr w:type="spellEnd"/>
+      <w:r>
+        <w:rPr>
+          <w:rFonts w:ascii="Consolas" w:eastAsia="Times New Roman" w:hAnsi="Consolas" w:cs="Times New Roman"/>
+          <w:color w:val="4E5B61"/>
+          <w:kern w:val="0"/>
+          <w:sz w:val="21"/>
+          <w:szCs w:val="21"/>
+          <w:lang w:eastAsia="en-IN" w:bidi="hi-IN"/>
+          <w14:ligatures w14:val="none"/>
+        </w:rPr>
+        <w:t xml:space="preserve"> </w:t>
+      </w:r>
+      <w:r>
+        <w:rPr>
+          <w:rFonts w:ascii="Consolas" w:eastAsia="Times New Roman" w:hAnsi="Consolas" w:cs="Times New Roman"/>
+          <w:color w:val="00979D"/>
+          <w:kern w:val="0"/>
+          <w:sz w:val="21"/>
+          <w:szCs w:val="21"/>
+          <w:lang w:eastAsia="en-IN" w:bidi="hi-IN"/>
+          <w14:ligatures w14:val="none"/>
+        </w:rPr>
+        <w:t>int</w:t>
+      </w:r>
+      <w:r>
+        <w:rPr>
+          <w:rFonts w:ascii="Consolas" w:eastAsia="Times New Roman" w:hAnsi="Consolas" w:cs="Times New Roman"/>
+          <w:color w:val="4E5B61"/>
+          <w:kern w:val="0"/>
+          <w:sz w:val="21"/>
+          <w:szCs w:val="21"/>
+          <w:lang w:eastAsia="en-IN" w:bidi="hi-IN"/>
+          <w14:ligatures w14:val="none"/>
+        </w:rPr>
+        <w:t xml:space="preserve"> GREEN_PIN = </w:t>
+      </w:r>
+      <w:r>
+        <w:rPr>
+          <w:rFonts w:ascii="Consolas" w:eastAsia="Times New Roman" w:hAnsi="Consolas" w:cs="Times New Roman"/>
+          <w:color w:val="005C5F"/>
+          <w:kern w:val="0"/>
+          <w:sz w:val="21"/>
+          <w:szCs w:val="21"/>
+          <w:lang w:eastAsia="en-IN" w:bidi="hi-IN"/>
+          <w14:ligatures w14:val="none"/>
+        </w:rPr>
+        <w:t>26</w:t>
+      </w:r>
+      <w:r>
+        <w:rPr>
+          <w:rFonts w:ascii="Consolas" w:eastAsia="Times New Roman" w:hAnsi="Consolas" w:cs="Times New Roman"/>
+          <w:color w:val="4E5B61"/>
+          <w:kern w:val="0"/>
+          <w:sz w:val="21"/>
+          <w:szCs w:val="21"/>
+          <w:lang w:eastAsia="en-IN" w:bidi="hi-IN"/>
+          <w14:ligatures w14:val="none"/>
+        </w:rPr>
+        <w:t>;</w:t>
+      </w:r>
+      <w:r>
+        <w:rPr>
+          <w:rFonts w:ascii="Consolas" w:eastAsia="Times New Roman" w:hAnsi="Consolas" w:cs="Times New Roman"/>
+          <w:color w:val="95A5A6"/>
+          <w:kern w:val="0"/>
+          <w:sz w:val="21"/>
+          <w:szCs w:val="21"/>
+          <w:lang w:eastAsia="en-IN" w:bidi="hi-IN"/>
+          <w14:ligatures w14:val="none"/>
+        </w:rPr>
+        <w:t xml:space="preserve">       // RGB Module Green</w:t>
+      </w:r>
+    </w:p>
+    <w:p>
+      <w:pPr>
+        <w:shd w:val="clear" w:color="auto" w:fill="FFFFFF"/>
+        <w:spacing w:after="0" w:line="285" w:lineRule="atLeast"/>
+        <w:rPr>
+          <w:rFonts w:ascii="Consolas" w:eastAsia="Times New Roman" w:hAnsi="Consolas" w:cs="Times New Roman"/>
+          <w:color w:val="4E5B61"/>
+          <w:kern w:val="0"/>
+          <w:sz w:val="21"/>
+          <w:szCs w:val="21"/>
+          <w:lang w:eastAsia="en-IN" w:bidi="hi-IN"/>
+          <w14:ligatures w14:val="none"/>
+        </w:rPr>
+      </w:pPr>
+      <w:proofErr w:type="spellStart"/>
+      <w:r>
+        <w:rPr>
+          <w:rFonts w:ascii="Consolas" w:eastAsia="Times New Roman" w:hAnsi="Consolas" w:cs="Times New Roman"/>
+          <w:color w:val="00979D"/>
+          <w:kern w:val="0"/>
+          <w:sz w:val="21"/>
+          <w:szCs w:val="21"/>
+          <w:lang w:eastAsia="en-IN" w:bidi="hi-IN"/>
+          <w14:ligatures w14:val="none"/>
+        </w:rPr>
+        <w:t>const</w:t>
+      </w:r>
+      <w:proofErr w:type="spellEnd"/>
+      <w:r>
+        <w:rPr>
+          <w:rFonts w:ascii="Consolas" w:eastAsia="Times New Roman" w:hAnsi="Consolas" w:cs="Times New Roman"/>
+          <w:color w:val="4E5B61"/>
+          <w:kern w:val="0"/>
+          <w:sz w:val="21"/>
+          <w:szCs w:val="21"/>
+          <w:lang w:eastAsia="en-IN" w:bidi="hi-IN"/>
+          <w14:ligatures w14:val="none"/>
+        </w:rPr>
+        <w:t xml:space="preserve"> </w:t>
+      </w:r>
+      <w:r>
+        <w:rPr>
+          <w:rFonts w:ascii="Consolas" w:eastAsia="Times New Roman" w:hAnsi="Consolas" w:cs="Times New Roman"/>
+          <w:color w:val="00979D"/>
+          <w:kern w:val="0"/>
+          <w:sz w:val="21"/>
+          <w:szCs w:val="21"/>
+          <w:lang w:eastAsia="en-IN" w:bidi="hi-IN"/>
+          <w14:ligatures w14:val="none"/>
+        </w:rPr>
+        <w:t>int</w:t>
+      </w:r>
+      <w:r>
+        <w:rPr>
+          <w:rFonts w:ascii="Consolas" w:eastAsia="Times New Roman" w:hAnsi="Consolas" w:cs="Times New Roman"/>
+          <w:color w:val="4E5B61"/>
+          <w:kern w:val="0"/>
+          <w:sz w:val="21"/>
+          <w:szCs w:val="21"/>
+          <w:lang w:eastAsia="en-IN" w:bidi="hi-IN"/>
+          <w14:ligatures w14:val="none"/>
+        </w:rPr>
+        <w:t xml:space="preserve"> BLUE_PIN = </w:t>
+      </w:r>
+      <w:r>
+        <w:rPr>
+          <w:rFonts w:ascii="Consolas" w:eastAsia="Times New Roman" w:hAnsi="Consolas" w:cs="Times New Roman"/>
+          <w:color w:val="005C5F"/>
+          <w:kern w:val="0"/>
+          <w:sz w:val="21"/>
+          <w:szCs w:val="21"/>
+          <w:lang w:eastAsia="en-IN" w:bidi="hi-IN"/>
+          <w14:ligatures w14:val="none"/>
+        </w:rPr>
+        <w:t>27</w:t>
+      </w:r>
+      <w:r>
+        <w:rPr>
+          <w:rFonts w:ascii="Consolas" w:eastAsia="Times New Roman" w:hAnsi="Consolas" w:cs="Times New Roman"/>
+          <w:color w:val="4E5B61"/>
+          <w:kern w:val="0"/>
+          <w:sz w:val="21"/>
+          <w:szCs w:val="21"/>
+          <w:lang w:eastAsia="en-IN" w:bidi="hi-IN"/>
+          <w14:ligatures w14:val="none"/>
+        </w:rPr>
+        <w:t>;</w:t>
+      </w:r>
+      <w:r>
+        <w:rPr>
+          <w:rFonts w:ascii="Consolas" w:eastAsia="Times New Roman" w:hAnsi="Consolas" w:cs="Times New Roman"/>
+          <w:color w:val="95A5A6"/>
+          <w:kern w:val="0"/>
+          <w:sz w:val="21"/>
+          <w:szCs w:val="21"/>
+          <w:lang w:eastAsia="en-IN" w:bidi="hi-IN"/>
+          <w14:ligatures w14:val="none"/>
+        </w:rPr>
+        <w:t xml:space="preserve">        // RGB Module Blue</w:t>
+      </w:r>
+    </w:p>
+    <w:p>
+      <w:pPr>
+        <w:shd w:val="clear" w:color="auto" w:fill="FFFFFF"/>
+        <w:spacing w:after="0" w:line="285" w:lineRule="atLeast"/>
+        <w:rPr>
+          <w:rFonts w:ascii="Consolas" w:eastAsia="Times New Roman" w:hAnsi="Consolas" w:cs="Times New Roman"/>
+          <w:color w:val="4E5B61"/>
+          <w:kern w:val="0"/>
+          <w:sz w:val="21"/>
+          <w:szCs w:val="21"/>
+          <w:lang w:eastAsia="en-IN" w:bidi="hi-IN"/>
+          <w14:ligatures w14:val="none"/>
+        </w:rPr>
+      </w:pPr>
+    </w:p>
+    <w:p>
+      <w:pPr>
+        <w:shd w:val="clear" w:color="auto" w:fill="FFFFFF"/>
+        <w:spacing w:after="0" w:line="285" w:lineRule="atLeast"/>
+        <w:rPr>
+          <w:rFonts w:ascii="Consolas" w:eastAsia="Times New Roman" w:hAnsi="Consolas" w:cs="Times New Roman"/>
+          <w:color w:val="4E5B61"/>
+          <w:kern w:val="0"/>
+          <w:sz w:val="21"/>
+          <w:szCs w:val="21"/>
+          <w:lang w:eastAsia="en-IN" w:bidi="hi-IN"/>
+          <w14:ligatures w14:val="none"/>
+        </w:rPr>
+      </w:pPr>
+      <w:r>
+        <w:rPr>
+          <w:rFonts w:ascii="Consolas" w:eastAsia="Times New Roman" w:hAnsi="Consolas" w:cs="Times New Roman"/>
+          <w:color w:val="4E5B61"/>
+          <w:kern w:val="0"/>
+          <w:sz w:val="21"/>
+          <w:szCs w:val="21"/>
+          <w:lang w:eastAsia="en-IN" w:bidi="hi-IN"/>
+          <w14:ligatures w14:val="none"/>
+        </w:rPr>
+        <w:t xml:space="preserve">String </w:t>
+      </w:r>
+      <w:proofErr w:type="spellStart"/>
+      <w:r>
+        <w:rPr>
+          <w:rFonts w:ascii="Consolas" w:eastAsia="Times New Roman" w:hAnsi="Consolas" w:cs="Times New Roman"/>
+          <w:color w:val="4E5B61"/>
+          <w:kern w:val="0"/>
+          <w:sz w:val="21"/>
+          <w:szCs w:val="21"/>
+          <w:lang w:eastAsia="en-IN" w:bidi="hi-IN"/>
+          <w14:ligatures w14:val="none"/>
+        </w:rPr>
+        <w:t>currentStatus</w:t>
+      </w:r>
+      <w:proofErr w:type="spellEnd"/>
+      <w:r>
+        <w:rPr>
+          <w:rFonts w:ascii="Consolas" w:eastAsia="Times New Roman" w:hAnsi="Consolas" w:cs="Times New Roman"/>
+          <w:color w:val="4E5B61"/>
+          <w:kern w:val="0"/>
+          <w:sz w:val="21"/>
+          <w:szCs w:val="21"/>
+          <w:lang w:eastAsia="en-IN" w:bidi="hi-IN"/>
+          <w14:ligatures w14:val="none"/>
+        </w:rPr>
+        <w:t xml:space="preserve"> = </w:t>
+      </w:r>
+      <w:r>
+        <w:rPr>
+          <w:rFonts w:ascii="Consolas" w:eastAsia="Times New Roman" w:hAnsi="Consolas" w:cs="Times New Roman"/>
+          <w:color w:val="005C5F"/>
+          <w:kern w:val="0"/>
+          <w:sz w:val="21"/>
+          <w:szCs w:val="21"/>
+          <w:lang w:eastAsia="en-IN" w:bidi="hi-IN"/>
+          <w14:ligatures w14:val="none"/>
+        </w:rPr>
+        <w:t>"Unknown"</w:t>
+      </w:r>
+      <w:r>
+        <w:rPr>
+          <w:rFonts w:ascii="Consolas" w:eastAsia="Times New Roman" w:hAnsi="Consolas" w:cs="Times New Roman"/>
+          <w:color w:val="4E5B61"/>
+          <w:kern w:val="0"/>
+          <w:sz w:val="21"/>
+          <w:szCs w:val="21"/>
+          <w:lang w:eastAsia="en-IN" w:bidi="hi-IN"/>
+          <w14:ligatures w14:val="none"/>
+        </w:rPr>
+        <w:t>;</w:t>
+      </w:r>
+    </w:p>
+    <w:p>
+      <w:pPr>
+        <w:shd w:val="clear" w:color="auto" w:fill="FFFFFF"/>
+        <w:spacing w:after="0" w:line="285" w:lineRule="atLeast"/>
+        <w:rPr>
+          <w:rFonts w:ascii="Consolas" w:eastAsia="Times New Roman" w:hAnsi="Consolas" w:cs="Times New Roman"/>
+          <w:color w:val="4E5B61"/>
+          <w:kern w:val="0"/>
+          <w:sz w:val="21"/>
+          <w:szCs w:val="21"/>
+          <w:lang w:eastAsia="en-IN" w:bidi="hi-IN"/>
+          <w14:ligatures w14:val="none"/>
+        </w:rPr>
+      </w:pPr>
+    </w:p>
+    <w:p>
+      <w:pPr>
+        <w:shd w:val="clear" w:color="auto" w:fill="FFFFFF"/>
+        <w:spacing w:after="0" w:line="285" w:lineRule="atLeast"/>
+        <w:rPr>
+          <w:rFonts w:ascii="Consolas" w:eastAsia="Times New Roman" w:hAnsi="Consolas" w:cs="Times New Roman"/>
+          <w:color w:val="4E5B61"/>
+          <w:kern w:val="0"/>
+          <w:sz w:val="21"/>
+          <w:szCs w:val="21"/>
+          <w:lang w:eastAsia="en-IN" w:bidi="hi-IN"/>
+          <w14:ligatures w14:val="none"/>
+        </w:rPr>
+      </w:pPr>
+      <w:r>
+        <w:rPr>
+          <w:rFonts w:ascii="Consolas" w:eastAsia="Times New Roman" w:hAnsi="Consolas" w:cs="Times New Roman"/>
+          <w:color w:val="00979D"/>
+          <w:kern w:val="0"/>
+          <w:sz w:val="21"/>
+          <w:szCs w:val="21"/>
+          <w:lang w:eastAsia="en-IN" w:bidi="hi-IN"/>
+          <w14:ligatures w14:val="none"/>
+        </w:rPr>
+        <w:t>void</w:t>
+      </w:r>
+      <w:r>
+        <w:rPr>
+          <w:rFonts w:ascii="Consolas" w:eastAsia="Times New Roman" w:hAnsi="Consolas" w:cs="Times New Roman"/>
+          <w:color w:val="4E5B61"/>
+          <w:kern w:val="0"/>
+          <w:sz w:val="21"/>
+          <w:szCs w:val="21"/>
+          <w:lang w:eastAsia="en-IN" w:bidi="hi-IN"/>
+          <w14:ligatures w14:val="none"/>
+        </w:rPr>
+        <w:t xml:space="preserve"> </w:t>
+      </w:r>
+      <w:proofErr w:type="spellStart"/>
+      <w:r>
+        <w:rPr>
+          <w:rFonts w:ascii="Consolas" w:eastAsia="Times New Roman" w:hAnsi="Consolas" w:cs="Times New Roman"/>
+          <w:color w:val="D35400"/>
+          <w:kern w:val="0"/>
+          <w:sz w:val="21"/>
+          <w:szCs w:val="21"/>
+          <w:lang w:eastAsia="en-IN" w:bidi="hi-IN"/>
+          <w14:ligatures w14:val="none"/>
+        </w:rPr>
+        <w:t>handleRoot</w:t>
+      </w:r>
+      <w:proofErr w:type="spellEnd"/>
+      <w:r>
+        <w:rPr>
+          <w:rFonts w:ascii="Consolas" w:eastAsia="Times New Roman" w:hAnsi="Consolas" w:cs="Times New Roman"/>
+          <w:color w:val="434F54"/>
+          <w:kern w:val="0"/>
+          <w:sz w:val="21"/>
+          <w:szCs w:val="21"/>
+          <w:lang w:eastAsia="en-IN" w:bidi="hi-IN"/>
+          <w14:ligatures w14:val="none"/>
+        </w:rPr>
+        <w:t>()</w:t>
+      </w:r>
+      <w:r>
+        <w:rPr>
+          <w:rFonts w:ascii="Consolas" w:eastAsia="Times New Roman" w:hAnsi="Consolas" w:cs="Times New Roman"/>
+          <w:color w:val="4E5B61"/>
+          <w:kern w:val="0"/>
+          <w:sz w:val="21"/>
+          <w:szCs w:val="21"/>
+          <w:lang w:eastAsia="en-IN" w:bidi="hi-IN"/>
+          <w14:ligatures w14:val="none"/>
+        </w:rPr>
+        <w:t xml:space="preserve"> </w:t>
+      </w:r>
+      <w:r>
+        <w:rPr>
+          <w:rFonts w:ascii="Consolas" w:eastAsia="Times New Roman" w:hAnsi="Consolas" w:cs="Times New Roman"/>
+          <w:color w:val="434F54"/>
+          <w:kern w:val="0"/>
+          <w:sz w:val="21"/>
+          <w:szCs w:val="21"/>
+          <w:lang w:eastAsia="en-IN" w:bidi="hi-IN"/>
+          <w14:ligatures w14:val="none"/>
+        </w:rPr>
+        <w:t>{</w:t>
+      </w:r>
+    </w:p>
+    <w:p>
+      <w:pPr>
+        <w:shd w:val="clear" w:color="auto" w:fill="FFFFFF"/>
+        <w:spacing w:after="0" w:line="285" w:lineRule="atLeast"/>
+        <w:rPr>
+          <w:rFonts w:ascii="Consolas" w:eastAsia="Times New Roman" w:hAnsi="Consolas" w:cs="Times New Roman"/>
+          <w:color w:val="4E5B61"/>
+          <w:kern w:val="0"/>
+          <w:sz w:val="21"/>
+          <w:szCs w:val="21"/>
+          <w:lang w:eastAsia="en-IN" w:bidi="hi-IN"/>
+          <w14:ligatures w14:val="none"/>
+        </w:rPr>
+      </w:pPr>
+      <w:r>
+        <w:rPr>
+          <w:rFonts w:ascii="Consolas" w:eastAsia="Times New Roman" w:hAnsi="Consolas" w:cs="Times New Roman"/>
+          <w:color w:val="4E5B61"/>
+          <w:kern w:val="0"/>
+          <w:sz w:val="21"/>
+          <w:szCs w:val="21"/>
+          <w:lang w:eastAsia="en-IN" w:bidi="hi-IN"/>
+          <w14:ligatures w14:val="none"/>
+        </w:rPr>
+        <w:t xml:space="preserve">  String html = </w:t>
+      </w:r>
+      <w:r>
+        <w:rPr>
+          <w:rFonts w:ascii="Consolas" w:eastAsia="Times New Roman" w:hAnsi="Consolas" w:cs="Times New Roman"/>
+          <w:color w:val="005C5F"/>
+          <w:kern w:val="0"/>
+          <w:sz w:val="21"/>
+          <w:szCs w:val="21"/>
+          <w:lang w:eastAsia="en-IN" w:bidi="hi-IN"/>
+          <w14:ligatures w14:val="none"/>
+        </w:rPr>
+        <w:t>"&lt;!DOCTYPE html&gt;&lt;html&gt;&lt;head&gt;&lt;meta http-</w:t>
+      </w:r>
+      <w:proofErr w:type="spellStart"/>
+      <w:r>
+        <w:rPr>
+          <w:rFonts w:ascii="Consolas" w:eastAsia="Times New Roman" w:hAnsi="Consolas" w:cs="Times New Roman"/>
+          <w:color w:val="005C5F"/>
+          <w:kern w:val="0"/>
+          <w:sz w:val="21"/>
+          <w:szCs w:val="21"/>
+          <w:lang w:eastAsia="en-IN" w:bidi="hi-IN"/>
+          <w14:ligatures w14:val="none"/>
+        </w:rPr>
+        <w:t>equiv</w:t>
+      </w:r>
+      <w:proofErr w:type="spellEnd"/>
+      <w:r>
+        <w:rPr>
+          <w:rFonts w:ascii="Consolas" w:eastAsia="Times New Roman" w:hAnsi="Consolas" w:cs="Times New Roman"/>
+          <w:color w:val="005C5F"/>
+          <w:kern w:val="0"/>
+          <w:sz w:val="21"/>
+          <w:szCs w:val="21"/>
+          <w:lang w:eastAsia="en-IN" w:bidi="hi-IN"/>
+          <w14:ligatures w14:val="none"/>
+        </w:rPr>
+        <w:t>='refresh' content='2'&gt;"</w:t>
+      </w:r>
+      <w:r>
+        <w:rPr>
+          <w:rFonts w:ascii="Consolas" w:eastAsia="Times New Roman" w:hAnsi="Consolas" w:cs="Times New Roman"/>
+          <w:color w:val="4E5B61"/>
+          <w:kern w:val="0"/>
+          <w:sz w:val="21"/>
+          <w:szCs w:val="21"/>
+          <w:lang w:eastAsia="en-IN" w:bidi="hi-IN"/>
+          <w14:ligatures w14:val="none"/>
+        </w:rPr>
+        <w:t>;</w:t>
+      </w:r>
+    </w:p>
+    <w:p>
+      <w:pPr>
+        <w:shd w:val="clear" w:color="auto" w:fill="FFFFFF"/>
+        <w:spacing w:after="0" w:line="285" w:lineRule="atLeast"/>
+        <w:rPr>
+          <w:rFonts w:ascii="Consolas" w:eastAsia="Times New Roman" w:hAnsi="Consolas" w:cs="Times New Roman"/>
+          <w:color w:val="4E5B61"/>
+          <w:kern w:val="0"/>
+          <w:sz w:val="21"/>
+          <w:szCs w:val="21"/>
+          <w:lang w:eastAsia="en-IN" w:bidi="hi-IN"/>
+          <w14:ligatures w14:val="none"/>
+        </w:rPr>
+      </w:pPr>
+      <w:r>
+        <w:rPr>
+          <w:rFonts w:ascii="Consolas" w:eastAsia="Times New Roman" w:hAnsi="Consolas" w:cs="Times New Roman"/>
+          <w:color w:val="4E5B61"/>
+          <w:kern w:val="0"/>
+          <w:sz w:val="21"/>
+          <w:szCs w:val="21"/>
+          <w:lang w:eastAsia="en-IN" w:bidi="hi-IN"/>
+          <w14:ligatures w14:val="none"/>
+        </w:rPr>
+        <w:t xml:space="preserve">  html += </w:t>
+      </w:r>
+      <w:r>
+        <w:rPr>
+          <w:rFonts w:ascii="Consolas" w:eastAsia="Times New Roman" w:hAnsi="Consolas" w:cs="Times New Roman"/>
+          <w:color w:val="005C5F"/>
+          <w:kern w:val="0"/>
+          <w:sz w:val="21"/>
+          <w:szCs w:val="21"/>
+          <w:lang w:eastAsia="en-IN" w:bidi="hi-IN"/>
+          <w14:ligatures w14:val="none"/>
+        </w:rPr>
+        <w:t>"&lt;title&gt;Ambient Light Reactor&lt;/title&gt;"</w:t>
+      </w:r>
+      <w:r>
+        <w:rPr>
+          <w:rFonts w:ascii="Consolas" w:eastAsia="Times New Roman" w:hAnsi="Consolas" w:cs="Times New Roman"/>
+          <w:color w:val="4E5B61"/>
+          <w:kern w:val="0"/>
+          <w:sz w:val="21"/>
+          <w:szCs w:val="21"/>
+          <w:lang w:eastAsia="en-IN" w:bidi="hi-IN"/>
+          <w14:ligatures w14:val="none"/>
+        </w:rPr>
+        <w:t>;</w:t>
+      </w:r>
+    </w:p>
+    <w:p>
+      <w:pPr>
+        <w:shd w:val="clear" w:color="auto" w:fill="FFFFFF"/>
+        <w:spacing w:after="0" w:line="285" w:lineRule="atLeast"/>
+        <w:rPr>
+          <w:rFonts w:ascii="Consolas" w:eastAsia="Times New Roman" w:hAnsi="Consolas" w:cs="Times New Roman"/>
+          <w:color w:val="4E5B61"/>
+          <w:kern w:val="0"/>
+          <w:sz w:val="21"/>
+          <w:szCs w:val="21"/>
+          <w:lang w:eastAsia="en-IN" w:bidi="hi-IN"/>
+          <w14:ligatures w14:val="none"/>
+        </w:rPr>
+      </w:pPr>
+      <w:r>
+        <w:rPr>
+          <w:rFonts w:ascii="Consolas" w:eastAsia="Times New Roman" w:hAnsi="Consolas" w:cs="Times New Roman"/>
+          <w:color w:val="4E5B61"/>
+          <w:kern w:val="0"/>
+          <w:sz w:val="21"/>
+          <w:szCs w:val="21"/>
+          <w:lang w:eastAsia="en-IN" w:bidi="hi-IN"/>
+          <w14:ligatures w14:val="none"/>
+        </w:rPr>
+        <w:t xml:space="preserve">  html += </w:t>
+      </w:r>
+      <w:r>
+        <w:rPr>
+          <w:rFonts w:ascii="Consolas" w:eastAsia="Times New Roman" w:hAnsi="Consolas" w:cs="Times New Roman"/>
+          <w:color w:val="005C5F"/>
+          <w:kern w:val="0"/>
+          <w:sz w:val="21"/>
+          <w:szCs w:val="21"/>
+          <w:lang w:eastAsia="en-IN" w:bidi="hi-IN"/>
+          <w14:ligatures w14:val="none"/>
+        </w:rPr>
+        <w:t>"&lt;style&gt;body{font-family: Arial; text-align: center; margin-top: 50px;}&lt;/style&gt;&lt;/head&gt;&lt;body&gt;"</w:t>
+      </w:r>
+      <w:r>
+        <w:rPr>
+          <w:rFonts w:ascii="Consolas" w:eastAsia="Times New Roman" w:hAnsi="Consolas" w:cs="Times New Roman"/>
+          <w:color w:val="4E5B61"/>
+          <w:kern w:val="0"/>
+          <w:sz w:val="21"/>
+          <w:szCs w:val="21"/>
+          <w:lang w:eastAsia="en-IN" w:bidi="hi-IN"/>
+          <w14:ligatures w14:val="none"/>
+        </w:rPr>
+        <w:t>;</w:t>
+      </w:r>
+    </w:p>
+    <w:p>
+      <w:pPr>
+        <w:shd w:val="clear" w:color="auto" w:fill="FFFFFF"/>
+        <w:spacing w:after="0" w:line="285" w:lineRule="atLeast"/>
+        <w:rPr>
+          <w:rFonts w:ascii="Consolas" w:eastAsia="Times New Roman" w:hAnsi="Consolas" w:cs="Times New Roman"/>
+          <w:color w:val="4E5B61"/>
+          <w:kern w:val="0"/>
+          <w:sz w:val="21"/>
+          <w:szCs w:val="21"/>
+          <w:lang w:eastAsia="en-IN" w:bidi="hi-IN"/>
+          <w14:ligatures w14:val="none"/>
+        </w:rPr>
+      </w:pPr>
+      <w:r>
+        <w:rPr>
+          <w:rFonts w:ascii="Consolas" w:eastAsia="Times New Roman" w:hAnsi="Consolas" w:cs="Times New Roman"/>
+          <w:color w:val="4E5B61"/>
+          <w:kern w:val="0"/>
+          <w:sz w:val="21"/>
+          <w:szCs w:val="21"/>
+          <w:lang w:eastAsia="en-IN" w:bidi="hi-IN"/>
+          <w14:ligatures w14:val="none"/>
+        </w:rPr>
+        <w:t xml:space="preserve">  html += </w:t>
+      </w:r>
+      <w:r>
+        <w:rPr>
+          <w:rFonts w:ascii="Consolas" w:eastAsia="Times New Roman" w:hAnsi="Consolas" w:cs="Times New Roman"/>
+          <w:color w:val="005C5F"/>
+          <w:kern w:val="0"/>
+          <w:sz w:val="21"/>
+          <w:szCs w:val="21"/>
+          <w:lang w:eastAsia="en-IN" w:bidi="hi-IN"/>
+          <w14:ligatures w14:val="none"/>
+        </w:rPr>
+        <w:t>"&lt;h1&gt;Ambient Light Reactor Status&lt;/h1&gt;"</w:t>
+      </w:r>
+      <w:r>
+        <w:rPr>
+          <w:rFonts w:ascii="Consolas" w:eastAsia="Times New Roman" w:hAnsi="Consolas" w:cs="Times New Roman"/>
+          <w:color w:val="4E5B61"/>
+          <w:kern w:val="0"/>
+          <w:sz w:val="21"/>
+          <w:szCs w:val="21"/>
+          <w:lang w:eastAsia="en-IN" w:bidi="hi-IN"/>
+          <w14:ligatures w14:val="none"/>
+        </w:rPr>
+        <w:t>;</w:t>
+      </w:r>
+    </w:p>
+    <w:p>
+      <w:pPr>
+        <w:shd w:val="clear" w:color="auto" w:fill="FFFFFF"/>
+        <w:spacing w:after="0" w:line="285" w:lineRule="atLeast"/>
+        <w:rPr>
+          <w:rFonts w:ascii="Consolas" w:eastAsia="Times New Roman" w:hAnsi="Consolas" w:cs="Times New Roman"/>
+          <w:color w:val="4E5B61"/>
+          <w:kern w:val="0"/>
+          <w:sz w:val="21"/>
+          <w:szCs w:val="21"/>
+          <w:lang w:eastAsia="en-IN" w:bidi="hi-IN"/>
+          <w14:ligatures w14:val="none"/>
+        </w:rPr>
+      </w:pPr>
+      <w:r>
+        <w:rPr>
+          <w:rFonts w:ascii="Consolas" w:eastAsia="Times New Roman" w:hAnsi="Consolas" w:cs="Times New Roman"/>
+          <w:color w:val="4E5B61"/>
+          <w:kern w:val="0"/>
+          <w:sz w:val="21"/>
+          <w:szCs w:val="21"/>
+          <w:lang w:eastAsia="en-IN" w:bidi="hi-IN"/>
+          <w14:ligatures w14:val="none"/>
+        </w:rPr>
+        <w:t xml:space="preserve">  html += </w:t>
+      </w:r>
+      <w:r>
+        <w:rPr>
+          <w:rFonts w:ascii="Consolas" w:eastAsia="Times New Roman" w:hAnsi="Consolas" w:cs="Times New Roman"/>
+          <w:color w:val="005C5F"/>
+          <w:kern w:val="0"/>
+          <w:sz w:val="21"/>
+          <w:szCs w:val="21"/>
+          <w:lang w:eastAsia="en-IN" w:bidi="hi-IN"/>
+          <w14:ligatures w14:val="none"/>
+        </w:rPr>
+        <w:t>"&lt;h2&gt;Current State: "</w:t>
+      </w:r>
+      <w:r>
+        <w:rPr>
+          <w:rFonts w:ascii="Consolas" w:eastAsia="Times New Roman" w:hAnsi="Consolas" w:cs="Times New Roman"/>
+          <w:color w:val="4E5B61"/>
+          <w:kern w:val="0"/>
+          <w:sz w:val="21"/>
+          <w:szCs w:val="21"/>
+          <w:lang w:eastAsia="en-IN" w:bidi="hi-IN"/>
+          <w14:ligatures w14:val="none"/>
+        </w:rPr>
+        <w:t xml:space="preserve"> + </w:t>
+      </w:r>
+      <w:proofErr w:type="spellStart"/>
+      <w:r>
+        <w:rPr>
+          <w:rFonts w:ascii="Consolas" w:eastAsia="Times New Roman" w:hAnsi="Consolas" w:cs="Times New Roman"/>
+          <w:color w:val="4E5B61"/>
+          <w:kern w:val="0"/>
+          <w:sz w:val="21"/>
+          <w:szCs w:val="21"/>
+          <w:lang w:eastAsia="en-IN" w:bidi="hi-IN"/>
+          <w14:ligatures w14:val="none"/>
+        </w:rPr>
+        <w:t>currentStatus</w:t>
+      </w:r>
+      <w:proofErr w:type="spellEnd"/>
+      <w:r>
+        <w:rPr>
+          <w:rFonts w:ascii="Consolas" w:eastAsia="Times New Roman" w:hAnsi="Consolas" w:cs="Times New Roman"/>
+          <w:color w:val="4E5B61"/>
+          <w:kern w:val="0"/>
+          <w:sz w:val="21"/>
+          <w:szCs w:val="21"/>
+          <w:lang w:eastAsia="en-IN" w:bidi="hi-IN"/>
+          <w14:ligatures w14:val="none"/>
+        </w:rPr>
+        <w:t xml:space="preserve"> + </w:t>
+      </w:r>
+      <w:r>
+        <w:rPr>
+          <w:rFonts w:ascii="Consolas" w:eastAsia="Times New Roman" w:hAnsi="Consolas" w:cs="Times New Roman"/>
+          <w:color w:val="005C5F"/>
+          <w:kern w:val="0"/>
+          <w:sz w:val="21"/>
+          <w:szCs w:val="21"/>
+          <w:lang w:eastAsia="en-IN" w:bidi="hi-IN"/>
+          <w14:ligatures w14:val="none"/>
+        </w:rPr>
+        <w:t>"&lt;/h2&gt;"</w:t>
+      </w:r>
+      <w:r>
+        <w:rPr>
+          <w:rFonts w:ascii="Consolas" w:eastAsia="Times New Roman" w:hAnsi="Consolas" w:cs="Times New Roman"/>
+          <w:color w:val="4E5B61"/>
+          <w:kern w:val="0"/>
+          <w:sz w:val="21"/>
+          <w:szCs w:val="21"/>
+          <w:lang w:eastAsia="en-IN" w:bidi="hi-IN"/>
+          <w14:ligatures w14:val="none"/>
+        </w:rPr>
+        <w:t>;</w:t>
+      </w:r>
+    </w:p>
+    <w:p>
+      <w:pPr>
+        <w:shd w:val="clear" w:color="auto" w:fill="FFFFFF"/>
+        <w:spacing w:after="0" w:line="285" w:lineRule="atLeast"/>
+        <w:rPr>
+          <w:rFonts w:ascii="Consolas" w:eastAsia="Times New Roman" w:hAnsi="Consolas" w:cs="Times New Roman"/>
+          <w:color w:val="4E5B61"/>
+          <w:kern w:val="0"/>
+          <w:sz w:val="21"/>
+          <w:szCs w:val="21"/>
+          <w:lang w:eastAsia="en-IN" w:bidi="hi-IN"/>
+          <w14:ligatures w14:val="none"/>
+        </w:rPr>
+      </w:pPr>
+      <w:r>
+        <w:rPr>
+          <w:rFonts w:ascii="Consolas" w:eastAsia="Times New Roman" w:hAnsi="Consolas" w:cs="Times New Roman"/>
+          <w:color w:val="4E5B61"/>
+          <w:kern w:val="0"/>
+          <w:sz w:val="21"/>
+          <w:szCs w:val="21"/>
+          <w:lang w:eastAsia="en-IN" w:bidi="hi-IN"/>
+          <w14:ligatures w14:val="none"/>
+        </w:rPr>
+        <w:lastRenderedPageBreak/>
+        <w:t xml:space="preserve">  html += </w:t>
+      </w:r>
+      <w:r>
+        <w:rPr>
+          <w:rFonts w:ascii="Consolas" w:eastAsia="Times New Roman" w:hAnsi="Consolas" w:cs="Times New Roman"/>
+          <w:color w:val="005C5F"/>
+          <w:kern w:val="0"/>
+          <w:sz w:val="21"/>
+          <w:szCs w:val="21"/>
+          <w:lang w:eastAsia="en-IN" w:bidi="hi-IN"/>
+          <w14:ligatures w14:val="none"/>
+        </w:rPr>
+        <w:t>"&lt;/body&gt;&lt;/html&gt;"</w:t>
+      </w:r>
+      <w:r>
+        <w:rPr>
+          <w:rFonts w:ascii="Consolas" w:eastAsia="Times New Roman" w:hAnsi="Consolas" w:cs="Times New Roman"/>
+          <w:color w:val="4E5B61"/>
+          <w:kern w:val="0"/>
+          <w:sz w:val="21"/>
+          <w:szCs w:val="21"/>
+          <w:lang w:eastAsia="en-IN" w:bidi="hi-IN"/>
+          <w14:ligatures w14:val="none"/>
+        </w:rPr>
+        <w:t>;</w:t>
+      </w:r>
+    </w:p>
+    <w:p>
+      <w:pPr>
+        <w:shd w:val="clear" w:color="auto" w:fill="FFFFFF"/>
+        <w:spacing w:after="0" w:line="285" w:lineRule="atLeast"/>
+        <w:rPr>
+          <w:rFonts w:ascii="Consolas" w:eastAsia="Times New Roman" w:hAnsi="Consolas" w:cs="Times New Roman"/>
+          <w:color w:val="4E5B61"/>
+          <w:kern w:val="0"/>
+          <w:sz w:val="21"/>
+          <w:szCs w:val="21"/>
+          <w:lang w:eastAsia="en-IN" w:bidi="hi-IN"/>
+          <w14:ligatures w14:val="none"/>
+        </w:rPr>
+      </w:pPr>
+      <w:r>
+        <w:rPr>
+          <w:rFonts w:ascii="Consolas" w:eastAsia="Times New Roman" w:hAnsi="Consolas" w:cs="Times New Roman"/>
+          <w:color w:val="4E5B61"/>
+          <w:kern w:val="0"/>
+          <w:sz w:val="21"/>
+          <w:szCs w:val="21"/>
+          <w:lang w:eastAsia="en-IN" w:bidi="hi-IN"/>
+          <w14:ligatures w14:val="none"/>
+        </w:rPr>
+        <w:t xml:space="preserve">  </w:t>
+      </w:r>
+      <w:proofErr w:type="spellStart"/>
+      <w:r>
+        <w:rPr>
+          <w:rFonts w:ascii="Consolas" w:eastAsia="Times New Roman" w:hAnsi="Consolas" w:cs="Times New Roman"/>
+          <w:color w:val="D35400"/>
+          <w:kern w:val="0"/>
+          <w:sz w:val="21"/>
+          <w:szCs w:val="21"/>
+          <w:lang w:eastAsia="en-IN" w:bidi="hi-IN"/>
+          <w14:ligatures w14:val="none"/>
+        </w:rPr>
+        <w:t>server</w:t>
+      </w:r>
+      <w:r>
+        <w:rPr>
+          <w:rFonts w:ascii="Consolas" w:eastAsia="Times New Roman" w:hAnsi="Consolas" w:cs="Times New Roman"/>
+          <w:color w:val="4E5B61"/>
+          <w:kern w:val="0"/>
+          <w:sz w:val="21"/>
+          <w:szCs w:val="21"/>
+          <w:lang w:eastAsia="en-IN" w:bidi="hi-IN"/>
+          <w14:ligatures w14:val="none"/>
+        </w:rPr>
+        <w:t>.</w:t>
+      </w:r>
+      <w:r>
+        <w:rPr>
+          <w:rFonts w:ascii="Consolas" w:eastAsia="Times New Roman" w:hAnsi="Consolas" w:cs="Times New Roman"/>
+          <w:color w:val="D35400"/>
+          <w:kern w:val="0"/>
+          <w:sz w:val="21"/>
+          <w:szCs w:val="21"/>
+          <w:lang w:eastAsia="en-IN" w:bidi="hi-IN"/>
+          <w14:ligatures w14:val="none"/>
+        </w:rPr>
+        <w:t>send</w:t>
+      </w:r>
+      <w:proofErr w:type="spellEnd"/>
+      <w:r>
+        <w:rPr>
+          <w:rFonts w:ascii="Consolas" w:eastAsia="Times New Roman" w:hAnsi="Consolas" w:cs="Times New Roman"/>
+          <w:color w:val="434F54"/>
+          <w:kern w:val="0"/>
+          <w:sz w:val="21"/>
+          <w:szCs w:val="21"/>
+          <w:lang w:eastAsia="en-IN" w:bidi="hi-IN"/>
+          <w14:ligatures w14:val="none"/>
+        </w:rPr>
+        <w:t>(</w:t>
+      </w:r>
+      <w:r>
+        <w:rPr>
+          <w:rFonts w:ascii="Consolas" w:eastAsia="Times New Roman" w:hAnsi="Consolas" w:cs="Times New Roman"/>
+          <w:color w:val="005C5F"/>
+          <w:kern w:val="0"/>
+          <w:sz w:val="21"/>
+          <w:szCs w:val="21"/>
+          <w:lang w:eastAsia="en-IN" w:bidi="hi-IN"/>
+          <w14:ligatures w14:val="none"/>
+        </w:rPr>
+        <w:t>200</w:t>
+      </w:r>
+      <w:r>
+        <w:rPr>
+          <w:rFonts w:ascii="Consolas" w:eastAsia="Times New Roman" w:hAnsi="Consolas" w:cs="Times New Roman"/>
+          <w:color w:val="4E5B61"/>
+          <w:kern w:val="0"/>
+          <w:sz w:val="21"/>
+          <w:szCs w:val="21"/>
+          <w:lang w:eastAsia="en-IN" w:bidi="hi-IN"/>
+          <w14:ligatures w14:val="none"/>
+        </w:rPr>
+        <w:t xml:space="preserve">, </w:t>
+      </w:r>
+      <w:r>
+        <w:rPr>
+          <w:rFonts w:ascii="Consolas" w:eastAsia="Times New Roman" w:hAnsi="Consolas" w:cs="Times New Roman"/>
+          <w:color w:val="005C5F"/>
+          <w:kern w:val="0"/>
+          <w:sz w:val="21"/>
+          <w:szCs w:val="21"/>
+          <w:lang w:eastAsia="en-IN" w:bidi="hi-IN"/>
+          <w14:ligatures w14:val="none"/>
+        </w:rPr>
+        <w:t>"text/html"</w:t>
+      </w:r>
+      <w:r>
+        <w:rPr>
+          <w:rFonts w:ascii="Consolas" w:eastAsia="Times New Roman" w:hAnsi="Consolas" w:cs="Times New Roman"/>
+          <w:color w:val="4E5B61"/>
+          <w:kern w:val="0"/>
+          <w:sz w:val="21"/>
+          <w:szCs w:val="21"/>
+          <w:lang w:eastAsia="en-IN" w:bidi="hi-IN"/>
+          <w14:ligatures w14:val="none"/>
+        </w:rPr>
+        <w:t>, html</w:t>
+      </w:r>
+      <w:r>
+        <w:rPr>
+          <w:rFonts w:ascii="Consolas" w:eastAsia="Times New Roman" w:hAnsi="Consolas" w:cs="Times New Roman"/>
+          <w:color w:val="434F54"/>
+          <w:kern w:val="0"/>
+          <w:sz w:val="21"/>
+          <w:szCs w:val="21"/>
+          <w:lang w:eastAsia="en-IN" w:bidi="hi-IN"/>
+          <w14:ligatures w14:val="none"/>
+        </w:rPr>
+        <w:t>)</w:t>
+      </w:r>
+      <w:r>
+        <w:rPr>
+          <w:rFonts w:ascii="Consolas" w:eastAsia="Times New Roman" w:hAnsi="Consolas" w:cs="Times New Roman"/>
+          <w:color w:val="4E5B61"/>
+          <w:kern w:val="0"/>
+          <w:sz w:val="21"/>
+          <w:szCs w:val="21"/>
+          <w:lang w:eastAsia="en-IN" w:bidi="hi-IN"/>
+          <w14:ligatures w14:val="none"/>
+        </w:rPr>
+        <w:t>;</w:t>
+      </w:r>
+    </w:p>
+    <w:p>
+      <w:pPr>
+        <w:shd w:val="clear" w:color="auto" w:fill="FFFFFF"/>
+        <w:spacing w:after="0" w:line="285" w:lineRule="atLeast"/>
+        <w:rPr>
+          <w:rFonts w:ascii="Consolas" w:eastAsia="Times New Roman" w:hAnsi="Consolas" w:cs="Times New Roman"/>
+          <w:color w:val="4E5B61"/>
+          <w:kern w:val="0"/>
+          <w:sz w:val="21"/>
+          <w:szCs w:val="21"/>
+          <w:lang w:eastAsia="en-IN" w:bidi="hi-IN"/>
+          <w14:ligatures w14:val="none"/>
+        </w:rPr>
+      </w:pPr>
+      <w:r>
+        <w:rPr>
+          <w:rFonts w:ascii="Consolas" w:eastAsia="Times New Roman" w:hAnsi="Consolas" w:cs="Times New Roman"/>
+          <w:color w:val="434F54"/>
+          <w:kern w:val="0"/>
+          <w:sz w:val="21"/>
+          <w:szCs w:val="21"/>
+          <w:lang w:eastAsia="en-IN" w:bidi="hi-IN"/>
+          <w14:ligatures w14:val="none"/>
+        </w:rPr>
+        <w:t>}</w:t>
+      </w:r>
+    </w:p>
+    <w:p>
+      <w:pPr>
+        <w:shd w:val="clear" w:color="auto" w:fill="FFFFFF"/>
+        <w:spacing w:after="0" w:line="285" w:lineRule="atLeast"/>
+        <w:rPr>
+          <w:rFonts w:ascii="Consolas" w:eastAsia="Times New Roman" w:hAnsi="Consolas" w:cs="Times New Roman"/>
+          <w:color w:val="4E5B61"/>
+          <w:kern w:val="0"/>
+          <w:sz w:val="21"/>
+          <w:szCs w:val="21"/>
+          <w:lang w:eastAsia="en-IN" w:bidi="hi-IN"/>
+          <w14:ligatures w14:val="none"/>
+        </w:rPr>
+      </w:pPr>
+    </w:p>
+    <w:p>
+      <w:pPr>
+        <w:shd w:val="clear" w:color="auto" w:fill="FFFFFF"/>
+        <w:spacing w:after="0" w:line="285" w:lineRule="atLeast"/>
+        <w:rPr>
+          <w:rFonts w:ascii="Consolas" w:eastAsia="Times New Roman" w:hAnsi="Consolas" w:cs="Times New Roman"/>
+          <w:color w:val="4E5B61"/>
+          <w:kern w:val="0"/>
+          <w:sz w:val="21"/>
+          <w:szCs w:val="21"/>
+          <w:lang w:eastAsia="en-IN" w:bidi="hi-IN"/>
+          <w14:ligatures w14:val="none"/>
+        </w:rPr>
+      </w:pPr>
+      <w:r>
+        <w:rPr>
+          <w:rFonts w:ascii="Consolas" w:eastAsia="Times New Roman" w:hAnsi="Consolas" w:cs="Times New Roman"/>
+          <w:color w:val="00979D"/>
+          <w:kern w:val="0"/>
+          <w:sz w:val="21"/>
+          <w:szCs w:val="21"/>
+          <w:lang w:eastAsia="en-IN" w:bidi="hi-IN"/>
+          <w14:ligatures w14:val="none"/>
+        </w:rPr>
+        <w:t>void</w:t>
+      </w:r>
+      <w:r>
+        <w:rPr>
+          <w:rFonts w:ascii="Consolas" w:eastAsia="Times New Roman" w:hAnsi="Consolas" w:cs="Times New Roman"/>
+          <w:color w:val="4E5B61"/>
+          <w:kern w:val="0"/>
+          <w:sz w:val="21"/>
+          <w:szCs w:val="21"/>
+          <w:lang w:eastAsia="en-IN" w:bidi="hi-IN"/>
+          <w14:ligatures w14:val="none"/>
+        </w:rPr>
+        <w:t xml:space="preserve"> </w:t>
+      </w:r>
+      <w:r>
+        <w:rPr>
+          <w:rFonts w:ascii="Consolas" w:eastAsia="Times New Roman" w:hAnsi="Consolas" w:cs="Times New Roman"/>
+          <w:color w:val="D35400"/>
+          <w:kern w:val="0"/>
+          <w:sz w:val="21"/>
+          <w:szCs w:val="21"/>
+          <w:lang w:eastAsia="en-IN" w:bidi="hi-IN"/>
+          <w14:ligatures w14:val="none"/>
+        </w:rPr>
+        <w:t>setup</w:t>
+      </w:r>
+      <w:r>
+        <w:rPr>
+          <w:rFonts w:ascii="Consolas" w:eastAsia="Times New Roman" w:hAnsi="Consolas" w:cs="Times New Roman"/>
+          <w:color w:val="434F54"/>
+          <w:kern w:val="0"/>
+          <w:sz w:val="21"/>
+          <w:szCs w:val="21"/>
+          <w:lang w:eastAsia="en-IN" w:bidi="hi-IN"/>
+          <w14:ligatures w14:val="none"/>
+        </w:rPr>
+        <w:t>()</w:t>
+      </w:r>
+      <w:r>
+        <w:rPr>
+          <w:rFonts w:ascii="Consolas" w:eastAsia="Times New Roman" w:hAnsi="Consolas" w:cs="Times New Roman"/>
+          <w:color w:val="4E5B61"/>
+          <w:kern w:val="0"/>
+          <w:sz w:val="21"/>
+          <w:szCs w:val="21"/>
+          <w:lang w:eastAsia="en-IN" w:bidi="hi-IN"/>
+          <w14:ligatures w14:val="none"/>
+        </w:rPr>
+        <w:t xml:space="preserve"> </w:t>
+      </w:r>
+      <w:r>
+        <w:rPr>
+          <w:rFonts w:ascii="Consolas" w:eastAsia="Times New Roman" w:hAnsi="Consolas" w:cs="Times New Roman"/>
+          <w:color w:val="434F54"/>
+          <w:kern w:val="0"/>
+          <w:sz w:val="21"/>
+          <w:szCs w:val="21"/>
+          <w:lang w:eastAsia="en-IN" w:bidi="hi-IN"/>
+          <w14:ligatures w14:val="none"/>
+        </w:rPr>
+        <w:t>{</w:t>
+      </w:r>
+    </w:p>
+    <w:p>
+      <w:pPr>
+        <w:shd w:val="clear" w:color="auto" w:fill="FFFFFF"/>
+        <w:spacing w:after="0" w:line="285" w:lineRule="atLeast"/>
+        <w:rPr>
+          <w:rFonts w:ascii="Consolas" w:eastAsia="Times New Roman" w:hAnsi="Consolas" w:cs="Times New Roman"/>
+          <w:color w:val="4E5B61"/>
+          <w:kern w:val="0"/>
+          <w:sz w:val="21"/>
+          <w:szCs w:val="21"/>
+          <w:lang w:eastAsia="en-IN" w:bidi="hi-IN"/>
+          <w14:ligatures w14:val="none"/>
+        </w:rPr>
+      </w:pPr>
+      <w:r>
+        <w:rPr>
+          <w:rFonts w:ascii="Consolas" w:eastAsia="Times New Roman" w:hAnsi="Consolas" w:cs="Times New Roman"/>
+          <w:color w:val="4E5B61"/>
+          <w:kern w:val="0"/>
+          <w:sz w:val="21"/>
+          <w:szCs w:val="21"/>
+          <w:lang w:eastAsia="en-IN" w:bidi="hi-IN"/>
+          <w14:ligatures w14:val="none"/>
+        </w:rPr>
+        <w:t xml:space="preserve">  </w:t>
+      </w:r>
+      <w:proofErr w:type="spellStart"/>
+      <w:r>
+        <w:rPr>
+          <w:rFonts w:ascii="Consolas" w:eastAsia="Times New Roman" w:hAnsi="Consolas" w:cs="Times New Roman"/>
+          <w:color w:val="D35400"/>
+          <w:kern w:val="0"/>
+          <w:sz w:val="21"/>
+          <w:szCs w:val="21"/>
+          <w:lang w:eastAsia="en-IN" w:bidi="hi-IN"/>
+          <w14:ligatures w14:val="none"/>
+        </w:rPr>
+        <w:t>Serial</w:t>
+      </w:r>
+      <w:r>
+        <w:rPr>
+          <w:rFonts w:ascii="Consolas" w:eastAsia="Times New Roman" w:hAnsi="Consolas" w:cs="Times New Roman"/>
+          <w:color w:val="4E5B61"/>
+          <w:kern w:val="0"/>
+          <w:sz w:val="21"/>
+          <w:szCs w:val="21"/>
+          <w:lang w:eastAsia="en-IN" w:bidi="hi-IN"/>
+          <w14:ligatures w14:val="none"/>
+        </w:rPr>
+        <w:t>.</w:t>
+      </w:r>
+      <w:r>
+        <w:rPr>
+          <w:rFonts w:ascii="Consolas" w:eastAsia="Times New Roman" w:hAnsi="Consolas" w:cs="Times New Roman"/>
+          <w:color w:val="D35400"/>
+          <w:kern w:val="0"/>
+          <w:sz w:val="21"/>
+          <w:szCs w:val="21"/>
+          <w:lang w:eastAsia="en-IN" w:bidi="hi-IN"/>
+          <w14:ligatures w14:val="none"/>
+        </w:rPr>
+        <w:t>begin</w:t>
+      </w:r>
+      <w:proofErr w:type="spellEnd"/>
+      <w:r>
+        <w:rPr>
+          <w:rFonts w:ascii="Consolas" w:eastAsia="Times New Roman" w:hAnsi="Consolas" w:cs="Times New Roman"/>
+          <w:color w:val="434F54"/>
+          <w:kern w:val="0"/>
+          <w:sz w:val="21"/>
+          <w:szCs w:val="21"/>
+          <w:lang w:eastAsia="en-IN" w:bidi="hi-IN"/>
+          <w14:ligatures w14:val="none"/>
+        </w:rPr>
+        <w:t>(</w:t>
+      </w:r>
+      <w:r>
+        <w:rPr>
+          <w:rFonts w:ascii="Consolas" w:eastAsia="Times New Roman" w:hAnsi="Consolas" w:cs="Times New Roman"/>
+          <w:color w:val="005C5F"/>
+          <w:kern w:val="0"/>
+          <w:sz w:val="21"/>
+          <w:szCs w:val="21"/>
+          <w:lang w:eastAsia="en-IN" w:bidi="hi-IN"/>
+          <w14:ligatures w14:val="none"/>
+        </w:rPr>
+        <w:t>115200</w:t>
+      </w:r>
+      <w:r>
+        <w:rPr>
+          <w:rFonts w:ascii="Consolas" w:eastAsia="Times New Roman" w:hAnsi="Consolas" w:cs="Times New Roman"/>
+          <w:color w:val="434F54"/>
+          <w:kern w:val="0"/>
+          <w:sz w:val="21"/>
+          <w:szCs w:val="21"/>
+          <w:lang w:eastAsia="en-IN" w:bidi="hi-IN"/>
+          <w14:ligatures w14:val="none"/>
+        </w:rPr>
+        <w:t>)</w:t>
+      </w:r>
+      <w:r>
+        <w:rPr>
+          <w:rFonts w:ascii="Consolas" w:eastAsia="Times New Roman" w:hAnsi="Consolas" w:cs="Times New Roman"/>
+          <w:color w:val="4E5B61"/>
+          <w:kern w:val="0"/>
+          <w:sz w:val="21"/>
+          <w:szCs w:val="21"/>
+          <w:lang w:eastAsia="en-IN" w:bidi="hi-IN"/>
+          <w14:ligatures w14:val="none"/>
+        </w:rPr>
+        <w:t>;</w:t>
+      </w:r>
+    </w:p>
+    <w:p>
+      <w:pPr>
+        <w:shd w:val="clear" w:color="auto" w:fill="FFFFFF"/>
+        <w:spacing w:after="0" w:line="285" w:lineRule="atLeast"/>
+        <w:rPr>
+          <w:rFonts w:ascii="Consolas" w:eastAsia="Times New Roman" w:hAnsi="Consolas" w:cs="Times New Roman"/>
+          <w:color w:val="4E5B61"/>
+          <w:kern w:val="0"/>
+          <w:sz w:val="21"/>
+          <w:szCs w:val="21"/>
+          <w:lang w:eastAsia="en-IN" w:bidi="hi-IN"/>
+          <w14:ligatures w14:val="none"/>
+        </w:rPr>
+      </w:pPr>
+      <w:r>
+        <w:rPr>
+          <w:rFonts w:ascii="Consolas" w:eastAsia="Times New Roman" w:hAnsi="Consolas" w:cs="Times New Roman"/>
+          <w:color w:val="4E5B61"/>
+          <w:kern w:val="0"/>
+          <w:sz w:val="21"/>
+          <w:szCs w:val="21"/>
+          <w:lang w:eastAsia="en-IN" w:bidi="hi-IN"/>
+          <w14:ligatures w14:val="none"/>
+        </w:rPr>
+        <w:t xml:space="preserve">  </w:t>
+      </w:r>
+    </w:p>
+    <w:p>
+      <w:pPr>
+        <w:shd w:val="clear" w:color="auto" w:fill="FFFFFF"/>
+        <w:spacing w:after="0" w:line="285" w:lineRule="atLeast"/>
+        <w:rPr>
+          <w:rFonts w:ascii="Consolas" w:eastAsia="Times New Roman" w:hAnsi="Consolas" w:cs="Times New Roman"/>
+          <w:color w:val="4E5B61"/>
+          <w:kern w:val="0"/>
+          <w:sz w:val="21"/>
+          <w:szCs w:val="21"/>
+          <w:lang w:eastAsia="en-IN" w:bidi="hi-IN"/>
+          <w14:ligatures w14:val="none"/>
+        </w:rPr>
+      </w:pPr>
+      <w:r>
+        <w:rPr>
+          <w:rFonts w:ascii="Consolas" w:eastAsia="Times New Roman" w:hAnsi="Consolas" w:cs="Times New Roman"/>
+          <w:color w:val="4E5B61"/>
+          <w:kern w:val="0"/>
+          <w:sz w:val="21"/>
+          <w:szCs w:val="21"/>
+          <w:lang w:eastAsia="en-IN" w:bidi="hi-IN"/>
+          <w14:ligatures w14:val="none"/>
+        </w:rPr>
+        <w:t xml:space="preserve">  </w:t>
+      </w:r>
+      <w:proofErr w:type="spellStart"/>
+      <w:r>
+        <w:rPr>
+          <w:rFonts w:ascii="Consolas" w:eastAsia="Times New Roman" w:hAnsi="Consolas" w:cs="Times New Roman"/>
+          <w:color w:val="D35400"/>
+          <w:kern w:val="0"/>
+          <w:sz w:val="21"/>
+          <w:szCs w:val="21"/>
+          <w:lang w:eastAsia="en-IN" w:bidi="hi-IN"/>
+          <w14:ligatures w14:val="none"/>
+        </w:rPr>
+        <w:t>pinMode</w:t>
+      </w:r>
+      <w:proofErr w:type="spellEnd"/>
+      <w:r>
+        <w:rPr>
+          <w:rFonts w:ascii="Consolas" w:eastAsia="Times New Roman" w:hAnsi="Consolas" w:cs="Times New Roman"/>
+          <w:color w:val="434F54"/>
+          <w:kern w:val="0"/>
+          <w:sz w:val="21"/>
+          <w:szCs w:val="21"/>
+          <w:lang w:eastAsia="en-IN" w:bidi="hi-IN"/>
+          <w14:ligatures w14:val="none"/>
+        </w:rPr>
+        <w:t>(</w:t>
+      </w:r>
+      <w:r>
+        <w:rPr>
+          <w:rFonts w:ascii="Consolas" w:eastAsia="Times New Roman" w:hAnsi="Consolas" w:cs="Times New Roman"/>
+          <w:color w:val="4E5B61"/>
+          <w:kern w:val="0"/>
+          <w:sz w:val="21"/>
+          <w:szCs w:val="21"/>
+          <w:lang w:eastAsia="en-IN" w:bidi="hi-IN"/>
+          <w14:ligatures w14:val="none"/>
+        </w:rPr>
+        <w:t>LDR_DIGITAL_PIN, INPUT</w:t>
+      </w:r>
+      <w:r>
+        <w:rPr>
+          <w:rFonts w:ascii="Consolas" w:eastAsia="Times New Roman" w:hAnsi="Consolas" w:cs="Times New Roman"/>
+          <w:color w:val="434F54"/>
+          <w:kern w:val="0"/>
+          <w:sz w:val="21"/>
+          <w:szCs w:val="21"/>
+          <w:lang w:eastAsia="en-IN" w:bidi="hi-IN"/>
+          <w14:ligatures w14:val="none"/>
+        </w:rPr>
+        <w:t>)</w:t>
+      </w:r>
+      <w:r>
+        <w:rPr>
+          <w:rFonts w:ascii="Consolas" w:eastAsia="Times New Roman" w:hAnsi="Consolas" w:cs="Times New Roman"/>
+          <w:color w:val="4E5B61"/>
+          <w:kern w:val="0"/>
+          <w:sz w:val="21"/>
+          <w:szCs w:val="21"/>
+          <w:lang w:eastAsia="en-IN" w:bidi="hi-IN"/>
+          <w14:ligatures w14:val="none"/>
+        </w:rPr>
+        <w:t>;</w:t>
+      </w:r>
+    </w:p>
+    <w:p>
+      <w:pPr>
+        <w:shd w:val="clear" w:color="auto" w:fill="FFFFFF"/>
+        <w:spacing w:after="0" w:line="285" w:lineRule="atLeast"/>
+        <w:rPr>
+          <w:rFonts w:ascii="Consolas" w:eastAsia="Times New Roman" w:hAnsi="Consolas" w:cs="Times New Roman"/>
+          <w:color w:val="4E5B61"/>
+          <w:kern w:val="0"/>
+          <w:sz w:val="21"/>
+          <w:szCs w:val="21"/>
+          <w:lang w:eastAsia="en-IN" w:bidi="hi-IN"/>
+          <w14:ligatures w14:val="none"/>
+        </w:rPr>
+      </w:pPr>
+      <w:r>
+        <w:rPr>
+          <w:rFonts w:ascii="Consolas" w:eastAsia="Times New Roman" w:hAnsi="Consolas" w:cs="Times New Roman"/>
+          <w:color w:val="4E5B61"/>
+          <w:kern w:val="0"/>
+          <w:sz w:val="21"/>
+          <w:szCs w:val="21"/>
+          <w:lang w:eastAsia="en-IN" w:bidi="hi-IN"/>
+          <w14:ligatures w14:val="none"/>
+        </w:rPr>
+        <w:t xml:space="preserve">  </w:t>
+      </w:r>
+      <w:proofErr w:type="spellStart"/>
+      <w:r>
+        <w:rPr>
+          <w:rFonts w:ascii="Consolas" w:eastAsia="Times New Roman" w:hAnsi="Consolas" w:cs="Times New Roman"/>
+          <w:color w:val="D35400"/>
+          <w:kern w:val="0"/>
+          <w:sz w:val="21"/>
+          <w:szCs w:val="21"/>
+          <w:lang w:eastAsia="en-IN" w:bidi="hi-IN"/>
+          <w14:ligatures w14:val="none"/>
+        </w:rPr>
+        <w:t>pinMode</w:t>
+      </w:r>
+      <w:proofErr w:type="spellEnd"/>
+      <w:r>
+        <w:rPr>
+          <w:rFonts w:ascii="Consolas" w:eastAsia="Times New Roman" w:hAnsi="Consolas" w:cs="Times New Roman"/>
+          <w:color w:val="434F54"/>
+          <w:kern w:val="0"/>
+          <w:sz w:val="21"/>
+          <w:szCs w:val="21"/>
+          <w:lang w:eastAsia="en-IN" w:bidi="hi-IN"/>
+          <w14:ligatures w14:val="none"/>
+        </w:rPr>
+        <w:t>(</w:t>
+      </w:r>
+      <w:r>
+        <w:rPr>
+          <w:rFonts w:ascii="Consolas" w:eastAsia="Times New Roman" w:hAnsi="Consolas" w:cs="Times New Roman"/>
+          <w:color w:val="4E5B61"/>
+          <w:kern w:val="0"/>
+          <w:sz w:val="21"/>
+          <w:szCs w:val="21"/>
+          <w:lang w:eastAsia="en-IN" w:bidi="hi-IN"/>
+          <w14:ligatures w14:val="none"/>
+        </w:rPr>
+        <w:t>RED_PIN, OUTPUT</w:t>
+      </w:r>
+      <w:r>
+        <w:rPr>
+          <w:rFonts w:ascii="Consolas" w:eastAsia="Times New Roman" w:hAnsi="Consolas" w:cs="Times New Roman"/>
+          <w:color w:val="434F54"/>
+          <w:kern w:val="0"/>
+          <w:sz w:val="21"/>
+          <w:szCs w:val="21"/>
+          <w:lang w:eastAsia="en-IN" w:bidi="hi-IN"/>
+          <w14:ligatures w14:val="none"/>
+        </w:rPr>
+        <w:t>)</w:t>
+      </w:r>
+      <w:r>
+        <w:rPr>
+          <w:rFonts w:ascii="Consolas" w:eastAsia="Times New Roman" w:hAnsi="Consolas" w:cs="Times New Roman"/>
+          <w:color w:val="4E5B61"/>
+          <w:kern w:val="0"/>
+          <w:sz w:val="21"/>
+          <w:szCs w:val="21"/>
+          <w:lang w:eastAsia="en-IN" w:bidi="hi-IN"/>
+          <w14:ligatures w14:val="none"/>
+        </w:rPr>
+        <w:t>;</w:t>
+      </w:r>
+    </w:p>
+    <w:p>
+      <w:pPr>
+        <w:shd w:val="clear" w:color="auto" w:fill="FFFFFF"/>
+        <w:spacing w:after="0" w:line="285" w:lineRule="atLeast"/>
+        <w:rPr>
+          <w:rFonts w:ascii="Consolas" w:eastAsia="Times New Roman" w:hAnsi="Consolas" w:cs="Times New Roman"/>
+          <w:color w:val="4E5B61"/>
+          <w:kern w:val="0"/>
+          <w:sz w:val="21"/>
+          <w:szCs w:val="21"/>
+          <w:lang w:eastAsia="en-IN" w:bidi="hi-IN"/>
+          <w14:ligatures w14:val="none"/>
+        </w:rPr>
+      </w:pPr>
+      <w:r>
+        <w:rPr>
+          <w:rFonts w:ascii="Consolas" w:eastAsia="Times New Roman" w:hAnsi="Consolas" w:cs="Times New Roman"/>
+          <w:color w:val="4E5B61"/>
+          <w:kern w:val="0"/>
+          <w:sz w:val="21"/>
+          <w:szCs w:val="21"/>
+          <w:lang w:eastAsia="en-IN" w:bidi="hi-IN"/>
+          <w14:ligatures w14:val="none"/>
+        </w:rPr>
+        <w:t xml:space="preserve">  </w:t>
+      </w:r>
+      <w:proofErr w:type="spellStart"/>
+      <w:r>
+        <w:rPr>
+          <w:rFonts w:ascii="Consolas" w:eastAsia="Times New Roman" w:hAnsi="Consolas" w:cs="Times New Roman"/>
+          <w:color w:val="D35400"/>
+          <w:kern w:val="0"/>
+          <w:sz w:val="21"/>
+          <w:szCs w:val="21"/>
+          <w:lang w:eastAsia="en-IN" w:bidi="hi-IN"/>
+          <w14:ligatures w14:val="none"/>
+        </w:rPr>
+        <w:t>pinMode</w:t>
+      </w:r>
+      <w:proofErr w:type="spellEnd"/>
+      <w:r>
+        <w:rPr>
+          <w:rFonts w:ascii="Consolas" w:eastAsia="Times New Roman" w:hAnsi="Consolas" w:cs="Times New Roman"/>
+          <w:color w:val="434F54"/>
+          <w:kern w:val="0"/>
+          <w:sz w:val="21"/>
+          <w:szCs w:val="21"/>
+          <w:lang w:eastAsia="en-IN" w:bidi="hi-IN"/>
+          <w14:ligatures w14:val="none"/>
+        </w:rPr>
+        <w:t>(</w:t>
+      </w:r>
+      <w:r>
+        <w:rPr>
+          <w:rFonts w:ascii="Consolas" w:eastAsia="Times New Roman" w:hAnsi="Consolas" w:cs="Times New Roman"/>
+          <w:color w:val="4E5B61"/>
+          <w:kern w:val="0"/>
+          <w:sz w:val="21"/>
+          <w:szCs w:val="21"/>
+          <w:lang w:eastAsia="en-IN" w:bidi="hi-IN"/>
+          <w14:ligatures w14:val="none"/>
+        </w:rPr>
+        <w:t>GREEN_PIN, OUTPUT</w:t>
+      </w:r>
+      <w:r>
+        <w:rPr>
+          <w:rFonts w:ascii="Consolas" w:eastAsia="Times New Roman" w:hAnsi="Consolas" w:cs="Times New Roman"/>
+          <w:color w:val="434F54"/>
+          <w:kern w:val="0"/>
+          <w:sz w:val="21"/>
+          <w:szCs w:val="21"/>
+          <w:lang w:eastAsia="en-IN" w:bidi="hi-IN"/>
+          <w14:ligatures w14:val="none"/>
+        </w:rPr>
+        <w:t>)</w:t>
+      </w:r>
+      <w:r>
+        <w:rPr>
+          <w:rFonts w:ascii="Consolas" w:eastAsia="Times New Roman" w:hAnsi="Consolas" w:cs="Times New Roman"/>
+          <w:color w:val="4E5B61"/>
+          <w:kern w:val="0"/>
+          <w:sz w:val="21"/>
+          <w:szCs w:val="21"/>
+          <w:lang w:eastAsia="en-IN" w:bidi="hi-IN"/>
+          <w14:ligatures w14:val="none"/>
+        </w:rPr>
+        <w:t>;</w:t>
+      </w:r>
+    </w:p>
+    <w:p>
+      <w:pPr>
+        <w:shd w:val="clear" w:color="auto" w:fill="FFFFFF"/>
+        <w:spacing w:after="0" w:line="285" w:lineRule="atLeast"/>
+        <w:rPr>
+          <w:rFonts w:ascii="Consolas" w:eastAsia="Times New Roman" w:hAnsi="Consolas" w:cs="Times New Roman"/>
+          <w:color w:val="4E5B61"/>
+          <w:kern w:val="0"/>
+          <w:sz w:val="21"/>
+          <w:szCs w:val="21"/>
+          <w:lang w:eastAsia="en-IN" w:bidi="hi-IN"/>
+          <w14:ligatures w14:val="none"/>
+        </w:rPr>
+      </w:pPr>
+      <w:r>
+        <w:rPr>
+          <w:rFonts w:ascii="Consolas" w:eastAsia="Times New Roman" w:hAnsi="Consolas" w:cs="Times New Roman"/>
+          <w:color w:val="4E5B61"/>
+          <w:kern w:val="0"/>
+          <w:sz w:val="21"/>
+          <w:szCs w:val="21"/>
+          <w:lang w:eastAsia="en-IN" w:bidi="hi-IN"/>
+          <w14:ligatures w14:val="none"/>
+        </w:rPr>
+        <w:t xml:space="preserve">  </w:t>
+      </w:r>
+      <w:proofErr w:type="spellStart"/>
+      <w:r>
+        <w:rPr>
+          <w:rFonts w:ascii="Consolas" w:eastAsia="Times New Roman" w:hAnsi="Consolas" w:cs="Times New Roman"/>
+          <w:color w:val="D35400"/>
+          <w:kern w:val="0"/>
+          <w:sz w:val="21"/>
+          <w:szCs w:val="21"/>
+          <w:lang w:eastAsia="en-IN" w:bidi="hi-IN"/>
+          <w14:ligatures w14:val="none"/>
+        </w:rPr>
+        <w:t>pinMode</w:t>
+      </w:r>
+      <w:proofErr w:type="spellEnd"/>
+      <w:r>
+        <w:rPr>
+          <w:rFonts w:ascii="Consolas" w:eastAsia="Times New Roman" w:hAnsi="Consolas" w:cs="Times New Roman"/>
+          <w:color w:val="434F54"/>
+          <w:kern w:val="0"/>
+          <w:sz w:val="21"/>
+          <w:szCs w:val="21"/>
+          <w:lang w:eastAsia="en-IN" w:bidi="hi-IN"/>
+          <w14:ligatures w14:val="none"/>
+        </w:rPr>
+        <w:t>(</w:t>
+      </w:r>
+      <w:r>
+        <w:rPr>
+          <w:rFonts w:ascii="Consolas" w:eastAsia="Times New Roman" w:hAnsi="Consolas" w:cs="Times New Roman"/>
+          <w:color w:val="4E5B61"/>
+          <w:kern w:val="0"/>
+          <w:sz w:val="21"/>
+          <w:szCs w:val="21"/>
+          <w:lang w:eastAsia="en-IN" w:bidi="hi-IN"/>
+          <w14:ligatures w14:val="none"/>
+        </w:rPr>
+        <w:t>BLUE_PIN, OUTPUT</w:t>
+      </w:r>
+      <w:r>
+        <w:rPr>
+          <w:rFonts w:ascii="Consolas" w:eastAsia="Times New Roman" w:hAnsi="Consolas" w:cs="Times New Roman"/>
+          <w:color w:val="434F54"/>
+          <w:kern w:val="0"/>
+          <w:sz w:val="21"/>
+          <w:szCs w:val="21"/>
+          <w:lang w:eastAsia="en-IN" w:bidi="hi-IN"/>
+          <w14:ligatures w14:val="none"/>
+        </w:rPr>
+        <w:t>)</w:t>
+      </w:r>
+      <w:r>
+        <w:rPr>
+          <w:rFonts w:ascii="Consolas" w:eastAsia="Times New Roman" w:hAnsi="Consolas" w:cs="Times New Roman"/>
+          <w:color w:val="4E5B61"/>
+          <w:kern w:val="0"/>
+          <w:sz w:val="21"/>
+          <w:szCs w:val="21"/>
+          <w:lang w:eastAsia="en-IN" w:bidi="hi-IN"/>
+          <w14:ligatures w14:val="none"/>
+        </w:rPr>
+        <w:t>;</w:t>
+      </w:r>
+    </w:p>
+    <w:p>
+      <w:pPr>
+        <w:shd w:val="clear" w:color="auto" w:fill="FFFFFF"/>
+        <w:spacing w:after="0" w:line="285" w:lineRule="atLeast"/>
+        <w:rPr>
+          <w:rFonts w:ascii="Consolas" w:eastAsia="Times New Roman" w:hAnsi="Consolas" w:cs="Times New Roman"/>
+          <w:color w:val="4E5B61"/>
+          <w:kern w:val="0"/>
+          <w:sz w:val="21"/>
+          <w:szCs w:val="21"/>
+          <w:lang w:eastAsia="en-IN" w:bidi="hi-IN"/>
+          <w14:ligatures w14:val="none"/>
+        </w:rPr>
+      </w:pPr>
+    </w:p>
+    <w:p>
+      <w:pPr>
+        <w:shd w:val="clear" w:color="auto" w:fill="FFFFFF"/>
+        <w:spacing w:after="0" w:line="285" w:lineRule="atLeast"/>
+        <w:rPr>
+          <w:rFonts w:ascii="Consolas" w:eastAsia="Times New Roman" w:hAnsi="Consolas" w:cs="Times New Roman"/>
+          <w:color w:val="4E5B61"/>
+          <w:kern w:val="0"/>
+          <w:sz w:val="21"/>
+          <w:szCs w:val="21"/>
+          <w:lang w:eastAsia="en-IN" w:bidi="hi-IN"/>
+          <w14:ligatures w14:val="none"/>
+        </w:rPr>
+      </w:pPr>
+      <w:r>
+        <w:rPr>
+          <w:rFonts w:ascii="Consolas" w:eastAsia="Times New Roman" w:hAnsi="Consolas" w:cs="Times New Roman"/>
+          <w:color w:val="95A5A6"/>
+          <w:kern w:val="0"/>
+          <w:sz w:val="21"/>
+          <w:szCs w:val="21"/>
+          <w:lang w:eastAsia="en-IN" w:bidi="hi-IN"/>
+          <w14:ligatures w14:val="none"/>
+        </w:rPr>
+        <w:t>  // Connect to Wi-Fi</w:t>
+      </w:r>
+    </w:p>
+    <w:p>
+      <w:pPr>
+        <w:shd w:val="clear" w:color="auto" w:fill="FFFFFF"/>
+        <w:spacing w:after="0" w:line="285" w:lineRule="atLeast"/>
+        <w:rPr>
+          <w:rFonts w:ascii="Consolas" w:eastAsia="Times New Roman" w:hAnsi="Consolas" w:cs="Times New Roman"/>
+          <w:color w:val="4E5B61"/>
+          <w:kern w:val="0"/>
+          <w:sz w:val="21"/>
+          <w:szCs w:val="21"/>
+          <w:lang w:eastAsia="en-IN" w:bidi="hi-IN"/>
+          <w14:ligatures w14:val="none"/>
+        </w:rPr>
+      </w:pPr>
+      <w:r>
+        <w:rPr>
+          <w:rFonts w:ascii="Consolas" w:eastAsia="Times New Roman" w:hAnsi="Consolas" w:cs="Times New Roman"/>
+          <w:color w:val="4E5B61"/>
+          <w:kern w:val="0"/>
+          <w:sz w:val="21"/>
+          <w:szCs w:val="21"/>
+          <w:lang w:eastAsia="en-IN" w:bidi="hi-IN"/>
+          <w14:ligatures w14:val="none"/>
+        </w:rPr>
+        <w:t xml:space="preserve">  </w:t>
+      </w:r>
+      <w:proofErr w:type="spellStart"/>
+      <w:r>
+        <w:rPr>
+          <w:rFonts w:ascii="Consolas" w:eastAsia="Times New Roman" w:hAnsi="Consolas" w:cs="Times New Roman"/>
+          <w:color w:val="D35400"/>
+          <w:kern w:val="0"/>
+          <w:sz w:val="21"/>
+          <w:szCs w:val="21"/>
+          <w:lang w:eastAsia="en-IN" w:bidi="hi-IN"/>
+          <w14:ligatures w14:val="none"/>
+        </w:rPr>
+        <w:t>WiFi</w:t>
+      </w:r>
+      <w:r>
+        <w:rPr>
+          <w:rFonts w:ascii="Consolas" w:eastAsia="Times New Roman" w:hAnsi="Consolas" w:cs="Times New Roman"/>
+          <w:color w:val="4E5B61"/>
+          <w:kern w:val="0"/>
+          <w:sz w:val="21"/>
+          <w:szCs w:val="21"/>
+          <w:lang w:eastAsia="en-IN" w:bidi="hi-IN"/>
+          <w14:ligatures w14:val="none"/>
+        </w:rPr>
+        <w:t>.</w:t>
+      </w:r>
+      <w:r>
+        <w:rPr>
+          <w:rFonts w:ascii="Consolas" w:eastAsia="Times New Roman" w:hAnsi="Consolas" w:cs="Times New Roman"/>
+          <w:color w:val="D35400"/>
+          <w:kern w:val="0"/>
+          <w:sz w:val="21"/>
+          <w:szCs w:val="21"/>
+          <w:lang w:eastAsia="en-IN" w:bidi="hi-IN"/>
+          <w14:ligatures w14:val="none"/>
+        </w:rPr>
+        <w:t>begin</w:t>
+      </w:r>
+      <w:proofErr w:type="spellEnd"/>
+      <w:r>
+        <w:rPr>
+          <w:rFonts w:ascii="Consolas" w:eastAsia="Times New Roman" w:hAnsi="Consolas" w:cs="Times New Roman"/>
+          <w:color w:val="434F54"/>
+          <w:kern w:val="0"/>
+          <w:sz w:val="21"/>
+          <w:szCs w:val="21"/>
+          <w:lang w:eastAsia="en-IN" w:bidi="hi-IN"/>
+          <w14:ligatures w14:val="none"/>
+        </w:rPr>
+        <w:t>(</w:t>
+      </w:r>
+      <w:proofErr w:type="spellStart"/>
+      <w:r>
+        <w:rPr>
+          <w:rFonts w:ascii="Consolas" w:eastAsia="Times New Roman" w:hAnsi="Consolas" w:cs="Times New Roman"/>
+          <w:color w:val="4E5B61"/>
+          <w:kern w:val="0"/>
+          <w:sz w:val="21"/>
+          <w:szCs w:val="21"/>
+          <w:lang w:eastAsia="en-IN" w:bidi="hi-IN"/>
+          <w14:ligatures w14:val="none"/>
+        </w:rPr>
+        <w:t>ssid</w:t>
+      </w:r>
+      <w:proofErr w:type="spellEnd"/>
+      <w:r>
+        <w:rPr>
+          <w:rFonts w:ascii="Consolas" w:eastAsia="Times New Roman" w:hAnsi="Consolas" w:cs="Times New Roman"/>
+          <w:color w:val="4E5B61"/>
+          <w:kern w:val="0"/>
+          <w:sz w:val="21"/>
+          <w:szCs w:val="21"/>
+          <w:lang w:eastAsia="en-IN" w:bidi="hi-IN"/>
+          <w14:ligatures w14:val="none"/>
+        </w:rPr>
+        <w:t>, password</w:t>
+      </w:r>
+      <w:r>
+        <w:rPr>
+          <w:rFonts w:ascii="Consolas" w:eastAsia="Times New Roman" w:hAnsi="Consolas" w:cs="Times New Roman"/>
+          <w:color w:val="434F54"/>
+          <w:kern w:val="0"/>
+          <w:sz w:val="21"/>
+          <w:szCs w:val="21"/>
+          <w:lang w:eastAsia="en-IN" w:bidi="hi-IN"/>
+          <w14:ligatures w14:val="none"/>
+        </w:rPr>
+        <w:t>)</w:t>
+      </w:r>
+      <w:r>
+        <w:rPr>
+          <w:rFonts w:ascii="Consolas" w:eastAsia="Times New Roman" w:hAnsi="Consolas" w:cs="Times New Roman"/>
+          <w:color w:val="4E5B61"/>
+          <w:kern w:val="0"/>
+          <w:sz w:val="21"/>
+          <w:szCs w:val="21"/>
+          <w:lang w:eastAsia="en-IN" w:bidi="hi-IN"/>
+          <w14:ligatures w14:val="none"/>
+        </w:rPr>
+        <w:t>;</w:t>
+      </w:r>
+    </w:p>
+    <w:p>
+      <w:pPr>
+        <w:shd w:val="clear" w:color="auto" w:fill="FFFFFF"/>
+        <w:spacing w:after="0" w:line="285" w:lineRule="atLeast"/>
+        <w:rPr>
+          <w:rFonts w:ascii="Consolas" w:eastAsia="Times New Roman" w:hAnsi="Consolas" w:cs="Times New Roman"/>
+          <w:color w:val="4E5B61"/>
+          <w:kern w:val="0"/>
+          <w:sz w:val="21"/>
+          <w:szCs w:val="21"/>
+          <w:lang w:eastAsia="en-IN" w:bidi="hi-IN"/>
+          <w14:ligatures w14:val="none"/>
+        </w:rPr>
+      </w:pPr>
+      <w:r>
+        <w:rPr>
+          <w:rFonts w:ascii="Consolas" w:eastAsia="Times New Roman" w:hAnsi="Consolas" w:cs="Times New Roman"/>
+          <w:color w:val="4E5B61"/>
+          <w:kern w:val="0"/>
+          <w:sz w:val="21"/>
+          <w:szCs w:val="21"/>
+          <w:lang w:eastAsia="en-IN" w:bidi="hi-IN"/>
+          <w14:ligatures w14:val="none"/>
+        </w:rPr>
+        <w:t xml:space="preserve">  </w:t>
+      </w:r>
+      <w:proofErr w:type="spellStart"/>
+      <w:r>
+        <w:rPr>
+          <w:rFonts w:ascii="Consolas" w:eastAsia="Times New Roman" w:hAnsi="Consolas" w:cs="Times New Roman"/>
+          <w:color w:val="D35400"/>
+          <w:kern w:val="0"/>
+          <w:sz w:val="21"/>
+          <w:szCs w:val="21"/>
+          <w:lang w:eastAsia="en-IN" w:bidi="hi-IN"/>
+          <w14:ligatures w14:val="none"/>
+        </w:rPr>
+        <w:t>Serial</w:t>
+      </w:r>
+      <w:r>
+        <w:rPr>
+          <w:rFonts w:ascii="Consolas" w:eastAsia="Times New Roman" w:hAnsi="Consolas" w:cs="Times New Roman"/>
+          <w:color w:val="4E5B61"/>
+          <w:kern w:val="0"/>
+          <w:sz w:val="21"/>
+          <w:szCs w:val="21"/>
+          <w:lang w:eastAsia="en-IN" w:bidi="hi-IN"/>
+          <w14:ligatures w14:val="none"/>
+        </w:rPr>
+        <w:t>.</w:t>
+      </w:r>
+      <w:r>
+        <w:rPr>
+          <w:rFonts w:ascii="Consolas" w:eastAsia="Times New Roman" w:hAnsi="Consolas" w:cs="Times New Roman"/>
+          <w:color w:val="D35400"/>
+          <w:kern w:val="0"/>
+          <w:sz w:val="21"/>
+          <w:szCs w:val="21"/>
+          <w:lang w:eastAsia="en-IN" w:bidi="hi-IN"/>
+          <w14:ligatures w14:val="none"/>
+        </w:rPr>
+        <w:t>print</w:t>
+      </w:r>
+      <w:proofErr w:type="spellEnd"/>
+      <w:r>
+        <w:rPr>
+          <w:rFonts w:ascii="Consolas" w:eastAsia="Times New Roman" w:hAnsi="Consolas" w:cs="Times New Roman"/>
+          <w:color w:val="434F54"/>
+          <w:kern w:val="0"/>
+          <w:sz w:val="21"/>
+          <w:szCs w:val="21"/>
+          <w:lang w:eastAsia="en-IN" w:bidi="hi-IN"/>
+          <w14:ligatures w14:val="none"/>
+        </w:rPr>
+        <w:t>(</w:t>
+      </w:r>
+      <w:r>
+        <w:rPr>
+          <w:rFonts w:ascii="Consolas" w:eastAsia="Times New Roman" w:hAnsi="Consolas" w:cs="Times New Roman"/>
+          <w:color w:val="005C5F"/>
+          <w:kern w:val="0"/>
+          <w:sz w:val="21"/>
+          <w:szCs w:val="21"/>
+          <w:lang w:eastAsia="en-IN" w:bidi="hi-IN"/>
+          <w14:ligatures w14:val="none"/>
+        </w:rPr>
+        <w:t xml:space="preserve">"Connecting to </w:t>
+      </w:r>
+      <w:proofErr w:type="spellStart"/>
+      <w:r>
+        <w:rPr>
+          <w:rFonts w:ascii="Consolas" w:eastAsia="Times New Roman" w:hAnsi="Consolas" w:cs="Times New Roman"/>
+          <w:color w:val="005C5F"/>
+          <w:kern w:val="0"/>
+          <w:sz w:val="21"/>
+          <w:szCs w:val="21"/>
+          <w:lang w:eastAsia="en-IN" w:bidi="hi-IN"/>
+          <w14:ligatures w14:val="none"/>
+        </w:rPr>
+        <w:t>WiFi</w:t>
+      </w:r>
+      <w:proofErr w:type="spellEnd"/>
+      <w:r>
+        <w:rPr>
+          <w:rFonts w:ascii="Consolas" w:eastAsia="Times New Roman" w:hAnsi="Consolas" w:cs="Times New Roman"/>
+          <w:color w:val="005C5F"/>
+          <w:kern w:val="0"/>
+          <w:sz w:val="21"/>
+          <w:szCs w:val="21"/>
+          <w:lang w:eastAsia="en-IN" w:bidi="hi-IN"/>
+          <w14:ligatures w14:val="none"/>
+        </w:rPr>
+        <w:t>"</w:t>
+      </w:r>
+      <w:r>
+        <w:rPr>
+          <w:rFonts w:ascii="Consolas" w:eastAsia="Times New Roman" w:hAnsi="Consolas" w:cs="Times New Roman"/>
+          <w:color w:val="434F54"/>
+          <w:kern w:val="0"/>
+          <w:sz w:val="21"/>
+          <w:szCs w:val="21"/>
+          <w:lang w:eastAsia="en-IN" w:bidi="hi-IN"/>
+          <w14:ligatures w14:val="none"/>
+        </w:rPr>
+        <w:t>)</w:t>
+      </w:r>
+      <w:r>
+        <w:rPr>
+          <w:rFonts w:ascii="Consolas" w:eastAsia="Times New Roman" w:hAnsi="Consolas" w:cs="Times New Roman"/>
+          <w:color w:val="4E5B61"/>
+          <w:kern w:val="0"/>
+          <w:sz w:val="21"/>
+          <w:szCs w:val="21"/>
+          <w:lang w:eastAsia="en-IN" w:bidi="hi-IN"/>
+          <w14:ligatures w14:val="none"/>
+        </w:rPr>
+        <w:t>;</w:t>
+      </w:r>
+    </w:p>
+    <w:p>
+      <w:pPr>
+        <w:shd w:val="clear" w:color="auto" w:fill="FFFFFF"/>
+        <w:spacing w:after="0" w:line="285" w:lineRule="atLeast"/>
+        <w:rPr>
+          <w:rFonts w:ascii="Consolas" w:eastAsia="Times New Roman" w:hAnsi="Consolas" w:cs="Times New Roman"/>
+          <w:color w:val="4E5B61"/>
+          <w:kern w:val="0"/>
+          <w:sz w:val="21"/>
+          <w:szCs w:val="21"/>
+          <w:lang w:eastAsia="en-IN" w:bidi="hi-IN"/>
+          <w14:ligatures w14:val="none"/>
+        </w:rPr>
+      </w:pPr>
+      <w:r>
+        <w:rPr>
+          <w:rFonts w:ascii="Consolas" w:eastAsia="Times New Roman" w:hAnsi="Consolas" w:cs="Times New Roman"/>
+          <w:color w:val="4E5B61"/>
+          <w:kern w:val="0"/>
+          <w:sz w:val="21"/>
+          <w:szCs w:val="21"/>
+          <w:lang w:eastAsia="en-IN" w:bidi="hi-IN"/>
+          <w14:ligatures w14:val="none"/>
+        </w:rPr>
+        <w:t xml:space="preserve">  </w:t>
+      </w:r>
+      <w:r>
+        <w:rPr>
+          <w:rFonts w:ascii="Consolas" w:eastAsia="Times New Roman" w:hAnsi="Consolas" w:cs="Times New Roman"/>
+          <w:color w:val="728E00"/>
+          <w:kern w:val="0"/>
+          <w:sz w:val="21"/>
+          <w:szCs w:val="21"/>
+          <w:lang w:eastAsia="en-IN" w:bidi="hi-IN"/>
+          <w14:ligatures w14:val="none"/>
+        </w:rPr>
+        <w:t>while</w:t>
+      </w:r>
+      <w:r>
+        <w:rPr>
+          <w:rFonts w:ascii="Consolas" w:eastAsia="Times New Roman" w:hAnsi="Consolas" w:cs="Times New Roman"/>
+          <w:color w:val="4E5B61"/>
+          <w:kern w:val="0"/>
+          <w:sz w:val="21"/>
+          <w:szCs w:val="21"/>
+          <w:lang w:eastAsia="en-IN" w:bidi="hi-IN"/>
+          <w14:ligatures w14:val="none"/>
+        </w:rPr>
+        <w:t xml:space="preserve"> </w:t>
+      </w:r>
+      <w:r>
+        <w:rPr>
+          <w:rFonts w:ascii="Consolas" w:eastAsia="Times New Roman" w:hAnsi="Consolas" w:cs="Times New Roman"/>
+          <w:color w:val="434F54"/>
+          <w:kern w:val="0"/>
+          <w:sz w:val="21"/>
+          <w:szCs w:val="21"/>
+          <w:lang w:eastAsia="en-IN" w:bidi="hi-IN"/>
+          <w14:ligatures w14:val="none"/>
+        </w:rPr>
+        <w:t>(</w:t>
+      </w:r>
+      <w:proofErr w:type="spellStart"/>
+      <w:r>
+        <w:rPr>
+          <w:rFonts w:ascii="Consolas" w:eastAsia="Times New Roman" w:hAnsi="Consolas" w:cs="Times New Roman"/>
+          <w:color w:val="D35400"/>
+          <w:kern w:val="0"/>
+          <w:sz w:val="21"/>
+          <w:szCs w:val="21"/>
+          <w:lang w:eastAsia="en-IN" w:bidi="hi-IN"/>
+          <w14:ligatures w14:val="none"/>
+        </w:rPr>
+        <w:t>WiFi</w:t>
+      </w:r>
+      <w:r>
+        <w:rPr>
+          <w:rFonts w:ascii="Consolas" w:eastAsia="Times New Roman" w:hAnsi="Consolas" w:cs="Times New Roman"/>
+          <w:color w:val="4E5B61"/>
+          <w:kern w:val="0"/>
+          <w:sz w:val="21"/>
+          <w:szCs w:val="21"/>
+          <w:lang w:eastAsia="en-IN" w:bidi="hi-IN"/>
+          <w14:ligatures w14:val="none"/>
+        </w:rPr>
+        <w:t>.</w:t>
+      </w:r>
+      <w:r>
+        <w:rPr>
+          <w:rFonts w:ascii="Consolas" w:eastAsia="Times New Roman" w:hAnsi="Consolas" w:cs="Times New Roman"/>
+          <w:color w:val="D35400"/>
+          <w:kern w:val="0"/>
+          <w:sz w:val="21"/>
+          <w:szCs w:val="21"/>
+          <w:lang w:eastAsia="en-IN" w:bidi="hi-IN"/>
+          <w14:ligatures w14:val="none"/>
+        </w:rPr>
+        <w:t>status</w:t>
+      </w:r>
+      <w:proofErr w:type="spellEnd"/>
+      <w:r>
+        <w:rPr>
+          <w:rFonts w:ascii="Consolas" w:eastAsia="Times New Roman" w:hAnsi="Consolas" w:cs="Times New Roman"/>
+          <w:color w:val="434F54"/>
+          <w:kern w:val="0"/>
+          <w:sz w:val="21"/>
+          <w:szCs w:val="21"/>
+          <w:lang w:eastAsia="en-IN" w:bidi="hi-IN"/>
+          <w14:ligatures w14:val="none"/>
+        </w:rPr>
+        <w:t>()</w:t>
+      </w:r>
+      <w:r>
+        <w:rPr>
+          <w:rFonts w:ascii="Consolas" w:eastAsia="Times New Roman" w:hAnsi="Consolas" w:cs="Times New Roman"/>
+          <w:color w:val="4E5B61"/>
+          <w:kern w:val="0"/>
+          <w:sz w:val="21"/>
+          <w:szCs w:val="21"/>
+          <w:lang w:eastAsia="en-IN" w:bidi="hi-IN"/>
+          <w14:ligatures w14:val="none"/>
+        </w:rPr>
+        <w:t xml:space="preserve"> != WL_CONNECTED</w:t>
+      </w:r>
+      <w:r>
+        <w:rPr>
+          <w:rFonts w:ascii="Consolas" w:eastAsia="Times New Roman" w:hAnsi="Consolas" w:cs="Times New Roman"/>
+          <w:color w:val="434F54"/>
+          <w:kern w:val="0"/>
+          <w:sz w:val="21"/>
+          <w:szCs w:val="21"/>
+          <w:lang w:eastAsia="en-IN" w:bidi="hi-IN"/>
+          <w14:ligatures w14:val="none"/>
+        </w:rPr>
+        <w:t>)</w:t>
+      </w:r>
+      <w:r>
+        <w:rPr>
+          <w:rFonts w:ascii="Consolas" w:eastAsia="Times New Roman" w:hAnsi="Consolas" w:cs="Times New Roman"/>
+          <w:color w:val="4E5B61"/>
+          <w:kern w:val="0"/>
+          <w:sz w:val="21"/>
+          <w:szCs w:val="21"/>
+          <w:lang w:eastAsia="en-IN" w:bidi="hi-IN"/>
+          <w14:ligatures w14:val="none"/>
+        </w:rPr>
+        <w:t xml:space="preserve"> </w:t>
+      </w:r>
+      <w:r>
+        <w:rPr>
+          <w:rFonts w:ascii="Consolas" w:eastAsia="Times New Roman" w:hAnsi="Consolas" w:cs="Times New Roman"/>
+          <w:color w:val="434F54"/>
+          <w:kern w:val="0"/>
+          <w:sz w:val="21"/>
+          <w:szCs w:val="21"/>
+          <w:lang w:eastAsia="en-IN" w:bidi="hi-IN"/>
+          <w14:ligatures w14:val="none"/>
+        </w:rPr>
+        <w:t>{</w:t>
+      </w:r>
+    </w:p>
+    <w:p>
+      <w:pPr>
+        <w:shd w:val="clear" w:color="auto" w:fill="FFFFFF"/>
+        <w:spacing w:after="0" w:line="285" w:lineRule="atLeast"/>
+        <w:rPr>
+          <w:rFonts w:ascii="Consolas" w:eastAsia="Times New Roman" w:hAnsi="Consolas" w:cs="Times New Roman"/>
+          <w:color w:val="4E5B61"/>
+          <w:kern w:val="0"/>
+          <w:sz w:val="21"/>
+          <w:szCs w:val="21"/>
+          <w:lang w:eastAsia="en-IN" w:bidi="hi-IN"/>
+          <w14:ligatures w14:val="none"/>
+        </w:rPr>
+      </w:pPr>
+      <w:r>
+        <w:rPr>
+          <w:rFonts w:ascii="Consolas" w:eastAsia="Times New Roman" w:hAnsi="Consolas" w:cs="Times New Roman"/>
+          <w:color w:val="4E5B61"/>
+          <w:kern w:val="0"/>
+          <w:sz w:val="21"/>
+          <w:szCs w:val="21"/>
+          <w:lang w:eastAsia="en-IN" w:bidi="hi-IN"/>
+          <w14:ligatures w14:val="none"/>
+        </w:rPr>
+        <w:t xml:space="preserve">    </w:t>
+      </w:r>
+      <w:r>
+        <w:rPr>
+          <w:rFonts w:ascii="Consolas" w:eastAsia="Times New Roman" w:hAnsi="Consolas" w:cs="Times New Roman"/>
+          <w:color w:val="D35400"/>
+          <w:kern w:val="0"/>
+          <w:sz w:val="21"/>
+          <w:szCs w:val="21"/>
+          <w:lang w:eastAsia="en-IN" w:bidi="hi-IN"/>
+          <w14:ligatures w14:val="none"/>
+        </w:rPr>
+        <w:t>delay</w:t>
+      </w:r>
+      <w:r>
+        <w:rPr>
+          <w:rFonts w:ascii="Consolas" w:eastAsia="Times New Roman" w:hAnsi="Consolas" w:cs="Times New Roman"/>
+          <w:color w:val="434F54"/>
+          <w:kern w:val="0"/>
+          <w:sz w:val="21"/>
+          <w:szCs w:val="21"/>
+          <w:lang w:eastAsia="en-IN" w:bidi="hi-IN"/>
+          <w14:ligatures w14:val="none"/>
+        </w:rPr>
+        <w:t>(</w:t>
+      </w:r>
+      <w:r>
+        <w:rPr>
+          <w:rFonts w:ascii="Consolas" w:eastAsia="Times New Roman" w:hAnsi="Consolas" w:cs="Times New Roman"/>
+          <w:color w:val="005C5F"/>
+          <w:kern w:val="0"/>
+          <w:sz w:val="21"/>
+          <w:szCs w:val="21"/>
+          <w:lang w:eastAsia="en-IN" w:bidi="hi-IN"/>
+          <w14:ligatures w14:val="none"/>
+        </w:rPr>
+        <w:t>500</w:t>
+      </w:r>
+      <w:r>
+        <w:rPr>
+          <w:rFonts w:ascii="Consolas" w:eastAsia="Times New Roman" w:hAnsi="Consolas" w:cs="Times New Roman"/>
+          <w:color w:val="434F54"/>
+          <w:kern w:val="0"/>
+          <w:sz w:val="21"/>
+          <w:szCs w:val="21"/>
+          <w:lang w:eastAsia="en-IN" w:bidi="hi-IN"/>
+          <w14:ligatures w14:val="none"/>
+        </w:rPr>
+        <w:t>)</w:t>
+      </w:r>
+      <w:r>
+        <w:rPr>
+          <w:rFonts w:ascii="Consolas" w:eastAsia="Times New Roman" w:hAnsi="Consolas" w:cs="Times New Roman"/>
+          <w:color w:val="4E5B61"/>
+          <w:kern w:val="0"/>
+          <w:sz w:val="21"/>
+          <w:szCs w:val="21"/>
+          <w:lang w:eastAsia="en-IN" w:bidi="hi-IN"/>
+          <w14:ligatures w14:val="none"/>
+        </w:rPr>
+        <w:t>;</w:t>
+      </w:r>
+    </w:p>
+    <w:p>
+      <w:pPr>
+        <w:shd w:val="clear" w:color="auto" w:fill="FFFFFF"/>
+        <w:spacing w:after="0" w:line="285" w:lineRule="atLeast"/>
+        <w:rPr>
+          <w:rFonts w:ascii="Consolas" w:eastAsia="Times New Roman" w:hAnsi="Consolas" w:cs="Times New Roman"/>
+          <w:color w:val="4E5B61"/>
+          <w:kern w:val="0"/>
+          <w:sz w:val="21"/>
+          <w:szCs w:val="21"/>
+          <w:lang w:eastAsia="en-IN" w:bidi="hi-IN"/>
+          <w14:ligatures w14:val="none"/>
+        </w:rPr>
+      </w:pPr>
+      <w:r>
+        <w:rPr>
+          <w:rFonts w:ascii="Consolas" w:eastAsia="Times New Roman" w:hAnsi="Consolas" w:cs="Times New Roman"/>
+          <w:color w:val="4E5B61"/>
+          <w:kern w:val="0"/>
+          <w:sz w:val="21"/>
+          <w:szCs w:val="21"/>
+          <w:lang w:eastAsia="en-IN" w:bidi="hi-IN"/>
+          <w14:ligatures w14:val="none"/>
+        </w:rPr>
+        <w:t xml:space="preserve">    </w:t>
+      </w:r>
+      <w:proofErr w:type="spellStart"/>
+      <w:r>
+        <w:rPr>
+          <w:rFonts w:ascii="Consolas" w:eastAsia="Times New Roman" w:hAnsi="Consolas" w:cs="Times New Roman"/>
+          <w:color w:val="D35400"/>
+          <w:kern w:val="0"/>
+          <w:sz w:val="21"/>
+          <w:szCs w:val="21"/>
+          <w:lang w:eastAsia="en-IN" w:bidi="hi-IN"/>
+          <w14:ligatures w14:val="none"/>
+        </w:rPr>
+        <w:t>Serial</w:t>
+      </w:r>
+      <w:r>
+        <w:rPr>
+          <w:rFonts w:ascii="Consolas" w:eastAsia="Times New Roman" w:hAnsi="Consolas" w:cs="Times New Roman"/>
+          <w:color w:val="4E5B61"/>
+          <w:kern w:val="0"/>
+          <w:sz w:val="21"/>
+          <w:szCs w:val="21"/>
+          <w:lang w:eastAsia="en-IN" w:bidi="hi-IN"/>
+          <w14:ligatures w14:val="none"/>
+        </w:rPr>
+        <w:t>.</w:t>
+      </w:r>
+      <w:r>
+        <w:rPr>
+          <w:rFonts w:ascii="Consolas" w:eastAsia="Times New Roman" w:hAnsi="Consolas" w:cs="Times New Roman"/>
+          <w:color w:val="D35400"/>
+          <w:kern w:val="0"/>
+          <w:sz w:val="21"/>
+          <w:szCs w:val="21"/>
+          <w:lang w:eastAsia="en-IN" w:bidi="hi-IN"/>
+          <w14:ligatures w14:val="none"/>
+        </w:rPr>
+        <w:t>print</w:t>
+      </w:r>
+      <w:proofErr w:type="spellEnd"/>
+      <w:r>
+        <w:rPr>
+          <w:rFonts w:ascii="Consolas" w:eastAsia="Times New Roman" w:hAnsi="Consolas" w:cs="Times New Roman"/>
+          <w:color w:val="434F54"/>
+          <w:kern w:val="0"/>
+          <w:sz w:val="21"/>
+          <w:szCs w:val="21"/>
+          <w:lang w:eastAsia="en-IN" w:bidi="hi-IN"/>
+          <w14:ligatures w14:val="none"/>
+        </w:rPr>
+        <w:t>(</w:t>
+      </w:r>
+      <w:r>
+        <w:rPr>
+          <w:rFonts w:ascii="Consolas" w:eastAsia="Times New Roman" w:hAnsi="Consolas" w:cs="Times New Roman"/>
+          <w:color w:val="005C5F"/>
+          <w:kern w:val="0"/>
+          <w:sz w:val="21"/>
+          <w:szCs w:val="21"/>
+          <w:lang w:eastAsia="en-IN" w:bidi="hi-IN"/>
+          <w14:ligatures w14:val="none"/>
+        </w:rPr>
+        <w:t>"."</w:t>
+      </w:r>
+      <w:r>
+        <w:rPr>
+          <w:rFonts w:ascii="Consolas" w:eastAsia="Times New Roman" w:hAnsi="Consolas" w:cs="Times New Roman"/>
+          <w:color w:val="434F54"/>
+          <w:kern w:val="0"/>
+          <w:sz w:val="21"/>
+          <w:szCs w:val="21"/>
+          <w:lang w:eastAsia="en-IN" w:bidi="hi-IN"/>
+          <w14:ligatures w14:val="none"/>
+        </w:rPr>
+        <w:t>)</w:t>
+      </w:r>
+      <w:r>
+        <w:rPr>
+          <w:rFonts w:ascii="Consolas" w:eastAsia="Times New Roman" w:hAnsi="Consolas" w:cs="Times New Roman"/>
+          <w:color w:val="4E5B61"/>
+          <w:kern w:val="0"/>
+          <w:sz w:val="21"/>
+          <w:szCs w:val="21"/>
+          <w:lang w:eastAsia="en-IN" w:bidi="hi-IN"/>
+          <w14:ligatures w14:val="none"/>
+        </w:rPr>
+        <w:t>;</w:t>
+      </w:r>
+    </w:p>
+    <w:p>
+      <w:pPr>
+        <w:shd w:val="clear" w:color="auto" w:fill="FFFFFF"/>
+        <w:spacing w:after="0" w:line="285" w:lineRule="atLeast"/>
+        <w:rPr>
+          <w:rFonts w:ascii="Consolas" w:eastAsia="Times New Roman" w:hAnsi="Consolas" w:cs="Times New Roman"/>
+          <w:color w:val="4E5B61"/>
+          <w:kern w:val="0"/>
+          <w:sz w:val="21"/>
+          <w:szCs w:val="21"/>
+          <w:lang w:eastAsia="en-IN" w:bidi="hi-IN"/>
+          <w14:ligatures w14:val="none"/>
+        </w:rPr>
+      </w:pPr>
+      <w:r>
+        <w:rPr>
+          <w:rFonts w:ascii="Consolas" w:eastAsia="Times New Roman" w:hAnsi="Consolas" w:cs="Times New Roman"/>
+          <w:color w:val="4E5B61"/>
+          <w:kern w:val="0"/>
+          <w:sz w:val="21"/>
+          <w:szCs w:val="21"/>
+          <w:lang w:eastAsia="en-IN" w:bidi="hi-IN"/>
+          <w14:ligatures w14:val="none"/>
+        </w:rPr>
+        <w:t xml:space="preserve">  </w:t>
+      </w:r>
+      <w:r>
+        <w:rPr>
+          <w:rFonts w:ascii="Consolas" w:eastAsia="Times New Roman" w:hAnsi="Consolas" w:cs="Times New Roman"/>
+          <w:color w:val="434F54"/>
+          <w:kern w:val="0"/>
+          <w:sz w:val="21"/>
+          <w:szCs w:val="21"/>
+          <w:lang w:eastAsia="en-IN" w:bidi="hi-IN"/>
+          <w14:ligatures w14:val="none"/>
+        </w:rPr>
+        <w:t>}</w:t>
+      </w:r>
+    </w:p>
+    <w:p>
+      <w:pPr>
+        <w:shd w:val="clear" w:color="auto" w:fill="FFFFFF"/>
+        <w:spacing w:after="0" w:line="285" w:lineRule="atLeast"/>
+        <w:rPr>
+          <w:rFonts w:ascii="Consolas" w:eastAsia="Times New Roman" w:hAnsi="Consolas" w:cs="Times New Roman"/>
+          <w:color w:val="4E5B61"/>
+          <w:kern w:val="0"/>
+          <w:sz w:val="21"/>
+          <w:szCs w:val="21"/>
+          <w:lang w:eastAsia="en-IN" w:bidi="hi-IN"/>
+          <w14:ligatures w14:val="none"/>
+        </w:rPr>
+      </w:pPr>
+      <w:r>
+        <w:rPr>
+          <w:rFonts w:ascii="Consolas" w:eastAsia="Times New Roman" w:hAnsi="Consolas" w:cs="Times New Roman"/>
+          <w:color w:val="4E5B61"/>
+          <w:kern w:val="0"/>
+          <w:sz w:val="21"/>
+          <w:szCs w:val="21"/>
+          <w:lang w:eastAsia="en-IN" w:bidi="hi-IN"/>
+          <w14:ligatures w14:val="none"/>
+        </w:rPr>
+        <w:t xml:space="preserve">  </w:t>
+      </w:r>
+      <w:proofErr w:type="spellStart"/>
+      <w:r>
+        <w:rPr>
+          <w:rFonts w:ascii="Consolas" w:eastAsia="Times New Roman" w:hAnsi="Consolas" w:cs="Times New Roman"/>
+          <w:color w:val="D35400"/>
+          <w:kern w:val="0"/>
+          <w:sz w:val="21"/>
+          <w:szCs w:val="21"/>
+          <w:lang w:eastAsia="en-IN" w:bidi="hi-IN"/>
+          <w14:ligatures w14:val="none"/>
+        </w:rPr>
+        <w:t>Serial</w:t>
+      </w:r>
+      <w:r>
+        <w:rPr>
+          <w:rFonts w:ascii="Consolas" w:eastAsia="Times New Roman" w:hAnsi="Consolas" w:cs="Times New Roman"/>
+          <w:color w:val="4E5B61"/>
+          <w:kern w:val="0"/>
+          <w:sz w:val="21"/>
+          <w:szCs w:val="21"/>
+          <w:lang w:eastAsia="en-IN" w:bidi="hi-IN"/>
+          <w14:ligatures w14:val="none"/>
+        </w:rPr>
+        <w:t>.</w:t>
+      </w:r>
+      <w:r>
+        <w:rPr>
+          <w:rFonts w:ascii="Consolas" w:eastAsia="Times New Roman" w:hAnsi="Consolas" w:cs="Times New Roman"/>
+          <w:color w:val="D35400"/>
+          <w:kern w:val="0"/>
+          <w:sz w:val="21"/>
+          <w:szCs w:val="21"/>
+          <w:lang w:eastAsia="en-IN" w:bidi="hi-IN"/>
+          <w14:ligatures w14:val="none"/>
+        </w:rPr>
+        <w:t>println</w:t>
+      </w:r>
+      <w:proofErr w:type="spellEnd"/>
+      <w:r>
+        <w:rPr>
+          <w:rFonts w:ascii="Consolas" w:eastAsia="Times New Roman" w:hAnsi="Consolas" w:cs="Times New Roman"/>
+          <w:color w:val="434F54"/>
+          <w:kern w:val="0"/>
+          <w:sz w:val="21"/>
+          <w:szCs w:val="21"/>
+          <w:lang w:eastAsia="en-IN" w:bidi="hi-IN"/>
+          <w14:ligatures w14:val="none"/>
+        </w:rPr>
+        <w:t>(</w:t>
+      </w:r>
+      <w:r>
+        <w:rPr>
+          <w:rFonts w:ascii="Consolas" w:eastAsia="Times New Roman" w:hAnsi="Consolas" w:cs="Times New Roman"/>
+          <w:color w:val="005C5F"/>
+          <w:kern w:val="0"/>
+          <w:sz w:val="21"/>
+          <w:szCs w:val="21"/>
+          <w:lang w:eastAsia="en-IN" w:bidi="hi-IN"/>
+          <w14:ligatures w14:val="none"/>
+        </w:rPr>
+        <w:t>"\</w:t>
+      </w:r>
+      <w:proofErr w:type="spellStart"/>
+      <w:r>
+        <w:rPr>
+          <w:rFonts w:ascii="Consolas" w:eastAsia="Times New Roman" w:hAnsi="Consolas" w:cs="Times New Roman"/>
+          <w:color w:val="005C5F"/>
+          <w:kern w:val="0"/>
+          <w:sz w:val="21"/>
+          <w:szCs w:val="21"/>
+          <w:lang w:eastAsia="en-IN" w:bidi="hi-IN"/>
+          <w14:ligatures w14:val="none"/>
+        </w:rPr>
+        <w:t>nWiFi</w:t>
+      </w:r>
+      <w:proofErr w:type="spellEnd"/>
+      <w:r>
+        <w:rPr>
+          <w:rFonts w:ascii="Consolas" w:eastAsia="Times New Roman" w:hAnsi="Consolas" w:cs="Times New Roman"/>
+          <w:color w:val="005C5F"/>
+          <w:kern w:val="0"/>
+          <w:sz w:val="21"/>
+          <w:szCs w:val="21"/>
+          <w:lang w:eastAsia="en-IN" w:bidi="hi-IN"/>
+          <w14:ligatures w14:val="none"/>
+        </w:rPr>
+        <w:t xml:space="preserve"> connected! IP address: "</w:t>
+      </w:r>
+      <w:r>
+        <w:rPr>
+          <w:rFonts w:ascii="Consolas" w:eastAsia="Times New Roman" w:hAnsi="Consolas" w:cs="Times New Roman"/>
+          <w:color w:val="434F54"/>
+          <w:kern w:val="0"/>
+          <w:sz w:val="21"/>
+          <w:szCs w:val="21"/>
+          <w:lang w:eastAsia="en-IN" w:bidi="hi-IN"/>
+          <w14:ligatures w14:val="none"/>
+        </w:rPr>
+        <w:t>)</w:t>
+      </w:r>
+      <w:r>
+        <w:rPr>
+          <w:rFonts w:ascii="Consolas" w:eastAsia="Times New Roman" w:hAnsi="Consolas" w:cs="Times New Roman"/>
+          <w:color w:val="4E5B61"/>
+          <w:kern w:val="0"/>
+          <w:sz w:val="21"/>
+          <w:szCs w:val="21"/>
+          <w:lang w:eastAsia="en-IN" w:bidi="hi-IN"/>
+          <w14:ligatures w14:val="none"/>
+        </w:rPr>
+        <w:t>;</w:t>
+      </w:r>
+    </w:p>
+    <w:p>
+      <w:pPr>
+        <w:shd w:val="clear" w:color="auto" w:fill="FFFFFF"/>
+        <w:spacing w:after="0" w:line="285" w:lineRule="atLeast"/>
+        <w:rPr>
+          <w:rFonts w:ascii="Consolas" w:eastAsia="Times New Roman" w:hAnsi="Consolas" w:cs="Times New Roman"/>
+          <w:color w:val="4E5B61"/>
+          <w:kern w:val="0"/>
+          <w:sz w:val="21"/>
+          <w:szCs w:val="21"/>
+          <w:lang w:eastAsia="en-IN" w:bidi="hi-IN"/>
+          <w14:ligatures w14:val="none"/>
+        </w:rPr>
+      </w:pPr>
+      <w:r>
+        <w:rPr>
+          <w:rFonts w:ascii="Consolas" w:eastAsia="Times New Roman" w:hAnsi="Consolas" w:cs="Times New Roman"/>
+          <w:color w:val="4E5B61"/>
+          <w:kern w:val="0"/>
+          <w:sz w:val="21"/>
+          <w:szCs w:val="21"/>
+          <w:lang w:eastAsia="en-IN" w:bidi="hi-IN"/>
+          <w14:ligatures w14:val="none"/>
+        </w:rPr>
+        <w:t xml:space="preserve">  </w:t>
+      </w:r>
+      <w:proofErr w:type="spellStart"/>
+      <w:r>
+        <w:rPr>
+          <w:rFonts w:ascii="Consolas" w:eastAsia="Times New Roman" w:hAnsi="Consolas" w:cs="Times New Roman"/>
+          <w:color w:val="D35400"/>
+          <w:kern w:val="0"/>
+          <w:sz w:val="21"/>
+          <w:szCs w:val="21"/>
+          <w:lang w:eastAsia="en-IN" w:bidi="hi-IN"/>
+          <w14:ligatures w14:val="none"/>
+        </w:rPr>
+        <w:t>Serial</w:t>
+      </w:r>
+      <w:r>
+        <w:rPr>
+          <w:rFonts w:ascii="Consolas" w:eastAsia="Times New Roman" w:hAnsi="Consolas" w:cs="Times New Roman"/>
+          <w:color w:val="4E5B61"/>
+          <w:kern w:val="0"/>
+          <w:sz w:val="21"/>
+          <w:szCs w:val="21"/>
+          <w:lang w:eastAsia="en-IN" w:bidi="hi-IN"/>
+          <w14:ligatures w14:val="none"/>
+        </w:rPr>
+        <w:t>.</w:t>
+      </w:r>
+      <w:r>
+        <w:rPr>
+          <w:rFonts w:ascii="Consolas" w:eastAsia="Times New Roman" w:hAnsi="Consolas" w:cs="Times New Roman"/>
+          <w:color w:val="D35400"/>
+          <w:kern w:val="0"/>
+          <w:sz w:val="21"/>
+          <w:szCs w:val="21"/>
+          <w:lang w:eastAsia="en-IN" w:bidi="hi-IN"/>
+          <w14:ligatures w14:val="none"/>
+        </w:rPr>
+        <w:t>println</w:t>
+      </w:r>
+      <w:proofErr w:type="spellEnd"/>
+      <w:r>
+        <w:rPr>
+          <w:rFonts w:ascii="Consolas" w:eastAsia="Times New Roman" w:hAnsi="Consolas" w:cs="Times New Roman"/>
+          <w:color w:val="434F54"/>
+          <w:kern w:val="0"/>
+          <w:sz w:val="21"/>
+          <w:szCs w:val="21"/>
+          <w:lang w:eastAsia="en-IN" w:bidi="hi-IN"/>
+          <w14:ligatures w14:val="none"/>
+        </w:rPr>
+        <w:t>(</w:t>
+      </w:r>
+      <w:proofErr w:type="spellStart"/>
+      <w:r>
+        <w:rPr>
+          <w:rFonts w:ascii="Consolas" w:eastAsia="Times New Roman" w:hAnsi="Consolas" w:cs="Times New Roman"/>
+          <w:color w:val="D35400"/>
+          <w:kern w:val="0"/>
+          <w:sz w:val="21"/>
+          <w:szCs w:val="21"/>
+          <w:lang w:eastAsia="en-IN" w:bidi="hi-IN"/>
+          <w14:ligatures w14:val="none"/>
+        </w:rPr>
+        <w:t>WiFi</w:t>
+      </w:r>
+      <w:r>
+        <w:rPr>
+          <w:rFonts w:ascii="Consolas" w:eastAsia="Times New Roman" w:hAnsi="Consolas" w:cs="Times New Roman"/>
+          <w:color w:val="4E5B61"/>
+          <w:kern w:val="0"/>
+          <w:sz w:val="21"/>
+          <w:szCs w:val="21"/>
+          <w:lang w:eastAsia="en-IN" w:bidi="hi-IN"/>
+          <w14:ligatures w14:val="none"/>
+        </w:rPr>
+        <w:t>.</w:t>
+      </w:r>
+      <w:r>
+        <w:rPr>
+          <w:rFonts w:ascii="Consolas" w:eastAsia="Times New Roman" w:hAnsi="Consolas" w:cs="Times New Roman"/>
+          <w:color w:val="D35400"/>
+          <w:kern w:val="0"/>
+          <w:sz w:val="21"/>
+          <w:szCs w:val="21"/>
+          <w:lang w:eastAsia="en-IN" w:bidi="hi-IN"/>
+          <w14:ligatures w14:val="none"/>
+        </w:rPr>
+        <w:t>localIP</w:t>
+      </w:r>
+      <w:proofErr w:type="spellEnd"/>
+      <w:r>
+        <w:rPr>
+          <w:rFonts w:ascii="Consolas" w:eastAsia="Times New Roman" w:hAnsi="Consolas" w:cs="Times New Roman"/>
+          <w:color w:val="434F54"/>
+          <w:kern w:val="0"/>
+          <w:sz w:val="21"/>
+          <w:szCs w:val="21"/>
+          <w:lang w:eastAsia="en-IN" w:bidi="hi-IN"/>
+          <w14:ligatures w14:val="none"/>
+        </w:rPr>
+        <w:t>())</w:t>
+      </w:r>
+      <w:r>
+        <w:rPr>
+          <w:rFonts w:ascii="Consolas" w:eastAsia="Times New Roman" w:hAnsi="Consolas" w:cs="Times New Roman"/>
+          <w:color w:val="4E5B61"/>
+          <w:kern w:val="0"/>
+          <w:sz w:val="21"/>
+          <w:szCs w:val="21"/>
+          <w:lang w:eastAsia="en-IN" w:bidi="hi-IN"/>
+          <w14:ligatures w14:val="none"/>
+        </w:rPr>
+        <w:t>;</w:t>
+      </w:r>
+    </w:p>
+    <w:p>
+      <w:pPr>
+        <w:shd w:val="clear" w:color="auto" w:fill="FFFFFF"/>
+        <w:spacing w:after="0" w:line="285" w:lineRule="atLeast"/>
+        <w:rPr>
+          <w:rFonts w:ascii="Consolas" w:eastAsia="Times New Roman" w:hAnsi="Consolas" w:cs="Times New Roman"/>
+          <w:color w:val="4E5B61"/>
+          <w:kern w:val="0"/>
+          <w:sz w:val="21"/>
+          <w:szCs w:val="21"/>
+          <w:lang w:eastAsia="en-IN" w:bidi="hi-IN"/>
+          <w14:ligatures w14:val="none"/>
+        </w:rPr>
+      </w:pPr>
+    </w:p>
+    <w:p>
+      <w:pPr>
+        <w:shd w:val="clear" w:color="auto" w:fill="FFFFFF"/>
+        <w:spacing w:after="0" w:line="285" w:lineRule="atLeast"/>
+        <w:rPr>
+          <w:rFonts w:ascii="Consolas" w:eastAsia="Times New Roman" w:hAnsi="Consolas" w:cs="Times New Roman"/>
+          <w:color w:val="4E5B61"/>
+          <w:kern w:val="0"/>
+          <w:sz w:val="21"/>
+          <w:szCs w:val="21"/>
+          <w:lang w:eastAsia="en-IN" w:bidi="hi-IN"/>
+          <w14:ligatures w14:val="none"/>
+        </w:rPr>
+      </w:pPr>
+      <w:r>
+        <w:rPr>
+          <w:rFonts w:ascii="Consolas" w:eastAsia="Times New Roman" w:hAnsi="Consolas" w:cs="Times New Roman"/>
+          <w:color w:val="4E5B61"/>
+          <w:kern w:val="0"/>
+          <w:sz w:val="21"/>
+          <w:szCs w:val="21"/>
+          <w:lang w:eastAsia="en-IN" w:bidi="hi-IN"/>
+          <w14:ligatures w14:val="none"/>
+        </w:rPr>
+        <w:t xml:space="preserve">  </w:t>
+      </w:r>
+      <w:proofErr w:type="spellStart"/>
+      <w:r>
+        <w:rPr>
+          <w:rFonts w:ascii="Consolas" w:eastAsia="Times New Roman" w:hAnsi="Consolas" w:cs="Times New Roman"/>
+          <w:color w:val="D35400"/>
+          <w:kern w:val="0"/>
+          <w:sz w:val="21"/>
+          <w:szCs w:val="21"/>
+          <w:lang w:eastAsia="en-IN" w:bidi="hi-IN"/>
+          <w14:ligatures w14:val="none"/>
+        </w:rPr>
+        <w:t>server</w:t>
+      </w:r>
+      <w:r>
+        <w:rPr>
+          <w:rFonts w:ascii="Consolas" w:eastAsia="Times New Roman" w:hAnsi="Consolas" w:cs="Times New Roman"/>
+          <w:color w:val="4E5B61"/>
+          <w:kern w:val="0"/>
+          <w:sz w:val="21"/>
+          <w:szCs w:val="21"/>
+          <w:lang w:eastAsia="en-IN" w:bidi="hi-IN"/>
+          <w14:ligatures w14:val="none"/>
+        </w:rPr>
+        <w:t>.</w:t>
+      </w:r>
+      <w:r>
+        <w:rPr>
+          <w:rFonts w:ascii="Consolas" w:eastAsia="Times New Roman" w:hAnsi="Consolas" w:cs="Times New Roman"/>
+          <w:color w:val="D35400"/>
+          <w:kern w:val="0"/>
+          <w:sz w:val="21"/>
+          <w:szCs w:val="21"/>
+          <w:lang w:eastAsia="en-IN" w:bidi="hi-IN"/>
+          <w14:ligatures w14:val="none"/>
+        </w:rPr>
+        <w:t>on</w:t>
+      </w:r>
+      <w:proofErr w:type="spellEnd"/>
+      <w:r>
+        <w:rPr>
+          <w:rFonts w:ascii="Consolas" w:eastAsia="Times New Roman" w:hAnsi="Consolas" w:cs="Times New Roman"/>
+          <w:color w:val="434F54"/>
+          <w:kern w:val="0"/>
+          <w:sz w:val="21"/>
+          <w:szCs w:val="21"/>
+          <w:lang w:eastAsia="en-IN" w:bidi="hi-IN"/>
+          <w14:ligatures w14:val="none"/>
+        </w:rPr>
+        <w:t>(</w:t>
+      </w:r>
+      <w:r>
+        <w:rPr>
+          <w:rFonts w:ascii="Consolas" w:eastAsia="Times New Roman" w:hAnsi="Consolas" w:cs="Times New Roman"/>
+          <w:color w:val="005C5F"/>
+          <w:kern w:val="0"/>
+          <w:sz w:val="21"/>
+          <w:szCs w:val="21"/>
+          <w:lang w:eastAsia="en-IN" w:bidi="hi-IN"/>
+          <w14:ligatures w14:val="none"/>
+        </w:rPr>
+        <w:t>"/"</w:t>
+      </w:r>
+      <w:r>
+        <w:rPr>
+          <w:rFonts w:ascii="Consolas" w:eastAsia="Times New Roman" w:hAnsi="Consolas" w:cs="Times New Roman"/>
+          <w:color w:val="4E5B61"/>
+          <w:kern w:val="0"/>
+          <w:sz w:val="21"/>
+          <w:szCs w:val="21"/>
+          <w:lang w:eastAsia="en-IN" w:bidi="hi-IN"/>
+          <w14:ligatures w14:val="none"/>
+        </w:rPr>
+        <w:t xml:space="preserve">, </w:t>
+      </w:r>
+      <w:proofErr w:type="spellStart"/>
+      <w:r>
+        <w:rPr>
+          <w:rFonts w:ascii="Consolas" w:eastAsia="Times New Roman" w:hAnsi="Consolas" w:cs="Times New Roman"/>
+          <w:color w:val="4E5B61"/>
+          <w:kern w:val="0"/>
+          <w:sz w:val="21"/>
+          <w:szCs w:val="21"/>
+          <w:lang w:eastAsia="en-IN" w:bidi="hi-IN"/>
+          <w14:ligatures w14:val="none"/>
+        </w:rPr>
+        <w:t>handleRoot</w:t>
+      </w:r>
+      <w:proofErr w:type="spellEnd"/>
+      <w:r>
+        <w:rPr>
+          <w:rFonts w:ascii="Consolas" w:eastAsia="Times New Roman" w:hAnsi="Consolas" w:cs="Times New Roman"/>
+          <w:color w:val="434F54"/>
+          <w:kern w:val="0"/>
+          <w:sz w:val="21"/>
+          <w:szCs w:val="21"/>
+          <w:lang w:eastAsia="en-IN" w:bidi="hi-IN"/>
+          <w14:ligatures w14:val="none"/>
+        </w:rPr>
+        <w:t>)</w:t>
+      </w:r>
+      <w:r>
+        <w:rPr>
+          <w:rFonts w:ascii="Consolas" w:eastAsia="Times New Roman" w:hAnsi="Consolas" w:cs="Times New Roman"/>
+          <w:color w:val="4E5B61"/>
+          <w:kern w:val="0"/>
+          <w:sz w:val="21"/>
+          <w:szCs w:val="21"/>
+          <w:lang w:eastAsia="en-IN" w:bidi="hi-IN"/>
+          <w14:ligatures w14:val="none"/>
+        </w:rPr>
+        <w:t>;</w:t>
+      </w:r>
+    </w:p>
+    <w:p>
+      <w:pPr>
+        <w:shd w:val="clear" w:color="auto" w:fill="FFFFFF"/>
+        <w:spacing w:after="0" w:line="285" w:lineRule="atLeast"/>
+        <w:rPr>
+          <w:rFonts w:ascii="Consolas" w:eastAsia="Times New Roman" w:hAnsi="Consolas" w:cs="Times New Roman"/>
+          <w:color w:val="4E5B61"/>
+          <w:kern w:val="0"/>
+          <w:sz w:val="21"/>
+          <w:szCs w:val="21"/>
+          <w:lang w:eastAsia="en-IN" w:bidi="hi-IN"/>
+          <w14:ligatures w14:val="none"/>
+        </w:rPr>
+      </w:pPr>
+      <w:r>
+        <w:rPr>
+          <w:rFonts w:ascii="Consolas" w:eastAsia="Times New Roman" w:hAnsi="Consolas" w:cs="Times New Roman"/>
+          <w:color w:val="4E5B61"/>
+          <w:kern w:val="0"/>
+          <w:sz w:val="21"/>
+          <w:szCs w:val="21"/>
+          <w:lang w:eastAsia="en-IN" w:bidi="hi-IN"/>
+          <w14:ligatures w14:val="none"/>
+        </w:rPr>
+        <w:t xml:space="preserve">  </w:t>
+      </w:r>
+      <w:proofErr w:type="spellStart"/>
+      <w:r>
+        <w:rPr>
+          <w:rFonts w:ascii="Consolas" w:eastAsia="Times New Roman" w:hAnsi="Consolas" w:cs="Times New Roman"/>
+          <w:color w:val="D35400"/>
+          <w:kern w:val="0"/>
+          <w:sz w:val="21"/>
+          <w:szCs w:val="21"/>
+          <w:lang w:eastAsia="en-IN" w:bidi="hi-IN"/>
+          <w14:ligatures w14:val="none"/>
+        </w:rPr>
+        <w:t>server</w:t>
+      </w:r>
+      <w:r>
+        <w:rPr>
+          <w:rFonts w:ascii="Consolas" w:eastAsia="Times New Roman" w:hAnsi="Consolas" w:cs="Times New Roman"/>
+          <w:color w:val="4E5B61"/>
+          <w:kern w:val="0"/>
+          <w:sz w:val="21"/>
+          <w:szCs w:val="21"/>
+          <w:lang w:eastAsia="en-IN" w:bidi="hi-IN"/>
+          <w14:ligatures w14:val="none"/>
+        </w:rPr>
+        <w:t>.</w:t>
+      </w:r>
+      <w:r>
+        <w:rPr>
+          <w:rFonts w:ascii="Consolas" w:eastAsia="Times New Roman" w:hAnsi="Consolas" w:cs="Times New Roman"/>
+          <w:color w:val="D35400"/>
+          <w:kern w:val="0"/>
+          <w:sz w:val="21"/>
+          <w:szCs w:val="21"/>
+          <w:lang w:eastAsia="en-IN" w:bidi="hi-IN"/>
+          <w14:ligatures w14:val="none"/>
+        </w:rPr>
+        <w:t>begin</w:t>
+      </w:r>
+      <w:proofErr w:type="spellEnd"/>
+      <w:r>
+        <w:rPr>
+          <w:rFonts w:ascii="Consolas" w:eastAsia="Times New Roman" w:hAnsi="Consolas" w:cs="Times New Roman"/>
+          <w:color w:val="434F54"/>
+          <w:kern w:val="0"/>
+          <w:sz w:val="21"/>
+          <w:szCs w:val="21"/>
+          <w:lang w:eastAsia="en-IN" w:bidi="hi-IN"/>
+          <w14:ligatures w14:val="none"/>
+        </w:rPr>
+        <w:t>()</w:t>
+      </w:r>
+      <w:r>
+        <w:rPr>
+          <w:rFonts w:ascii="Consolas" w:eastAsia="Times New Roman" w:hAnsi="Consolas" w:cs="Times New Roman"/>
+          <w:color w:val="4E5B61"/>
+          <w:kern w:val="0"/>
+          <w:sz w:val="21"/>
+          <w:szCs w:val="21"/>
+          <w:lang w:eastAsia="en-IN" w:bidi="hi-IN"/>
+          <w14:ligatures w14:val="none"/>
+        </w:rPr>
+        <w:t>;</w:t>
+      </w:r>
+    </w:p>
+    <w:p>
+      <w:pPr>
+        <w:shd w:val="clear" w:color="auto" w:fill="FFFFFF"/>
+        <w:spacing w:after="0" w:line="285" w:lineRule="atLeast"/>
+        <w:rPr>
+          <w:rFonts w:ascii="Consolas" w:eastAsia="Times New Roman" w:hAnsi="Consolas" w:cs="Times New Roman"/>
+          <w:color w:val="4E5B61"/>
+          <w:kern w:val="0"/>
+          <w:sz w:val="21"/>
+          <w:szCs w:val="21"/>
+          <w:lang w:eastAsia="en-IN" w:bidi="hi-IN"/>
+          <w14:ligatures w14:val="none"/>
+        </w:rPr>
+      </w:pPr>
+      <w:r>
+        <w:rPr>
+          <w:rFonts w:ascii="Consolas" w:eastAsia="Times New Roman" w:hAnsi="Consolas" w:cs="Times New Roman"/>
+          <w:color w:val="434F54"/>
+          <w:kern w:val="0"/>
+          <w:sz w:val="21"/>
+          <w:szCs w:val="21"/>
+          <w:lang w:eastAsia="en-IN" w:bidi="hi-IN"/>
+          <w14:ligatures w14:val="none"/>
+        </w:rPr>
+        <w:t>}</w:t>
+      </w:r>
+    </w:p>
+    <w:p>
+      <w:pPr>
+        <w:shd w:val="clear" w:color="auto" w:fill="FFFFFF"/>
+        <w:spacing w:after="0" w:line="285" w:lineRule="atLeast"/>
+        <w:rPr>
+          <w:rFonts w:ascii="Consolas" w:eastAsia="Times New Roman" w:hAnsi="Consolas" w:cs="Times New Roman"/>
+          <w:color w:val="4E5B61"/>
+          <w:kern w:val="0"/>
+          <w:sz w:val="21"/>
+          <w:szCs w:val="21"/>
+          <w:lang w:eastAsia="en-IN" w:bidi="hi-IN"/>
+          <w14:ligatures w14:val="none"/>
+        </w:rPr>
+      </w:pPr>
+    </w:p>
+    <w:p>
+      <w:pPr>
+        <w:shd w:val="clear" w:color="auto" w:fill="FFFFFF"/>
+        <w:spacing w:after="0" w:line="285" w:lineRule="atLeast"/>
+        <w:rPr>
+          <w:rFonts w:ascii="Consolas" w:eastAsia="Times New Roman" w:hAnsi="Consolas" w:cs="Times New Roman"/>
+          <w:color w:val="4E5B61"/>
+          <w:kern w:val="0"/>
+          <w:sz w:val="21"/>
+          <w:szCs w:val="21"/>
+          <w:lang w:eastAsia="en-IN" w:bidi="hi-IN"/>
+          <w14:ligatures w14:val="none"/>
+        </w:rPr>
+      </w:pPr>
+      <w:r>
+        <w:rPr>
+          <w:rFonts w:ascii="Consolas" w:eastAsia="Times New Roman" w:hAnsi="Consolas" w:cs="Times New Roman"/>
+          <w:color w:val="00979D"/>
+          <w:kern w:val="0"/>
+          <w:sz w:val="21"/>
+          <w:szCs w:val="21"/>
+          <w:lang w:eastAsia="en-IN" w:bidi="hi-IN"/>
+          <w14:ligatures w14:val="none"/>
+        </w:rPr>
+        <w:t>void</w:t>
+      </w:r>
+      <w:r>
+        <w:rPr>
+          <w:rFonts w:ascii="Consolas" w:eastAsia="Times New Roman" w:hAnsi="Consolas" w:cs="Times New Roman"/>
+          <w:color w:val="4E5B61"/>
+          <w:kern w:val="0"/>
+          <w:sz w:val="21"/>
+          <w:szCs w:val="21"/>
+          <w:lang w:eastAsia="en-IN" w:bidi="hi-IN"/>
+          <w14:ligatures w14:val="none"/>
+        </w:rPr>
+        <w:t xml:space="preserve"> </w:t>
+      </w:r>
+      <w:r>
+        <w:rPr>
+          <w:rFonts w:ascii="Consolas" w:eastAsia="Times New Roman" w:hAnsi="Consolas" w:cs="Times New Roman"/>
+          <w:color w:val="D35400"/>
+          <w:kern w:val="0"/>
+          <w:sz w:val="21"/>
+          <w:szCs w:val="21"/>
+          <w:lang w:eastAsia="en-IN" w:bidi="hi-IN"/>
+          <w14:ligatures w14:val="none"/>
+        </w:rPr>
+        <w:t>loop</w:t>
+      </w:r>
+      <w:r>
+        <w:rPr>
+          <w:rFonts w:ascii="Consolas" w:eastAsia="Times New Roman" w:hAnsi="Consolas" w:cs="Times New Roman"/>
+          <w:color w:val="434F54"/>
+          <w:kern w:val="0"/>
+          <w:sz w:val="21"/>
+          <w:szCs w:val="21"/>
+          <w:lang w:eastAsia="en-IN" w:bidi="hi-IN"/>
+          <w14:ligatures w14:val="none"/>
+        </w:rPr>
+        <w:t>()</w:t>
+      </w:r>
+      <w:r>
+        <w:rPr>
+          <w:rFonts w:ascii="Consolas" w:eastAsia="Times New Roman" w:hAnsi="Consolas" w:cs="Times New Roman"/>
+          <w:color w:val="4E5B61"/>
+          <w:kern w:val="0"/>
+          <w:sz w:val="21"/>
+          <w:szCs w:val="21"/>
+          <w:lang w:eastAsia="en-IN" w:bidi="hi-IN"/>
+          <w14:ligatures w14:val="none"/>
+        </w:rPr>
+        <w:t xml:space="preserve"> </w:t>
+      </w:r>
+      <w:r>
+        <w:rPr>
+          <w:rFonts w:ascii="Consolas" w:eastAsia="Times New Roman" w:hAnsi="Consolas" w:cs="Times New Roman"/>
+          <w:color w:val="434F54"/>
+          <w:kern w:val="0"/>
+          <w:sz w:val="21"/>
+          <w:szCs w:val="21"/>
+          <w:lang w:eastAsia="en-IN" w:bidi="hi-IN"/>
+          <w14:ligatures w14:val="none"/>
+        </w:rPr>
+        <w:t>{</w:t>
+      </w:r>
+    </w:p>
+    <w:p>
+      <w:pPr>
+        <w:shd w:val="clear" w:color="auto" w:fill="FFFFFF"/>
+        <w:spacing w:after="0" w:line="285" w:lineRule="atLeast"/>
+        <w:rPr>
+          <w:rFonts w:ascii="Consolas" w:eastAsia="Times New Roman" w:hAnsi="Consolas" w:cs="Times New Roman"/>
+          <w:color w:val="4E5B61"/>
+          <w:kern w:val="0"/>
+          <w:sz w:val="21"/>
+          <w:szCs w:val="21"/>
+          <w:lang w:eastAsia="en-IN" w:bidi="hi-IN"/>
+          <w14:ligatures w14:val="none"/>
+        </w:rPr>
+      </w:pPr>
+      <w:r>
+        <w:rPr>
+          <w:rFonts w:ascii="Consolas" w:eastAsia="Times New Roman" w:hAnsi="Consolas" w:cs="Times New Roman"/>
+          <w:color w:val="4E5B61"/>
+          <w:kern w:val="0"/>
+          <w:sz w:val="21"/>
+          <w:szCs w:val="21"/>
+          <w:lang w:eastAsia="en-IN" w:bidi="hi-IN"/>
+          <w14:ligatures w14:val="none"/>
+        </w:rPr>
+        <w:t xml:space="preserve">  </w:t>
+      </w:r>
+      <w:proofErr w:type="spellStart"/>
+      <w:r>
+        <w:rPr>
+          <w:rFonts w:ascii="Consolas" w:eastAsia="Times New Roman" w:hAnsi="Consolas" w:cs="Times New Roman"/>
+          <w:color w:val="D35400"/>
+          <w:kern w:val="0"/>
+          <w:sz w:val="21"/>
+          <w:szCs w:val="21"/>
+          <w:lang w:eastAsia="en-IN" w:bidi="hi-IN"/>
+          <w14:ligatures w14:val="none"/>
+        </w:rPr>
+        <w:t>server</w:t>
+      </w:r>
+      <w:r>
+        <w:rPr>
+          <w:rFonts w:ascii="Consolas" w:eastAsia="Times New Roman" w:hAnsi="Consolas" w:cs="Times New Roman"/>
+          <w:color w:val="4E5B61"/>
+          <w:kern w:val="0"/>
+          <w:sz w:val="21"/>
+          <w:szCs w:val="21"/>
+          <w:lang w:eastAsia="en-IN" w:bidi="hi-IN"/>
+          <w14:ligatures w14:val="none"/>
+        </w:rPr>
+        <w:t>.</w:t>
+      </w:r>
+      <w:r>
+        <w:rPr>
+          <w:rFonts w:ascii="Consolas" w:eastAsia="Times New Roman" w:hAnsi="Consolas" w:cs="Times New Roman"/>
+          <w:color w:val="D35400"/>
+          <w:kern w:val="0"/>
+          <w:sz w:val="21"/>
+          <w:szCs w:val="21"/>
+          <w:lang w:eastAsia="en-IN" w:bidi="hi-IN"/>
+          <w14:ligatures w14:val="none"/>
+        </w:rPr>
+        <w:t>handleClient</w:t>
+      </w:r>
+      <w:proofErr w:type="spellEnd"/>
+      <w:r>
+        <w:rPr>
+          <w:rFonts w:ascii="Consolas" w:eastAsia="Times New Roman" w:hAnsi="Consolas" w:cs="Times New Roman"/>
+          <w:color w:val="434F54"/>
+          <w:kern w:val="0"/>
+          <w:sz w:val="21"/>
+          <w:szCs w:val="21"/>
+          <w:lang w:eastAsia="en-IN" w:bidi="hi-IN"/>
+          <w14:ligatures w14:val="none"/>
+        </w:rPr>
+        <w:t>()</w:t>
+      </w:r>
+      <w:r>
+        <w:rPr>
+          <w:rFonts w:ascii="Consolas" w:eastAsia="Times New Roman" w:hAnsi="Consolas" w:cs="Times New Roman"/>
+          <w:color w:val="4E5B61"/>
+          <w:kern w:val="0"/>
+          <w:sz w:val="21"/>
+          <w:szCs w:val="21"/>
+          <w:lang w:eastAsia="en-IN" w:bidi="hi-IN"/>
+          <w14:ligatures w14:val="none"/>
+        </w:rPr>
+        <w:t>;</w:t>
+      </w:r>
+    </w:p>
+    <w:p>
+      <w:pPr>
+        <w:shd w:val="clear" w:color="auto" w:fill="FFFFFF"/>
+        <w:spacing w:after="0" w:line="285" w:lineRule="atLeast"/>
+        <w:rPr>
+          <w:rFonts w:ascii="Consolas" w:eastAsia="Times New Roman" w:hAnsi="Consolas" w:cs="Times New Roman"/>
+          <w:color w:val="4E5B61"/>
+          <w:kern w:val="0"/>
+          <w:sz w:val="21"/>
+          <w:szCs w:val="21"/>
+          <w:lang w:eastAsia="en-IN" w:bidi="hi-IN"/>
+          <w14:ligatures w14:val="none"/>
+        </w:rPr>
+      </w:pPr>
+    </w:p>
+    <w:p>
+      <w:pPr>
+        <w:shd w:val="clear" w:color="auto" w:fill="FFFFFF"/>
+        <w:spacing w:after="0" w:line="285" w:lineRule="atLeast"/>
+        <w:rPr>
+          <w:rFonts w:ascii="Consolas" w:eastAsia="Times New Roman" w:hAnsi="Consolas" w:cs="Times New Roman"/>
+          <w:color w:val="4E5B61"/>
+          <w:kern w:val="0"/>
+          <w:sz w:val="21"/>
+          <w:szCs w:val="21"/>
+          <w:lang w:eastAsia="en-IN" w:bidi="hi-IN"/>
+          <w14:ligatures w14:val="none"/>
+        </w:rPr>
+      </w:pPr>
+      <w:r>
+        <w:rPr>
+          <w:rFonts w:ascii="Consolas" w:eastAsia="Times New Roman" w:hAnsi="Consolas" w:cs="Times New Roman"/>
+          <w:color w:val="4E5B61"/>
+          <w:kern w:val="0"/>
+          <w:sz w:val="21"/>
+          <w:szCs w:val="21"/>
+          <w:lang w:eastAsia="en-IN" w:bidi="hi-IN"/>
+          <w14:ligatures w14:val="none"/>
+        </w:rPr>
+        <w:t xml:space="preserve">  </w:t>
+      </w:r>
+      <w:r>
+        <w:rPr>
+          <w:rFonts w:ascii="Consolas" w:eastAsia="Times New Roman" w:hAnsi="Consolas" w:cs="Times New Roman"/>
+          <w:color w:val="00979D"/>
+          <w:kern w:val="0"/>
+          <w:sz w:val="21"/>
+          <w:szCs w:val="21"/>
+          <w:lang w:eastAsia="en-IN" w:bidi="hi-IN"/>
+          <w14:ligatures w14:val="none"/>
+        </w:rPr>
+        <w:t>static</w:t>
+      </w:r>
+      <w:r>
+        <w:rPr>
+          <w:rFonts w:ascii="Consolas" w:eastAsia="Times New Roman" w:hAnsi="Consolas" w:cs="Times New Roman"/>
+          <w:color w:val="4E5B61"/>
+          <w:kern w:val="0"/>
+          <w:sz w:val="21"/>
+          <w:szCs w:val="21"/>
+          <w:lang w:eastAsia="en-IN" w:bidi="hi-IN"/>
+          <w14:ligatures w14:val="none"/>
+        </w:rPr>
+        <w:t xml:space="preserve"> </w:t>
+      </w:r>
+      <w:r>
+        <w:rPr>
+          <w:rFonts w:ascii="Consolas" w:eastAsia="Times New Roman" w:hAnsi="Consolas" w:cs="Times New Roman"/>
+          <w:color w:val="00979D"/>
+          <w:kern w:val="0"/>
+          <w:sz w:val="21"/>
+          <w:szCs w:val="21"/>
+          <w:lang w:eastAsia="en-IN" w:bidi="hi-IN"/>
+          <w14:ligatures w14:val="none"/>
+        </w:rPr>
+        <w:t>int</w:t>
+      </w:r>
+      <w:r>
+        <w:rPr>
+          <w:rFonts w:ascii="Consolas" w:eastAsia="Times New Roman" w:hAnsi="Consolas" w:cs="Times New Roman"/>
+          <w:color w:val="4E5B61"/>
+          <w:kern w:val="0"/>
+          <w:sz w:val="21"/>
+          <w:szCs w:val="21"/>
+          <w:lang w:eastAsia="en-IN" w:bidi="hi-IN"/>
+          <w14:ligatures w14:val="none"/>
+        </w:rPr>
+        <w:t xml:space="preserve"> </w:t>
+      </w:r>
+      <w:proofErr w:type="spellStart"/>
+      <w:r>
+        <w:rPr>
+          <w:rFonts w:ascii="Consolas" w:eastAsia="Times New Roman" w:hAnsi="Consolas" w:cs="Times New Roman"/>
+          <w:color w:val="4E5B61"/>
+          <w:kern w:val="0"/>
+          <w:sz w:val="21"/>
+          <w:szCs w:val="21"/>
+          <w:lang w:eastAsia="en-IN" w:bidi="hi-IN"/>
+          <w14:ligatures w14:val="none"/>
+        </w:rPr>
+        <w:t>lastState</w:t>
+      </w:r>
+      <w:proofErr w:type="spellEnd"/>
+      <w:r>
+        <w:rPr>
+          <w:rFonts w:ascii="Consolas" w:eastAsia="Times New Roman" w:hAnsi="Consolas" w:cs="Times New Roman"/>
+          <w:color w:val="4E5B61"/>
+          <w:kern w:val="0"/>
+          <w:sz w:val="21"/>
+          <w:szCs w:val="21"/>
+          <w:lang w:eastAsia="en-IN" w:bidi="hi-IN"/>
+          <w14:ligatures w14:val="none"/>
+        </w:rPr>
+        <w:t xml:space="preserve"> = -</w:t>
+      </w:r>
+      <w:r>
+        <w:rPr>
+          <w:rFonts w:ascii="Consolas" w:eastAsia="Times New Roman" w:hAnsi="Consolas" w:cs="Times New Roman"/>
+          <w:color w:val="005C5F"/>
+          <w:kern w:val="0"/>
+          <w:sz w:val="21"/>
+          <w:szCs w:val="21"/>
+          <w:lang w:eastAsia="en-IN" w:bidi="hi-IN"/>
+          <w14:ligatures w14:val="none"/>
+        </w:rPr>
+        <w:t>1</w:t>
+      </w:r>
+      <w:r>
+        <w:rPr>
+          <w:rFonts w:ascii="Consolas" w:eastAsia="Times New Roman" w:hAnsi="Consolas" w:cs="Times New Roman"/>
+          <w:color w:val="4E5B61"/>
+          <w:kern w:val="0"/>
+          <w:sz w:val="21"/>
+          <w:szCs w:val="21"/>
+          <w:lang w:eastAsia="en-IN" w:bidi="hi-IN"/>
+          <w14:ligatures w14:val="none"/>
+        </w:rPr>
+        <w:t>;</w:t>
+      </w:r>
+    </w:p>
+    <w:p>
+      <w:pPr>
+        <w:shd w:val="clear" w:color="auto" w:fill="FFFFFF"/>
+        <w:spacing w:after="0" w:line="285" w:lineRule="atLeast"/>
+        <w:rPr>
+          <w:rFonts w:ascii="Consolas" w:eastAsia="Times New Roman" w:hAnsi="Consolas" w:cs="Times New Roman"/>
+          <w:color w:val="4E5B61"/>
+          <w:kern w:val="0"/>
+          <w:sz w:val="21"/>
+          <w:szCs w:val="21"/>
+          <w:lang w:eastAsia="en-IN" w:bidi="hi-IN"/>
+          <w14:ligatures w14:val="none"/>
+        </w:rPr>
+      </w:pPr>
+      <w:r>
+        <w:rPr>
+          <w:rFonts w:ascii="Consolas" w:eastAsia="Times New Roman" w:hAnsi="Consolas" w:cs="Times New Roman"/>
+          <w:color w:val="95A5A6"/>
+          <w:kern w:val="0"/>
+          <w:sz w:val="21"/>
+          <w:szCs w:val="21"/>
+          <w:lang w:eastAsia="en-IN" w:bidi="hi-IN"/>
+          <w14:ligatures w14:val="none"/>
+        </w:rPr>
+        <w:t>  // Read the digital state from the 'OUT' pin</w:t>
+      </w:r>
+    </w:p>
+    <w:p>
+      <w:pPr>
+        <w:shd w:val="clear" w:color="auto" w:fill="FFFFFF"/>
+        <w:spacing w:after="0" w:line="285" w:lineRule="atLeast"/>
+        <w:rPr>
+          <w:rFonts w:ascii="Consolas" w:eastAsia="Times New Roman" w:hAnsi="Consolas" w:cs="Times New Roman"/>
+          <w:color w:val="4E5B61"/>
+          <w:kern w:val="0"/>
+          <w:sz w:val="21"/>
+          <w:szCs w:val="21"/>
+          <w:lang w:eastAsia="en-IN" w:bidi="hi-IN"/>
+          <w14:ligatures w14:val="none"/>
+        </w:rPr>
+      </w:pPr>
+      <w:r>
+        <w:rPr>
+          <w:rFonts w:ascii="Consolas" w:eastAsia="Times New Roman" w:hAnsi="Consolas" w:cs="Times New Roman"/>
+          <w:color w:val="4E5B61"/>
+          <w:kern w:val="0"/>
+          <w:sz w:val="21"/>
+          <w:szCs w:val="21"/>
+          <w:lang w:eastAsia="en-IN" w:bidi="hi-IN"/>
+          <w14:ligatures w14:val="none"/>
+        </w:rPr>
+        <w:t xml:space="preserve">  </w:t>
+      </w:r>
+      <w:r>
+        <w:rPr>
+          <w:rFonts w:ascii="Consolas" w:eastAsia="Times New Roman" w:hAnsi="Consolas" w:cs="Times New Roman"/>
+          <w:color w:val="00979D"/>
+          <w:kern w:val="0"/>
+          <w:sz w:val="21"/>
+          <w:szCs w:val="21"/>
+          <w:lang w:eastAsia="en-IN" w:bidi="hi-IN"/>
+          <w14:ligatures w14:val="none"/>
+        </w:rPr>
+        <w:t>int</w:t>
+      </w:r>
+      <w:r>
+        <w:rPr>
+          <w:rFonts w:ascii="Consolas" w:eastAsia="Times New Roman" w:hAnsi="Consolas" w:cs="Times New Roman"/>
+          <w:color w:val="4E5B61"/>
+          <w:kern w:val="0"/>
+          <w:sz w:val="21"/>
+          <w:szCs w:val="21"/>
+          <w:lang w:eastAsia="en-IN" w:bidi="hi-IN"/>
+          <w14:ligatures w14:val="none"/>
+        </w:rPr>
+        <w:t xml:space="preserve"> </w:t>
+      </w:r>
+      <w:proofErr w:type="spellStart"/>
+      <w:r>
+        <w:rPr>
+          <w:rFonts w:ascii="Consolas" w:eastAsia="Times New Roman" w:hAnsi="Consolas" w:cs="Times New Roman"/>
+          <w:color w:val="4E5B61"/>
+          <w:kern w:val="0"/>
+          <w:sz w:val="21"/>
+          <w:szCs w:val="21"/>
+          <w:lang w:eastAsia="en-IN" w:bidi="hi-IN"/>
+          <w14:ligatures w14:val="none"/>
+        </w:rPr>
+        <w:t>isDark</w:t>
+      </w:r>
+      <w:proofErr w:type="spellEnd"/>
+      <w:r>
+        <w:rPr>
+          <w:rFonts w:ascii="Consolas" w:eastAsia="Times New Roman" w:hAnsi="Consolas" w:cs="Times New Roman"/>
+          <w:color w:val="4E5B61"/>
+          <w:kern w:val="0"/>
+          <w:sz w:val="21"/>
+          <w:szCs w:val="21"/>
+          <w:lang w:eastAsia="en-IN" w:bidi="hi-IN"/>
+          <w14:ligatures w14:val="none"/>
+        </w:rPr>
+        <w:t xml:space="preserve"> = </w:t>
+      </w:r>
+      <w:proofErr w:type="spellStart"/>
+      <w:r>
+        <w:rPr>
+          <w:rFonts w:ascii="Consolas" w:eastAsia="Times New Roman" w:hAnsi="Consolas" w:cs="Times New Roman"/>
+          <w:color w:val="D35400"/>
+          <w:kern w:val="0"/>
+          <w:sz w:val="21"/>
+          <w:szCs w:val="21"/>
+          <w:lang w:eastAsia="en-IN" w:bidi="hi-IN"/>
+          <w14:ligatures w14:val="none"/>
+        </w:rPr>
+        <w:t>digitalRead</w:t>
+      </w:r>
+      <w:proofErr w:type="spellEnd"/>
+      <w:r>
+        <w:rPr>
+          <w:rFonts w:ascii="Consolas" w:eastAsia="Times New Roman" w:hAnsi="Consolas" w:cs="Times New Roman"/>
+          <w:color w:val="434F54"/>
+          <w:kern w:val="0"/>
+          <w:sz w:val="21"/>
+          <w:szCs w:val="21"/>
+          <w:lang w:eastAsia="en-IN" w:bidi="hi-IN"/>
+          <w14:ligatures w14:val="none"/>
+        </w:rPr>
+        <w:t>(</w:t>
+      </w:r>
+      <w:r>
+        <w:rPr>
+          <w:rFonts w:ascii="Consolas" w:eastAsia="Times New Roman" w:hAnsi="Consolas" w:cs="Times New Roman"/>
+          <w:color w:val="4E5B61"/>
+          <w:kern w:val="0"/>
+          <w:sz w:val="21"/>
+          <w:szCs w:val="21"/>
+          <w:lang w:eastAsia="en-IN" w:bidi="hi-IN"/>
+          <w14:ligatures w14:val="none"/>
+        </w:rPr>
+        <w:t>LDR_DIGITAL_PIN</w:t>
+      </w:r>
+      <w:r>
+        <w:rPr>
+          <w:rFonts w:ascii="Consolas" w:eastAsia="Times New Roman" w:hAnsi="Consolas" w:cs="Times New Roman"/>
+          <w:color w:val="434F54"/>
+          <w:kern w:val="0"/>
+          <w:sz w:val="21"/>
+          <w:szCs w:val="21"/>
+          <w:lang w:eastAsia="en-IN" w:bidi="hi-IN"/>
+          <w14:ligatures w14:val="none"/>
+        </w:rPr>
+        <w:t>)</w:t>
+      </w:r>
+      <w:r>
+        <w:rPr>
+          <w:rFonts w:ascii="Consolas" w:eastAsia="Times New Roman" w:hAnsi="Consolas" w:cs="Times New Roman"/>
+          <w:color w:val="4E5B61"/>
+          <w:kern w:val="0"/>
+          <w:sz w:val="21"/>
+          <w:szCs w:val="21"/>
+          <w:lang w:eastAsia="en-IN" w:bidi="hi-IN"/>
+          <w14:ligatures w14:val="none"/>
+        </w:rPr>
+        <w:t>;</w:t>
+      </w:r>
+    </w:p>
+    <w:p>
+      <w:pPr>
+        <w:shd w:val="clear" w:color="auto" w:fill="FFFFFF"/>
+        <w:spacing w:after="0" w:line="285" w:lineRule="atLeast"/>
+        <w:rPr>
+          <w:rFonts w:ascii="Consolas" w:eastAsia="Times New Roman" w:hAnsi="Consolas" w:cs="Times New Roman"/>
+          <w:color w:val="4E5B61"/>
+          <w:kern w:val="0"/>
+          <w:sz w:val="21"/>
+          <w:szCs w:val="21"/>
+          <w:lang w:eastAsia="en-IN" w:bidi="hi-IN"/>
+          <w14:ligatures w14:val="none"/>
+        </w:rPr>
+      </w:pPr>
+    </w:p>
+    <w:p>
+      <w:pPr>
+        <w:shd w:val="clear" w:color="auto" w:fill="FFFFFF"/>
+        <w:spacing w:after="0" w:line="285" w:lineRule="atLeast"/>
+        <w:rPr>
+          <w:rFonts w:ascii="Consolas" w:eastAsia="Times New Roman" w:hAnsi="Consolas" w:cs="Times New Roman"/>
+          <w:color w:val="4E5B61"/>
+          <w:kern w:val="0"/>
+          <w:sz w:val="21"/>
+          <w:szCs w:val="21"/>
+          <w:lang w:eastAsia="en-IN" w:bidi="hi-IN"/>
+          <w14:ligatures w14:val="none"/>
+        </w:rPr>
+      </w:pPr>
+      <w:r>
+        <w:rPr>
+          <w:rFonts w:ascii="Consolas" w:eastAsia="Times New Roman" w:hAnsi="Consolas" w:cs="Times New Roman"/>
+          <w:color w:val="4E5B61"/>
+          <w:kern w:val="0"/>
+          <w:sz w:val="21"/>
+          <w:szCs w:val="21"/>
+          <w:lang w:eastAsia="en-IN" w:bidi="hi-IN"/>
+          <w14:ligatures w14:val="none"/>
+        </w:rPr>
+        <w:t xml:space="preserve">  </w:t>
+      </w:r>
+      <w:r>
+        <w:rPr>
+          <w:rFonts w:ascii="Consolas" w:eastAsia="Times New Roman" w:hAnsi="Consolas" w:cs="Times New Roman"/>
+          <w:color w:val="728E00"/>
+          <w:kern w:val="0"/>
+          <w:sz w:val="21"/>
+          <w:szCs w:val="21"/>
+          <w:lang w:eastAsia="en-IN" w:bidi="hi-IN"/>
+          <w14:ligatures w14:val="none"/>
+        </w:rPr>
+        <w:t>if</w:t>
+      </w:r>
+      <w:r>
+        <w:rPr>
+          <w:rFonts w:ascii="Consolas" w:eastAsia="Times New Roman" w:hAnsi="Consolas" w:cs="Times New Roman"/>
+          <w:color w:val="4E5B61"/>
+          <w:kern w:val="0"/>
+          <w:sz w:val="21"/>
+          <w:szCs w:val="21"/>
+          <w:lang w:eastAsia="en-IN" w:bidi="hi-IN"/>
+          <w14:ligatures w14:val="none"/>
+        </w:rPr>
+        <w:t xml:space="preserve"> </w:t>
+      </w:r>
+      <w:r>
+        <w:rPr>
+          <w:rFonts w:ascii="Consolas" w:eastAsia="Times New Roman" w:hAnsi="Consolas" w:cs="Times New Roman"/>
+          <w:color w:val="434F54"/>
+          <w:kern w:val="0"/>
+          <w:sz w:val="21"/>
+          <w:szCs w:val="21"/>
+          <w:lang w:eastAsia="en-IN" w:bidi="hi-IN"/>
+          <w14:ligatures w14:val="none"/>
+        </w:rPr>
+        <w:t>(</w:t>
+      </w:r>
+      <w:proofErr w:type="spellStart"/>
+      <w:r>
+        <w:rPr>
+          <w:rFonts w:ascii="Consolas" w:eastAsia="Times New Roman" w:hAnsi="Consolas" w:cs="Times New Roman"/>
+          <w:color w:val="4E5B61"/>
+          <w:kern w:val="0"/>
+          <w:sz w:val="21"/>
+          <w:szCs w:val="21"/>
+          <w:lang w:eastAsia="en-IN" w:bidi="hi-IN"/>
+          <w14:ligatures w14:val="none"/>
+        </w:rPr>
+        <w:t>isDark</w:t>
+      </w:r>
+      <w:proofErr w:type="spellEnd"/>
+      <w:r>
+        <w:rPr>
+          <w:rFonts w:ascii="Consolas" w:eastAsia="Times New Roman" w:hAnsi="Consolas" w:cs="Times New Roman"/>
+          <w:color w:val="4E5B61"/>
+          <w:kern w:val="0"/>
+          <w:sz w:val="21"/>
+          <w:szCs w:val="21"/>
+          <w:lang w:eastAsia="en-IN" w:bidi="hi-IN"/>
+          <w14:ligatures w14:val="none"/>
+        </w:rPr>
+        <w:t xml:space="preserve"> != </w:t>
+      </w:r>
+      <w:proofErr w:type="spellStart"/>
+      <w:r>
+        <w:rPr>
+          <w:rFonts w:ascii="Consolas" w:eastAsia="Times New Roman" w:hAnsi="Consolas" w:cs="Times New Roman"/>
+          <w:color w:val="4E5B61"/>
+          <w:kern w:val="0"/>
+          <w:sz w:val="21"/>
+          <w:szCs w:val="21"/>
+          <w:lang w:eastAsia="en-IN" w:bidi="hi-IN"/>
+          <w14:ligatures w14:val="none"/>
+        </w:rPr>
+        <w:t>lastState</w:t>
+      </w:r>
+      <w:proofErr w:type="spellEnd"/>
+      <w:r>
+        <w:rPr>
+          <w:rFonts w:ascii="Consolas" w:eastAsia="Times New Roman" w:hAnsi="Consolas" w:cs="Times New Roman"/>
+          <w:color w:val="434F54"/>
+          <w:kern w:val="0"/>
+          <w:sz w:val="21"/>
+          <w:szCs w:val="21"/>
+          <w:lang w:eastAsia="en-IN" w:bidi="hi-IN"/>
+          <w14:ligatures w14:val="none"/>
+        </w:rPr>
+        <w:t>)</w:t>
+      </w:r>
+      <w:r>
+        <w:rPr>
+          <w:rFonts w:ascii="Consolas" w:eastAsia="Times New Roman" w:hAnsi="Consolas" w:cs="Times New Roman"/>
+          <w:color w:val="4E5B61"/>
+          <w:kern w:val="0"/>
+          <w:sz w:val="21"/>
+          <w:szCs w:val="21"/>
+          <w:lang w:eastAsia="en-IN" w:bidi="hi-IN"/>
+          <w14:ligatures w14:val="none"/>
+        </w:rPr>
+        <w:t xml:space="preserve"> </w:t>
+      </w:r>
+      <w:r>
+        <w:rPr>
+          <w:rFonts w:ascii="Consolas" w:eastAsia="Times New Roman" w:hAnsi="Consolas" w:cs="Times New Roman"/>
+          <w:color w:val="434F54"/>
+          <w:kern w:val="0"/>
+          <w:sz w:val="21"/>
+          <w:szCs w:val="21"/>
+          <w:lang w:eastAsia="en-IN" w:bidi="hi-IN"/>
+          <w14:ligatures w14:val="none"/>
+        </w:rPr>
+        <w:t>{</w:t>
+      </w:r>
+    </w:p>
+    <w:p>
+      <w:pPr>
+        <w:shd w:val="clear" w:color="auto" w:fill="FFFFFF"/>
+        <w:spacing w:after="0" w:line="285" w:lineRule="atLeast"/>
+        <w:rPr>
+          <w:rFonts w:ascii="Consolas" w:eastAsia="Times New Roman" w:hAnsi="Consolas" w:cs="Times New Roman"/>
+          <w:color w:val="4E5B61"/>
+          <w:kern w:val="0"/>
+          <w:sz w:val="21"/>
+          <w:szCs w:val="21"/>
+          <w:lang w:eastAsia="en-IN" w:bidi="hi-IN"/>
+          <w14:ligatures w14:val="none"/>
+        </w:rPr>
+      </w:pPr>
+      <w:r>
+        <w:rPr>
+          <w:rFonts w:ascii="Consolas" w:eastAsia="Times New Roman" w:hAnsi="Consolas" w:cs="Times New Roman"/>
+          <w:color w:val="4E5B61"/>
+          <w:kern w:val="0"/>
+          <w:sz w:val="21"/>
+          <w:szCs w:val="21"/>
+          <w:lang w:eastAsia="en-IN" w:bidi="hi-IN"/>
+          <w14:ligatures w14:val="none"/>
+        </w:rPr>
+        <w:t xml:space="preserve">    </w:t>
+      </w:r>
+      <w:r>
+        <w:rPr>
+          <w:rFonts w:ascii="Consolas" w:eastAsia="Times New Roman" w:hAnsi="Consolas" w:cs="Times New Roman"/>
+          <w:color w:val="728E00"/>
+          <w:kern w:val="0"/>
+          <w:sz w:val="21"/>
+          <w:szCs w:val="21"/>
+          <w:lang w:eastAsia="en-IN" w:bidi="hi-IN"/>
+          <w14:ligatures w14:val="none"/>
+        </w:rPr>
+        <w:t>if</w:t>
+      </w:r>
+      <w:r>
+        <w:rPr>
+          <w:rFonts w:ascii="Consolas" w:eastAsia="Times New Roman" w:hAnsi="Consolas" w:cs="Times New Roman"/>
+          <w:color w:val="4E5B61"/>
+          <w:kern w:val="0"/>
+          <w:sz w:val="21"/>
+          <w:szCs w:val="21"/>
+          <w:lang w:eastAsia="en-IN" w:bidi="hi-IN"/>
+          <w14:ligatures w14:val="none"/>
+        </w:rPr>
+        <w:t xml:space="preserve"> </w:t>
+      </w:r>
+      <w:r>
+        <w:rPr>
+          <w:rFonts w:ascii="Consolas" w:eastAsia="Times New Roman" w:hAnsi="Consolas" w:cs="Times New Roman"/>
+          <w:color w:val="434F54"/>
+          <w:kern w:val="0"/>
+          <w:sz w:val="21"/>
+          <w:szCs w:val="21"/>
+          <w:lang w:eastAsia="en-IN" w:bidi="hi-IN"/>
+          <w14:ligatures w14:val="none"/>
+        </w:rPr>
+        <w:t>(</w:t>
+      </w:r>
+      <w:proofErr w:type="spellStart"/>
+      <w:r>
+        <w:rPr>
+          <w:rFonts w:ascii="Consolas" w:eastAsia="Times New Roman" w:hAnsi="Consolas" w:cs="Times New Roman"/>
+          <w:color w:val="4E5B61"/>
+          <w:kern w:val="0"/>
+          <w:sz w:val="21"/>
+          <w:szCs w:val="21"/>
+          <w:lang w:eastAsia="en-IN" w:bidi="hi-IN"/>
+          <w14:ligatures w14:val="none"/>
+        </w:rPr>
+        <w:t>isDark</w:t>
+      </w:r>
+      <w:proofErr w:type="spellEnd"/>
+      <w:r>
+        <w:rPr>
+          <w:rFonts w:ascii="Consolas" w:eastAsia="Times New Roman" w:hAnsi="Consolas" w:cs="Times New Roman"/>
+          <w:color w:val="4E5B61"/>
+          <w:kern w:val="0"/>
+          <w:sz w:val="21"/>
+          <w:szCs w:val="21"/>
+          <w:lang w:eastAsia="en-IN" w:bidi="hi-IN"/>
+          <w14:ligatures w14:val="none"/>
+        </w:rPr>
+        <w:t xml:space="preserve"> == HIGH</w:t>
+      </w:r>
+      <w:r>
+        <w:rPr>
+          <w:rFonts w:ascii="Consolas" w:eastAsia="Times New Roman" w:hAnsi="Consolas" w:cs="Times New Roman"/>
+          <w:color w:val="434F54"/>
+          <w:kern w:val="0"/>
+          <w:sz w:val="21"/>
+          <w:szCs w:val="21"/>
+          <w:lang w:eastAsia="en-IN" w:bidi="hi-IN"/>
+          <w14:ligatures w14:val="none"/>
+        </w:rPr>
+        <w:t>)</w:t>
+      </w:r>
+      <w:r>
+        <w:rPr>
+          <w:rFonts w:ascii="Consolas" w:eastAsia="Times New Roman" w:hAnsi="Consolas" w:cs="Times New Roman"/>
+          <w:color w:val="4E5B61"/>
+          <w:kern w:val="0"/>
+          <w:sz w:val="21"/>
+          <w:szCs w:val="21"/>
+          <w:lang w:eastAsia="en-IN" w:bidi="hi-IN"/>
+          <w14:ligatures w14:val="none"/>
+        </w:rPr>
+        <w:t xml:space="preserve"> </w:t>
+      </w:r>
+      <w:r>
+        <w:rPr>
+          <w:rFonts w:ascii="Consolas" w:eastAsia="Times New Roman" w:hAnsi="Consolas" w:cs="Times New Roman"/>
+          <w:color w:val="434F54"/>
+          <w:kern w:val="0"/>
+          <w:sz w:val="21"/>
+          <w:szCs w:val="21"/>
+          <w:lang w:eastAsia="en-IN" w:bidi="hi-IN"/>
+          <w14:ligatures w14:val="none"/>
+        </w:rPr>
+        <w:t>{</w:t>
+      </w:r>
+    </w:p>
+    <w:p>
+      <w:pPr>
+        <w:shd w:val="clear" w:color="auto" w:fill="FFFFFF"/>
+        <w:spacing w:after="0" w:line="285" w:lineRule="atLeast"/>
+        <w:rPr>
+          <w:rFonts w:ascii="Consolas" w:eastAsia="Times New Roman" w:hAnsi="Consolas" w:cs="Times New Roman"/>
+          <w:color w:val="4E5B61"/>
+          <w:kern w:val="0"/>
+          <w:sz w:val="21"/>
+          <w:szCs w:val="21"/>
+          <w:lang w:eastAsia="en-IN" w:bidi="hi-IN"/>
+          <w14:ligatures w14:val="none"/>
+        </w:rPr>
+      </w:pPr>
+      <w:r>
+        <w:rPr>
+          <w:rFonts w:ascii="Consolas" w:eastAsia="Times New Roman" w:hAnsi="Consolas" w:cs="Times New Roman"/>
+          <w:color w:val="95A5A6"/>
+          <w:kern w:val="0"/>
+          <w:sz w:val="21"/>
+          <w:szCs w:val="21"/>
+          <w:lang w:eastAsia="en-IN" w:bidi="hi-IN"/>
+          <w14:ligatures w14:val="none"/>
+        </w:rPr>
+        <w:t xml:space="preserve">      // ROOM IS DARK: Turn on a cozy ambient </w:t>
+      </w:r>
+      <w:proofErr w:type="spellStart"/>
+      <w:r>
+        <w:rPr>
+          <w:rFonts w:ascii="Consolas" w:eastAsia="Times New Roman" w:hAnsi="Consolas" w:cs="Times New Roman"/>
+          <w:color w:val="95A5A6"/>
+          <w:kern w:val="0"/>
+          <w:sz w:val="21"/>
+          <w:szCs w:val="21"/>
+          <w:lang w:eastAsia="en-IN" w:bidi="hi-IN"/>
+          <w14:ligatures w14:val="none"/>
+        </w:rPr>
+        <w:t>color</w:t>
+      </w:r>
+      <w:proofErr w:type="spellEnd"/>
+      <w:r>
+        <w:rPr>
+          <w:rFonts w:ascii="Consolas" w:eastAsia="Times New Roman" w:hAnsi="Consolas" w:cs="Times New Roman"/>
+          <w:color w:val="95A5A6"/>
+          <w:kern w:val="0"/>
+          <w:sz w:val="21"/>
+          <w:szCs w:val="21"/>
+          <w:lang w:eastAsia="en-IN" w:bidi="hi-IN"/>
+          <w14:ligatures w14:val="none"/>
+        </w:rPr>
+        <w:t xml:space="preserve"> (e.g., Warm Cyan/Blue)</w:t>
+      </w:r>
+    </w:p>
+    <w:p>
+      <w:pPr>
+        <w:shd w:val="clear" w:color="auto" w:fill="FFFFFF"/>
+        <w:spacing w:after="0" w:line="285" w:lineRule="atLeast"/>
+        <w:rPr>
+          <w:rFonts w:ascii="Consolas" w:eastAsia="Times New Roman" w:hAnsi="Consolas" w:cs="Times New Roman"/>
+          <w:color w:val="4E5B61"/>
+          <w:kern w:val="0"/>
+          <w:sz w:val="21"/>
+          <w:szCs w:val="21"/>
+          <w:lang w:eastAsia="en-IN" w:bidi="hi-IN"/>
+          <w14:ligatures w14:val="none"/>
+        </w:rPr>
+      </w:pPr>
+      <w:r>
+        <w:rPr>
+          <w:rFonts w:ascii="Consolas" w:eastAsia="Times New Roman" w:hAnsi="Consolas" w:cs="Times New Roman"/>
+          <w:color w:val="4E5B61"/>
+          <w:kern w:val="0"/>
+          <w:sz w:val="21"/>
+          <w:szCs w:val="21"/>
+          <w:lang w:eastAsia="en-IN" w:bidi="hi-IN"/>
+          <w14:ligatures w14:val="none"/>
+        </w:rPr>
+        <w:t xml:space="preserve">      </w:t>
+      </w:r>
+      <w:proofErr w:type="spellStart"/>
+      <w:r>
+        <w:rPr>
+          <w:rFonts w:ascii="Consolas" w:eastAsia="Times New Roman" w:hAnsi="Consolas" w:cs="Times New Roman"/>
+          <w:color w:val="D35400"/>
+          <w:kern w:val="0"/>
+          <w:sz w:val="21"/>
+          <w:szCs w:val="21"/>
+          <w:lang w:eastAsia="en-IN" w:bidi="hi-IN"/>
+          <w14:ligatures w14:val="none"/>
+        </w:rPr>
+        <w:t>analogWrite</w:t>
+      </w:r>
+      <w:proofErr w:type="spellEnd"/>
+      <w:r>
+        <w:rPr>
+          <w:rFonts w:ascii="Consolas" w:eastAsia="Times New Roman" w:hAnsi="Consolas" w:cs="Times New Roman"/>
+          <w:color w:val="434F54"/>
+          <w:kern w:val="0"/>
+          <w:sz w:val="21"/>
+          <w:szCs w:val="21"/>
+          <w:lang w:eastAsia="en-IN" w:bidi="hi-IN"/>
+          <w14:ligatures w14:val="none"/>
+        </w:rPr>
+        <w:t>(</w:t>
+      </w:r>
+      <w:r>
+        <w:rPr>
+          <w:rFonts w:ascii="Consolas" w:eastAsia="Times New Roman" w:hAnsi="Consolas" w:cs="Times New Roman"/>
+          <w:color w:val="4E5B61"/>
+          <w:kern w:val="0"/>
+          <w:sz w:val="21"/>
+          <w:szCs w:val="21"/>
+          <w:lang w:eastAsia="en-IN" w:bidi="hi-IN"/>
+          <w14:ligatures w14:val="none"/>
+        </w:rPr>
+        <w:t xml:space="preserve">RED_PIN, </w:t>
+      </w:r>
+      <w:r>
+        <w:rPr>
+          <w:rFonts w:ascii="Consolas" w:eastAsia="Times New Roman" w:hAnsi="Consolas" w:cs="Times New Roman"/>
+          <w:color w:val="005C5F"/>
+          <w:kern w:val="0"/>
+          <w:sz w:val="21"/>
+          <w:szCs w:val="21"/>
+          <w:lang w:eastAsia="en-IN" w:bidi="hi-IN"/>
+          <w14:ligatures w14:val="none"/>
+        </w:rPr>
+        <w:t>100</w:t>
+      </w:r>
+      <w:r>
+        <w:rPr>
+          <w:rFonts w:ascii="Consolas" w:eastAsia="Times New Roman" w:hAnsi="Consolas" w:cs="Times New Roman"/>
+          <w:color w:val="434F54"/>
+          <w:kern w:val="0"/>
+          <w:sz w:val="21"/>
+          <w:szCs w:val="21"/>
+          <w:lang w:eastAsia="en-IN" w:bidi="hi-IN"/>
+          <w14:ligatures w14:val="none"/>
+        </w:rPr>
+        <w:t>)</w:t>
+      </w:r>
+      <w:r>
+        <w:rPr>
+          <w:rFonts w:ascii="Consolas" w:eastAsia="Times New Roman" w:hAnsi="Consolas" w:cs="Times New Roman"/>
+          <w:color w:val="4E5B61"/>
+          <w:kern w:val="0"/>
+          <w:sz w:val="21"/>
+          <w:szCs w:val="21"/>
+          <w:lang w:eastAsia="en-IN" w:bidi="hi-IN"/>
+          <w14:ligatures w14:val="none"/>
+        </w:rPr>
+        <w:t>;</w:t>
+      </w:r>
+    </w:p>
+    <w:p>
+      <w:pPr>
+        <w:shd w:val="clear" w:color="auto" w:fill="FFFFFF"/>
+        <w:spacing w:after="0" w:line="285" w:lineRule="atLeast"/>
+        <w:rPr>
+          <w:rFonts w:ascii="Consolas" w:eastAsia="Times New Roman" w:hAnsi="Consolas" w:cs="Times New Roman"/>
+          <w:color w:val="4E5B61"/>
+          <w:kern w:val="0"/>
+          <w:sz w:val="21"/>
+          <w:szCs w:val="21"/>
+          <w:lang w:eastAsia="en-IN" w:bidi="hi-IN"/>
+          <w14:ligatures w14:val="none"/>
+        </w:rPr>
+      </w:pPr>
+      <w:r>
+        <w:rPr>
+          <w:rFonts w:ascii="Consolas" w:eastAsia="Times New Roman" w:hAnsi="Consolas" w:cs="Times New Roman"/>
+          <w:color w:val="4E5B61"/>
+          <w:kern w:val="0"/>
+          <w:sz w:val="21"/>
+          <w:szCs w:val="21"/>
+          <w:lang w:eastAsia="en-IN" w:bidi="hi-IN"/>
+          <w14:ligatures w14:val="none"/>
+        </w:rPr>
+        <w:t xml:space="preserve">      </w:t>
+      </w:r>
+      <w:proofErr w:type="spellStart"/>
+      <w:r>
+        <w:rPr>
+          <w:rFonts w:ascii="Consolas" w:eastAsia="Times New Roman" w:hAnsi="Consolas" w:cs="Times New Roman"/>
+          <w:color w:val="D35400"/>
+          <w:kern w:val="0"/>
+          <w:sz w:val="21"/>
+          <w:szCs w:val="21"/>
+          <w:lang w:eastAsia="en-IN" w:bidi="hi-IN"/>
+          <w14:ligatures w14:val="none"/>
+        </w:rPr>
+        <w:t>analogWrite</w:t>
+      </w:r>
+      <w:proofErr w:type="spellEnd"/>
+      <w:r>
+        <w:rPr>
+          <w:rFonts w:ascii="Consolas" w:eastAsia="Times New Roman" w:hAnsi="Consolas" w:cs="Times New Roman"/>
+          <w:color w:val="434F54"/>
+          <w:kern w:val="0"/>
+          <w:sz w:val="21"/>
+          <w:szCs w:val="21"/>
+          <w:lang w:eastAsia="en-IN" w:bidi="hi-IN"/>
+          <w14:ligatures w14:val="none"/>
+        </w:rPr>
+        <w:t>(</w:t>
+      </w:r>
+      <w:r>
+        <w:rPr>
+          <w:rFonts w:ascii="Consolas" w:eastAsia="Times New Roman" w:hAnsi="Consolas" w:cs="Times New Roman"/>
+          <w:color w:val="4E5B61"/>
+          <w:kern w:val="0"/>
+          <w:sz w:val="21"/>
+          <w:szCs w:val="21"/>
+          <w:lang w:eastAsia="en-IN" w:bidi="hi-IN"/>
+          <w14:ligatures w14:val="none"/>
+        </w:rPr>
+        <w:t xml:space="preserve">GREEN_PIN, </w:t>
+      </w:r>
+      <w:r>
+        <w:rPr>
+          <w:rFonts w:ascii="Consolas" w:eastAsia="Times New Roman" w:hAnsi="Consolas" w:cs="Times New Roman"/>
+          <w:color w:val="005C5F"/>
+          <w:kern w:val="0"/>
+          <w:sz w:val="21"/>
+          <w:szCs w:val="21"/>
+          <w:lang w:eastAsia="en-IN" w:bidi="hi-IN"/>
+          <w14:ligatures w14:val="none"/>
+        </w:rPr>
+        <w:t>150</w:t>
+      </w:r>
+      <w:r>
+        <w:rPr>
+          <w:rFonts w:ascii="Consolas" w:eastAsia="Times New Roman" w:hAnsi="Consolas" w:cs="Times New Roman"/>
+          <w:color w:val="434F54"/>
+          <w:kern w:val="0"/>
+          <w:sz w:val="21"/>
+          <w:szCs w:val="21"/>
+          <w:lang w:eastAsia="en-IN" w:bidi="hi-IN"/>
+          <w14:ligatures w14:val="none"/>
+        </w:rPr>
+        <w:t>)</w:t>
+      </w:r>
+      <w:r>
+        <w:rPr>
+          <w:rFonts w:ascii="Consolas" w:eastAsia="Times New Roman" w:hAnsi="Consolas" w:cs="Times New Roman"/>
+          <w:color w:val="4E5B61"/>
+          <w:kern w:val="0"/>
+          <w:sz w:val="21"/>
+          <w:szCs w:val="21"/>
+          <w:lang w:eastAsia="en-IN" w:bidi="hi-IN"/>
+          <w14:ligatures w14:val="none"/>
+        </w:rPr>
+        <w:t>;</w:t>
+      </w:r>
+    </w:p>
+    <w:p>
+      <w:pPr>
+        <w:shd w:val="clear" w:color="auto" w:fill="FFFFFF"/>
+        <w:spacing w:after="0" w:line="285" w:lineRule="atLeast"/>
+        <w:rPr>
+          <w:rFonts w:ascii="Consolas" w:eastAsia="Times New Roman" w:hAnsi="Consolas" w:cs="Times New Roman"/>
+          <w:color w:val="4E5B61"/>
+          <w:kern w:val="0"/>
+          <w:sz w:val="21"/>
+          <w:szCs w:val="21"/>
+          <w:lang w:eastAsia="en-IN" w:bidi="hi-IN"/>
+          <w14:ligatures w14:val="none"/>
+        </w:rPr>
+      </w:pPr>
+      <w:r>
+        <w:rPr>
+          <w:rFonts w:ascii="Consolas" w:eastAsia="Times New Roman" w:hAnsi="Consolas" w:cs="Times New Roman"/>
+          <w:color w:val="4E5B61"/>
+          <w:kern w:val="0"/>
+          <w:sz w:val="21"/>
+          <w:szCs w:val="21"/>
+          <w:lang w:eastAsia="en-IN" w:bidi="hi-IN"/>
+          <w14:ligatures w14:val="none"/>
+        </w:rPr>
+        <w:t xml:space="preserve">      </w:t>
+      </w:r>
+      <w:proofErr w:type="spellStart"/>
+      <w:r>
+        <w:rPr>
+          <w:rFonts w:ascii="Consolas" w:eastAsia="Times New Roman" w:hAnsi="Consolas" w:cs="Times New Roman"/>
+          <w:color w:val="D35400"/>
+          <w:kern w:val="0"/>
+          <w:sz w:val="21"/>
+          <w:szCs w:val="21"/>
+          <w:lang w:eastAsia="en-IN" w:bidi="hi-IN"/>
+          <w14:ligatures w14:val="none"/>
+        </w:rPr>
+        <w:t>analogWrite</w:t>
+      </w:r>
+      <w:proofErr w:type="spellEnd"/>
+      <w:r>
+        <w:rPr>
+          <w:rFonts w:ascii="Consolas" w:eastAsia="Times New Roman" w:hAnsi="Consolas" w:cs="Times New Roman"/>
+          <w:color w:val="434F54"/>
+          <w:kern w:val="0"/>
+          <w:sz w:val="21"/>
+          <w:szCs w:val="21"/>
+          <w:lang w:eastAsia="en-IN" w:bidi="hi-IN"/>
+          <w14:ligatures w14:val="none"/>
+        </w:rPr>
+        <w:t>(</w:t>
+      </w:r>
+      <w:r>
+        <w:rPr>
+          <w:rFonts w:ascii="Consolas" w:eastAsia="Times New Roman" w:hAnsi="Consolas" w:cs="Times New Roman"/>
+          <w:color w:val="4E5B61"/>
+          <w:kern w:val="0"/>
+          <w:sz w:val="21"/>
+          <w:szCs w:val="21"/>
+          <w:lang w:eastAsia="en-IN" w:bidi="hi-IN"/>
+          <w14:ligatures w14:val="none"/>
+        </w:rPr>
+        <w:t xml:space="preserve">BLUE_PIN, </w:t>
+      </w:r>
+      <w:r>
+        <w:rPr>
+          <w:rFonts w:ascii="Consolas" w:eastAsia="Times New Roman" w:hAnsi="Consolas" w:cs="Times New Roman"/>
+          <w:color w:val="005C5F"/>
+          <w:kern w:val="0"/>
+          <w:sz w:val="21"/>
+          <w:szCs w:val="21"/>
+          <w:lang w:eastAsia="en-IN" w:bidi="hi-IN"/>
+          <w14:ligatures w14:val="none"/>
+        </w:rPr>
+        <w:t>255</w:t>
+      </w:r>
+      <w:r>
+        <w:rPr>
+          <w:rFonts w:ascii="Consolas" w:eastAsia="Times New Roman" w:hAnsi="Consolas" w:cs="Times New Roman"/>
+          <w:color w:val="434F54"/>
+          <w:kern w:val="0"/>
+          <w:sz w:val="21"/>
+          <w:szCs w:val="21"/>
+          <w:lang w:eastAsia="en-IN" w:bidi="hi-IN"/>
+          <w14:ligatures w14:val="none"/>
+        </w:rPr>
+        <w:t>)</w:t>
+      </w:r>
+      <w:r>
+        <w:rPr>
+          <w:rFonts w:ascii="Consolas" w:eastAsia="Times New Roman" w:hAnsi="Consolas" w:cs="Times New Roman"/>
+          <w:color w:val="4E5B61"/>
+          <w:kern w:val="0"/>
+          <w:sz w:val="21"/>
+          <w:szCs w:val="21"/>
+          <w:lang w:eastAsia="en-IN" w:bidi="hi-IN"/>
+          <w14:ligatures w14:val="none"/>
+        </w:rPr>
+        <w:t>;</w:t>
+      </w:r>
+    </w:p>
+    <w:p>
+      <w:pPr>
+        <w:shd w:val="clear" w:color="auto" w:fill="FFFFFF"/>
+        <w:spacing w:after="0" w:line="285" w:lineRule="atLeast"/>
+        <w:rPr>
+          <w:rFonts w:ascii="Consolas" w:eastAsia="Times New Roman" w:hAnsi="Consolas" w:cs="Times New Roman"/>
+          <w:color w:val="4E5B61"/>
+          <w:kern w:val="0"/>
+          <w:sz w:val="21"/>
+          <w:szCs w:val="21"/>
+          <w:lang w:eastAsia="en-IN" w:bidi="hi-IN"/>
+          <w14:ligatures w14:val="none"/>
+        </w:rPr>
+      </w:pPr>
+      <w:r>
+        <w:rPr>
+          <w:rFonts w:ascii="Consolas" w:eastAsia="Times New Roman" w:hAnsi="Consolas" w:cs="Times New Roman"/>
+          <w:color w:val="4E5B61"/>
+          <w:kern w:val="0"/>
+          <w:sz w:val="21"/>
+          <w:szCs w:val="21"/>
+          <w:lang w:eastAsia="en-IN" w:bidi="hi-IN"/>
+          <w14:ligatures w14:val="none"/>
+        </w:rPr>
+        <w:t xml:space="preserve">      </w:t>
+      </w:r>
+      <w:proofErr w:type="spellStart"/>
+      <w:r>
+        <w:rPr>
+          <w:rFonts w:ascii="Consolas" w:eastAsia="Times New Roman" w:hAnsi="Consolas" w:cs="Times New Roman"/>
+          <w:color w:val="4E5B61"/>
+          <w:kern w:val="0"/>
+          <w:sz w:val="21"/>
+          <w:szCs w:val="21"/>
+          <w:lang w:eastAsia="en-IN" w:bidi="hi-IN"/>
+          <w14:ligatures w14:val="none"/>
+        </w:rPr>
+        <w:t>currentStatus</w:t>
+      </w:r>
+      <w:proofErr w:type="spellEnd"/>
+      <w:r>
+        <w:rPr>
+          <w:rFonts w:ascii="Consolas" w:eastAsia="Times New Roman" w:hAnsi="Consolas" w:cs="Times New Roman"/>
+          <w:color w:val="4E5B61"/>
+          <w:kern w:val="0"/>
+          <w:sz w:val="21"/>
+          <w:szCs w:val="21"/>
+          <w:lang w:eastAsia="en-IN" w:bidi="hi-IN"/>
+          <w14:ligatures w14:val="none"/>
+        </w:rPr>
+        <w:t xml:space="preserve"> = </w:t>
+      </w:r>
+      <w:r>
+        <w:rPr>
+          <w:rFonts w:ascii="Consolas" w:eastAsia="Times New Roman" w:hAnsi="Consolas" w:cs="Times New Roman"/>
+          <w:color w:val="005C5F"/>
+          <w:kern w:val="0"/>
+          <w:sz w:val="21"/>
+          <w:szCs w:val="21"/>
+          <w:lang w:eastAsia="en-IN" w:bidi="hi-IN"/>
+          <w14:ligatures w14:val="none"/>
+        </w:rPr>
+        <w:t>"Dark -&gt; Ambient Reactor ON"</w:t>
+      </w:r>
+      <w:r>
+        <w:rPr>
+          <w:rFonts w:ascii="Consolas" w:eastAsia="Times New Roman" w:hAnsi="Consolas" w:cs="Times New Roman"/>
+          <w:color w:val="4E5B61"/>
+          <w:kern w:val="0"/>
+          <w:sz w:val="21"/>
+          <w:szCs w:val="21"/>
+          <w:lang w:eastAsia="en-IN" w:bidi="hi-IN"/>
+          <w14:ligatures w14:val="none"/>
+        </w:rPr>
+        <w:t>;</w:t>
+      </w:r>
+    </w:p>
+    <w:p>
+      <w:pPr>
+        <w:shd w:val="clear" w:color="auto" w:fill="FFFFFF"/>
+        <w:spacing w:after="0" w:line="285" w:lineRule="atLeast"/>
+        <w:rPr>
+          <w:rFonts w:ascii="Consolas" w:eastAsia="Times New Roman" w:hAnsi="Consolas" w:cs="Times New Roman"/>
+          <w:color w:val="4E5B61"/>
+          <w:kern w:val="0"/>
+          <w:sz w:val="21"/>
+          <w:szCs w:val="21"/>
+          <w:lang w:eastAsia="en-IN" w:bidi="hi-IN"/>
+          <w14:ligatures w14:val="none"/>
+        </w:rPr>
+      </w:pPr>
+      <w:r>
+        <w:rPr>
+          <w:rFonts w:ascii="Consolas" w:eastAsia="Times New Roman" w:hAnsi="Consolas" w:cs="Times New Roman"/>
+          <w:color w:val="4E5B61"/>
+          <w:kern w:val="0"/>
+          <w:sz w:val="21"/>
+          <w:szCs w:val="21"/>
+          <w:lang w:eastAsia="en-IN" w:bidi="hi-IN"/>
+          <w14:ligatures w14:val="none"/>
+        </w:rPr>
+        <w:t xml:space="preserve">      </w:t>
+      </w:r>
+      <w:proofErr w:type="spellStart"/>
+      <w:r>
+        <w:rPr>
+          <w:rFonts w:ascii="Consolas" w:eastAsia="Times New Roman" w:hAnsi="Consolas" w:cs="Times New Roman"/>
+          <w:color w:val="D35400"/>
+          <w:kern w:val="0"/>
+          <w:sz w:val="21"/>
+          <w:szCs w:val="21"/>
+          <w:lang w:eastAsia="en-IN" w:bidi="hi-IN"/>
+          <w14:ligatures w14:val="none"/>
+        </w:rPr>
+        <w:t>Serial</w:t>
+      </w:r>
+      <w:r>
+        <w:rPr>
+          <w:rFonts w:ascii="Consolas" w:eastAsia="Times New Roman" w:hAnsi="Consolas" w:cs="Times New Roman"/>
+          <w:color w:val="4E5B61"/>
+          <w:kern w:val="0"/>
+          <w:sz w:val="21"/>
+          <w:szCs w:val="21"/>
+          <w:lang w:eastAsia="en-IN" w:bidi="hi-IN"/>
+          <w14:ligatures w14:val="none"/>
+        </w:rPr>
+        <w:t>.</w:t>
+      </w:r>
+      <w:r>
+        <w:rPr>
+          <w:rFonts w:ascii="Consolas" w:eastAsia="Times New Roman" w:hAnsi="Consolas" w:cs="Times New Roman"/>
+          <w:color w:val="D35400"/>
+          <w:kern w:val="0"/>
+          <w:sz w:val="21"/>
+          <w:szCs w:val="21"/>
+          <w:lang w:eastAsia="en-IN" w:bidi="hi-IN"/>
+          <w14:ligatures w14:val="none"/>
+        </w:rPr>
+        <w:t>println</w:t>
+      </w:r>
+      <w:proofErr w:type="spellEnd"/>
+      <w:r>
+        <w:rPr>
+          <w:rFonts w:ascii="Consolas" w:eastAsia="Times New Roman" w:hAnsi="Consolas" w:cs="Times New Roman"/>
+          <w:color w:val="434F54"/>
+          <w:kern w:val="0"/>
+          <w:sz w:val="21"/>
+          <w:szCs w:val="21"/>
+          <w:lang w:eastAsia="en-IN" w:bidi="hi-IN"/>
+          <w14:ligatures w14:val="none"/>
+        </w:rPr>
+        <w:t>(</w:t>
+      </w:r>
+      <w:r>
+        <w:rPr>
+          <w:rFonts w:ascii="Consolas" w:eastAsia="Times New Roman" w:hAnsi="Consolas" w:cs="Times New Roman"/>
+          <w:color w:val="005C5F"/>
+          <w:kern w:val="0"/>
+          <w:sz w:val="21"/>
+          <w:szCs w:val="21"/>
+          <w:lang w:eastAsia="en-IN" w:bidi="hi-IN"/>
+          <w14:ligatures w14:val="none"/>
+        </w:rPr>
+        <w:t>"Status: Dark -&gt; Ambient Reactor ON"</w:t>
+      </w:r>
+      <w:r>
+        <w:rPr>
+          <w:rFonts w:ascii="Consolas" w:eastAsia="Times New Roman" w:hAnsi="Consolas" w:cs="Times New Roman"/>
+          <w:color w:val="434F54"/>
+          <w:kern w:val="0"/>
+          <w:sz w:val="21"/>
+          <w:szCs w:val="21"/>
+          <w:lang w:eastAsia="en-IN" w:bidi="hi-IN"/>
+          <w14:ligatures w14:val="none"/>
+        </w:rPr>
+        <w:t>)</w:t>
+      </w:r>
+      <w:r>
+        <w:rPr>
+          <w:rFonts w:ascii="Consolas" w:eastAsia="Times New Roman" w:hAnsi="Consolas" w:cs="Times New Roman"/>
+          <w:color w:val="4E5B61"/>
+          <w:kern w:val="0"/>
+          <w:sz w:val="21"/>
+          <w:szCs w:val="21"/>
+          <w:lang w:eastAsia="en-IN" w:bidi="hi-IN"/>
+          <w14:ligatures w14:val="none"/>
+        </w:rPr>
+        <w:t>;</w:t>
+      </w:r>
+    </w:p>
+    <w:p>
+      <w:pPr>
+        <w:shd w:val="clear" w:color="auto" w:fill="FFFFFF"/>
+        <w:spacing w:after="0" w:line="285" w:lineRule="atLeast"/>
+        <w:rPr>
+          <w:rFonts w:ascii="Consolas" w:eastAsia="Times New Roman" w:hAnsi="Consolas" w:cs="Times New Roman"/>
+          <w:color w:val="4E5B61"/>
+          <w:kern w:val="0"/>
+          <w:sz w:val="21"/>
+          <w:szCs w:val="21"/>
+          <w:lang w:eastAsia="en-IN" w:bidi="hi-IN"/>
+          <w14:ligatures w14:val="none"/>
+        </w:rPr>
+      </w:pPr>
+      <w:r>
+        <w:rPr>
+          <w:rFonts w:ascii="Consolas" w:eastAsia="Times New Roman" w:hAnsi="Consolas" w:cs="Times New Roman"/>
+          <w:color w:val="4E5B61"/>
+          <w:kern w:val="0"/>
+          <w:sz w:val="21"/>
+          <w:szCs w:val="21"/>
+          <w:lang w:eastAsia="en-IN" w:bidi="hi-IN"/>
+          <w14:ligatures w14:val="none"/>
+        </w:rPr>
+        <w:t xml:space="preserve">    </w:t>
+      </w:r>
+      <w:r>
+        <w:rPr>
+          <w:rFonts w:ascii="Consolas" w:eastAsia="Times New Roman" w:hAnsi="Consolas" w:cs="Times New Roman"/>
+          <w:color w:val="434F54"/>
+          <w:kern w:val="0"/>
+          <w:sz w:val="21"/>
+          <w:szCs w:val="21"/>
+          <w:lang w:eastAsia="en-IN" w:bidi="hi-IN"/>
+          <w14:ligatures w14:val="none"/>
+        </w:rPr>
+        <w:t>}</w:t>
+      </w:r>
+      <w:r>
+        <w:rPr>
+          <w:rFonts w:ascii="Consolas" w:eastAsia="Times New Roman" w:hAnsi="Consolas" w:cs="Times New Roman"/>
+          <w:color w:val="4E5B61"/>
+          <w:kern w:val="0"/>
+          <w:sz w:val="21"/>
+          <w:szCs w:val="21"/>
+          <w:lang w:eastAsia="en-IN" w:bidi="hi-IN"/>
+          <w14:ligatures w14:val="none"/>
+        </w:rPr>
+        <w:t xml:space="preserve"> </w:t>
+      </w:r>
+      <w:r>
+        <w:rPr>
+          <w:rFonts w:ascii="Consolas" w:eastAsia="Times New Roman" w:hAnsi="Consolas" w:cs="Times New Roman"/>
+          <w:color w:val="728E00"/>
+          <w:kern w:val="0"/>
+          <w:sz w:val="21"/>
+          <w:szCs w:val="21"/>
+          <w:lang w:eastAsia="en-IN" w:bidi="hi-IN"/>
+          <w14:ligatures w14:val="none"/>
+        </w:rPr>
+        <w:t>else</w:t>
+      </w:r>
+      <w:r>
+        <w:rPr>
+          <w:rFonts w:ascii="Consolas" w:eastAsia="Times New Roman" w:hAnsi="Consolas" w:cs="Times New Roman"/>
+          <w:color w:val="4E5B61"/>
+          <w:kern w:val="0"/>
+          <w:sz w:val="21"/>
+          <w:szCs w:val="21"/>
+          <w:lang w:eastAsia="en-IN" w:bidi="hi-IN"/>
+          <w14:ligatures w14:val="none"/>
+        </w:rPr>
+        <w:t xml:space="preserve"> </w:t>
+      </w:r>
+      <w:r>
+        <w:rPr>
+          <w:rFonts w:ascii="Consolas" w:eastAsia="Times New Roman" w:hAnsi="Consolas" w:cs="Times New Roman"/>
+          <w:color w:val="434F54"/>
+          <w:kern w:val="0"/>
+          <w:sz w:val="21"/>
+          <w:szCs w:val="21"/>
+          <w:lang w:eastAsia="en-IN" w:bidi="hi-IN"/>
+          <w14:ligatures w14:val="none"/>
+        </w:rPr>
+        <w:t>{</w:t>
+      </w:r>
+    </w:p>
+    <w:p>
+      <w:pPr>
+        <w:shd w:val="clear" w:color="auto" w:fill="FFFFFF"/>
+        <w:spacing w:after="0" w:line="285" w:lineRule="atLeast"/>
+        <w:rPr>
+          <w:rFonts w:ascii="Consolas" w:eastAsia="Times New Roman" w:hAnsi="Consolas" w:cs="Times New Roman"/>
+          <w:color w:val="4E5B61"/>
+          <w:kern w:val="0"/>
+          <w:sz w:val="21"/>
+          <w:szCs w:val="21"/>
+          <w:lang w:eastAsia="en-IN" w:bidi="hi-IN"/>
+          <w14:ligatures w14:val="none"/>
+        </w:rPr>
+      </w:pPr>
+      <w:r>
+        <w:rPr>
+          <w:rFonts w:ascii="Consolas" w:eastAsia="Times New Roman" w:hAnsi="Consolas" w:cs="Times New Roman"/>
+          <w:color w:val="95A5A6"/>
+          <w:kern w:val="0"/>
+          <w:sz w:val="21"/>
+          <w:szCs w:val="21"/>
+          <w:lang w:eastAsia="en-IN" w:bidi="hi-IN"/>
+          <w14:ligatures w14:val="none"/>
+        </w:rPr>
+        <w:t>      // ROOM IS BRIGHT: Turn off the RGB reactor</w:t>
+      </w:r>
+    </w:p>
+    <w:p>
+      <w:pPr>
+        <w:shd w:val="clear" w:color="auto" w:fill="FFFFFF"/>
+        <w:spacing w:after="0" w:line="285" w:lineRule="atLeast"/>
+        <w:rPr>
+          <w:rFonts w:ascii="Consolas" w:eastAsia="Times New Roman" w:hAnsi="Consolas" w:cs="Times New Roman"/>
+          <w:color w:val="4E5B61"/>
+          <w:kern w:val="0"/>
+          <w:sz w:val="21"/>
+          <w:szCs w:val="21"/>
+          <w:lang w:eastAsia="en-IN" w:bidi="hi-IN"/>
+          <w14:ligatures w14:val="none"/>
+        </w:rPr>
+      </w:pPr>
+      <w:r>
+        <w:rPr>
+          <w:rFonts w:ascii="Consolas" w:eastAsia="Times New Roman" w:hAnsi="Consolas" w:cs="Times New Roman"/>
+          <w:color w:val="4E5B61"/>
+          <w:kern w:val="0"/>
+          <w:sz w:val="21"/>
+          <w:szCs w:val="21"/>
+          <w:lang w:eastAsia="en-IN" w:bidi="hi-IN"/>
+          <w14:ligatures w14:val="none"/>
+        </w:rPr>
+        <w:t xml:space="preserve">      </w:t>
+      </w:r>
+      <w:proofErr w:type="spellStart"/>
+      <w:r>
+        <w:rPr>
+          <w:rFonts w:ascii="Consolas" w:eastAsia="Times New Roman" w:hAnsi="Consolas" w:cs="Times New Roman"/>
+          <w:color w:val="D35400"/>
+          <w:kern w:val="0"/>
+          <w:sz w:val="21"/>
+          <w:szCs w:val="21"/>
+          <w:lang w:eastAsia="en-IN" w:bidi="hi-IN"/>
+          <w14:ligatures w14:val="none"/>
+        </w:rPr>
+        <w:t>analogWrite</w:t>
+      </w:r>
+      <w:proofErr w:type="spellEnd"/>
+      <w:r>
+        <w:rPr>
+          <w:rFonts w:ascii="Consolas" w:eastAsia="Times New Roman" w:hAnsi="Consolas" w:cs="Times New Roman"/>
+          <w:color w:val="434F54"/>
+          <w:kern w:val="0"/>
+          <w:sz w:val="21"/>
+          <w:szCs w:val="21"/>
+          <w:lang w:eastAsia="en-IN" w:bidi="hi-IN"/>
+          <w14:ligatures w14:val="none"/>
+        </w:rPr>
+        <w:t>(</w:t>
+      </w:r>
+      <w:r>
+        <w:rPr>
+          <w:rFonts w:ascii="Consolas" w:eastAsia="Times New Roman" w:hAnsi="Consolas" w:cs="Times New Roman"/>
+          <w:color w:val="4E5B61"/>
+          <w:kern w:val="0"/>
+          <w:sz w:val="21"/>
+          <w:szCs w:val="21"/>
+          <w:lang w:eastAsia="en-IN" w:bidi="hi-IN"/>
+          <w14:ligatures w14:val="none"/>
+        </w:rPr>
+        <w:t xml:space="preserve">RED_PIN, </w:t>
+      </w:r>
+      <w:r>
+        <w:rPr>
+          <w:rFonts w:ascii="Consolas" w:eastAsia="Times New Roman" w:hAnsi="Consolas" w:cs="Times New Roman"/>
+          <w:color w:val="005C5F"/>
+          <w:kern w:val="0"/>
+          <w:sz w:val="21"/>
+          <w:szCs w:val="21"/>
+          <w:lang w:eastAsia="en-IN" w:bidi="hi-IN"/>
+          <w14:ligatures w14:val="none"/>
+        </w:rPr>
+        <w:t>0</w:t>
+      </w:r>
+      <w:r>
+        <w:rPr>
+          <w:rFonts w:ascii="Consolas" w:eastAsia="Times New Roman" w:hAnsi="Consolas" w:cs="Times New Roman"/>
+          <w:color w:val="434F54"/>
+          <w:kern w:val="0"/>
+          <w:sz w:val="21"/>
+          <w:szCs w:val="21"/>
+          <w:lang w:eastAsia="en-IN" w:bidi="hi-IN"/>
+          <w14:ligatures w14:val="none"/>
+        </w:rPr>
+        <w:t>)</w:t>
+      </w:r>
+      <w:r>
+        <w:rPr>
+          <w:rFonts w:ascii="Consolas" w:eastAsia="Times New Roman" w:hAnsi="Consolas" w:cs="Times New Roman"/>
+          <w:color w:val="4E5B61"/>
+          <w:kern w:val="0"/>
+          <w:sz w:val="21"/>
+          <w:szCs w:val="21"/>
+          <w:lang w:eastAsia="en-IN" w:bidi="hi-IN"/>
+          <w14:ligatures w14:val="none"/>
+        </w:rPr>
+        <w:t>;</w:t>
+      </w:r>
+    </w:p>
+    <w:p>
+      <w:pPr>
+        <w:shd w:val="clear" w:color="auto" w:fill="FFFFFF"/>
+        <w:spacing w:after="0" w:line="285" w:lineRule="atLeast"/>
+        <w:rPr>
+          <w:rFonts w:ascii="Consolas" w:eastAsia="Times New Roman" w:hAnsi="Consolas" w:cs="Times New Roman"/>
+          <w:color w:val="4E5B61"/>
+          <w:kern w:val="0"/>
+          <w:sz w:val="21"/>
+          <w:szCs w:val="21"/>
+          <w:lang w:eastAsia="en-IN" w:bidi="hi-IN"/>
+          <w14:ligatures w14:val="none"/>
+        </w:rPr>
+      </w:pPr>
+      <w:r>
+        <w:rPr>
+          <w:rFonts w:ascii="Consolas" w:eastAsia="Times New Roman" w:hAnsi="Consolas" w:cs="Times New Roman"/>
+          <w:color w:val="4E5B61"/>
+          <w:kern w:val="0"/>
+          <w:sz w:val="21"/>
+          <w:szCs w:val="21"/>
+          <w:lang w:eastAsia="en-IN" w:bidi="hi-IN"/>
+          <w14:ligatures w14:val="none"/>
+        </w:rPr>
+        <w:t xml:space="preserve">      </w:t>
+      </w:r>
+      <w:proofErr w:type="spellStart"/>
+      <w:r>
+        <w:rPr>
+          <w:rFonts w:ascii="Consolas" w:eastAsia="Times New Roman" w:hAnsi="Consolas" w:cs="Times New Roman"/>
+          <w:color w:val="D35400"/>
+          <w:kern w:val="0"/>
+          <w:sz w:val="21"/>
+          <w:szCs w:val="21"/>
+          <w:lang w:eastAsia="en-IN" w:bidi="hi-IN"/>
+          <w14:ligatures w14:val="none"/>
+        </w:rPr>
+        <w:t>analogWrite</w:t>
+      </w:r>
+      <w:proofErr w:type="spellEnd"/>
+      <w:r>
+        <w:rPr>
+          <w:rFonts w:ascii="Consolas" w:eastAsia="Times New Roman" w:hAnsi="Consolas" w:cs="Times New Roman"/>
+          <w:color w:val="434F54"/>
+          <w:kern w:val="0"/>
+          <w:sz w:val="21"/>
+          <w:szCs w:val="21"/>
+          <w:lang w:eastAsia="en-IN" w:bidi="hi-IN"/>
+          <w14:ligatures w14:val="none"/>
+        </w:rPr>
+        <w:t>(</w:t>
+      </w:r>
+      <w:r>
+        <w:rPr>
+          <w:rFonts w:ascii="Consolas" w:eastAsia="Times New Roman" w:hAnsi="Consolas" w:cs="Times New Roman"/>
+          <w:color w:val="4E5B61"/>
+          <w:kern w:val="0"/>
+          <w:sz w:val="21"/>
+          <w:szCs w:val="21"/>
+          <w:lang w:eastAsia="en-IN" w:bidi="hi-IN"/>
+          <w14:ligatures w14:val="none"/>
+        </w:rPr>
+        <w:t xml:space="preserve">GREEN_PIN, </w:t>
+      </w:r>
+      <w:r>
+        <w:rPr>
+          <w:rFonts w:ascii="Consolas" w:eastAsia="Times New Roman" w:hAnsi="Consolas" w:cs="Times New Roman"/>
+          <w:color w:val="005C5F"/>
+          <w:kern w:val="0"/>
+          <w:sz w:val="21"/>
+          <w:szCs w:val="21"/>
+          <w:lang w:eastAsia="en-IN" w:bidi="hi-IN"/>
+          <w14:ligatures w14:val="none"/>
+        </w:rPr>
+        <w:t>0</w:t>
+      </w:r>
+      <w:r>
+        <w:rPr>
+          <w:rFonts w:ascii="Consolas" w:eastAsia="Times New Roman" w:hAnsi="Consolas" w:cs="Times New Roman"/>
+          <w:color w:val="434F54"/>
+          <w:kern w:val="0"/>
+          <w:sz w:val="21"/>
+          <w:szCs w:val="21"/>
+          <w:lang w:eastAsia="en-IN" w:bidi="hi-IN"/>
+          <w14:ligatures w14:val="none"/>
+        </w:rPr>
+        <w:t>)</w:t>
+      </w:r>
+      <w:r>
+        <w:rPr>
+          <w:rFonts w:ascii="Consolas" w:eastAsia="Times New Roman" w:hAnsi="Consolas" w:cs="Times New Roman"/>
+          <w:color w:val="4E5B61"/>
+          <w:kern w:val="0"/>
+          <w:sz w:val="21"/>
+          <w:szCs w:val="21"/>
+          <w:lang w:eastAsia="en-IN" w:bidi="hi-IN"/>
+          <w14:ligatures w14:val="none"/>
+        </w:rPr>
+        <w:t>;</w:t>
+      </w:r>
+    </w:p>
+    <w:p>
+      <w:pPr>
+        <w:shd w:val="clear" w:color="auto" w:fill="FFFFFF"/>
+        <w:spacing w:after="0" w:line="285" w:lineRule="atLeast"/>
+        <w:rPr>
+          <w:rFonts w:ascii="Consolas" w:eastAsia="Times New Roman" w:hAnsi="Consolas" w:cs="Times New Roman"/>
+          <w:color w:val="4E5B61"/>
+          <w:kern w:val="0"/>
+          <w:sz w:val="21"/>
+          <w:szCs w:val="21"/>
+          <w:lang w:eastAsia="en-IN" w:bidi="hi-IN"/>
+          <w14:ligatures w14:val="none"/>
+        </w:rPr>
+      </w:pPr>
+      <w:r>
+        <w:rPr>
+          <w:rFonts w:ascii="Consolas" w:eastAsia="Times New Roman" w:hAnsi="Consolas" w:cs="Times New Roman"/>
+          <w:color w:val="4E5B61"/>
+          <w:kern w:val="0"/>
+          <w:sz w:val="21"/>
+          <w:szCs w:val="21"/>
+          <w:lang w:eastAsia="en-IN" w:bidi="hi-IN"/>
+          <w14:ligatures w14:val="none"/>
+        </w:rPr>
+        <w:t xml:space="preserve">      </w:t>
+      </w:r>
+      <w:proofErr w:type="spellStart"/>
+      <w:r>
+        <w:rPr>
+          <w:rFonts w:ascii="Consolas" w:eastAsia="Times New Roman" w:hAnsi="Consolas" w:cs="Times New Roman"/>
+          <w:color w:val="D35400"/>
+          <w:kern w:val="0"/>
+          <w:sz w:val="21"/>
+          <w:szCs w:val="21"/>
+          <w:lang w:eastAsia="en-IN" w:bidi="hi-IN"/>
+          <w14:ligatures w14:val="none"/>
+        </w:rPr>
+        <w:t>analogWrite</w:t>
+      </w:r>
+      <w:proofErr w:type="spellEnd"/>
+      <w:r>
+        <w:rPr>
+          <w:rFonts w:ascii="Consolas" w:eastAsia="Times New Roman" w:hAnsi="Consolas" w:cs="Times New Roman"/>
+          <w:color w:val="434F54"/>
+          <w:kern w:val="0"/>
+          <w:sz w:val="21"/>
+          <w:szCs w:val="21"/>
+          <w:lang w:eastAsia="en-IN" w:bidi="hi-IN"/>
+          <w14:ligatures w14:val="none"/>
+        </w:rPr>
+        <w:t>(</w:t>
+      </w:r>
+      <w:r>
+        <w:rPr>
+          <w:rFonts w:ascii="Consolas" w:eastAsia="Times New Roman" w:hAnsi="Consolas" w:cs="Times New Roman"/>
+          <w:color w:val="4E5B61"/>
+          <w:kern w:val="0"/>
+          <w:sz w:val="21"/>
+          <w:szCs w:val="21"/>
+          <w:lang w:eastAsia="en-IN" w:bidi="hi-IN"/>
+          <w14:ligatures w14:val="none"/>
+        </w:rPr>
+        <w:t xml:space="preserve">BLUE_PIN, </w:t>
+      </w:r>
+      <w:r>
+        <w:rPr>
+          <w:rFonts w:ascii="Consolas" w:eastAsia="Times New Roman" w:hAnsi="Consolas" w:cs="Times New Roman"/>
+          <w:color w:val="005C5F"/>
+          <w:kern w:val="0"/>
+          <w:sz w:val="21"/>
+          <w:szCs w:val="21"/>
+          <w:lang w:eastAsia="en-IN" w:bidi="hi-IN"/>
+          <w14:ligatures w14:val="none"/>
+        </w:rPr>
+        <w:t>0</w:t>
+      </w:r>
+      <w:r>
+        <w:rPr>
+          <w:rFonts w:ascii="Consolas" w:eastAsia="Times New Roman" w:hAnsi="Consolas" w:cs="Times New Roman"/>
+          <w:color w:val="434F54"/>
+          <w:kern w:val="0"/>
+          <w:sz w:val="21"/>
+          <w:szCs w:val="21"/>
+          <w:lang w:eastAsia="en-IN" w:bidi="hi-IN"/>
+          <w14:ligatures w14:val="none"/>
+        </w:rPr>
+        <w:t>)</w:t>
+      </w:r>
+      <w:r>
+        <w:rPr>
+          <w:rFonts w:ascii="Consolas" w:eastAsia="Times New Roman" w:hAnsi="Consolas" w:cs="Times New Roman"/>
+          <w:color w:val="4E5B61"/>
+          <w:kern w:val="0"/>
+          <w:sz w:val="21"/>
+          <w:szCs w:val="21"/>
+          <w:lang w:eastAsia="en-IN" w:bidi="hi-IN"/>
+          <w14:ligatures w14:val="none"/>
+        </w:rPr>
+        <w:t>;</w:t>
+      </w:r>
+    </w:p>
+    <w:p>
+      <w:pPr>
+        <w:shd w:val="clear" w:color="auto" w:fill="FFFFFF"/>
+        <w:spacing w:after="0" w:line="285" w:lineRule="atLeast"/>
+        <w:rPr>
+          <w:rFonts w:ascii="Consolas" w:eastAsia="Times New Roman" w:hAnsi="Consolas" w:cs="Times New Roman"/>
+          <w:color w:val="4E5B61"/>
+          <w:kern w:val="0"/>
+          <w:sz w:val="21"/>
+          <w:szCs w:val="21"/>
+          <w:lang w:eastAsia="en-IN" w:bidi="hi-IN"/>
+          <w14:ligatures w14:val="none"/>
+        </w:rPr>
+      </w:pPr>
+      <w:r>
+        <w:rPr>
+          <w:rFonts w:ascii="Consolas" w:eastAsia="Times New Roman" w:hAnsi="Consolas" w:cs="Times New Roman"/>
+          <w:color w:val="4E5B61"/>
+          <w:kern w:val="0"/>
+          <w:sz w:val="21"/>
+          <w:szCs w:val="21"/>
+          <w:lang w:eastAsia="en-IN" w:bidi="hi-IN"/>
+          <w14:ligatures w14:val="none"/>
+        </w:rPr>
+        <w:t xml:space="preserve">      </w:t>
+      </w:r>
+      <w:proofErr w:type="spellStart"/>
+      <w:r>
+        <w:rPr>
+          <w:rFonts w:ascii="Consolas" w:eastAsia="Times New Roman" w:hAnsi="Consolas" w:cs="Times New Roman"/>
+          <w:color w:val="4E5B61"/>
+          <w:kern w:val="0"/>
+          <w:sz w:val="21"/>
+          <w:szCs w:val="21"/>
+          <w:lang w:eastAsia="en-IN" w:bidi="hi-IN"/>
+          <w14:ligatures w14:val="none"/>
+        </w:rPr>
+        <w:t>currentStatus</w:t>
+      </w:r>
+      <w:proofErr w:type="spellEnd"/>
+      <w:r>
+        <w:rPr>
+          <w:rFonts w:ascii="Consolas" w:eastAsia="Times New Roman" w:hAnsi="Consolas" w:cs="Times New Roman"/>
+          <w:color w:val="4E5B61"/>
+          <w:kern w:val="0"/>
+          <w:sz w:val="21"/>
+          <w:szCs w:val="21"/>
+          <w:lang w:eastAsia="en-IN" w:bidi="hi-IN"/>
+          <w14:ligatures w14:val="none"/>
+        </w:rPr>
+        <w:t xml:space="preserve"> = </w:t>
+      </w:r>
+      <w:r>
+        <w:rPr>
+          <w:rFonts w:ascii="Consolas" w:eastAsia="Times New Roman" w:hAnsi="Consolas" w:cs="Times New Roman"/>
+          <w:color w:val="005C5F"/>
+          <w:kern w:val="0"/>
+          <w:sz w:val="21"/>
+          <w:szCs w:val="21"/>
+          <w:lang w:eastAsia="en-IN" w:bidi="hi-IN"/>
+          <w14:ligatures w14:val="none"/>
+        </w:rPr>
+        <w:t>"Bright -&gt; Ambient Reactor OFF"</w:t>
+      </w:r>
+      <w:r>
+        <w:rPr>
+          <w:rFonts w:ascii="Consolas" w:eastAsia="Times New Roman" w:hAnsi="Consolas" w:cs="Times New Roman"/>
+          <w:color w:val="4E5B61"/>
+          <w:kern w:val="0"/>
+          <w:sz w:val="21"/>
+          <w:szCs w:val="21"/>
+          <w:lang w:eastAsia="en-IN" w:bidi="hi-IN"/>
+          <w14:ligatures w14:val="none"/>
+        </w:rPr>
+        <w:t>;</w:t>
+      </w:r>
+    </w:p>
+    <w:p>
+      <w:pPr>
+        <w:shd w:val="clear" w:color="auto" w:fill="FFFFFF"/>
+        <w:spacing w:after="0" w:line="285" w:lineRule="atLeast"/>
+        <w:rPr>
+          <w:rFonts w:ascii="Consolas" w:eastAsia="Times New Roman" w:hAnsi="Consolas" w:cs="Times New Roman"/>
+          <w:color w:val="4E5B61"/>
+          <w:kern w:val="0"/>
+          <w:sz w:val="21"/>
+          <w:szCs w:val="21"/>
+          <w:lang w:eastAsia="en-IN" w:bidi="hi-IN"/>
+          <w14:ligatures w14:val="none"/>
+        </w:rPr>
+      </w:pPr>
+      <w:r>
+        <w:rPr>
+          <w:rFonts w:ascii="Consolas" w:eastAsia="Times New Roman" w:hAnsi="Consolas" w:cs="Times New Roman"/>
+          <w:color w:val="4E5B61"/>
+          <w:kern w:val="0"/>
+          <w:sz w:val="21"/>
+          <w:szCs w:val="21"/>
+          <w:lang w:eastAsia="en-IN" w:bidi="hi-IN"/>
+          <w14:ligatures w14:val="none"/>
+        </w:rPr>
+        <w:t xml:space="preserve">      </w:t>
+      </w:r>
+      <w:proofErr w:type="spellStart"/>
+      <w:r>
+        <w:rPr>
+          <w:rFonts w:ascii="Consolas" w:eastAsia="Times New Roman" w:hAnsi="Consolas" w:cs="Times New Roman"/>
+          <w:color w:val="D35400"/>
+          <w:kern w:val="0"/>
+          <w:sz w:val="21"/>
+          <w:szCs w:val="21"/>
+          <w:lang w:eastAsia="en-IN" w:bidi="hi-IN"/>
+          <w14:ligatures w14:val="none"/>
+        </w:rPr>
+        <w:t>Serial</w:t>
+      </w:r>
+      <w:r>
+        <w:rPr>
+          <w:rFonts w:ascii="Consolas" w:eastAsia="Times New Roman" w:hAnsi="Consolas" w:cs="Times New Roman"/>
+          <w:color w:val="4E5B61"/>
+          <w:kern w:val="0"/>
+          <w:sz w:val="21"/>
+          <w:szCs w:val="21"/>
+          <w:lang w:eastAsia="en-IN" w:bidi="hi-IN"/>
+          <w14:ligatures w14:val="none"/>
+        </w:rPr>
+        <w:t>.</w:t>
+      </w:r>
+      <w:r>
+        <w:rPr>
+          <w:rFonts w:ascii="Consolas" w:eastAsia="Times New Roman" w:hAnsi="Consolas" w:cs="Times New Roman"/>
+          <w:color w:val="D35400"/>
+          <w:kern w:val="0"/>
+          <w:sz w:val="21"/>
+          <w:szCs w:val="21"/>
+          <w:lang w:eastAsia="en-IN" w:bidi="hi-IN"/>
+          <w14:ligatures w14:val="none"/>
+        </w:rPr>
+        <w:t>println</w:t>
+      </w:r>
+      <w:proofErr w:type="spellEnd"/>
+      <w:r>
+        <w:rPr>
+          <w:rFonts w:ascii="Consolas" w:eastAsia="Times New Roman" w:hAnsi="Consolas" w:cs="Times New Roman"/>
+          <w:color w:val="434F54"/>
+          <w:kern w:val="0"/>
+          <w:sz w:val="21"/>
+          <w:szCs w:val="21"/>
+          <w:lang w:eastAsia="en-IN" w:bidi="hi-IN"/>
+          <w14:ligatures w14:val="none"/>
+        </w:rPr>
+        <w:t>(</w:t>
+      </w:r>
+      <w:r>
+        <w:rPr>
+          <w:rFonts w:ascii="Consolas" w:eastAsia="Times New Roman" w:hAnsi="Consolas" w:cs="Times New Roman"/>
+          <w:color w:val="005C5F"/>
+          <w:kern w:val="0"/>
+          <w:sz w:val="21"/>
+          <w:szCs w:val="21"/>
+          <w:lang w:eastAsia="en-IN" w:bidi="hi-IN"/>
+          <w14:ligatures w14:val="none"/>
+        </w:rPr>
+        <w:t>"Status: Bright -&gt; Ambient Reactor OFF"</w:t>
+      </w:r>
+      <w:r>
+        <w:rPr>
+          <w:rFonts w:ascii="Consolas" w:eastAsia="Times New Roman" w:hAnsi="Consolas" w:cs="Times New Roman"/>
+          <w:color w:val="434F54"/>
+          <w:kern w:val="0"/>
+          <w:sz w:val="21"/>
+          <w:szCs w:val="21"/>
+          <w:lang w:eastAsia="en-IN" w:bidi="hi-IN"/>
+          <w14:ligatures w14:val="none"/>
+        </w:rPr>
+        <w:t>)</w:t>
+      </w:r>
+      <w:r>
+        <w:rPr>
+          <w:rFonts w:ascii="Consolas" w:eastAsia="Times New Roman" w:hAnsi="Consolas" w:cs="Times New Roman"/>
+          <w:color w:val="4E5B61"/>
+          <w:kern w:val="0"/>
+          <w:sz w:val="21"/>
+          <w:szCs w:val="21"/>
+          <w:lang w:eastAsia="en-IN" w:bidi="hi-IN"/>
+          <w14:ligatures w14:val="none"/>
+        </w:rPr>
+        <w:t>;</w:t>
+      </w:r>
+    </w:p>
+    <w:p>
+      <w:pPr>
+        <w:shd w:val="clear" w:color="auto" w:fill="FFFFFF"/>
+        <w:spacing w:after="0" w:line="285" w:lineRule="atLeast"/>
+        <w:rPr>
+          <w:rFonts w:ascii="Consolas" w:eastAsia="Times New Roman" w:hAnsi="Consolas" w:cs="Times New Roman"/>
+          <w:color w:val="4E5B61"/>
+          <w:kern w:val="0"/>
+          <w:sz w:val="21"/>
+          <w:szCs w:val="21"/>
+          <w:lang w:eastAsia="en-IN" w:bidi="hi-IN"/>
+          <w14:ligatures w14:val="none"/>
+        </w:rPr>
+      </w:pPr>
+      <w:r>
+        <w:rPr>
+          <w:rFonts w:ascii="Consolas" w:eastAsia="Times New Roman" w:hAnsi="Consolas" w:cs="Times New Roman"/>
+          <w:color w:val="4E5B61"/>
+          <w:kern w:val="0"/>
+          <w:sz w:val="21"/>
+          <w:szCs w:val="21"/>
+          <w:lang w:eastAsia="en-IN" w:bidi="hi-IN"/>
+          <w14:ligatures w14:val="none"/>
+        </w:rPr>
+        <w:lastRenderedPageBreak/>
+        <w:t xml:space="preserve">    </w:t>
+      </w:r>
+      <w:r>
+        <w:rPr>
+          <w:rFonts w:ascii="Consolas" w:eastAsia="Times New Roman" w:hAnsi="Consolas" w:cs="Times New Roman"/>
+          <w:color w:val="434F54"/>
+          <w:kern w:val="0"/>
+          <w:sz w:val="21"/>
+          <w:szCs w:val="21"/>
+          <w:lang w:eastAsia="en-IN" w:bidi="hi-IN"/>
+          <w14:ligatures w14:val="none"/>
+        </w:rPr>
+        <w:t>}</w:t>
+      </w:r>
+    </w:p>
+    <w:p>
+      <w:pPr>
+        <w:shd w:val="clear" w:color="auto" w:fill="FFFFFF"/>
+        <w:spacing w:after="0" w:line="285" w:lineRule="atLeast"/>
+        <w:rPr>
+          <w:rFonts w:ascii="Consolas" w:eastAsia="Times New Roman" w:hAnsi="Consolas" w:cs="Times New Roman"/>
+          <w:color w:val="4E5B61"/>
+          <w:kern w:val="0"/>
+          <w:sz w:val="21"/>
+          <w:szCs w:val="21"/>
+          <w:lang w:eastAsia="en-IN" w:bidi="hi-IN"/>
+          <w14:ligatures w14:val="none"/>
+        </w:rPr>
+      </w:pPr>
+      <w:r>
+        <w:rPr>
+          <w:rFonts w:ascii="Consolas" w:eastAsia="Times New Roman" w:hAnsi="Consolas" w:cs="Times New Roman"/>
+          <w:color w:val="4E5B61"/>
+          <w:kern w:val="0"/>
+          <w:sz w:val="21"/>
+          <w:szCs w:val="21"/>
+          <w:lang w:eastAsia="en-IN" w:bidi="hi-IN"/>
+          <w14:ligatures w14:val="none"/>
+        </w:rPr>
+        <w:t xml:space="preserve">    </w:t>
+      </w:r>
+      <w:proofErr w:type="spellStart"/>
+      <w:r>
+        <w:rPr>
+          <w:rFonts w:ascii="Consolas" w:eastAsia="Times New Roman" w:hAnsi="Consolas" w:cs="Times New Roman"/>
+          <w:color w:val="4E5B61"/>
+          <w:kern w:val="0"/>
+          <w:sz w:val="21"/>
+          <w:szCs w:val="21"/>
+          <w:lang w:eastAsia="en-IN" w:bidi="hi-IN"/>
+          <w14:ligatures w14:val="none"/>
+        </w:rPr>
+        <w:t>lastState</w:t>
+      </w:r>
+      <w:proofErr w:type="spellEnd"/>
+      <w:r>
+        <w:rPr>
+          <w:rFonts w:ascii="Consolas" w:eastAsia="Times New Roman" w:hAnsi="Consolas" w:cs="Times New Roman"/>
+          <w:color w:val="4E5B61"/>
+          <w:kern w:val="0"/>
+          <w:sz w:val="21"/>
+          <w:szCs w:val="21"/>
+          <w:lang w:eastAsia="en-IN" w:bidi="hi-IN"/>
+          <w14:ligatures w14:val="none"/>
+        </w:rPr>
+        <w:t xml:space="preserve"> = </w:t>
+      </w:r>
+      <w:proofErr w:type="spellStart"/>
+      <w:r>
+        <w:rPr>
+          <w:rFonts w:ascii="Consolas" w:eastAsia="Times New Roman" w:hAnsi="Consolas" w:cs="Times New Roman"/>
+          <w:color w:val="4E5B61"/>
+          <w:kern w:val="0"/>
+          <w:sz w:val="21"/>
+          <w:szCs w:val="21"/>
+          <w:lang w:eastAsia="en-IN" w:bidi="hi-IN"/>
+          <w14:ligatures w14:val="none"/>
+        </w:rPr>
+        <w:t>isDark</w:t>
+      </w:r>
+      <w:proofErr w:type="spellEnd"/>
+      <w:r>
+        <w:rPr>
+          <w:rFonts w:ascii="Consolas" w:eastAsia="Times New Roman" w:hAnsi="Consolas" w:cs="Times New Roman"/>
+          <w:color w:val="4E5B61"/>
+          <w:kern w:val="0"/>
+          <w:sz w:val="21"/>
+          <w:szCs w:val="21"/>
+          <w:lang w:eastAsia="en-IN" w:bidi="hi-IN"/>
+          <w14:ligatures w14:val="none"/>
+        </w:rPr>
+        <w:t>;</w:t>
+      </w:r>
+    </w:p>
+    <w:p>
+      <w:pPr>
+        <w:shd w:val="clear" w:color="auto" w:fill="FFFFFF"/>
+        <w:spacing w:after="0" w:line="285" w:lineRule="atLeast"/>
+        <w:rPr>
+          <w:rFonts w:ascii="Consolas" w:eastAsia="Times New Roman" w:hAnsi="Consolas" w:cs="Times New Roman"/>
+          <w:color w:val="4E5B61"/>
+          <w:kern w:val="0"/>
+          <w:sz w:val="21"/>
+          <w:szCs w:val="21"/>
+          <w:lang w:eastAsia="en-IN" w:bidi="hi-IN"/>
+          <w14:ligatures w14:val="none"/>
+        </w:rPr>
+      </w:pPr>
+      <w:r>
+        <w:rPr>
+          <w:rFonts w:ascii="Consolas" w:eastAsia="Times New Roman" w:hAnsi="Consolas" w:cs="Times New Roman"/>
+          <w:color w:val="4E5B61"/>
+          <w:kern w:val="0"/>
+          <w:sz w:val="21"/>
+          <w:szCs w:val="21"/>
+          <w:lang w:eastAsia="en-IN" w:bidi="hi-IN"/>
+          <w14:ligatures w14:val="none"/>
+        </w:rPr>
+        <w:t xml:space="preserve">  </w:t>
+      </w:r>
+      <w:r>
+        <w:rPr>
+          <w:rFonts w:ascii="Consolas" w:eastAsia="Times New Roman" w:hAnsi="Consolas" w:cs="Times New Roman"/>
+          <w:color w:val="434F54"/>
+          <w:kern w:val="0"/>
+          <w:sz w:val="21"/>
+          <w:szCs w:val="21"/>
+          <w:lang w:eastAsia="en-IN" w:bidi="hi-IN"/>
+          <w14:ligatures w14:val="none"/>
+        </w:rPr>
+        <w:t>}</w:t>
+      </w:r>
+    </w:p>
+    <w:p>
+      <w:pPr>
+        <w:shd w:val="clear" w:color="auto" w:fill="FFFFFF"/>
+        <w:spacing w:after="0" w:line="285" w:lineRule="atLeast"/>
+        <w:rPr>
+          <w:rFonts w:ascii="Consolas" w:eastAsia="Times New Roman" w:hAnsi="Consolas" w:cs="Times New Roman"/>
+          <w:color w:val="4E5B61"/>
+          <w:kern w:val="0"/>
+          <w:sz w:val="21"/>
+          <w:szCs w:val="21"/>
+          <w:lang w:eastAsia="en-IN" w:bidi="hi-IN"/>
+          <w14:ligatures w14:val="none"/>
+        </w:rPr>
+      </w:pPr>
+      <w:r>
+        <w:rPr>
+          <w:rFonts w:ascii="Consolas" w:eastAsia="Times New Roman" w:hAnsi="Consolas" w:cs="Times New Roman"/>
+          <w:color w:val="434F54"/>
+          <w:kern w:val="0"/>
+          <w:sz w:val="21"/>
+          <w:szCs w:val="21"/>
+          <w:lang w:eastAsia="en-IN" w:bidi="hi-IN"/>
+          <w14:ligatures w14:val="none"/>
+        </w:rPr>
+        <w:t>}</w:t>
+      </w:r>
+    </w:p>
+    <w:p>
+      <w:pPr>
+        <w:spacing w:after="0" w:line="240" w:lineRule="auto"/>
+        <w:rPr>
+          <w:rFonts w:ascii="Times New Roman" w:eastAsia="Times New Roman" w:hAnsi="Times New Roman" w:cs="Times New Roman"/>
+          <w:kern w:val="0"/>
+          <w:sz w:val="24"/>
+          <w:szCs w:val="24"/>
+          <w:lang w:eastAsia="en-IN"/>
+          <w14:ligatures w14:val="none"/>
+        </w:rPr>
+      </w:pPr>
+      <w:r>
+        <w:rPr>
+          <w:rFonts w:ascii="Times New Roman" w:eastAsia="Times New Roman" w:hAnsi="Times New Roman" w:cs="Times New Roman"/>
+          <w:kern w:val="0"/>
+          <w:sz w:val="24"/>
+          <w:szCs w:val="24"/>
+          <w:lang w:eastAsia="en-IN"/>
+          <w14:ligatures w14:val="none"/>
+        </w:rPr>
+        <w:pict w14:anchorId="460D68B3">
+          <v:rect id="_x0000_i1030" style="width:0;height:1.5pt" o:hralign="center" o:hrstd="t" o:hr="t" fillcolor="#a0a0a0" stroked="f"/>
+        </w:pict>
+      </w:r>
+    </w:p>
+    <w:p>
+      <w:pPr>
+        <w:spacing w:before="100" w:beforeAutospacing="1" w:after="100" w:afterAutospacing="1" w:line="240" w:lineRule="auto"/>
+        <w:outlineLvl w:val="0"/>
+        <w:rPr>
+          <w:rFonts w:ascii="Times New Roman" w:eastAsia="Times New Roman" w:hAnsi="Times New Roman" w:cs="Times New Roman"/>
+          <w:b/>
+          <w:bCs/>
+          <w:kern w:val="36"/>
+          <w:sz w:val="48"/>
+          <w:szCs w:val="48"/>
+          <w:lang w:eastAsia="en-IN"/>
+          <w14:ligatures w14:val="none"/>
+        </w:rPr>
+      </w:pPr>
+      <w:r>
+        <w:rPr>
+          <w:rFonts w:ascii="Times New Roman" w:eastAsia="Times New Roman" w:hAnsi="Times New Roman" w:cs="Times New Roman"/>
+          <w:b/>
+          <w:bCs/>
+          <w:kern w:val="36"/>
+          <w:sz w:val="48"/>
+          <w:szCs w:val="48"/>
+          <w:lang w:eastAsia="en-IN"/>
+          <w14:ligatures w14:val="none"/>
+        </w:rPr>
+        <w:t>7. How It Works</w:t>
+      </w:r>
+    </w:p>
+    <w:p>
+      <w:pPr>
+        <w:numPr>
+          <w:ilvl w:val="0"/>
+          <w:numId w:val="8"/>
+        </w:numPr>
+        <w:spacing w:before="100" w:beforeAutospacing="1" w:after="100" w:afterAutospacing="1" w:line="240" w:lineRule="auto"/>
+        <w:rPr>
+          <w:rFonts w:ascii="Times New Roman" w:eastAsia="Times New Roman" w:hAnsi="Times New Roman" w:cs="Times New Roman"/>
+          <w:kern w:val="0"/>
+          <w:sz w:val="24"/>
+          <w:szCs w:val="24"/>
+          <w:lang w:eastAsia="en-IN"/>
+          <w14:ligatures w14:val="none"/>
+        </w:rPr>
+      </w:pPr>
+      <w:r>
+        <w:rPr>
+          <w:rFonts w:ascii="Times New Roman" w:eastAsia="Times New Roman" w:hAnsi="Times New Roman" w:cs="Times New Roman"/>
+          <w:kern w:val="0"/>
+          <w:sz w:val="24"/>
+          <w:szCs w:val="24"/>
+          <w:lang w:eastAsia="en-IN"/>
+          <w14:ligatures w14:val="none"/>
+        </w:rPr>
+        <w:t>The ESP32 initializes the LDR sensor as a digital input and the RGB LED pins as outputs.</w:t>
+      </w:r>
+    </w:p>
+    <w:p>
+      <w:pPr>
+        <w:numPr>
+          <w:ilvl w:val="0"/>
+          <w:numId w:val="8"/>
+        </w:numPr>
+        <w:spacing w:before="100" w:beforeAutospacing="1" w:after="100" w:afterAutospacing="1" w:line="240" w:lineRule="auto"/>
+        <w:rPr>
+          <w:rFonts w:ascii="Times New Roman" w:eastAsia="Times New Roman" w:hAnsi="Times New Roman" w:cs="Times New Roman"/>
+          <w:kern w:val="0"/>
+          <w:sz w:val="24"/>
+          <w:szCs w:val="24"/>
+          <w:lang w:eastAsia="en-IN"/>
+          <w14:ligatures w14:val="none"/>
+        </w:rPr>
+      </w:pPr>
+      <w:r>
+        <w:rPr>
+          <w:rFonts w:ascii="Times New Roman" w:eastAsia="Times New Roman" w:hAnsi="Times New Roman" w:cs="Times New Roman"/>
+          <w:kern w:val="0"/>
+          <w:sz w:val="24"/>
+          <w:szCs w:val="24"/>
+          <w:lang w:eastAsia="en-IN"/>
+          <w14:ligatures w14:val="none"/>
+        </w:rPr>
+        <w:t>The LDR continuously senses the surrounding light intensity.</w:t>
+      </w:r>
+    </w:p>
+    <w:p>
+      <w:pPr>
+        <w:numPr>
+          <w:ilvl w:val="0"/>
+          <w:numId w:val="8"/>
+        </w:numPr>
+        <w:spacing w:before="100" w:beforeAutospacing="1" w:after="100" w:afterAutospacing="1" w:line="240" w:lineRule="auto"/>
+        <w:rPr>
+          <w:rFonts w:ascii="Times New Roman" w:eastAsia="Times New Roman" w:hAnsi="Times New Roman" w:cs="Times New Roman"/>
+          <w:kern w:val="0"/>
+          <w:sz w:val="24"/>
+          <w:szCs w:val="24"/>
+          <w:lang w:eastAsia="en-IN"/>
+          <w14:ligatures w14:val="none"/>
+        </w:rPr>
+      </w:pPr>
+      <w:r>
+        <w:rPr>
+          <w:rFonts w:ascii="Times New Roman" w:eastAsia="Times New Roman" w:hAnsi="Times New Roman" w:cs="Times New Roman"/>
+          <w:kern w:val="0"/>
+          <w:sz w:val="24"/>
+          <w:szCs w:val="24"/>
+          <w:lang w:eastAsia="en-IN"/>
+          <w14:ligatures w14:val="none"/>
+        </w:rPr>
+        <w:t>When darkness is detected, the LDR module outputs a HIGH signal.</w:t>
+      </w:r>
+    </w:p>
+    <w:p>
+      <w:pPr>
+        <w:numPr>
+          <w:ilvl w:val="0"/>
+          <w:numId w:val="8"/>
+        </w:numPr>
+        <w:spacing w:before="100" w:beforeAutospacing="1" w:after="100" w:afterAutospacing="1" w:line="240" w:lineRule="auto"/>
+        <w:rPr>
+          <w:rFonts w:ascii="Times New Roman" w:eastAsia="Times New Roman" w:hAnsi="Times New Roman" w:cs="Times New Roman"/>
+          <w:kern w:val="0"/>
+          <w:sz w:val="24"/>
+          <w:szCs w:val="24"/>
+          <w:lang w:eastAsia="en-IN"/>
+          <w14:ligatures w14:val="none"/>
+        </w:rPr>
+      </w:pPr>
+      <w:r>
+        <w:rPr>
+          <w:rFonts w:ascii="Times New Roman" w:eastAsia="Times New Roman" w:hAnsi="Times New Roman" w:cs="Times New Roman"/>
+          <w:kern w:val="0"/>
+          <w:sz w:val="24"/>
+          <w:szCs w:val="24"/>
+          <w:lang w:eastAsia="en-IN"/>
+          <w14:ligatures w14:val="none"/>
+        </w:rPr>
+        <w:t xml:space="preserve">The ESP32 reads this signal and turns on the RGB LED with a predefined ambient </w:t>
+      </w:r>
+      <w:proofErr w:type="spellStart"/>
+      <w:r>
+        <w:rPr>
+          <w:rFonts w:ascii="Times New Roman" w:eastAsia="Times New Roman" w:hAnsi="Times New Roman" w:cs="Times New Roman"/>
+          <w:kern w:val="0"/>
+          <w:sz w:val="24"/>
+          <w:szCs w:val="24"/>
+          <w:lang w:eastAsia="en-IN"/>
+          <w14:ligatures w14:val="none"/>
+        </w:rPr>
+        <w:t>color</w:t>
+      </w:r>
+      <w:proofErr w:type="spellEnd"/>
+      <w:r>
+        <w:rPr>
+          <w:rFonts w:ascii="Times New Roman" w:eastAsia="Times New Roman" w:hAnsi="Times New Roman" w:cs="Times New Roman"/>
+          <w:kern w:val="0"/>
+          <w:sz w:val="24"/>
+          <w:szCs w:val="24"/>
+          <w:lang w:eastAsia="en-IN"/>
+          <w14:ligatures w14:val="none"/>
+        </w:rPr>
+        <w:t xml:space="preserve"> using PWM values.</w:t>
+      </w:r>
+    </w:p>
+    <w:p>
+      <w:pPr>
+        <w:numPr>
+          <w:ilvl w:val="0"/>
+          <w:numId w:val="8"/>
+        </w:numPr>
+        <w:spacing w:before="100" w:beforeAutospacing="1" w:after="100" w:afterAutospacing="1" w:line="240" w:lineRule="auto"/>
+        <w:rPr>
+          <w:rFonts w:ascii="Times New Roman" w:eastAsia="Times New Roman" w:hAnsi="Times New Roman" w:cs="Times New Roman"/>
+          <w:kern w:val="0"/>
+          <w:sz w:val="24"/>
+          <w:szCs w:val="24"/>
+          <w:lang w:eastAsia="en-IN"/>
+          <w14:ligatures w14:val="none"/>
+        </w:rPr>
+      </w:pPr>
+      <w:r>
+        <w:rPr>
+          <w:rFonts w:ascii="Times New Roman" w:eastAsia="Times New Roman" w:hAnsi="Times New Roman" w:cs="Times New Roman"/>
+          <w:kern w:val="0"/>
+          <w:sz w:val="24"/>
+          <w:szCs w:val="24"/>
+          <w:lang w:eastAsia="en-IN"/>
+          <w14:ligatures w14:val="none"/>
+        </w:rPr>
+        <w:t>When sufficient light is detected, the LDR outputs LOW, causing the ESP32 to switch off the RGB LED.</w:t>
+      </w:r>
+    </w:p>
+    <w:p>
+      <w:pPr>
+        <w:numPr>
+          <w:ilvl w:val="0"/>
+          <w:numId w:val="8"/>
+        </w:numPr>
+        <w:spacing w:before="100" w:beforeAutospacing="1" w:after="100" w:afterAutospacing="1" w:line="240" w:lineRule="auto"/>
+        <w:rPr>
+          <w:rFonts w:ascii="Times New Roman" w:eastAsia="Times New Roman" w:hAnsi="Times New Roman" w:cs="Times New Roman"/>
+          <w:kern w:val="0"/>
+          <w:sz w:val="24"/>
+          <w:szCs w:val="24"/>
+          <w:lang w:eastAsia="en-IN"/>
+          <w14:ligatures w14:val="none"/>
+        </w:rPr>
+      </w:pPr>
+      <w:r>
+        <w:rPr>
+          <w:rFonts w:ascii="Times New Roman" w:eastAsia="Times New Roman" w:hAnsi="Times New Roman" w:cs="Times New Roman"/>
+          <w:kern w:val="0"/>
+          <w:sz w:val="24"/>
+          <w:szCs w:val="24"/>
+          <w:lang w:eastAsia="en-IN"/>
+          <w14:ligatures w14:val="none"/>
+        </w:rPr>
+        <w:t>The current operating state ("Ambient Reactor ON" or "Ambient Reactor OFF") is displayed on the Serial Monitor every 200 milliseconds.</w:t>
+      </w:r>
+    </w:p>
+    <w:p>
+      <w:pPr>
+        <w:spacing w:after="0" w:line="240" w:lineRule="auto"/>
+        <w:rPr>
+          <w:rFonts w:ascii="Times New Roman" w:eastAsia="Times New Roman" w:hAnsi="Times New Roman" w:cs="Times New Roman"/>
+          <w:kern w:val="0"/>
+          <w:sz w:val="24"/>
+          <w:szCs w:val="24"/>
+          <w:lang w:eastAsia="en-IN"/>
+          <w14:ligatures w14:val="none"/>
+        </w:rPr>
+      </w:pPr>
+      <w:r>
+        <w:rPr>
+          <w:rFonts w:ascii="Times New Roman" w:eastAsia="Times New Roman" w:hAnsi="Times New Roman" w:cs="Times New Roman"/>
+          <w:kern w:val="0"/>
+          <w:sz w:val="24"/>
+          <w:szCs w:val="24"/>
+          <w:lang w:eastAsia="en-IN"/>
+          <w14:ligatures w14:val="none"/>
+        </w:rPr>
+        <w:pict w14:anchorId="0B767432">
+          <v:rect id="_x0000_i1031" style="width:0;height:1.5pt" o:hralign="center" o:hrstd="t" o:hr="t" fillcolor="#a0a0a0" stroked="f"/>
+        </w:pict>
+      </w:r>
+    </w:p>
+    <w:p>
+      <w:pPr>
+        <w:spacing w:before="100" w:beforeAutospacing="1" w:after="100" w:afterAutospacing="1" w:line="240" w:lineRule="auto"/>
+        <w:outlineLvl w:val="0"/>
+        <w:rPr>
+          <w:rFonts w:ascii="Times New Roman" w:eastAsia="Times New Roman" w:hAnsi="Times New Roman" w:cs="Times New Roman"/>
+          <w:b/>
+          <w:bCs/>
+          <w:kern w:val="36"/>
+          <w:sz w:val="48"/>
+          <w:szCs w:val="48"/>
+          <w:lang w:eastAsia="en-IN"/>
+          <w14:ligatures w14:val="none"/>
+        </w:rPr>
+      </w:pPr>
+      <w:r>
+        <w:rPr>
+          <w:rFonts w:ascii="Times New Roman" w:eastAsia="Times New Roman" w:hAnsi="Times New Roman" w:cs="Times New Roman"/>
+          <w:b/>
+          <w:bCs/>
+          <w:kern w:val="36"/>
+          <w:sz w:val="48"/>
+          <w:szCs w:val="48"/>
+          <w:lang w:eastAsia="en-IN"/>
+          <w14:ligatures w14:val="none"/>
+        </w:rPr>
+        <w:t>8. Output Example</w:t>
+      </w:r>
+    </w:p>
+    <w:p>
+      <w:pPr>
+        <w:spacing w:before="100" w:beforeAutospacing="1" w:after="100" w:afterAutospacing="1" w:line="240" w:lineRule="auto"/>
+        <w:outlineLvl w:val="2"/>
+        <w:rPr>
+          <w:rFonts w:ascii="Times New Roman" w:eastAsia="Times New Roman" w:hAnsi="Times New Roman" w:cs="Times New Roman"/>
+          <w:b/>
+          <w:bCs/>
+          <w:kern w:val="0"/>
+          <w:sz w:val="27"/>
+          <w:szCs w:val="27"/>
+          <w:lang w:eastAsia="en-IN"/>
+          <w14:ligatures w14:val="none"/>
+        </w:rPr>
+      </w:pPr>
+      <w:r>
+        <w:rPr>
+          <w:rFonts w:ascii="Times New Roman" w:eastAsia="Times New Roman" w:hAnsi="Times New Roman" w:cs="Times New Roman"/>
+          <w:b/>
+          <w:bCs/>
+          <w:kern w:val="0"/>
+          <w:sz w:val="27"/>
+          <w:szCs w:val="27"/>
+          <w:lang w:eastAsia="en-IN"/>
+          <w14:ligatures w14:val="none"/>
+        </w:rPr>
+        <w:t>In Bright Environment</w:t>
       </w:r>
     </w:p>
     <w:p>
@@ -1883,7 +7875,7 @@
           <w:lang w:eastAsia="en-IN"/>
           <w14:ligatures w14:val="none"/>
         </w:rPr>
-        <w:t>// Pin Definitions</w:t>
+        <w:t>Status: Bright -&gt; Ambient Reactor OFF</w:t>
       </w:r>
     </w:p>
     <w:p>
@@ -1916,7 +7908,6 @@
           <w14:ligatures w14:val="none"/>
         </w:rPr>
       </w:pPr>
-      <w:proofErr w:type="spellStart"/>
       <w:r>
         <w:rPr>
           <w:rFonts w:ascii="Courier New" w:eastAsia="Times New Roman" w:hAnsi="Courier New" w:cs="Courier New"/>
@@ -1926,19 +7917,7 @@
           <w:lang w:eastAsia="en-IN"/>
           <w14:ligatures w14:val="none"/>
         </w:rPr>
-        <w:t>const</w:t>
-      </w:r>
-      <w:proofErr w:type="spellEnd"/>
-      <w:r>
-        <w:rPr>
-          <w:rFonts w:ascii="Courier New" w:eastAsia="Times New Roman" w:hAnsi="Courier New" w:cs="Courier New"/>
-          <w:kern w:val="0"/>
-          <w:sz w:val="20"/>
-          <w:szCs w:val="20"/>
-          <w:lang w:eastAsia="en-IN"/>
-          <w14:ligatures w14:val="none"/>
-        </w:rPr>
-        <w:t xml:space="preserve"> int LDR_DIGITAL_PIN = 34;</w:t>
+        <w:t>Status: Bright -&gt; Ambient Reactor OFF</w:t>
       </w:r>
     </w:p>
     <w:p>
@@ -1971,7 +7950,6 @@
           <w14:ligatures w14:val="none"/>
         </w:rPr>
       </w:pPr>
-      <w:proofErr w:type="spellStart"/>
       <w:r>
         <w:rPr>
           <w:rFonts w:ascii="Courier New" w:eastAsia="Times New Roman" w:hAnsi="Courier New" w:cs="Courier New"/>
@@ -1981,19 +7959,86 @@
           <w:lang w:eastAsia="en-IN"/>
           <w14:ligatures w14:val="none"/>
         </w:rPr>
-        <w:t>const</w:t>
-      </w:r>
-      <w:proofErr w:type="spellEnd"/>
-      <w:r>
-        <w:rPr>
-          <w:rFonts w:ascii="Courier New" w:eastAsia="Times New Roman" w:hAnsi="Courier New" w:cs="Courier New"/>
-          <w:kern w:val="0"/>
-          <w:sz w:val="20"/>
-          <w:szCs w:val="20"/>
-          <w:lang w:eastAsia="en-IN"/>
-          <w14:ligatures w14:val="none"/>
-        </w:rPr>
-        <w:t xml:space="preserve"> int RED_PIN = 25;</w:t>
+        <w:t>Status: Bright -&gt; Ambient Reactor OFF</w:t>
+      </w:r>
+    </w:p>
+    <w:p>
+      <w:pPr>
+        <w:spacing w:before="100" w:beforeAutospacing="1" w:after="100" w:afterAutospacing="1" w:line="240" w:lineRule="auto"/>
+        <w:rPr>
+          <w:rFonts w:ascii="Times New Roman" w:eastAsia="Times New Roman" w:hAnsi="Times New Roman" w:cs="Times New Roman"/>
+          <w:kern w:val="0"/>
+          <w:sz w:val="24"/>
+          <w:szCs w:val="24"/>
+          <w:lang w:eastAsia="en-IN"/>
+          <w14:ligatures w14:val="none"/>
+        </w:rPr>
+      </w:pPr>
+      <w:r>
+        <w:rPr>
+          <w:rFonts w:ascii="Times New Roman" w:eastAsia="Times New Roman" w:hAnsi="Times New Roman" w:cs="Times New Roman"/>
+          <w:kern w:val="0"/>
+          <w:sz w:val="24"/>
+          <w:szCs w:val="24"/>
+          <w:lang w:eastAsia="en-IN"/>
+          <w14:ligatures w14:val="none"/>
+        </w:rPr>
+        <w:t>RGB LED remains OFF.</w:t>
+      </w:r>
+    </w:p>
+    <w:p>
+      <w:pPr>
+        <w:spacing w:after="0" w:line="240" w:lineRule="auto"/>
+        <w:rPr>
+          <w:rFonts w:ascii="Times New Roman" w:eastAsia="Times New Roman" w:hAnsi="Times New Roman" w:cs="Times New Roman"/>
+          <w:kern w:val="0"/>
+          <w:sz w:val="24"/>
+          <w:szCs w:val="24"/>
+          <w:lang w:eastAsia="en-IN"/>
+          <w14:ligatures w14:val="none"/>
+        </w:rPr>
+      </w:pPr>
+      <w:r>
+        <w:rPr>
+          <w:rFonts w:ascii="Times New Roman" w:eastAsia="Times New Roman" w:hAnsi="Times New Roman" w:cs="Times New Roman"/>
+          <w:kern w:val="0"/>
+          <w:sz w:val="24"/>
+          <w:szCs w:val="24"/>
+          <w:lang w:eastAsia="en-IN"/>
+          <w14:ligatures w14:val="none"/>
+        </w:rPr>
+        <w:pict w14:anchorId="5A545B7C">
+          <v:rect id="_x0000_i1032" style="width:0;height:1.5pt" o:hralign="center" o:hrstd="t" o:hr="t" fillcolor="#a0a0a0" stroked="f"/>
+        </w:pict>
+      </w:r>
+    </w:p>
+    <w:p>
+      <w:pPr>
+        <w:spacing w:before="100" w:beforeAutospacing="1" w:after="100" w:afterAutospacing="1" w:line="240" w:lineRule="auto"/>
+        <w:outlineLvl w:val="2"/>
+        <w:rPr>
+          <w:rFonts w:ascii="Times New Roman" w:eastAsia="Times New Roman" w:hAnsi="Times New Roman" w:cs="Times New Roman"/>
+          <w:b/>
+          <w:bCs/>
+          <w:kern w:val="0"/>
+          <w:sz w:val="27"/>
+          <w:szCs w:val="27"/>
+          <w:lang w:eastAsia="en-IN"/>
+          <w14:ligatures w14:val="none"/>
+        </w:rPr>
+      </w:pPr>
+      <w:r>
+        <w:rPr>
+          <w:rFonts w:ascii="Times New Roman" w:eastAsia="Times New Roman" w:hAnsi="Times New Roman" w:cs="Times New Roman"/>
+          <w:b/>
+          <w:bCs/>
+          <w:kern w:val="0"/>
+          <w:sz w:val="27"/>
+          <w:szCs w:val="27"/>
+          <w:lang w:eastAsia="en-IN"/>
+          <w14:ligatures w14:val="none"/>
+        </w:rPr>
+        <w:t>In Dark Environment</w:t>
       </w:r>
     </w:p>
     <w:p>
@@ -2026,7 +8071,6 @@
           <w14:ligatures w14:val="none"/>
         </w:rPr>
       </w:pPr>
-      <w:proofErr w:type="spellStart"/>
       <w:r>
         <w:rPr>
           <w:rFonts w:ascii="Courier New" w:eastAsia="Times New Roman" w:hAnsi="Courier New" w:cs="Courier New"/>
@@ -2036,19 +8080,7 @@
           <w:lang w:eastAsia="en-IN"/>
           <w14:ligatures w14:val="none"/>
         </w:rPr>
-        <w:t>const</w:t>
-      </w:r>
-      <w:proofErr w:type="spellEnd"/>
-      <w:r>
-        <w:rPr>
-          <w:rFonts w:ascii="Courier New" w:eastAsia="Times New Roman" w:hAnsi="Courier New" w:cs="Courier New"/>
-          <w:kern w:val="0"/>
-          <w:sz w:val="20"/>
-          <w:szCs w:val="20"/>
-          <w:lang w:eastAsia="en-IN"/>
-          <w14:ligatures w14:val="none"/>
-        </w:rPr>
-        <w:t xml:space="preserve"> int GREEN_PIN = 26;</w:t>
+        <w:t>Status: Dark -&gt; Ambient Reactor ON</w:t>
       </w:r>
     </w:p>
     <w:p>
@@ -2081,7 +8113,6 @@
           <w14:ligatures w14:val="none"/>
         </w:rPr>
       </w:pPr>
-      <w:proofErr w:type="spellStart"/>
       <w:r>
         <w:rPr>
           <w:rFonts w:ascii="Courier New" w:eastAsia="Times New Roman" w:hAnsi="Courier New" w:cs="Courier New"/>
@@ -2091,19 +8122,7 @@
           <w:lang w:eastAsia="en-IN"/>
           <w14:ligatures w14:val="none"/>
         </w:rPr>
-        <w:t>const</w:t>
-      </w:r>
-      <w:proofErr w:type="spellEnd"/>
-      <w:r>
-        <w:rPr>
-          <w:rFonts w:ascii="Courier New" w:eastAsia="Times New Roman" w:hAnsi="Courier New" w:cs="Courier New"/>
-          <w:kern w:val="0"/>
-          <w:sz w:val="20"/>
-          <w:szCs w:val="20"/>
-          <w:lang w:eastAsia="en-IN"/>
-          <w14:ligatures w14:val="none"/>
-        </w:rPr>
-        <w:t xml:space="preserve"> int BLUE_PIN = 27;</w:t>
+        <w:t>Status: Dark -&gt; Ambient Reactor ON</w:t>
       </w:r>
     </w:p>
     <w:p>
@@ -2136,28 +8155,7 @@
           <w14:ligatures w14:val="none"/>
         </w:rPr>
       </w:pPr>
-    </w:p>
-    <w:p>
-      <w:pPr>
-        <w:tabs>
-          <w:tab w:val="left" w:pos="916"/>
-          <w:tab w:val="left" w:pos="1832"/>
-          <w:tab w:val="left" w:pos="2748"/>
-          <w:tab w:val="left" w:pos="3664"/>
-          <w:tab w:val="left" w:pos="4580"/>
-          <w:tab w:val="left" w:pos="5496"/>
-          <w:tab w:val="left" w:pos="6412"/>
-          <w:tab w:val="left" w:pos="7328"/>
-          <w:tab w:val="left" w:pos="8244"/>
-          <w:tab w:val="left" w:pos="9160"/>
-          <w:tab w:val="left" w:pos="10076"/>
-          <w:tab w:val="left" w:pos="10992"/>
-          <w:tab w:val="left" w:pos="11908"/>
-          <w:tab w:val="left" w:pos="12824"/>
-          <w:tab w:val="left" w:pos="13740"/>
-          <w:tab w:val="left" w:pos="14656"/>
-        </w:tabs>
-        <w:spacing w:after="0" w:line="240" w:lineRule="auto"/>
+      <w:r>
         <w:rPr>
           <w:rFonts w:ascii="Courier New" w:eastAsia="Times New Roman" w:hAnsi="Courier New" w:cs="Courier New"/>
           <w:kern w:val="0"/>
@@ -2166,1816 +8164,12 @@
           <w:lang w:eastAsia="en-IN"/>
           <w14:ligatures w14:val="none"/>
         </w:rPr>
-      </w:pPr>
-      <w:r>
-        <w:rPr>
-          <w:rFonts w:ascii="Courier New" w:eastAsia="Times New Roman" w:hAnsi="Courier New" w:cs="Courier New"/>
-          <w:kern w:val="0"/>
-          <w:sz w:val="20"/>
-          <w:szCs w:val="20"/>
-          <w:lang w:eastAsia="en-IN"/>
-          <w14:ligatures w14:val="none"/>
-        </w:rPr>
-        <w:t xml:space="preserve">void </w:t>
-      </w:r>
-      <w:proofErr w:type="gramStart"/>
-      <w:r>
-        <w:rPr>
-          <w:rFonts w:ascii="Courier New" w:eastAsia="Times New Roman" w:hAnsi="Courier New" w:cs="Courier New"/>
-          <w:kern w:val="0"/>
-          <w:sz w:val="20"/>
-          <w:szCs w:val="20"/>
-          <w:lang w:eastAsia="en-IN"/>
-          <w14:ligatures w14:val="none"/>
-        </w:rPr>
-        <w:t>setup(</w:t>
-      </w:r>
-      <w:proofErr w:type="gramEnd"/>
-      <w:r>
-        <w:rPr>
-          <w:rFonts w:ascii="Courier New" w:eastAsia="Times New Roman" w:hAnsi="Courier New" w:cs="Courier New"/>
-          <w:kern w:val="0"/>
-          <w:sz w:val="20"/>
-          <w:szCs w:val="20"/>
-          <w:lang w:eastAsia="en-IN"/>
-          <w14:ligatures w14:val="none"/>
-        </w:rPr>
-        <w:t>) {</w:t>
-      </w:r>
-    </w:p>
-    <w:p>
-      <w:pPr>
-        <w:tabs>
-          <w:tab w:val="left" w:pos="916"/>
-          <w:tab w:val="left" w:pos="1832"/>
-          <w:tab w:val="left" w:pos="2748"/>
-          <w:tab w:val="left" w:pos="3664"/>
-          <w:tab w:val="left" w:pos="4580"/>
-          <w:tab w:val="left" w:pos="5496"/>
-          <w:tab w:val="left" w:pos="6412"/>
-          <w:tab w:val="left" w:pos="7328"/>
-          <w:tab w:val="left" w:pos="8244"/>
-          <w:tab w:val="left" w:pos="9160"/>
-          <w:tab w:val="left" w:pos="10076"/>
-          <w:tab w:val="left" w:pos="10992"/>
-          <w:tab w:val="left" w:pos="11908"/>
-          <w:tab w:val="left" w:pos="12824"/>
-          <w:tab w:val="left" w:pos="13740"/>
-          <w:tab w:val="left" w:pos="14656"/>
-        </w:tabs>
-        <w:spacing w:after="0" w:line="240" w:lineRule="auto"/>
-        <w:rPr>
-          <w:rFonts w:ascii="Courier New" w:eastAsia="Times New Roman" w:hAnsi="Courier New" w:cs="Courier New"/>
-          <w:kern w:val="0"/>
-          <w:sz w:val="20"/>
-          <w:szCs w:val="20"/>
-          <w:lang w:eastAsia="en-IN"/>
-          <w14:ligatures w14:val="none"/>
-        </w:rPr>
-      </w:pPr>
-      <w:r>
-        <w:rPr>
-          <w:rFonts w:ascii="Courier New" w:eastAsia="Times New Roman" w:hAnsi="Courier New" w:cs="Courier New"/>
-          <w:kern w:val="0"/>
-          <w:sz w:val="20"/>
-          <w:szCs w:val="20"/>
-          <w:lang w:eastAsia="en-IN"/>
-          <w14:ligatures w14:val="none"/>
-        </w:rPr>
-        <w:t xml:space="preserve">  </w:t>
-      </w:r>
-      <w:proofErr w:type="spellStart"/>
-      <w:r>
-        <w:rPr>
-          <w:rFonts w:ascii="Courier New" w:eastAsia="Times New Roman" w:hAnsi="Courier New" w:cs="Courier New"/>
-          <w:kern w:val="0"/>
-          <w:sz w:val="20"/>
-          <w:szCs w:val="20"/>
-          <w:lang w:eastAsia="en-IN"/>
-          <w14:ligatures w14:val="none"/>
-        </w:rPr>
-        <w:t>Serial.begin</w:t>
-      </w:r>
-      <w:proofErr w:type="spellEnd"/>
-      <w:r>
-        <w:rPr>
-          <w:rFonts w:ascii="Courier New" w:eastAsia="Times New Roman" w:hAnsi="Courier New" w:cs="Courier New"/>
-          <w:kern w:val="0"/>
-          <w:sz w:val="20"/>
-          <w:szCs w:val="20"/>
-          <w:lang w:eastAsia="en-IN"/>
-          <w14:ligatures w14:val="none"/>
-        </w:rPr>
-        <w:t>(115200);</w:t>
-      </w:r>
-    </w:p>
-    <w:p>
-      <w:pPr>
-        <w:tabs>
-          <w:tab w:val="left" w:pos="916"/>
-          <w:tab w:val="left" w:pos="1832"/>
-          <w:tab w:val="left" w:pos="2748"/>
-          <w:tab w:val="left" w:pos="3664"/>
-          <w:tab w:val="left" w:pos="4580"/>
-          <w:tab w:val="left" w:pos="5496"/>
-          <w:tab w:val="left" w:pos="6412"/>
-          <w:tab w:val="left" w:pos="7328"/>
-          <w:tab w:val="left" w:pos="8244"/>
-          <w:tab w:val="left" w:pos="9160"/>
-          <w:tab w:val="left" w:pos="10076"/>
-          <w:tab w:val="left" w:pos="10992"/>
-          <w:tab w:val="left" w:pos="11908"/>
-          <w:tab w:val="left" w:pos="12824"/>
-          <w:tab w:val="left" w:pos="13740"/>
-          <w:tab w:val="left" w:pos="14656"/>
-        </w:tabs>
-        <w:spacing w:after="0" w:line="240" w:lineRule="auto"/>
-        <w:rPr>
-          <w:rFonts w:ascii="Courier New" w:eastAsia="Times New Roman" w:hAnsi="Courier New" w:cs="Courier New"/>
-          <w:kern w:val="0"/>
-          <w:sz w:val="20"/>
-          <w:szCs w:val="20"/>
-          <w:lang w:eastAsia="en-IN"/>
-          <w14:ligatures w14:val="none"/>
-        </w:rPr>
-      </w:pPr>
-    </w:p>
-    <w:p>
-      <w:pPr>
-        <w:tabs>
-          <w:tab w:val="left" w:pos="916"/>
-          <w:tab w:val="left" w:pos="1832"/>
-          <w:tab w:val="left" w:pos="2748"/>
-          <w:tab w:val="left" w:pos="3664"/>
-          <w:tab w:val="left" w:pos="4580"/>
-          <w:tab w:val="left" w:pos="5496"/>
-          <w:tab w:val="left" w:pos="6412"/>
-          <w:tab w:val="left" w:pos="7328"/>
-          <w:tab w:val="left" w:pos="8244"/>
-          <w:tab w:val="left" w:pos="9160"/>
-          <w:tab w:val="left" w:pos="10076"/>
-          <w:tab w:val="left" w:pos="10992"/>
-          <w:tab w:val="left" w:pos="11908"/>
-          <w:tab w:val="left" w:pos="12824"/>
-          <w:tab w:val="left" w:pos="13740"/>
-          <w:tab w:val="left" w:pos="14656"/>
-        </w:tabs>
-        <w:spacing w:after="0" w:line="240" w:lineRule="auto"/>
-        <w:rPr>
-          <w:rFonts w:ascii="Courier New" w:eastAsia="Times New Roman" w:hAnsi="Courier New" w:cs="Courier New"/>
-          <w:kern w:val="0"/>
-          <w:sz w:val="20"/>
-          <w:szCs w:val="20"/>
-          <w:lang w:eastAsia="en-IN"/>
-          <w14:ligatures w14:val="none"/>
-        </w:rPr>
-      </w:pPr>
-      <w:r>
-        <w:rPr>
-          <w:rFonts w:ascii="Courier New" w:eastAsia="Times New Roman" w:hAnsi="Courier New" w:cs="Courier New"/>
-          <w:kern w:val="0"/>
-          <w:sz w:val="20"/>
-          <w:szCs w:val="20"/>
-          <w:lang w:eastAsia="en-IN"/>
-          <w14:ligatures w14:val="none"/>
-        </w:rPr>
-        <w:t xml:space="preserve">  </w:t>
-      </w:r>
-      <w:proofErr w:type="spellStart"/>
-      <w:proofErr w:type="gramStart"/>
-      <w:r>
-        <w:rPr>
-          <w:rFonts w:ascii="Courier New" w:eastAsia="Times New Roman" w:hAnsi="Courier New" w:cs="Courier New"/>
-          <w:kern w:val="0"/>
-          <w:sz w:val="20"/>
-          <w:szCs w:val="20"/>
-          <w:lang w:eastAsia="en-IN"/>
-          <w14:ligatures w14:val="none"/>
-        </w:rPr>
-        <w:t>pinMode</w:t>
-      </w:r>
-      <w:proofErr w:type="spellEnd"/>
-      <w:r>
-        <w:rPr>
-          <w:rFonts w:ascii="Courier New" w:eastAsia="Times New Roman" w:hAnsi="Courier New" w:cs="Courier New"/>
-          <w:kern w:val="0"/>
-          <w:sz w:val="20"/>
-          <w:szCs w:val="20"/>
-          <w:lang w:eastAsia="en-IN"/>
-          <w14:ligatures w14:val="none"/>
-        </w:rPr>
-        <w:t>(</w:t>
-      </w:r>
-      <w:proofErr w:type="gramEnd"/>
-      <w:r>
-        <w:rPr>
-          <w:rFonts w:ascii="Courier New" w:eastAsia="Times New Roman" w:hAnsi="Courier New" w:cs="Courier New"/>
-          <w:kern w:val="0"/>
-          <w:sz w:val="20"/>
-          <w:szCs w:val="20"/>
-          <w:lang w:eastAsia="en-IN"/>
-          <w14:ligatures w14:val="none"/>
-        </w:rPr>
-        <w:t>LDR_DIGITAL_PIN, INPUT);</w:t>
-      </w:r>
-    </w:p>
-    <w:p>
-      <w:pPr>
-        <w:tabs>
-          <w:tab w:val="left" w:pos="916"/>
-          <w:tab w:val="left" w:pos="1832"/>
-          <w:tab w:val="left" w:pos="2748"/>
-          <w:tab w:val="left" w:pos="3664"/>
-          <w:tab w:val="left" w:pos="4580"/>
-          <w:tab w:val="left" w:pos="5496"/>
-          <w:tab w:val="left" w:pos="6412"/>
-          <w:tab w:val="left" w:pos="7328"/>
-          <w:tab w:val="left" w:pos="8244"/>
-          <w:tab w:val="left" w:pos="9160"/>
-          <w:tab w:val="left" w:pos="10076"/>
-          <w:tab w:val="left" w:pos="10992"/>
-          <w:tab w:val="left" w:pos="11908"/>
-          <w:tab w:val="left" w:pos="12824"/>
-          <w:tab w:val="left" w:pos="13740"/>
-          <w:tab w:val="left" w:pos="14656"/>
-        </w:tabs>
-        <w:spacing w:after="0" w:line="240" w:lineRule="auto"/>
-        <w:rPr>
-          <w:rFonts w:ascii="Courier New" w:eastAsia="Times New Roman" w:hAnsi="Courier New" w:cs="Courier New"/>
-          <w:kern w:val="0"/>
-          <w:sz w:val="20"/>
-          <w:szCs w:val="20"/>
-          <w:lang w:eastAsia="en-IN"/>
-          <w14:ligatures w14:val="none"/>
-        </w:rPr>
-      </w:pPr>
-      <w:r>
-        <w:rPr>
-          <w:rFonts w:ascii="Courier New" w:eastAsia="Times New Roman" w:hAnsi="Courier New" w:cs="Courier New"/>
-          <w:kern w:val="0"/>
-          <w:sz w:val="20"/>
-          <w:szCs w:val="20"/>
-          <w:lang w:eastAsia="en-IN"/>
-          <w14:ligatures w14:val="none"/>
-        </w:rPr>
-        <w:t xml:space="preserve">  </w:t>
-      </w:r>
-      <w:proofErr w:type="spellStart"/>
-      <w:proofErr w:type="gramStart"/>
-      <w:r>
-        <w:rPr>
-          <w:rFonts w:ascii="Courier New" w:eastAsia="Times New Roman" w:hAnsi="Courier New" w:cs="Courier New"/>
-          <w:kern w:val="0"/>
-          <w:sz w:val="20"/>
-          <w:szCs w:val="20"/>
-          <w:lang w:eastAsia="en-IN"/>
-          <w14:ligatures w14:val="none"/>
-        </w:rPr>
-        <w:t>pinMode</w:t>
-      </w:r>
-      <w:proofErr w:type="spellEnd"/>
-      <w:r>
-        <w:rPr>
-          <w:rFonts w:ascii="Courier New" w:eastAsia="Times New Roman" w:hAnsi="Courier New" w:cs="Courier New"/>
-          <w:kern w:val="0"/>
-          <w:sz w:val="20"/>
-          <w:szCs w:val="20"/>
-          <w:lang w:eastAsia="en-IN"/>
-          <w14:ligatures w14:val="none"/>
-        </w:rPr>
-        <w:t>(</w:t>
-      </w:r>
-      <w:proofErr w:type="gramEnd"/>
-      <w:r>
-        <w:rPr>
-          <w:rFonts w:ascii="Courier New" w:eastAsia="Times New Roman" w:hAnsi="Courier New" w:cs="Courier New"/>
-          <w:kern w:val="0"/>
-          <w:sz w:val="20"/>
-          <w:szCs w:val="20"/>
-          <w:lang w:eastAsia="en-IN"/>
-          <w14:ligatures w14:val="none"/>
-        </w:rPr>
-        <w:t>RED_PIN, OUTPUT);</w:t>
-      </w:r>
-    </w:p>
-    <w:p>
-      <w:pPr>
-        <w:tabs>
-          <w:tab w:val="left" w:pos="916"/>
-          <w:tab w:val="left" w:pos="1832"/>
-          <w:tab w:val="left" w:pos="2748"/>
-          <w:tab w:val="left" w:pos="3664"/>
-          <w:tab w:val="left" w:pos="4580"/>
-          <w:tab w:val="left" w:pos="5496"/>
-          <w:tab w:val="left" w:pos="6412"/>
-          <w:tab w:val="left" w:pos="7328"/>
-          <w:tab w:val="left" w:pos="8244"/>
-          <w:tab w:val="left" w:pos="9160"/>
-          <w:tab w:val="left" w:pos="10076"/>
-          <w:tab w:val="left" w:pos="10992"/>
-          <w:tab w:val="left" w:pos="11908"/>
-          <w:tab w:val="left" w:pos="12824"/>
-          <w:tab w:val="left" w:pos="13740"/>
-          <w:tab w:val="left" w:pos="14656"/>
-        </w:tabs>
-        <w:spacing w:after="0" w:line="240" w:lineRule="auto"/>
-        <w:rPr>
-          <w:rFonts w:ascii="Courier New" w:eastAsia="Times New Roman" w:hAnsi="Courier New" w:cs="Courier New"/>
-          <w:kern w:val="0"/>
-          <w:sz w:val="20"/>
-          <w:szCs w:val="20"/>
-          <w:lang w:eastAsia="en-IN"/>
-          <w14:ligatures w14:val="none"/>
-        </w:rPr>
-      </w:pPr>
-      <w:r>
-        <w:rPr>
-          <w:rFonts w:ascii="Courier New" w:eastAsia="Times New Roman" w:hAnsi="Courier New" w:cs="Courier New"/>
-          <w:kern w:val="0"/>
-          <w:sz w:val="20"/>
-          <w:szCs w:val="20"/>
-          <w:lang w:eastAsia="en-IN"/>
-          <w14:ligatures w14:val="none"/>
-        </w:rPr>
-        <w:t xml:space="preserve">  </w:t>
-      </w:r>
-      <w:proofErr w:type="spellStart"/>
-      <w:proofErr w:type="gramStart"/>
-      <w:r>
-        <w:rPr>
-          <w:rFonts w:ascii="Courier New" w:eastAsia="Times New Roman" w:hAnsi="Courier New" w:cs="Courier New"/>
-          <w:kern w:val="0"/>
-          <w:sz w:val="20"/>
-          <w:szCs w:val="20"/>
-          <w:lang w:eastAsia="en-IN"/>
-          <w14:ligatures w14:val="none"/>
-        </w:rPr>
-        <w:t>pinMode</w:t>
-      </w:r>
-      <w:proofErr w:type="spellEnd"/>
-      <w:r>
-        <w:rPr>
-          <w:rFonts w:ascii="Courier New" w:eastAsia="Times New Roman" w:hAnsi="Courier New" w:cs="Courier New"/>
-          <w:kern w:val="0"/>
-          <w:sz w:val="20"/>
-          <w:szCs w:val="20"/>
-          <w:lang w:eastAsia="en-IN"/>
-          <w14:ligatures w14:val="none"/>
-        </w:rPr>
-        <w:t>(</w:t>
-      </w:r>
-      <w:proofErr w:type="gramEnd"/>
-      <w:r>
-        <w:rPr>
-          <w:rFonts w:ascii="Courier New" w:eastAsia="Times New Roman" w:hAnsi="Courier New" w:cs="Courier New"/>
-          <w:kern w:val="0"/>
-          <w:sz w:val="20"/>
-          <w:szCs w:val="20"/>
-          <w:lang w:eastAsia="en-IN"/>
-          <w14:ligatures w14:val="none"/>
-        </w:rPr>
-        <w:t>GREEN_PIN, OUTPUT);</w:t>
-      </w:r>
-    </w:p>
-    <w:p>
-      <w:pPr>
-        <w:tabs>
-          <w:tab w:val="left" w:pos="916"/>
-          <w:tab w:val="left" w:pos="1832"/>
-          <w:tab w:val="left" w:pos="2748"/>
-          <w:tab w:val="left" w:pos="3664"/>
-          <w:tab w:val="left" w:pos="4580"/>
-          <w:tab w:val="left" w:pos="5496"/>
-          <w:tab w:val="left" w:pos="6412"/>
-          <w:tab w:val="left" w:pos="7328"/>
-          <w:tab w:val="left" w:pos="8244"/>
-          <w:tab w:val="left" w:pos="9160"/>
-          <w:tab w:val="left" w:pos="10076"/>
-          <w:tab w:val="left" w:pos="10992"/>
-          <w:tab w:val="left" w:pos="11908"/>
-          <w:tab w:val="left" w:pos="12824"/>
-          <w:tab w:val="left" w:pos="13740"/>
-          <w:tab w:val="left" w:pos="14656"/>
-        </w:tabs>
-        <w:spacing w:after="0" w:line="240" w:lineRule="auto"/>
-        <w:rPr>
-          <w:rFonts w:ascii="Courier New" w:eastAsia="Times New Roman" w:hAnsi="Courier New" w:cs="Courier New"/>
-          <w:kern w:val="0"/>
-          <w:sz w:val="20"/>
-          <w:szCs w:val="20"/>
-          <w:lang w:eastAsia="en-IN"/>
-          <w14:ligatures w14:val="none"/>
-        </w:rPr>
-      </w:pPr>
-      <w:r>
-        <w:rPr>
-          <w:rFonts w:ascii="Courier New" w:eastAsia="Times New Roman" w:hAnsi="Courier New" w:cs="Courier New"/>
-          <w:kern w:val="0"/>
-          <w:sz w:val="20"/>
-          <w:szCs w:val="20"/>
-          <w:lang w:eastAsia="en-IN"/>
-          <w14:ligatures w14:val="none"/>
-        </w:rPr>
-        <w:t xml:space="preserve">  </w:t>
-      </w:r>
-      <w:proofErr w:type="spellStart"/>
-      <w:proofErr w:type="gramStart"/>
-      <w:r>
-        <w:rPr>
-          <w:rFonts w:ascii="Courier New" w:eastAsia="Times New Roman" w:hAnsi="Courier New" w:cs="Courier New"/>
-          <w:kern w:val="0"/>
-          <w:sz w:val="20"/>
-          <w:szCs w:val="20"/>
-          <w:lang w:eastAsia="en-IN"/>
-          <w14:ligatures w14:val="none"/>
-        </w:rPr>
-        <w:t>pinMode</w:t>
-      </w:r>
-      <w:proofErr w:type="spellEnd"/>
-      <w:r>
-        <w:rPr>
-          <w:rFonts w:ascii="Courier New" w:eastAsia="Times New Roman" w:hAnsi="Courier New" w:cs="Courier New"/>
-          <w:kern w:val="0"/>
-          <w:sz w:val="20"/>
-          <w:szCs w:val="20"/>
-          <w:lang w:eastAsia="en-IN"/>
-          <w14:ligatures w14:val="none"/>
-        </w:rPr>
-        <w:t>(</w:t>
-      </w:r>
-      <w:proofErr w:type="gramEnd"/>
-      <w:r>
-        <w:rPr>
-          <w:rFonts w:ascii="Courier New" w:eastAsia="Times New Roman" w:hAnsi="Courier New" w:cs="Courier New"/>
-          <w:kern w:val="0"/>
-          <w:sz w:val="20"/>
-          <w:szCs w:val="20"/>
-          <w:lang w:eastAsia="en-IN"/>
-          <w14:ligatures w14:val="none"/>
-        </w:rPr>
-        <w:t>BLUE_PIN, OUTPUT);</w:t>
-      </w:r>
-    </w:p>
-    <w:p>
-      <w:pPr>
-        <w:tabs>
-          <w:tab w:val="left" w:pos="916"/>
-          <w:tab w:val="left" w:pos="1832"/>
-          <w:tab w:val="left" w:pos="2748"/>
-          <w:tab w:val="left" w:pos="3664"/>
-          <w:tab w:val="left" w:pos="4580"/>
-          <w:tab w:val="left" w:pos="5496"/>
-          <w:tab w:val="left" w:pos="6412"/>
-          <w:tab w:val="left" w:pos="7328"/>
-          <w:tab w:val="left" w:pos="8244"/>
-          <w:tab w:val="left" w:pos="9160"/>
-          <w:tab w:val="left" w:pos="10076"/>
-          <w:tab w:val="left" w:pos="10992"/>
-          <w:tab w:val="left" w:pos="11908"/>
-          <w:tab w:val="left" w:pos="12824"/>
-          <w:tab w:val="left" w:pos="13740"/>
-          <w:tab w:val="left" w:pos="14656"/>
-        </w:tabs>
-        <w:spacing w:after="0" w:line="240" w:lineRule="auto"/>
-        <w:rPr>
-          <w:rFonts w:ascii="Courier New" w:eastAsia="Times New Roman" w:hAnsi="Courier New" w:cs="Courier New"/>
-          <w:kern w:val="0"/>
-          <w:sz w:val="20"/>
-          <w:szCs w:val="20"/>
-          <w:lang w:eastAsia="en-IN"/>
-          <w14:ligatures w14:val="none"/>
-        </w:rPr>
-      </w:pPr>
-      <w:r>
-        <w:rPr>
-          <w:rFonts w:ascii="Courier New" w:eastAsia="Times New Roman" w:hAnsi="Courier New" w:cs="Courier New"/>
-          <w:kern w:val="0"/>
-          <w:sz w:val="20"/>
-          <w:szCs w:val="20"/>
-          <w:lang w:eastAsia="en-IN"/>
-          <w14:ligatures w14:val="none"/>
-        </w:rPr>
-        <w:t>}</w:t>
-      </w:r>
-    </w:p>
-    <w:p>
-      <w:pPr>
-        <w:tabs>
-          <w:tab w:val="left" w:pos="916"/>
-          <w:tab w:val="left" w:pos="1832"/>
-          <w:tab w:val="left" w:pos="2748"/>
-          <w:tab w:val="left" w:pos="3664"/>
-          <w:tab w:val="left" w:pos="4580"/>
-          <w:tab w:val="left" w:pos="5496"/>
-          <w:tab w:val="left" w:pos="6412"/>
-          <w:tab w:val="left" w:pos="7328"/>
-          <w:tab w:val="left" w:pos="8244"/>
-          <w:tab w:val="left" w:pos="9160"/>
-          <w:tab w:val="left" w:pos="10076"/>
-          <w:tab w:val="left" w:pos="10992"/>
-          <w:tab w:val="left" w:pos="11908"/>
-          <w:tab w:val="left" w:pos="12824"/>
-          <w:tab w:val="left" w:pos="13740"/>
-          <w:tab w:val="left" w:pos="14656"/>
-        </w:tabs>
-        <w:spacing w:after="0" w:line="240" w:lineRule="auto"/>
-        <w:rPr>
-          <w:rFonts w:ascii="Courier New" w:eastAsia="Times New Roman" w:hAnsi="Courier New" w:cs="Courier New"/>
-          <w:kern w:val="0"/>
-          <w:sz w:val="20"/>
-          <w:szCs w:val="20"/>
-          <w:lang w:eastAsia="en-IN"/>
-          <w14:ligatures w14:val="none"/>
-        </w:rPr>
-      </w:pPr>
-    </w:p>
-    <w:p>
-      <w:pPr>
-        <w:tabs>
-          <w:tab w:val="left" w:pos="916"/>
-          <w:tab w:val="left" w:pos="1832"/>
-          <w:tab w:val="left" w:pos="2748"/>
-          <w:tab w:val="left" w:pos="3664"/>
-          <w:tab w:val="left" w:pos="4580"/>
-          <w:tab w:val="left" w:pos="5496"/>
-          <w:tab w:val="left" w:pos="6412"/>
-          <w:tab w:val="left" w:pos="7328"/>
-          <w:tab w:val="left" w:pos="8244"/>
-          <w:tab w:val="left" w:pos="9160"/>
-          <w:tab w:val="left" w:pos="10076"/>
-          <w:tab w:val="left" w:pos="10992"/>
-          <w:tab w:val="left" w:pos="11908"/>
-          <w:tab w:val="left" w:pos="12824"/>
-          <w:tab w:val="left" w:pos="13740"/>
-          <w:tab w:val="left" w:pos="14656"/>
-        </w:tabs>
-        <w:spacing w:after="0" w:line="240" w:lineRule="auto"/>
-        <w:rPr>
-          <w:rFonts w:ascii="Courier New" w:eastAsia="Times New Roman" w:hAnsi="Courier New" w:cs="Courier New"/>
-          <w:kern w:val="0"/>
-          <w:sz w:val="20"/>
-          <w:szCs w:val="20"/>
-          <w:lang w:eastAsia="en-IN"/>
-          <w14:ligatures w14:val="none"/>
-        </w:rPr>
-      </w:pPr>
-      <w:r>
-        <w:rPr>
-          <w:rFonts w:ascii="Courier New" w:eastAsia="Times New Roman" w:hAnsi="Courier New" w:cs="Courier New"/>
-          <w:kern w:val="0"/>
-          <w:sz w:val="20"/>
-          <w:szCs w:val="20"/>
-          <w:lang w:eastAsia="en-IN"/>
-          <w14:ligatures w14:val="none"/>
-        </w:rPr>
-        <w:t xml:space="preserve">void </w:t>
-      </w:r>
-      <w:proofErr w:type="gramStart"/>
-      <w:r>
-        <w:rPr>
-          <w:rFonts w:ascii="Courier New" w:eastAsia="Times New Roman" w:hAnsi="Courier New" w:cs="Courier New"/>
-          <w:kern w:val="0"/>
-          <w:sz w:val="20"/>
-          <w:szCs w:val="20"/>
-          <w:lang w:eastAsia="en-IN"/>
-          <w14:ligatures w14:val="none"/>
-        </w:rPr>
-        <w:t>loop(</w:t>
-      </w:r>
-      <w:proofErr w:type="gramEnd"/>
-      <w:r>
-        <w:rPr>
-          <w:rFonts w:ascii="Courier New" w:eastAsia="Times New Roman" w:hAnsi="Courier New" w:cs="Courier New"/>
-          <w:kern w:val="0"/>
-          <w:sz w:val="20"/>
-          <w:szCs w:val="20"/>
-          <w:lang w:eastAsia="en-IN"/>
-          <w14:ligatures w14:val="none"/>
-        </w:rPr>
-        <w:t>) {</w:t>
-      </w:r>
-    </w:p>
-    <w:p>
-      <w:pPr>
-        <w:tabs>
-          <w:tab w:val="left" w:pos="916"/>
-          <w:tab w:val="left" w:pos="1832"/>
-          <w:tab w:val="left" w:pos="2748"/>
-          <w:tab w:val="left" w:pos="3664"/>
-          <w:tab w:val="left" w:pos="4580"/>
-          <w:tab w:val="left" w:pos="5496"/>
-          <w:tab w:val="left" w:pos="6412"/>
-          <w:tab w:val="left" w:pos="7328"/>
-          <w:tab w:val="left" w:pos="8244"/>
-          <w:tab w:val="left" w:pos="9160"/>
-          <w:tab w:val="left" w:pos="10076"/>
-          <w:tab w:val="left" w:pos="10992"/>
-          <w:tab w:val="left" w:pos="11908"/>
-          <w:tab w:val="left" w:pos="12824"/>
-          <w:tab w:val="left" w:pos="13740"/>
-          <w:tab w:val="left" w:pos="14656"/>
-        </w:tabs>
-        <w:spacing w:after="0" w:line="240" w:lineRule="auto"/>
-        <w:rPr>
-          <w:rFonts w:ascii="Courier New" w:eastAsia="Times New Roman" w:hAnsi="Courier New" w:cs="Courier New"/>
-          <w:kern w:val="0"/>
-          <w:sz w:val="20"/>
-          <w:szCs w:val="20"/>
-          <w:lang w:eastAsia="en-IN"/>
-          <w14:ligatures w14:val="none"/>
-        </w:rPr>
-      </w:pPr>
-      <w:r>
-        <w:rPr>
-          <w:rFonts w:ascii="Courier New" w:eastAsia="Times New Roman" w:hAnsi="Courier New" w:cs="Courier New"/>
-          <w:kern w:val="0"/>
-          <w:sz w:val="20"/>
-          <w:szCs w:val="20"/>
-          <w:lang w:eastAsia="en-IN"/>
-          <w14:ligatures w14:val="none"/>
-        </w:rPr>
-        <w:t xml:space="preserve">  int </w:t>
-      </w:r>
-      <w:proofErr w:type="spellStart"/>
-      <w:r>
-        <w:rPr>
-          <w:rFonts w:ascii="Courier New" w:eastAsia="Times New Roman" w:hAnsi="Courier New" w:cs="Courier New"/>
-          <w:kern w:val="0"/>
-          <w:sz w:val="20"/>
-          <w:szCs w:val="20"/>
-          <w:lang w:eastAsia="en-IN"/>
-          <w14:ligatures w14:val="none"/>
-        </w:rPr>
-        <w:t>isDark</w:t>
-      </w:r>
-      <w:proofErr w:type="spellEnd"/>
-      <w:r>
-        <w:rPr>
-          <w:rFonts w:ascii="Courier New" w:eastAsia="Times New Roman" w:hAnsi="Courier New" w:cs="Courier New"/>
-          <w:kern w:val="0"/>
-          <w:sz w:val="20"/>
-          <w:szCs w:val="20"/>
-          <w:lang w:eastAsia="en-IN"/>
-          <w14:ligatures w14:val="none"/>
-        </w:rPr>
-        <w:t xml:space="preserve"> = </w:t>
-      </w:r>
-      <w:proofErr w:type="spellStart"/>
-      <w:proofErr w:type="gramStart"/>
-      <w:r>
-        <w:rPr>
-          <w:rFonts w:ascii="Courier New" w:eastAsia="Times New Roman" w:hAnsi="Courier New" w:cs="Courier New"/>
-          <w:kern w:val="0"/>
-          <w:sz w:val="20"/>
-          <w:szCs w:val="20"/>
-          <w:lang w:eastAsia="en-IN"/>
-          <w14:ligatures w14:val="none"/>
-        </w:rPr>
-        <w:t>digitalRead</w:t>
-      </w:r>
-      <w:proofErr w:type="spellEnd"/>
-      <w:r>
-        <w:rPr>
-          <w:rFonts w:ascii="Courier New" w:eastAsia="Times New Roman" w:hAnsi="Courier New" w:cs="Courier New"/>
-          <w:kern w:val="0"/>
-          <w:sz w:val="20"/>
-          <w:szCs w:val="20"/>
-          <w:lang w:eastAsia="en-IN"/>
-          <w14:ligatures w14:val="none"/>
-        </w:rPr>
-        <w:t>(</w:t>
-      </w:r>
-      <w:proofErr w:type="gramEnd"/>
-      <w:r>
-        <w:rPr>
-          <w:rFonts w:ascii="Courier New" w:eastAsia="Times New Roman" w:hAnsi="Courier New" w:cs="Courier New"/>
-          <w:kern w:val="0"/>
-          <w:sz w:val="20"/>
-          <w:szCs w:val="20"/>
-          <w:lang w:eastAsia="en-IN"/>
-          <w14:ligatures w14:val="none"/>
-        </w:rPr>
-        <w:t>LDR_DIGITAL_PIN);</w:t>
-      </w:r>
-    </w:p>
-    <w:p>
-      <w:pPr>
-        <w:tabs>
-          <w:tab w:val="left" w:pos="916"/>
-          <w:tab w:val="left" w:pos="1832"/>
-          <w:tab w:val="left" w:pos="2748"/>
-          <w:tab w:val="left" w:pos="3664"/>
-          <w:tab w:val="left" w:pos="4580"/>
-          <w:tab w:val="left" w:pos="5496"/>
-          <w:tab w:val="left" w:pos="6412"/>
-          <w:tab w:val="left" w:pos="7328"/>
-          <w:tab w:val="left" w:pos="8244"/>
-          <w:tab w:val="left" w:pos="9160"/>
-          <w:tab w:val="left" w:pos="10076"/>
-          <w:tab w:val="left" w:pos="10992"/>
-          <w:tab w:val="left" w:pos="11908"/>
-          <w:tab w:val="left" w:pos="12824"/>
-          <w:tab w:val="left" w:pos="13740"/>
-          <w:tab w:val="left" w:pos="14656"/>
-        </w:tabs>
-        <w:spacing w:after="0" w:line="240" w:lineRule="auto"/>
-        <w:rPr>
-          <w:rFonts w:ascii="Courier New" w:eastAsia="Times New Roman" w:hAnsi="Courier New" w:cs="Courier New"/>
-          <w:kern w:val="0"/>
-          <w:sz w:val="20"/>
-          <w:szCs w:val="20"/>
-          <w:lang w:eastAsia="en-IN"/>
-          <w14:ligatures w14:val="none"/>
-        </w:rPr>
-      </w:pPr>
-    </w:p>
-    <w:p>
-      <w:pPr>
-        <w:tabs>
-          <w:tab w:val="left" w:pos="916"/>
-          <w:tab w:val="left" w:pos="1832"/>
-          <w:tab w:val="left" w:pos="2748"/>
-          <w:tab w:val="left" w:pos="3664"/>
-          <w:tab w:val="left" w:pos="4580"/>
-          <w:tab w:val="left" w:pos="5496"/>
-          <w:tab w:val="left" w:pos="6412"/>
-          <w:tab w:val="left" w:pos="7328"/>
-          <w:tab w:val="left" w:pos="8244"/>
-          <w:tab w:val="left" w:pos="9160"/>
-          <w:tab w:val="left" w:pos="10076"/>
-          <w:tab w:val="left" w:pos="10992"/>
-          <w:tab w:val="left" w:pos="11908"/>
-          <w:tab w:val="left" w:pos="12824"/>
-          <w:tab w:val="left" w:pos="13740"/>
-          <w:tab w:val="left" w:pos="14656"/>
-        </w:tabs>
-        <w:spacing w:after="0" w:line="240" w:lineRule="auto"/>
-        <w:rPr>
-          <w:rFonts w:ascii="Courier New" w:eastAsia="Times New Roman" w:hAnsi="Courier New" w:cs="Courier New"/>
-          <w:kern w:val="0"/>
-          <w:sz w:val="20"/>
-          <w:szCs w:val="20"/>
-          <w:lang w:eastAsia="en-IN"/>
-          <w14:ligatures w14:val="none"/>
-        </w:rPr>
-      </w:pPr>
-      <w:r>
-        <w:rPr>
-          <w:rFonts w:ascii="Courier New" w:eastAsia="Times New Roman" w:hAnsi="Courier New" w:cs="Courier New"/>
-          <w:kern w:val="0"/>
-          <w:sz w:val="20"/>
-          <w:szCs w:val="20"/>
-          <w:lang w:eastAsia="en-IN"/>
-          <w14:ligatures w14:val="none"/>
-        </w:rPr>
-        <w:t xml:space="preserve">  if (</w:t>
-      </w:r>
-      <w:proofErr w:type="spellStart"/>
-      <w:r>
-        <w:rPr>
-          <w:rFonts w:ascii="Courier New" w:eastAsia="Times New Roman" w:hAnsi="Courier New" w:cs="Courier New"/>
-          <w:kern w:val="0"/>
-          <w:sz w:val="20"/>
-          <w:szCs w:val="20"/>
-          <w:lang w:eastAsia="en-IN"/>
-          <w14:ligatures w14:val="none"/>
-        </w:rPr>
-        <w:t>isDark</w:t>
-      </w:r>
-      <w:proofErr w:type="spellEnd"/>
-      <w:r>
-        <w:rPr>
-          <w:rFonts w:ascii="Courier New" w:eastAsia="Times New Roman" w:hAnsi="Courier New" w:cs="Courier New"/>
-          <w:kern w:val="0"/>
-          <w:sz w:val="20"/>
-          <w:szCs w:val="20"/>
-          <w:lang w:eastAsia="en-IN"/>
-          <w14:ligatures w14:val="none"/>
-        </w:rPr>
-        <w:t xml:space="preserve"> == HIGH) {</w:t>
-      </w:r>
-    </w:p>
-    <w:p>
-      <w:pPr>
-        <w:tabs>
-          <w:tab w:val="left" w:pos="916"/>
-          <w:tab w:val="left" w:pos="1832"/>
-          <w:tab w:val="left" w:pos="2748"/>
-          <w:tab w:val="left" w:pos="3664"/>
-          <w:tab w:val="left" w:pos="4580"/>
-          <w:tab w:val="left" w:pos="5496"/>
-          <w:tab w:val="left" w:pos="6412"/>
-          <w:tab w:val="left" w:pos="7328"/>
-          <w:tab w:val="left" w:pos="8244"/>
-          <w:tab w:val="left" w:pos="9160"/>
-          <w:tab w:val="left" w:pos="10076"/>
-          <w:tab w:val="left" w:pos="10992"/>
-          <w:tab w:val="left" w:pos="11908"/>
-          <w:tab w:val="left" w:pos="12824"/>
-          <w:tab w:val="left" w:pos="13740"/>
-          <w:tab w:val="left" w:pos="14656"/>
-        </w:tabs>
-        <w:spacing w:after="0" w:line="240" w:lineRule="auto"/>
-        <w:rPr>
-          <w:rFonts w:ascii="Courier New" w:eastAsia="Times New Roman" w:hAnsi="Courier New" w:cs="Courier New"/>
-          <w:kern w:val="0"/>
-          <w:sz w:val="20"/>
-          <w:szCs w:val="20"/>
-          <w:lang w:eastAsia="en-IN"/>
-          <w14:ligatures w14:val="none"/>
-        </w:rPr>
-      </w:pPr>
-      <w:r>
-        <w:rPr>
-          <w:rFonts w:ascii="Courier New" w:eastAsia="Times New Roman" w:hAnsi="Courier New" w:cs="Courier New"/>
-          <w:kern w:val="0"/>
-          <w:sz w:val="20"/>
-          <w:szCs w:val="20"/>
-          <w:lang w:eastAsia="en-IN"/>
-          <w14:ligatures w14:val="none"/>
-        </w:rPr>
-        <w:t xml:space="preserve">    // Dark environment</w:t>
-      </w:r>
-    </w:p>
-    <w:p>
-      <w:pPr>
-        <w:tabs>
-          <w:tab w:val="left" w:pos="916"/>
-          <w:tab w:val="left" w:pos="1832"/>
-          <w:tab w:val="left" w:pos="2748"/>
-          <w:tab w:val="left" w:pos="3664"/>
-          <w:tab w:val="left" w:pos="4580"/>
-          <w:tab w:val="left" w:pos="5496"/>
-          <w:tab w:val="left" w:pos="6412"/>
-          <w:tab w:val="left" w:pos="7328"/>
-          <w:tab w:val="left" w:pos="8244"/>
-          <w:tab w:val="left" w:pos="9160"/>
-          <w:tab w:val="left" w:pos="10076"/>
-          <w:tab w:val="left" w:pos="10992"/>
-          <w:tab w:val="left" w:pos="11908"/>
-          <w:tab w:val="left" w:pos="12824"/>
-          <w:tab w:val="left" w:pos="13740"/>
-          <w:tab w:val="left" w:pos="14656"/>
-        </w:tabs>
-        <w:spacing w:after="0" w:line="240" w:lineRule="auto"/>
-        <w:rPr>
-          <w:rFonts w:ascii="Courier New" w:eastAsia="Times New Roman" w:hAnsi="Courier New" w:cs="Courier New"/>
-          <w:kern w:val="0"/>
-          <w:sz w:val="20"/>
-          <w:szCs w:val="20"/>
-          <w:lang w:eastAsia="en-IN"/>
-          <w14:ligatures w14:val="none"/>
-        </w:rPr>
-      </w:pPr>
-      <w:r>
-        <w:rPr>
-          <w:rFonts w:ascii="Courier New" w:eastAsia="Times New Roman" w:hAnsi="Courier New" w:cs="Courier New"/>
-          <w:kern w:val="0"/>
-          <w:sz w:val="20"/>
-          <w:szCs w:val="20"/>
-          <w:lang w:eastAsia="en-IN"/>
-          <w14:ligatures w14:val="none"/>
-        </w:rPr>
-        <w:t xml:space="preserve">    </w:t>
-      </w:r>
-      <w:proofErr w:type="spellStart"/>
-      <w:proofErr w:type="gramStart"/>
-      <w:r>
-        <w:rPr>
-          <w:rFonts w:ascii="Courier New" w:eastAsia="Times New Roman" w:hAnsi="Courier New" w:cs="Courier New"/>
-          <w:kern w:val="0"/>
-          <w:sz w:val="20"/>
-          <w:szCs w:val="20"/>
-          <w:lang w:eastAsia="en-IN"/>
-          <w14:ligatures w14:val="none"/>
-        </w:rPr>
-        <w:t>analogWrite</w:t>
-      </w:r>
-      <w:proofErr w:type="spellEnd"/>
-      <w:r>
-        <w:rPr>
-          <w:rFonts w:ascii="Courier New" w:eastAsia="Times New Roman" w:hAnsi="Courier New" w:cs="Courier New"/>
-          <w:kern w:val="0"/>
-          <w:sz w:val="20"/>
-          <w:szCs w:val="20"/>
-          <w:lang w:eastAsia="en-IN"/>
-          <w14:ligatures w14:val="none"/>
-        </w:rPr>
-        <w:t>(</w:t>
-      </w:r>
-      <w:proofErr w:type="gramEnd"/>
-      <w:r>
-        <w:rPr>
-          <w:rFonts w:ascii="Courier New" w:eastAsia="Times New Roman" w:hAnsi="Courier New" w:cs="Courier New"/>
-          <w:kern w:val="0"/>
-          <w:sz w:val="20"/>
-          <w:szCs w:val="20"/>
-          <w:lang w:eastAsia="en-IN"/>
-          <w14:ligatures w14:val="none"/>
-        </w:rPr>
-        <w:t>RED_PIN, 100);</w:t>
-      </w:r>
-    </w:p>
-    <w:p>
-      <w:pPr>
-        <w:tabs>
-          <w:tab w:val="left" w:pos="916"/>
-          <w:tab w:val="left" w:pos="1832"/>
-          <w:tab w:val="left" w:pos="2748"/>
-          <w:tab w:val="left" w:pos="3664"/>
-          <w:tab w:val="left" w:pos="4580"/>
-          <w:tab w:val="left" w:pos="5496"/>
-          <w:tab w:val="left" w:pos="6412"/>
-          <w:tab w:val="left" w:pos="7328"/>
-          <w:tab w:val="left" w:pos="8244"/>
-          <w:tab w:val="left" w:pos="9160"/>
-          <w:tab w:val="left" w:pos="10076"/>
-          <w:tab w:val="left" w:pos="10992"/>
-          <w:tab w:val="left" w:pos="11908"/>
-          <w:tab w:val="left" w:pos="12824"/>
-          <w:tab w:val="left" w:pos="13740"/>
-          <w:tab w:val="left" w:pos="14656"/>
-        </w:tabs>
-        <w:spacing w:after="0" w:line="240" w:lineRule="auto"/>
-        <w:rPr>
-          <w:rFonts w:ascii="Courier New" w:eastAsia="Times New Roman" w:hAnsi="Courier New" w:cs="Courier New"/>
-          <w:kern w:val="0"/>
-          <w:sz w:val="20"/>
-          <w:szCs w:val="20"/>
-          <w:lang w:eastAsia="en-IN"/>
-          <w14:ligatures w14:val="none"/>
-        </w:rPr>
-      </w:pPr>
-      <w:r>
-        <w:rPr>
-          <w:rFonts w:ascii="Courier New" w:eastAsia="Times New Roman" w:hAnsi="Courier New" w:cs="Courier New"/>
-          <w:kern w:val="0"/>
-          <w:sz w:val="20"/>
-          <w:szCs w:val="20"/>
-          <w:lang w:eastAsia="en-IN"/>
-          <w14:ligatures w14:val="none"/>
-        </w:rPr>
-        <w:t xml:space="preserve">    </w:t>
-      </w:r>
-      <w:proofErr w:type="spellStart"/>
-      <w:proofErr w:type="gramStart"/>
-      <w:r>
-        <w:rPr>
-          <w:rFonts w:ascii="Courier New" w:eastAsia="Times New Roman" w:hAnsi="Courier New" w:cs="Courier New"/>
-          <w:kern w:val="0"/>
-          <w:sz w:val="20"/>
-          <w:szCs w:val="20"/>
-          <w:lang w:eastAsia="en-IN"/>
-          <w14:ligatures w14:val="none"/>
-        </w:rPr>
-        <w:t>analogWrite</w:t>
-      </w:r>
-      <w:proofErr w:type="spellEnd"/>
-      <w:r>
-        <w:rPr>
-          <w:rFonts w:ascii="Courier New" w:eastAsia="Times New Roman" w:hAnsi="Courier New" w:cs="Courier New"/>
-          <w:kern w:val="0"/>
-          <w:sz w:val="20"/>
-          <w:szCs w:val="20"/>
-          <w:lang w:eastAsia="en-IN"/>
-          <w14:ligatures w14:val="none"/>
-        </w:rPr>
-        <w:t>(</w:t>
-      </w:r>
-      <w:proofErr w:type="gramEnd"/>
-      <w:r>
-        <w:rPr>
-          <w:rFonts w:ascii="Courier New" w:eastAsia="Times New Roman" w:hAnsi="Courier New" w:cs="Courier New"/>
-          <w:kern w:val="0"/>
-          <w:sz w:val="20"/>
-          <w:szCs w:val="20"/>
-          <w:lang w:eastAsia="en-IN"/>
-          <w14:ligatures w14:val="none"/>
-        </w:rPr>
-        <w:t>GREEN_PIN, 150);</w:t>
-      </w:r>
-    </w:p>
-    <w:p>
-      <w:pPr>
-        <w:tabs>
-          <w:tab w:val="left" w:pos="916"/>
-          <w:tab w:val="left" w:pos="1832"/>
-          <w:tab w:val="left" w:pos="2748"/>
-          <w:tab w:val="left" w:pos="3664"/>
-          <w:tab w:val="left" w:pos="4580"/>
-          <w:tab w:val="left" w:pos="5496"/>
-          <w:tab w:val="left" w:pos="6412"/>
-          <w:tab w:val="left" w:pos="7328"/>
-          <w:tab w:val="left" w:pos="8244"/>
-          <w:tab w:val="left" w:pos="9160"/>
-          <w:tab w:val="left" w:pos="10076"/>
-          <w:tab w:val="left" w:pos="10992"/>
-          <w:tab w:val="left" w:pos="11908"/>
-          <w:tab w:val="left" w:pos="12824"/>
-          <w:tab w:val="left" w:pos="13740"/>
-          <w:tab w:val="left" w:pos="14656"/>
-        </w:tabs>
-        <w:spacing w:after="0" w:line="240" w:lineRule="auto"/>
-        <w:rPr>
-          <w:rFonts w:ascii="Courier New" w:eastAsia="Times New Roman" w:hAnsi="Courier New" w:cs="Courier New"/>
-          <w:kern w:val="0"/>
-          <w:sz w:val="20"/>
-          <w:szCs w:val="20"/>
-          <w:lang w:eastAsia="en-IN"/>
-          <w14:ligatures w14:val="none"/>
-        </w:rPr>
-      </w:pPr>
-      <w:r>
-        <w:rPr>
-          <w:rFonts w:ascii="Courier New" w:eastAsia="Times New Roman" w:hAnsi="Courier New" w:cs="Courier New"/>
-          <w:kern w:val="0"/>
-          <w:sz w:val="20"/>
-          <w:szCs w:val="20"/>
-          <w:lang w:eastAsia="en-IN"/>
-          <w14:ligatures w14:val="none"/>
-        </w:rPr>
-        <w:t xml:space="preserve">    </w:t>
-      </w:r>
-      <w:proofErr w:type="spellStart"/>
-      <w:proofErr w:type="gramStart"/>
-      <w:r>
-        <w:rPr>
-          <w:rFonts w:ascii="Courier New" w:eastAsia="Times New Roman" w:hAnsi="Courier New" w:cs="Courier New"/>
-          <w:kern w:val="0"/>
-          <w:sz w:val="20"/>
-          <w:szCs w:val="20"/>
-          <w:lang w:eastAsia="en-IN"/>
-          <w14:ligatures w14:val="none"/>
-        </w:rPr>
-        <w:t>analogWrite</w:t>
-      </w:r>
-      <w:proofErr w:type="spellEnd"/>
-      <w:r>
-        <w:rPr>
-          <w:rFonts w:ascii="Courier New" w:eastAsia="Times New Roman" w:hAnsi="Courier New" w:cs="Courier New"/>
-          <w:kern w:val="0"/>
-          <w:sz w:val="20"/>
-          <w:szCs w:val="20"/>
-          <w:lang w:eastAsia="en-IN"/>
-          <w14:ligatures w14:val="none"/>
-        </w:rPr>
-        <w:t>(</w:t>
-      </w:r>
-      <w:proofErr w:type="gramEnd"/>
-      <w:r>
-        <w:rPr>
-          <w:rFonts w:ascii="Courier New" w:eastAsia="Times New Roman" w:hAnsi="Courier New" w:cs="Courier New"/>
-          <w:kern w:val="0"/>
-          <w:sz w:val="20"/>
-          <w:szCs w:val="20"/>
-          <w:lang w:eastAsia="en-IN"/>
-          <w14:ligatures w14:val="none"/>
-        </w:rPr>
-        <w:t>BLUE_PIN, 255);</w:t>
-      </w:r>
-    </w:p>
-    <w:p>
-      <w:pPr>
-        <w:tabs>
-          <w:tab w:val="left" w:pos="916"/>
-          <w:tab w:val="left" w:pos="1832"/>
-          <w:tab w:val="left" w:pos="2748"/>
-          <w:tab w:val="left" w:pos="3664"/>
-          <w:tab w:val="left" w:pos="4580"/>
-          <w:tab w:val="left" w:pos="5496"/>
-          <w:tab w:val="left" w:pos="6412"/>
-          <w:tab w:val="left" w:pos="7328"/>
-          <w:tab w:val="left" w:pos="8244"/>
-          <w:tab w:val="left" w:pos="9160"/>
-          <w:tab w:val="left" w:pos="10076"/>
-          <w:tab w:val="left" w:pos="10992"/>
-          <w:tab w:val="left" w:pos="11908"/>
-          <w:tab w:val="left" w:pos="12824"/>
-          <w:tab w:val="left" w:pos="13740"/>
-          <w:tab w:val="left" w:pos="14656"/>
-        </w:tabs>
-        <w:spacing w:after="0" w:line="240" w:lineRule="auto"/>
-        <w:rPr>
-          <w:rFonts w:ascii="Courier New" w:eastAsia="Times New Roman" w:hAnsi="Courier New" w:cs="Courier New"/>
-          <w:kern w:val="0"/>
-          <w:sz w:val="20"/>
-          <w:szCs w:val="20"/>
-          <w:lang w:eastAsia="en-IN"/>
-          <w14:ligatures w14:val="none"/>
-        </w:rPr>
-      </w:pPr>
-    </w:p>
-    <w:p>
-      <w:pPr>
-        <w:tabs>
-          <w:tab w:val="left" w:pos="916"/>
-          <w:tab w:val="left" w:pos="1832"/>
-          <w:tab w:val="left" w:pos="2748"/>
-          <w:tab w:val="left" w:pos="3664"/>
-          <w:tab w:val="left" w:pos="4580"/>
-          <w:tab w:val="left" w:pos="5496"/>
-          <w:tab w:val="left" w:pos="6412"/>
-          <w:tab w:val="left" w:pos="7328"/>
-          <w:tab w:val="left" w:pos="8244"/>
-          <w:tab w:val="left" w:pos="9160"/>
-          <w:tab w:val="left" w:pos="10076"/>
-          <w:tab w:val="left" w:pos="10992"/>
-          <w:tab w:val="left" w:pos="11908"/>
-          <w:tab w:val="left" w:pos="12824"/>
-          <w:tab w:val="left" w:pos="13740"/>
-          <w:tab w:val="left" w:pos="14656"/>
-        </w:tabs>
-        <w:spacing w:after="0" w:line="240" w:lineRule="auto"/>
-        <w:rPr>
-          <w:rFonts w:ascii="Courier New" w:eastAsia="Times New Roman" w:hAnsi="Courier New" w:cs="Courier New"/>
-          <w:kern w:val="0"/>
-          <w:sz w:val="20"/>
-          <w:szCs w:val="20"/>
-          <w:lang w:eastAsia="en-IN"/>
-          <w14:ligatures w14:val="none"/>
-        </w:rPr>
-      </w:pPr>
-      <w:r>
-        <w:rPr>
-          <w:rFonts w:ascii="Courier New" w:eastAsia="Times New Roman" w:hAnsi="Courier New" w:cs="Courier New"/>
-          <w:kern w:val="0"/>
-          <w:sz w:val="20"/>
-          <w:szCs w:val="20"/>
-          <w:lang w:eastAsia="en-IN"/>
-          <w14:ligatures w14:val="none"/>
-        </w:rPr>
-        <w:t xml:space="preserve">    </w:t>
-      </w:r>
-      <w:proofErr w:type="spellStart"/>
-      <w:r>
-        <w:rPr>
-          <w:rFonts w:ascii="Courier New" w:eastAsia="Times New Roman" w:hAnsi="Courier New" w:cs="Courier New"/>
-          <w:kern w:val="0"/>
-          <w:sz w:val="20"/>
-          <w:szCs w:val="20"/>
-          <w:lang w:eastAsia="en-IN"/>
-          <w14:ligatures w14:val="none"/>
-        </w:rPr>
-        <w:t>Serial.println</w:t>
-      </w:r>
-      <w:proofErr w:type="spellEnd"/>
-      <w:r>
-        <w:rPr>
-          <w:rFonts w:ascii="Courier New" w:eastAsia="Times New Roman" w:hAnsi="Courier New" w:cs="Courier New"/>
-          <w:kern w:val="0"/>
-          <w:sz w:val="20"/>
-          <w:szCs w:val="20"/>
-          <w:lang w:eastAsia="en-IN"/>
-          <w14:ligatures w14:val="none"/>
-        </w:rPr>
-        <w:t>("Status: Dark -&gt; Ambient Reactor ON");</w:t>
-      </w:r>
-    </w:p>
-    <w:p>
-      <w:pPr>
-        <w:tabs>
-          <w:tab w:val="left" w:pos="916"/>
-          <w:tab w:val="left" w:pos="1832"/>
-          <w:tab w:val="left" w:pos="2748"/>
-          <w:tab w:val="left" w:pos="3664"/>
-          <w:tab w:val="left" w:pos="4580"/>
-          <w:tab w:val="left" w:pos="5496"/>
-          <w:tab w:val="left" w:pos="6412"/>
-          <w:tab w:val="left" w:pos="7328"/>
-          <w:tab w:val="left" w:pos="8244"/>
-          <w:tab w:val="left" w:pos="9160"/>
-          <w:tab w:val="left" w:pos="10076"/>
-          <w:tab w:val="left" w:pos="10992"/>
-          <w:tab w:val="left" w:pos="11908"/>
-          <w:tab w:val="left" w:pos="12824"/>
-          <w:tab w:val="left" w:pos="13740"/>
-          <w:tab w:val="left" w:pos="14656"/>
-        </w:tabs>
-        <w:spacing w:after="0" w:line="240" w:lineRule="auto"/>
-        <w:rPr>
-          <w:rFonts w:ascii="Courier New" w:eastAsia="Times New Roman" w:hAnsi="Courier New" w:cs="Courier New"/>
-          <w:kern w:val="0"/>
-          <w:sz w:val="20"/>
-          <w:szCs w:val="20"/>
-          <w:lang w:eastAsia="en-IN"/>
-          <w14:ligatures w14:val="none"/>
-        </w:rPr>
-      </w:pPr>
-      <w:r>
-        <w:rPr>
-          <w:rFonts w:ascii="Courier New" w:eastAsia="Times New Roman" w:hAnsi="Courier New" w:cs="Courier New"/>
-          <w:kern w:val="0"/>
-          <w:sz w:val="20"/>
-          <w:szCs w:val="20"/>
-          <w:lang w:eastAsia="en-IN"/>
-          <w14:ligatures w14:val="none"/>
-        </w:rPr>
-        <w:t xml:space="preserve">  }</w:t>
-      </w:r>
-    </w:p>
-    <w:p>
-      <w:pPr>
-        <w:tabs>
-          <w:tab w:val="left" w:pos="916"/>
-          <w:tab w:val="left" w:pos="1832"/>
-          <w:tab w:val="left" w:pos="2748"/>
-          <w:tab w:val="left" w:pos="3664"/>
-          <w:tab w:val="left" w:pos="4580"/>
-          <w:tab w:val="left" w:pos="5496"/>
-          <w:tab w:val="left" w:pos="6412"/>
-          <w:tab w:val="left" w:pos="7328"/>
-          <w:tab w:val="left" w:pos="8244"/>
-          <w:tab w:val="left" w:pos="9160"/>
-          <w:tab w:val="left" w:pos="10076"/>
-          <w:tab w:val="left" w:pos="10992"/>
-          <w:tab w:val="left" w:pos="11908"/>
-          <w:tab w:val="left" w:pos="12824"/>
-          <w:tab w:val="left" w:pos="13740"/>
-          <w:tab w:val="left" w:pos="14656"/>
-        </w:tabs>
-        <w:spacing w:after="0" w:line="240" w:lineRule="auto"/>
-        <w:rPr>
-          <w:rFonts w:ascii="Courier New" w:eastAsia="Times New Roman" w:hAnsi="Courier New" w:cs="Courier New"/>
-          <w:kern w:val="0"/>
-          <w:sz w:val="20"/>
-          <w:szCs w:val="20"/>
-          <w:lang w:eastAsia="en-IN"/>
-          <w14:ligatures w14:val="none"/>
-        </w:rPr>
-      </w:pPr>
-      <w:r>
-        <w:rPr>
-          <w:rFonts w:ascii="Courier New" w:eastAsia="Times New Roman" w:hAnsi="Courier New" w:cs="Courier New"/>
-          <w:kern w:val="0"/>
-          <w:sz w:val="20"/>
-          <w:szCs w:val="20"/>
-          <w:lang w:eastAsia="en-IN"/>
-          <w14:ligatures w14:val="none"/>
-        </w:rPr>
-        <w:t xml:space="preserve">  else {</w:t>
-      </w:r>
-    </w:p>
-    <w:p>
-      <w:pPr>
-        <w:tabs>
-          <w:tab w:val="left" w:pos="916"/>
-          <w:tab w:val="left" w:pos="1832"/>
-          <w:tab w:val="left" w:pos="2748"/>
-          <w:tab w:val="left" w:pos="3664"/>
-          <w:tab w:val="left" w:pos="4580"/>
-          <w:tab w:val="left" w:pos="5496"/>
-          <w:tab w:val="left" w:pos="6412"/>
-          <w:tab w:val="left" w:pos="7328"/>
-          <w:tab w:val="left" w:pos="8244"/>
-          <w:tab w:val="left" w:pos="9160"/>
-          <w:tab w:val="left" w:pos="10076"/>
-          <w:tab w:val="left" w:pos="10992"/>
-          <w:tab w:val="left" w:pos="11908"/>
-          <w:tab w:val="left" w:pos="12824"/>
-          <w:tab w:val="left" w:pos="13740"/>
-          <w:tab w:val="left" w:pos="14656"/>
-        </w:tabs>
-        <w:spacing w:after="0" w:line="240" w:lineRule="auto"/>
-        <w:rPr>
-          <w:rFonts w:ascii="Courier New" w:eastAsia="Times New Roman" w:hAnsi="Courier New" w:cs="Courier New"/>
-          <w:kern w:val="0"/>
-          <w:sz w:val="20"/>
-          <w:szCs w:val="20"/>
-          <w:lang w:eastAsia="en-IN"/>
-          <w14:ligatures w14:val="none"/>
-        </w:rPr>
-      </w:pPr>
-      <w:r>
-        <w:rPr>
-          <w:rFonts w:ascii="Courier New" w:eastAsia="Times New Roman" w:hAnsi="Courier New" w:cs="Courier New"/>
-          <w:kern w:val="0"/>
-          <w:sz w:val="20"/>
-          <w:szCs w:val="20"/>
-          <w:lang w:eastAsia="en-IN"/>
-          <w14:ligatures w14:val="none"/>
-        </w:rPr>
-        <w:t xml:space="preserve">    // Bright environment</w:t>
-      </w:r>
-    </w:p>
-    <w:p>
-      <w:pPr>
-        <w:tabs>
-          <w:tab w:val="left" w:pos="916"/>
-          <w:tab w:val="left" w:pos="1832"/>
-          <w:tab w:val="left" w:pos="2748"/>
-          <w:tab w:val="left" w:pos="3664"/>
-          <w:tab w:val="left" w:pos="4580"/>
-          <w:tab w:val="left" w:pos="5496"/>
-          <w:tab w:val="left" w:pos="6412"/>
-          <w:tab w:val="left" w:pos="7328"/>
-          <w:tab w:val="left" w:pos="8244"/>
-          <w:tab w:val="left" w:pos="9160"/>
-          <w:tab w:val="left" w:pos="10076"/>
-          <w:tab w:val="left" w:pos="10992"/>
-          <w:tab w:val="left" w:pos="11908"/>
-          <w:tab w:val="left" w:pos="12824"/>
-          <w:tab w:val="left" w:pos="13740"/>
-          <w:tab w:val="left" w:pos="14656"/>
-        </w:tabs>
-        <w:spacing w:after="0" w:line="240" w:lineRule="auto"/>
-        <w:rPr>
-          <w:rFonts w:ascii="Courier New" w:eastAsia="Times New Roman" w:hAnsi="Courier New" w:cs="Courier New"/>
-          <w:kern w:val="0"/>
-          <w:sz w:val="20"/>
-          <w:szCs w:val="20"/>
-          <w:lang w:eastAsia="en-IN"/>
-          <w14:ligatures w14:val="none"/>
-        </w:rPr>
-      </w:pPr>
-      <w:r>
-        <w:rPr>
-          <w:rFonts w:ascii="Courier New" w:eastAsia="Times New Roman" w:hAnsi="Courier New" w:cs="Courier New"/>
-          <w:kern w:val="0"/>
-          <w:sz w:val="20"/>
-          <w:szCs w:val="20"/>
-          <w:lang w:eastAsia="en-IN"/>
-          <w14:ligatures w14:val="none"/>
-        </w:rPr>
-        <w:t xml:space="preserve">    </w:t>
-      </w:r>
-      <w:proofErr w:type="spellStart"/>
-      <w:proofErr w:type="gramStart"/>
-      <w:r>
-        <w:rPr>
-          <w:rFonts w:ascii="Courier New" w:eastAsia="Times New Roman" w:hAnsi="Courier New" w:cs="Courier New"/>
-          <w:kern w:val="0"/>
-          <w:sz w:val="20"/>
-          <w:szCs w:val="20"/>
-          <w:lang w:eastAsia="en-IN"/>
-          <w14:ligatures w14:val="none"/>
-        </w:rPr>
-        <w:t>analogWrite</w:t>
-      </w:r>
-      <w:proofErr w:type="spellEnd"/>
-      <w:r>
-        <w:rPr>
-          <w:rFonts w:ascii="Courier New" w:eastAsia="Times New Roman" w:hAnsi="Courier New" w:cs="Courier New"/>
-          <w:kern w:val="0"/>
-          <w:sz w:val="20"/>
-          <w:szCs w:val="20"/>
-          <w:lang w:eastAsia="en-IN"/>
-          <w14:ligatures w14:val="none"/>
-        </w:rPr>
-        <w:t>(</w:t>
-      </w:r>
-      <w:proofErr w:type="gramEnd"/>
-      <w:r>
-        <w:rPr>
-          <w:rFonts w:ascii="Courier New" w:eastAsia="Times New Roman" w:hAnsi="Courier New" w:cs="Courier New"/>
-          <w:kern w:val="0"/>
-          <w:sz w:val="20"/>
-          <w:szCs w:val="20"/>
-          <w:lang w:eastAsia="en-IN"/>
-          <w14:ligatures w14:val="none"/>
-        </w:rPr>
-        <w:t>RED_PIN, 0);</w:t>
-      </w:r>
-    </w:p>
-    <w:p>
-      <w:pPr>
-        <w:tabs>
-          <w:tab w:val="left" w:pos="916"/>
-          <w:tab w:val="left" w:pos="1832"/>
-          <w:tab w:val="left" w:pos="2748"/>
-          <w:tab w:val="left" w:pos="3664"/>
-          <w:tab w:val="left" w:pos="4580"/>
-          <w:tab w:val="left" w:pos="5496"/>
-          <w:tab w:val="left" w:pos="6412"/>
-          <w:tab w:val="left" w:pos="7328"/>
-          <w:tab w:val="left" w:pos="8244"/>
-          <w:tab w:val="left" w:pos="9160"/>
-          <w:tab w:val="left" w:pos="10076"/>
-          <w:tab w:val="left" w:pos="10992"/>
-          <w:tab w:val="left" w:pos="11908"/>
-          <w:tab w:val="left" w:pos="12824"/>
-          <w:tab w:val="left" w:pos="13740"/>
-          <w:tab w:val="left" w:pos="14656"/>
-        </w:tabs>
-        <w:spacing w:after="0" w:line="240" w:lineRule="auto"/>
-        <w:rPr>
-          <w:rFonts w:ascii="Courier New" w:eastAsia="Times New Roman" w:hAnsi="Courier New" w:cs="Courier New"/>
-          <w:kern w:val="0"/>
-          <w:sz w:val="20"/>
-          <w:szCs w:val="20"/>
-          <w:lang w:eastAsia="en-IN"/>
-          <w14:ligatures w14:val="none"/>
-        </w:rPr>
-      </w:pPr>
-      <w:r>
-        <w:rPr>
-          <w:rFonts w:ascii="Courier New" w:eastAsia="Times New Roman" w:hAnsi="Courier New" w:cs="Courier New"/>
-          <w:kern w:val="0"/>
-          <w:sz w:val="20"/>
-          <w:szCs w:val="20"/>
-          <w:lang w:eastAsia="en-IN"/>
-          <w14:ligatures w14:val="none"/>
-        </w:rPr>
-        <w:t xml:space="preserve">    </w:t>
-      </w:r>
-      <w:proofErr w:type="spellStart"/>
-      <w:proofErr w:type="gramStart"/>
-      <w:r>
-        <w:rPr>
-          <w:rFonts w:ascii="Courier New" w:eastAsia="Times New Roman" w:hAnsi="Courier New" w:cs="Courier New"/>
-          <w:kern w:val="0"/>
-          <w:sz w:val="20"/>
-          <w:szCs w:val="20"/>
-          <w:lang w:eastAsia="en-IN"/>
-          <w14:ligatures w14:val="none"/>
-        </w:rPr>
-        <w:t>analogWrite</w:t>
-      </w:r>
-      <w:proofErr w:type="spellEnd"/>
-      <w:r>
-        <w:rPr>
-          <w:rFonts w:ascii="Courier New" w:eastAsia="Times New Roman" w:hAnsi="Courier New" w:cs="Courier New"/>
-          <w:kern w:val="0"/>
-          <w:sz w:val="20"/>
-          <w:szCs w:val="20"/>
-          <w:lang w:eastAsia="en-IN"/>
-          <w14:ligatures w14:val="none"/>
-        </w:rPr>
-        <w:t>(</w:t>
-      </w:r>
-      <w:proofErr w:type="gramEnd"/>
-      <w:r>
-        <w:rPr>
-          <w:rFonts w:ascii="Courier New" w:eastAsia="Times New Roman" w:hAnsi="Courier New" w:cs="Courier New"/>
-          <w:kern w:val="0"/>
-          <w:sz w:val="20"/>
-          <w:szCs w:val="20"/>
-          <w:lang w:eastAsia="en-IN"/>
-          <w14:ligatures w14:val="none"/>
-        </w:rPr>
-        <w:t>GREEN_PIN, 0);</w:t>
-      </w:r>
-    </w:p>
-    <w:p>
-      <w:pPr>
-        <w:tabs>
-          <w:tab w:val="left" w:pos="916"/>
-          <w:tab w:val="left" w:pos="1832"/>
-          <w:tab w:val="left" w:pos="2748"/>
-          <w:tab w:val="left" w:pos="3664"/>
-          <w:tab w:val="left" w:pos="4580"/>
-          <w:tab w:val="left" w:pos="5496"/>
-          <w:tab w:val="left" w:pos="6412"/>
-          <w:tab w:val="left" w:pos="7328"/>
-          <w:tab w:val="left" w:pos="8244"/>
-          <w:tab w:val="left" w:pos="9160"/>
-          <w:tab w:val="left" w:pos="10076"/>
-          <w:tab w:val="left" w:pos="10992"/>
-          <w:tab w:val="left" w:pos="11908"/>
-          <w:tab w:val="left" w:pos="12824"/>
-          <w:tab w:val="left" w:pos="13740"/>
-          <w:tab w:val="left" w:pos="14656"/>
-        </w:tabs>
-        <w:spacing w:after="0" w:line="240" w:lineRule="auto"/>
-        <w:rPr>
-          <w:rFonts w:ascii="Courier New" w:eastAsia="Times New Roman" w:hAnsi="Courier New" w:cs="Courier New"/>
-          <w:kern w:val="0"/>
-          <w:sz w:val="20"/>
-          <w:szCs w:val="20"/>
-          <w:lang w:eastAsia="en-IN"/>
-          <w14:ligatures w14:val="none"/>
-        </w:rPr>
-      </w:pPr>
-      <w:r>
-        <w:rPr>
-          <w:rFonts w:ascii="Courier New" w:eastAsia="Times New Roman" w:hAnsi="Courier New" w:cs="Courier New"/>
-          <w:kern w:val="0"/>
-          <w:sz w:val="20"/>
-          <w:szCs w:val="20"/>
-          <w:lang w:eastAsia="en-IN"/>
-          <w14:ligatures w14:val="none"/>
-        </w:rPr>
-        <w:t xml:space="preserve">    </w:t>
-      </w:r>
-      <w:proofErr w:type="spellStart"/>
-      <w:proofErr w:type="gramStart"/>
-      <w:r>
-        <w:rPr>
-          <w:rFonts w:ascii="Courier New" w:eastAsia="Times New Roman" w:hAnsi="Courier New" w:cs="Courier New"/>
-          <w:kern w:val="0"/>
-          <w:sz w:val="20"/>
-          <w:szCs w:val="20"/>
-          <w:lang w:eastAsia="en-IN"/>
-          <w14:ligatures w14:val="none"/>
-        </w:rPr>
-        <w:t>analogWrite</w:t>
-      </w:r>
-      <w:proofErr w:type="spellEnd"/>
-      <w:r>
-        <w:rPr>
-          <w:rFonts w:ascii="Courier New" w:eastAsia="Times New Roman" w:hAnsi="Courier New" w:cs="Courier New"/>
-          <w:kern w:val="0"/>
-          <w:sz w:val="20"/>
-          <w:szCs w:val="20"/>
-          <w:lang w:eastAsia="en-IN"/>
-          <w14:ligatures w14:val="none"/>
-        </w:rPr>
-        <w:t>(</w:t>
-      </w:r>
-      <w:proofErr w:type="gramEnd"/>
-      <w:r>
-        <w:rPr>
-          <w:rFonts w:ascii="Courier New" w:eastAsia="Times New Roman" w:hAnsi="Courier New" w:cs="Courier New"/>
-          <w:kern w:val="0"/>
-          <w:sz w:val="20"/>
-          <w:szCs w:val="20"/>
-          <w:lang w:eastAsia="en-IN"/>
-          <w14:ligatures w14:val="none"/>
-        </w:rPr>
-        <w:t>BLUE_PIN, 0);</w:t>
-      </w:r>
-    </w:p>
-    <w:p>
-      <w:pPr>
-        <w:tabs>
-          <w:tab w:val="left" w:pos="916"/>
-          <w:tab w:val="left" w:pos="1832"/>
-          <w:tab w:val="left" w:pos="2748"/>
-          <w:tab w:val="left" w:pos="3664"/>
-          <w:tab w:val="left" w:pos="4580"/>
-          <w:tab w:val="left" w:pos="5496"/>
-          <w:tab w:val="left" w:pos="6412"/>
-          <w:tab w:val="left" w:pos="7328"/>
-          <w:tab w:val="left" w:pos="8244"/>
-          <w:tab w:val="left" w:pos="9160"/>
-          <w:tab w:val="left" w:pos="10076"/>
-          <w:tab w:val="left" w:pos="10992"/>
-          <w:tab w:val="left" w:pos="11908"/>
-          <w:tab w:val="left" w:pos="12824"/>
-          <w:tab w:val="left" w:pos="13740"/>
-          <w:tab w:val="left" w:pos="14656"/>
-        </w:tabs>
-        <w:spacing w:after="0" w:line="240" w:lineRule="auto"/>
-        <w:rPr>
-          <w:rFonts w:ascii="Courier New" w:eastAsia="Times New Roman" w:hAnsi="Courier New" w:cs="Courier New"/>
-          <w:kern w:val="0"/>
-          <w:sz w:val="20"/>
-          <w:szCs w:val="20"/>
-          <w:lang w:eastAsia="en-IN"/>
-          <w14:ligatures w14:val="none"/>
-        </w:rPr>
-      </w:pPr>
-    </w:p>
-    <w:p>
-      <w:pPr>
-        <w:tabs>
-          <w:tab w:val="left" w:pos="916"/>
-          <w:tab w:val="left" w:pos="1832"/>
-          <w:tab w:val="left" w:pos="2748"/>
-          <w:tab w:val="left" w:pos="3664"/>
-          <w:tab w:val="left" w:pos="4580"/>
-          <w:tab w:val="left" w:pos="5496"/>
-          <w:tab w:val="left" w:pos="6412"/>
-          <w:tab w:val="left" w:pos="7328"/>
-          <w:tab w:val="left" w:pos="8244"/>
-          <w:tab w:val="left" w:pos="9160"/>
-          <w:tab w:val="left" w:pos="10076"/>
-          <w:tab w:val="left" w:pos="10992"/>
-          <w:tab w:val="left" w:pos="11908"/>
-          <w:tab w:val="left" w:pos="12824"/>
-          <w:tab w:val="left" w:pos="13740"/>
-          <w:tab w:val="left" w:pos="14656"/>
-        </w:tabs>
-        <w:spacing w:after="0" w:line="240" w:lineRule="auto"/>
-        <w:rPr>
-          <w:rFonts w:ascii="Courier New" w:eastAsia="Times New Roman" w:hAnsi="Courier New" w:cs="Courier New"/>
-          <w:kern w:val="0"/>
-          <w:sz w:val="20"/>
-          <w:szCs w:val="20"/>
-          <w:lang w:eastAsia="en-IN"/>
-          <w14:ligatures w14:val="none"/>
-        </w:rPr>
-      </w:pPr>
-      <w:r>
-        <w:rPr>
-          <w:rFonts w:ascii="Courier New" w:eastAsia="Times New Roman" w:hAnsi="Courier New" w:cs="Courier New"/>
-          <w:kern w:val="0"/>
-          <w:sz w:val="20"/>
-          <w:szCs w:val="20"/>
-          <w:lang w:eastAsia="en-IN"/>
-          <w14:ligatures w14:val="none"/>
-        </w:rPr>
-        <w:lastRenderedPageBreak/>
-        <w:t xml:space="preserve">    </w:t>
-      </w:r>
-      <w:proofErr w:type="spellStart"/>
-      <w:r>
-        <w:rPr>
-          <w:rFonts w:ascii="Courier New" w:eastAsia="Times New Roman" w:hAnsi="Courier New" w:cs="Courier New"/>
-          <w:kern w:val="0"/>
-          <w:sz w:val="20"/>
-          <w:szCs w:val="20"/>
-          <w:lang w:eastAsia="en-IN"/>
-          <w14:ligatures w14:val="none"/>
-        </w:rPr>
-        <w:t>Serial.println</w:t>
-      </w:r>
-      <w:proofErr w:type="spellEnd"/>
-      <w:r>
-        <w:rPr>
-          <w:rFonts w:ascii="Courier New" w:eastAsia="Times New Roman" w:hAnsi="Courier New" w:cs="Courier New"/>
-          <w:kern w:val="0"/>
-          <w:sz w:val="20"/>
-          <w:szCs w:val="20"/>
-          <w:lang w:eastAsia="en-IN"/>
-          <w14:ligatures w14:val="none"/>
-        </w:rPr>
-        <w:t>("Status: Bright -&gt; Ambient Reactor OFF");</w:t>
-      </w:r>
-    </w:p>
-    <w:p>
-      <w:pPr>
-        <w:tabs>
-          <w:tab w:val="left" w:pos="916"/>
-          <w:tab w:val="left" w:pos="1832"/>
-          <w:tab w:val="left" w:pos="2748"/>
-          <w:tab w:val="left" w:pos="3664"/>
-          <w:tab w:val="left" w:pos="4580"/>
-          <w:tab w:val="left" w:pos="5496"/>
-          <w:tab w:val="left" w:pos="6412"/>
-          <w:tab w:val="left" w:pos="7328"/>
-          <w:tab w:val="left" w:pos="8244"/>
-          <w:tab w:val="left" w:pos="9160"/>
-          <w:tab w:val="left" w:pos="10076"/>
-          <w:tab w:val="left" w:pos="10992"/>
-          <w:tab w:val="left" w:pos="11908"/>
-          <w:tab w:val="left" w:pos="12824"/>
-          <w:tab w:val="left" w:pos="13740"/>
-          <w:tab w:val="left" w:pos="14656"/>
-        </w:tabs>
-        <w:spacing w:after="0" w:line="240" w:lineRule="auto"/>
-        <w:rPr>
-          <w:rFonts w:ascii="Courier New" w:eastAsia="Times New Roman" w:hAnsi="Courier New" w:cs="Courier New"/>
-          <w:kern w:val="0"/>
-          <w:sz w:val="20"/>
-          <w:szCs w:val="20"/>
-          <w:lang w:eastAsia="en-IN"/>
-          <w14:ligatures w14:val="none"/>
-        </w:rPr>
-      </w:pPr>
-      <w:r>
-        <w:rPr>
-          <w:rFonts w:ascii="Courier New" w:eastAsia="Times New Roman" w:hAnsi="Courier New" w:cs="Courier New"/>
-          <w:kern w:val="0"/>
-          <w:sz w:val="20"/>
-          <w:szCs w:val="20"/>
-          <w:lang w:eastAsia="en-IN"/>
-          <w14:ligatures w14:val="none"/>
-        </w:rPr>
-        <w:t xml:space="preserve">  }</w:t>
-      </w:r>
-    </w:p>
-    <w:p>
-      <w:pPr>
-        <w:tabs>
-          <w:tab w:val="left" w:pos="916"/>
-          <w:tab w:val="left" w:pos="1832"/>
-          <w:tab w:val="left" w:pos="2748"/>
-          <w:tab w:val="left" w:pos="3664"/>
-          <w:tab w:val="left" w:pos="4580"/>
-          <w:tab w:val="left" w:pos="5496"/>
-          <w:tab w:val="left" w:pos="6412"/>
-          <w:tab w:val="left" w:pos="7328"/>
-          <w:tab w:val="left" w:pos="8244"/>
-          <w:tab w:val="left" w:pos="9160"/>
-          <w:tab w:val="left" w:pos="10076"/>
-          <w:tab w:val="left" w:pos="10992"/>
-          <w:tab w:val="left" w:pos="11908"/>
-          <w:tab w:val="left" w:pos="12824"/>
-          <w:tab w:val="left" w:pos="13740"/>
-          <w:tab w:val="left" w:pos="14656"/>
-        </w:tabs>
-        <w:spacing w:after="0" w:line="240" w:lineRule="auto"/>
-        <w:rPr>
-          <w:rFonts w:ascii="Courier New" w:eastAsia="Times New Roman" w:hAnsi="Courier New" w:cs="Courier New"/>
-          <w:kern w:val="0"/>
-          <w:sz w:val="20"/>
-          <w:szCs w:val="20"/>
-          <w:lang w:eastAsia="en-IN"/>
-          <w14:ligatures w14:val="none"/>
-        </w:rPr>
-      </w:pPr>
-    </w:p>
-    <w:p>
-      <w:pPr>
-        <w:tabs>
-          <w:tab w:val="left" w:pos="916"/>
-          <w:tab w:val="left" w:pos="1832"/>
-          <w:tab w:val="left" w:pos="2748"/>
-          <w:tab w:val="left" w:pos="3664"/>
-          <w:tab w:val="left" w:pos="4580"/>
-          <w:tab w:val="left" w:pos="5496"/>
-          <w:tab w:val="left" w:pos="6412"/>
-          <w:tab w:val="left" w:pos="7328"/>
-          <w:tab w:val="left" w:pos="8244"/>
-          <w:tab w:val="left" w:pos="9160"/>
-          <w:tab w:val="left" w:pos="10076"/>
-          <w:tab w:val="left" w:pos="10992"/>
-          <w:tab w:val="left" w:pos="11908"/>
-          <w:tab w:val="left" w:pos="12824"/>
-          <w:tab w:val="left" w:pos="13740"/>
-          <w:tab w:val="left" w:pos="14656"/>
-        </w:tabs>
-        <w:spacing w:after="0" w:line="240" w:lineRule="auto"/>
-        <w:rPr>
-          <w:rFonts w:ascii="Courier New" w:eastAsia="Times New Roman" w:hAnsi="Courier New" w:cs="Courier New"/>
-          <w:kern w:val="0"/>
-          <w:sz w:val="20"/>
-          <w:szCs w:val="20"/>
-          <w:lang w:eastAsia="en-IN"/>
-          <w14:ligatures w14:val="none"/>
-        </w:rPr>
-      </w:pPr>
-      <w:r>
-        <w:rPr>
-          <w:rFonts w:ascii="Courier New" w:eastAsia="Times New Roman" w:hAnsi="Courier New" w:cs="Courier New"/>
-          <w:kern w:val="0"/>
-          <w:sz w:val="20"/>
-          <w:szCs w:val="20"/>
-          <w:lang w:eastAsia="en-IN"/>
-          <w14:ligatures w14:val="none"/>
-        </w:rPr>
-        <w:t xml:space="preserve">  </w:t>
-      </w:r>
-      <w:proofErr w:type="gramStart"/>
-      <w:r>
-        <w:rPr>
-          <w:rFonts w:ascii="Courier New" w:eastAsia="Times New Roman" w:hAnsi="Courier New" w:cs="Courier New"/>
-          <w:kern w:val="0"/>
-          <w:sz w:val="20"/>
-          <w:szCs w:val="20"/>
-          <w:lang w:eastAsia="en-IN"/>
-          <w14:ligatures w14:val="none"/>
-        </w:rPr>
-        <w:t>delay(</w:t>
-      </w:r>
-      <w:proofErr w:type="gramEnd"/>
-      <w:r>
-        <w:rPr>
-          <w:rFonts w:ascii="Courier New" w:eastAsia="Times New Roman" w:hAnsi="Courier New" w:cs="Courier New"/>
-          <w:kern w:val="0"/>
-          <w:sz w:val="20"/>
-          <w:szCs w:val="20"/>
-          <w:lang w:eastAsia="en-IN"/>
-          <w14:ligatures w14:val="none"/>
-        </w:rPr>
-        <w:t>200);</w:t>
-      </w:r>
-    </w:p>
-    <w:p>
-      <w:pPr>
-        <w:tabs>
-          <w:tab w:val="left" w:pos="916"/>
-          <w:tab w:val="left" w:pos="1832"/>
-          <w:tab w:val="left" w:pos="2748"/>
-          <w:tab w:val="left" w:pos="3664"/>
-          <w:tab w:val="left" w:pos="4580"/>
-          <w:tab w:val="left" w:pos="5496"/>
-          <w:tab w:val="left" w:pos="6412"/>
-          <w:tab w:val="left" w:pos="7328"/>
-          <w:tab w:val="left" w:pos="8244"/>
-          <w:tab w:val="left" w:pos="9160"/>
-          <w:tab w:val="left" w:pos="10076"/>
-          <w:tab w:val="left" w:pos="10992"/>
-          <w:tab w:val="left" w:pos="11908"/>
-          <w:tab w:val="left" w:pos="12824"/>
-          <w:tab w:val="left" w:pos="13740"/>
-          <w:tab w:val="left" w:pos="14656"/>
-        </w:tabs>
-        <w:spacing w:after="0" w:line="240" w:lineRule="auto"/>
-        <w:rPr>
-          <w:rFonts w:ascii="Courier New" w:eastAsia="Times New Roman" w:hAnsi="Courier New" w:cs="Courier New"/>
-          <w:kern w:val="0"/>
-          <w:sz w:val="20"/>
-          <w:szCs w:val="20"/>
-          <w:lang w:eastAsia="en-IN"/>
-          <w14:ligatures w14:val="none"/>
-        </w:rPr>
-      </w:pPr>
-      <w:r>
-        <w:rPr>
-          <w:rFonts w:ascii="Courier New" w:eastAsia="Times New Roman" w:hAnsi="Courier New" w:cs="Courier New"/>
-          <w:kern w:val="0"/>
-          <w:sz w:val="20"/>
-          <w:szCs w:val="20"/>
-          <w:lang w:eastAsia="en-IN"/>
-          <w14:ligatures w14:val="none"/>
-        </w:rPr>
-        <w:t>}</w:t>
-      </w:r>
-    </w:p>
-    <w:p>
-      <w:pPr>
-        <w:spacing w:after="0" w:line="240" w:lineRule="auto"/>
+        <w:t>Status: Dark -&gt; Ambient Reactor ON</w:t>
+      </w:r>
+    </w:p>
+    <w:p>
+      <w:pPr>
+        <w:spacing w:before="100" w:beforeAutospacing="1" w:after="100" w:afterAutospacing="1" w:line="240" w:lineRule="auto"/>
         <w:rPr>
           <w:rFonts w:ascii="Times New Roman" w:eastAsia="Times New Roman" w:hAnsi="Times New Roman" w:cs="Times New Roman"/>
           <w:kern w:val="0"/>
@@ -3994,8 +8188,32 @@
           <w:lang w:eastAsia="en-IN"/>
           <w14:ligatures w14:val="none"/>
         </w:rPr>
-        <w:pict w14:anchorId="460D68B3">
-          <v:rect id="_x0000_i1262" style="width:0;height:1.5pt" o:hralign="center" o:hrstd="t" o:hr="t" fillcolor="#a0a0a0" stroked="f"/>
+        <w:t>RGB LED glows with a cyan-blue ambient light.</w:t>
+      </w:r>
+    </w:p>
+    <w:p>
+      <w:pPr>
+        <w:spacing w:after="0" w:line="240" w:lineRule="auto"/>
+        <w:rPr>
+          <w:rFonts w:ascii="Times New Roman" w:eastAsia="Times New Roman" w:hAnsi="Times New Roman" w:cs="Times New Roman"/>
+          <w:kern w:val="0"/>
+          <w:sz w:val="24"/>
+          <w:szCs w:val="24"/>
+          <w:lang w:eastAsia="en-IN"/>
+          <w14:ligatures w14:val="none"/>
+        </w:rPr>
+      </w:pPr>
+      <w:r>
+        <w:rPr>
+          <w:rFonts w:ascii="Times New Roman" w:eastAsia="Times New Roman" w:hAnsi="Times New Roman" w:cs="Times New Roman"/>
+          <w:kern w:val="0"/>
+          <w:sz w:val="24"/>
+          <w:szCs w:val="24"/>
+          <w:lang w:eastAsia="en-IN"/>
+          <w14:ligatures w14:val="none"/>
+        </w:rPr>
+        <w:pict w14:anchorId="71467C29">
+          <v:rect id="_x0000_i1033" style="width:0;height:1.5pt" o:hralign="center" o:hrstd="t" o:hr="t" fillcolor="#a0a0a0" stroked="f"/>
         </w:pict>
       </w:r>
     </w:p>
@@ -4025,692 +8243,6 @@
           <w:lang w:eastAsia="en-IN"/>
           <w14:ligatures w14:val="none"/>
         </w:rPr>
-        <w:t>7. How It Works</w:t>
-      </w:r>
-    </w:p>
-    <w:p>
-      <w:pPr>
-        <w:numPr>
-          <w:ilvl w:val="0"/>
-          <w:numId w:val="8"/>
-        </w:numPr>
-        <w:spacing w:before="100" w:beforeAutospacing="1" w:after="100" w:afterAutospacing="1" w:line="240" w:lineRule="auto"/>
-        <w:rPr>
-          <w:rFonts w:ascii="Times New Roman" w:eastAsia="Times New Roman" w:hAnsi="Times New Roman" w:cs="Times New Roman"/>
-          <w:kern w:val="0"/>
-          <w:sz w:val="24"/>
-          <w:szCs w:val="24"/>
-          <w:lang w:eastAsia="en-IN"/>
-          <w14:ligatures w14:val="none"/>
-        </w:rPr>
-      </w:pPr>
-      <w:r>
-        <w:rPr>
-          <w:rFonts w:ascii="Times New Roman" w:eastAsia="Times New Roman" w:hAnsi="Times New Roman" w:cs="Times New Roman"/>
-          <w:kern w:val="0"/>
-          <w:sz w:val="24"/>
-          <w:szCs w:val="24"/>
-          <w:lang w:eastAsia="en-IN"/>
-          <w14:ligatures w14:val="none"/>
-        </w:rPr>
-        <w:t>The ESP32 initializes the LDR sensor as a digital input and the RGB LED pins as outputs.</w:t>
-      </w:r>
-    </w:p>
-    <w:p>
-      <w:pPr>
-        <w:numPr>
-          <w:ilvl w:val="0"/>
-          <w:numId w:val="8"/>
-        </w:numPr>
-        <w:spacing w:before="100" w:beforeAutospacing="1" w:after="100" w:afterAutospacing="1" w:line="240" w:lineRule="auto"/>
-        <w:rPr>
-          <w:rFonts w:ascii="Times New Roman" w:eastAsia="Times New Roman" w:hAnsi="Times New Roman" w:cs="Times New Roman"/>
-          <w:kern w:val="0"/>
-          <w:sz w:val="24"/>
-          <w:szCs w:val="24"/>
-          <w:lang w:eastAsia="en-IN"/>
-          <w14:ligatures w14:val="none"/>
-        </w:rPr>
-      </w:pPr>
-      <w:r>
-        <w:rPr>
-          <w:rFonts w:ascii="Times New Roman" w:eastAsia="Times New Roman" w:hAnsi="Times New Roman" w:cs="Times New Roman"/>
-          <w:kern w:val="0"/>
-          <w:sz w:val="24"/>
-          <w:szCs w:val="24"/>
-          <w:lang w:eastAsia="en-IN"/>
-          <w14:ligatures w14:val="none"/>
-        </w:rPr>
-        <w:t>The LDR continuously senses the surrounding light intensity.</w:t>
-      </w:r>
-    </w:p>
-    <w:p>
-      <w:pPr>
-        <w:numPr>
-          <w:ilvl w:val="0"/>
-          <w:numId w:val="8"/>
-        </w:numPr>
-        <w:spacing w:before="100" w:beforeAutospacing="1" w:after="100" w:afterAutospacing="1" w:line="240" w:lineRule="auto"/>
-        <w:rPr>
-          <w:rFonts w:ascii="Times New Roman" w:eastAsia="Times New Roman" w:hAnsi="Times New Roman" w:cs="Times New Roman"/>
-          <w:kern w:val="0"/>
-          <w:sz w:val="24"/>
-          <w:szCs w:val="24"/>
-          <w:lang w:eastAsia="en-IN"/>
-          <w14:ligatures w14:val="none"/>
-        </w:rPr>
-      </w:pPr>
-      <w:r>
-        <w:rPr>
-          <w:rFonts w:ascii="Times New Roman" w:eastAsia="Times New Roman" w:hAnsi="Times New Roman" w:cs="Times New Roman"/>
-          <w:kern w:val="0"/>
-          <w:sz w:val="24"/>
-          <w:szCs w:val="24"/>
-          <w:lang w:eastAsia="en-IN"/>
-          <w14:ligatures w14:val="none"/>
-        </w:rPr>
-        <w:t>When darkness is detected, the LDR module outputs a HIGH signal.</w:t>
-      </w:r>
-    </w:p>
-    <w:p>
-      <w:pPr>
-        <w:numPr>
-          <w:ilvl w:val="0"/>
-          <w:numId w:val="8"/>
-        </w:numPr>
-        <w:spacing w:before="100" w:beforeAutospacing="1" w:after="100" w:afterAutospacing="1" w:line="240" w:lineRule="auto"/>
-        <w:rPr>
-          <w:rFonts w:ascii="Times New Roman" w:eastAsia="Times New Roman" w:hAnsi="Times New Roman" w:cs="Times New Roman"/>
-          <w:kern w:val="0"/>
-          <w:sz w:val="24"/>
-          <w:szCs w:val="24"/>
-          <w:lang w:eastAsia="en-IN"/>
-          <w14:ligatures w14:val="none"/>
-        </w:rPr>
-      </w:pPr>
-      <w:r>
-        <w:rPr>
-          <w:rFonts w:ascii="Times New Roman" w:eastAsia="Times New Roman" w:hAnsi="Times New Roman" w:cs="Times New Roman"/>
-          <w:kern w:val="0"/>
-          <w:sz w:val="24"/>
-          <w:szCs w:val="24"/>
-          <w:lang w:eastAsia="en-IN"/>
-          <w14:ligatures w14:val="none"/>
-        </w:rPr>
-        <w:t xml:space="preserve">The ESP32 reads this signal and turns on the RGB LED with a predefined ambient </w:t>
-      </w:r>
-      <w:proofErr w:type="spellStart"/>
-      <w:r>
-        <w:rPr>
-          <w:rFonts w:ascii="Times New Roman" w:eastAsia="Times New Roman" w:hAnsi="Times New Roman" w:cs="Times New Roman"/>
-          <w:kern w:val="0"/>
-          <w:sz w:val="24"/>
-          <w:szCs w:val="24"/>
-          <w:lang w:eastAsia="en-IN"/>
-          <w14:ligatures w14:val="none"/>
-        </w:rPr>
-        <w:t>color</w:t>
-      </w:r>
-      <w:proofErr w:type="spellEnd"/>
-      <w:r>
-        <w:rPr>
-          <w:rFonts w:ascii="Times New Roman" w:eastAsia="Times New Roman" w:hAnsi="Times New Roman" w:cs="Times New Roman"/>
-          <w:kern w:val="0"/>
-          <w:sz w:val="24"/>
-          <w:szCs w:val="24"/>
-          <w:lang w:eastAsia="en-IN"/>
-          <w14:ligatures w14:val="none"/>
-        </w:rPr>
-        <w:t xml:space="preserve"> using PWM values.</w:t>
-      </w:r>
-    </w:p>
-    <w:p>
-      <w:pPr>
-        <w:numPr>
-          <w:ilvl w:val="0"/>
-          <w:numId w:val="8"/>
-        </w:numPr>
-        <w:spacing w:before="100" w:beforeAutospacing="1" w:after="100" w:afterAutospacing="1" w:line="240" w:lineRule="auto"/>
-        <w:rPr>
-          <w:rFonts w:ascii="Times New Roman" w:eastAsia="Times New Roman" w:hAnsi="Times New Roman" w:cs="Times New Roman"/>
-          <w:kern w:val="0"/>
-          <w:sz w:val="24"/>
-          <w:szCs w:val="24"/>
-          <w:lang w:eastAsia="en-IN"/>
-          <w14:ligatures w14:val="none"/>
-        </w:rPr>
-      </w:pPr>
-      <w:r>
-        <w:rPr>
-          <w:rFonts w:ascii="Times New Roman" w:eastAsia="Times New Roman" w:hAnsi="Times New Roman" w:cs="Times New Roman"/>
-          <w:kern w:val="0"/>
-          <w:sz w:val="24"/>
-          <w:szCs w:val="24"/>
-          <w:lang w:eastAsia="en-IN"/>
-          <w14:ligatures w14:val="none"/>
-        </w:rPr>
-        <w:t>When sufficient light is detected, the LDR outputs LOW, causing the ESP32 to switch off the RGB LED.</w:t>
-      </w:r>
-    </w:p>
-    <w:p>
-      <w:pPr>
-        <w:numPr>
-          <w:ilvl w:val="0"/>
-          <w:numId w:val="8"/>
-        </w:numPr>
-        <w:spacing w:before="100" w:beforeAutospacing="1" w:after="100" w:afterAutospacing="1" w:line="240" w:lineRule="auto"/>
-        <w:rPr>
-          <w:rFonts w:ascii="Times New Roman" w:eastAsia="Times New Roman" w:hAnsi="Times New Roman" w:cs="Times New Roman"/>
-          <w:kern w:val="0"/>
-          <w:sz w:val="24"/>
-          <w:szCs w:val="24"/>
-          <w:lang w:eastAsia="en-IN"/>
-          <w14:ligatures w14:val="none"/>
-        </w:rPr>
-      </w:pPr>
-      <w:r>
-        <w:rPr>
-          <w:rFonts w:ascii="Times New Roman" w:eastAsia="Times New Roman" w:hAnsi="Times New Roman" w:cs="Times New Roman"/>
-          <w:kern w:val="0"/>
-          <w:sz w:val="24"/>
-          <w:szCs w:val="24"/>
-          <w:lang w:eastAsia="en-IN"/>
-          <w14:ligatures w14:val="none"/>
-        </w:rPr>
-        <w:t>The current operating state ("Ambient Reactor ON" or "Ambient Reactor OFF") is displayed on the Serial Monitor every 200 milliseconds.</w:t>
-      </w:r>
-    </w:p>
-    <w:p>
-      <w:pPr>
-        <w:spacing w:after="0" w:line="240" w:lineRule="auto"/>
-        <w:rPr>
-          <w:rFonts w:ascii="Times New Roman" w:eastAsia="Times New Roman" w:hAnsi="Times New Roman" w:cs="Times New Roman"/>
-          <w:kern w:val="0"/>
-          <w:sz w:val="24"/>
-          <w:szCs w:val="24"/>
-          <w:lang w:eastAsia="en-IN"/>
-          <w14:ligatures w14:val="none"/>
-        </w:rPr>
-      </w:pPr>
-      <w:r>
-        <w:rPr>
-          <w:rFonts w:ascii="Times New Roman" w:eastAsia="Times New Roman" w:hAnsi="Times New Roman" w:cs="Times New Roman"/>
-          <w:kern w:val="0"/>
-          <w:sz w:val="24"/>
-          <w:szCs w:val="24"/>
-          <w:lang w:eastAsia="en-IN"/>
-          <w14:ligatures w14:val="none"/>
-        </w:rPr>
-        <w:pict w14:anchorId="0B767432">
-          <v:rect id="_x0000_i1263" style="width:0;height:1.5pt" o:hralign="center" o:hrstd="t" o:hr="t" fillcolor="#a0a0a0" stroked="f"/>
-        </w:pict>
-      </w:r>
-    </w:p>
-    <w:p>
-      <w:pPr>
-        <w:spacing w:before="100" w:beforeAutospacing="1" w:after="100" w:afterAutospacing="1" w:line="240" w:lineRule="auto"/>
-        <w:outlineLvl w:val="0"/>
-        <w:rPr>
-          <w:rFonts w:ascii="Times New Roman" w:eastAsia="Times New Roman" w:hAnsi="Times New Roman" w:cs="Times New Roman"/>
-          <w:b/>
-          <w:bCs/>
-          <w:kern w:val="36"/>
-          <w:sz w:val="48"/>
-          <w:szCs w:val="48"/>
-          <w:lang w:eastAsia="en-IN"/>
-          <w14:ligatures w14:val="none"/>
-        </w:rPr>
-      </w:pPr>
-      <w:r>
-        <w:rPr>
-          <w:rFonts w:ascii="Times New Roman" w:eastAsia="Times New Roman" w:hAnsi="Times New Roman" w:cs="Times New Roman"/>
-          <w:b/>
-          <w:bCs/>
-          <w:kern w:val="36"/>
-          <w:sz w:val="48"/>
-          <w:szCs w:val="48"/>
-          <w:lang w:eastAsia="en-IN"/>
-          <w14:ligatures w14:val="none"/>
-        </w:rPr>
-        <w:t>8. Output Example</w:t>
-      </w:r>
-    </w:p>
-    <w:p>
-      <w:pPr>
-        <w:spacing w:before="100" w:beforeAutospacing="1" w:after="100" w:afterAutospacing="1" w:line="240" w:lineRule="auto"/>
-        <w:outlineLvl w:val="2"/>
-        <w:rPr>
-          <w:rFonts w:ascii="Times New Roman" w:eastAsia="Times New Roman" w:hAnsi="Times New Roman" w:cs="Times New Roman"/>
-          <w:b/>
-          <w:bCs/>
-          <w:kern w:val="0"/>
-          <w:sz w:val="27"/>
-          <w:szCs w:val="27"/>
-          <w:lang w:eastAsia="en-IN"/>
-          <w14:ligatures w14:val="none"/>
-        </w:rPr>
-      </w:pPr>
-      <w:r>
-        <w:rPr>
-          <w:rFonts w:ascii="Times New Roman" w:eastAsia="Times New Roman" w:hAnsi="Times New Roman" w:cs="Times New Roman"/>
-          <w:b/>
-          <w:bCs/>
-          <w:kern w:val="0"/>
-          <w:sz w:val="27"/>
-          <w:szCs w:val="27"/>
-          <w:lang w:eastAsia="en-IN"/>
-          <w14:ligatures w14:val="none"/>
-        </w:rPr>
-        <w:t>In Bright Environment</w:t>
-      </w:r>
-    </w:p>
-    <w:p>
-      <w:pPr>
-        <w:tabs>
-          <w:tab w:val="left" w:pos="916"/>
-          <w:tab w:val="left" w:pos="1832"/>
-          <w:tab w:val="left" w:pos="2748"/>
-          <w:tab w:val="left" w:pos="3664"/>
-          <w:tab w:val="left" w:pos="4580"/>
-          <w:tab w:val="left" w:pos="5496"/>
-          <w:tab w:val="left" w:pos="6412"/>
-          <w:tab w:val="left" w:pos="7328"/>
-          <w:tab w:val="left" w:pos="8244"/>
-          <w:tab w:val="left" w:pos="9160"/>
-          <w:tab w:val="left" w:pos="10076"/>
-          <w:tab w:val="left" w:pos="10992"/>
-          <w:tab w:val="left" w:pos="11908"/>
-          <w:tab w:val="left" w:pos="12824"/>
-          <w:tab w:val="left" w:pos="13740"/>
-          <w:tab w:val="left" w:pos="14656"/>
-        </w:tabs>
-        <w:spacing w:after="0" w:line="240" w:lineRule="auto"/>
-        <w:rPr>
-          <w:rFonts w:ascii="Courier New" w:eastAsia="Times New Roman" w:hAnsi="Courier New" w:cs="Courier New"/>
-          <w:kern w:val="0"/>
-          <w:sz w:val="20"/>
-          <w:szCs w:val="20"/>
-          <w:lang w:eastAsia="en-IN"/>
-          <w14:ligatures w14:val="none"/>
-        </w:rPr>
-      </w:pPr>
-      <w:r>
-        <w:rPr>
-          <w:rFonts w:ascii="Courier New" w:eastAsia="Times New Roman" w:hAnsi="Courier New" w:cs="Courier New"/>
-          <w:kern w:val="0"/>
-          <w:sz w:val="20"/>
-          <w:szCs w:val="20"/>
-          <w:lang w:eastAsia="en-IN"/>
-          <w14:ligatures w14:val="none"/>
-        </w:rPr>
-        <w:t>Status: Bright -&gt; Ambient Reactor OFF</w:t>
-      </w:r>
-    </w:p>
-    <w:p>
-      <w:pPr>
-        <w:tabs>
-          <w:tab w:val="left" w:pos="916"/>
-          <w:tab w:val="left" w:pos="1832"/>
-          <w:tab w:val="left" w:pos="2748"/>
-          <w:tab w:val="left" w:pos="3664"/>
-          <w:tab w:val="left" w:pos="4580"/>
-          <w:tab w:val="left" w:pos="5496"/>
-          <w:tab w:val="left" w:pos="6412"/>
-          <w:tab w:val="left" w:pos="7328"/>
-          <w:tab w:val="left" w:pos="8244"/>
-          <w:tab w:val="left" w:pos="9160"/>
-          <w:tab w:val="left" w:pos="10076"/>
-          <w:tab w:val="left" w:pos="10992"/>
-          <w:tab w:val="left" w:pos="11908"/>
-          <w:tab w:val="left" w:pos="12824"/>
-          <w:tab w:val="left" w:pos="13740"/>
-          <w:tab w:val="left" w:pos="14656"/>
-        </w:tabs>
-        <w:spacing w:after="0" w:line="240" w:lineRule="auto"/>
-        <w:rPr>
-          <w:rFonts w:ascii="Courier New" w:eastAsia="Times New Roman" w:hAnsi="Courier New" w:cs="Courier New"/>
-          <w:kern w:val="0"/>
-          <w:sz w:val="20"/>
-          <w:szCs w:val="20"/>
-          <w:lang w:eastAsia="en-IN"/>
-          <w14:ligatures w14:val="none"/>
-        </w:rPr>
-      </w:pPr>
-      <w:r>
-        <w:rPr>
-          <w:rFonts w:ascii="Courier New" w:eastAsia="Times New Roman" w:hAnsi="Courier New" w:cs="Courier New"/>
-          <w:kern w:val="0"/>
-          <w:sz w:val="20"/>
-          <w:szCs w:val="20"/>
-          <w:lang w:eastAsia="en-IN"/>
-          <w14:ligatures w14:val="none"/>
-        </w:rPr>
-        <w:t>Status: Bright -&gt; Ambient Reactor OFF</w:t>
-      </w:r>
-    </w:p>
-    <w:p>
-      <w:pPr>
-        <w:tabs>
-          <w:tab w:val="left" w:pos="916"/>
-          <w:tab w:val="left" w:pos="1832"/>
-          <w:tab w:val="left" w:pos="2748"/>
-          <w:tab w:val="left" w:pos="3664"/>
-          <w:tab w:val="left" w:pos="4580"/>
-          <w:tab w:val="left" w:pos="5496"/>
-          <w:tab w:val="left" w:pos="6412"/>
-          <w:tab w:val="left" w:pos="7328"/>
-          <w:tab w:val="left" w:pos="8244"/>
-          <w:tab w:val="left" w:pos="9160"/>
-          <w:tab w:val="left" w:pos="10076"/>
-          <w:tab w:val="left" w:pos="10992"/>
-          <w:tab w:val="left" w:pos="11908"/>
-          <w:tab w:val="left" w:pos="12824"/>
-          <w:tab w:val="left" w:pos="13740"/>
-          <w:tab w:val="left" w:pos="14656"/>
-        </w:tabs>
-        <w:spacing w:after="0" w:line="240" w:lineRule="auto"/>
-        <w:rPr>
-          <w:rFonts w:ascii="Courier New" w:eastAsia="Times New Roman" w:hAnsi="Courier New" w:cs="Courier New"/>
-          <w:kern w:val="0"/>
-          <w:sz w:val="20"/>
-          <w:szCs w:val="20"/>
-          <w:lang w:eastAsia="en-IN"/>
-          <w14:ligatures w14:val="none"/>
-        </w:rPr>
-      </w:pPr>
-      <w:r>
-        <w:rPr>
-          <w:rFonts w:ascii="Courier New" w:eastAsia="Times New Roman" w:hAnsi="Courier New" w:cs="Courier New"/>
-          <w:kern w:val="0"/>
-          <w:sz w:val="20"/>
-          <w:szCs w:val="20"/>
-          <w:lang w:eastAsia="en-IN"/>
-          <w14:ligatures w14:val="none"/>
-        </w:rPr>
-        <w:t>Status: Bright -&gt; Ambient Reactor OFF</w:t>
-      </w:r>
-    </w:p>
-    <w:p>
-      <w:pPr>
-        <w:spacing w:before="100" w:beforeAutospacing="1" w:after="100" w:afterAutospacing="1" w:line="240" w:lineRule="auto"/>
-        <w:rPr>
-          <w:rFonts w:ascii="Times New Roman" w:eastAsia="Times New Roman" w:hAnsi="Times New Roman" w:cs="Times New Roman"/>
-          <w:kern w:val="0"/>
-          <w:sz w:val="24"/>
-          <w:szCs w:val="24"/>
-          <w:lang w:eastAsia="en-IN"/>
-          <w14:ligatures w14:val="none"/>
-        </w:rPr>
-      </w:pPr>
-      <w:r>
-        <w:rPr>
-          <w:rFonts w:ascii="Times New Roman" w:eastAsia="Times New Roman" w:hAnsi="Times New Roman" w:cs="Times New Roman"/>
-          <w:kern w:val="0"/>
-          <w:sz w:val="24"/>
-          <w:szCs w:val="24"/>
-          <w:lang w:eastAsia="en-IN"/>
-          <w14:ligatures w14:val="none"/>
-        </w:rPr>
-        <w:t>RGB LED remains OFF.</w:t>
-      </w:r>
-    </w:p>
-    <w:p>
-      <w:pPr>
-        <w:spacing w:after="0" w:line="240" w:lineRule="auto"/>
-        <w:rPr>
-          <w:rFonts w:ascii="Times New Roman" w:eastAsia="Times New Roman" w:hAnsi="Times New Roman" w:cs="Times New Roman"/>
-          <w:kern w:val="0"/>
-          <w:sz w:val="24"/>
-          <w:szCs w:val="24"/>
-          <w:lang w:eastAsia="en-IN"/>
-          <w14:ligatures w14:val="none"/>
-        </w:rPr>
-      </w:pPr>
-      <w:r>
-        <w:rPr>
-          <w:rFonts w:ascii="Times New Roman" w:eastAsia="Times New Roman" w:hAnsi="Times New Roman" w:cs="Times New Roman"/>
-          <w:kern w:val="0"/>
-          <w:sz w:val="24"/>
-          <w:szCs w:val="24"/>
-          <w:lang w:eastAsia="en-IN"/>
-          <w14:ligatures w14:val="none"/>
-        </w:rPr>
-        <w:pict w14:anchorId="5A545B7C">
-          <v:rect id="_x0000_i1264" style="width:0;height:1.5pt" o:hralign="center" o:hrstd="t" o:hr="t" fillcolor="#a0a0a0" stroked="f"/>
-        </w:pict>
-      </w:r>
-    </w:p>
-    <w:p>
-      <w:pPr>
-        <w:spacing w:before="100" w:beforeAutospacing="1" w:after="100" w:afterAutospacing="1" w:line="240" w:lineRule="auto"/>
-        <w:outlineLvl w:val="2"/>
-        <w:rPr>
-          <w:rFonts w:ascii="Times New Roman" w:eastAsia="Times New Roman" w:hAnsi="Times New Roman" w:cs="Times New Roman"/>
-          <w:b/>
-          <w:bCs/>
-          <w:kern w:val="0"/>
-          <w:sz w:val="27"/>
-          <w:szCs w:val="27"/>
-          <w:lang w:eastAsia="en-IN"/>
-          <w14:ligatures w14:val="none"/>
-        </w:rPr>
-      </w:pPr>
-      <w:r>
-        <w:rPr>
-          <w:rFonts w:ascii="Times New Roman" w:eastAsia="Times New Roman" w:hAnsi="Times New Roman" w:cs="Times New Roman"/>
-          <w:b/>
-          <w:bCs/>
-          <w:kern w:val="0"/>
-          <w:sz w:val="27"/>
-          <w:szCs w:val="27"/>
-          <w:lang w:eastAsia="en-IN"/>
-          <w14:ligatures w14:val="none"/>
-        </w:rPr>
-        <w:t>In Dark Environment</w:t>
-      </w:r>
-    </w:p>
-    <w:p>
-      <w:pPr>
-        <w:tabs>
-          <w:tab w:val="left" w:pos="916"/>
-          <w:tab w:val="left" w:pos="1832"/>
-          <w:tab w:val="left" w:pos="2748"/>
-          <w:tab w:val="left" w:pos="3664"/>
-          <w:tab w:val="left" w:pos="4580"/>
-          <w:tab w:val="left" w:pos="5496"/>
-          <w:tab w:val="left" w:pos="6412"/>
-          <w:tab w:val="left" w:pos="7328"/>
-          <w:tab w:val="left" w:pos="8244"/>
-          <w:tab w:val="left" w:pos="9160"/>
-          <w:tab w:val="left" w:pos="10076"/>
-          <w:tab w:val="left" w:pos="10992"/>
-          <w:tab w:val="left" w:pos="11908"/>
-          <w:tab w:val="left" w:pos="12824"/>
-          <w:tab w:val="left" w:pos="13740"/>
-          <w:tab w:val="left" w:pos="14656"/>
-        </w:tabs>
-        <w:spacing w:after="0" w:line="240" w:lineRule="auto"/>
-        <w:rPr>
-          <w:rFonts w:ascii="Courier New" w:eastAsia="Times New Roman" w:hAnsi="Courier New" w:cs="Courier New"/>
-          <w:kern w:val="0"/>
-          <w:sz w:val="20"/>
-          <w:szCs w:val="20"/>
-          <w:lang w:eastAsia="en-IN"/>
-          <w14:ligatures w14:val="none"/>
-        </w:rPr>
-      </w:pPr>
-      <w:r>
-        <w:rPr>
-          <w:rFonts w:ascii="Courier New" w:eastAsia="Times New Roman" w:hAnsi="Courier New" w:cs="Courier New"/>
-          <w:kern w:val="0"/>
-          <w:sz w:val="20"/>
-          <w:szCs w:val="20"/>
-          <w:lang w:eastAsia="en-IN"/>
-          <w14:ligatures w14:val="none"/>
-        </w:rPr>
-        <w:t>Status: Dark -&gt; Ambient Reactor ON</w:t>
-      </w:r>
-    </w:p>
-    <w:p>
-      <w:pPr>
-        <w:tabs>
-          <w:tab w:val="left" w:pos="916"/>
-          <w:tab w:val="left" w:pos="1832"/>
-          <w:tab w:val="left" w:pos="2748"/>
-          <w:tab w:val="left" w:pos="3664"/>
-          <w:tab w:val="left" w:pos="4580"/>
-          <w:tab w:val="left" w:pos="5496"/>
-          <w:tab w:val="left" w:pos="6412"/>
-          <w:tab w:val="left" w:pos="7328"/>
-          <w:tab w:val="left" w:pos="8244"/>
-          <w:tab w:val="left" w:pos="9160"/>
-          <w:tab w:val="left" w:pos="10076"/>
-          <w:tab w:val="left" w:pos="10992"/>
-          <w:tab w:val="left" w:pos="11908"/>
-          <w:tab w:val="left" w:pos="12824"/>
-          <w:tab w:val="left" w:pos="13740"/>
-          <w:tab w:val="left" w:pos="14656"/>
-        </w:tabs>
-        <w:spacing w:after="0" w:line="240" w:lineRule="auto"/>
-        <w:rPr>
-          <w:rFonts w:ascii="Courier New" w:eastAsia="Times New Roman" w:hAnsi="Courier New" w:cs="Courier New"/>
-          <w:kern w:val="0"/>
-          <w:sz w:val="20"/>
-          <w:szCs w:val="20"/>
-          <w:lang w:eastAsia="en-IN"/>
-          <w14:ligatures w14:val="none"/>
-        </w:rPr>
-      </w:pPr>
-      <w:r>
-        <w:rPr>
-          <w:rFonts w:ascii="Courier New" w:eastAsia="Times New Roman" w:hAnsi="Courier New" w:cs="Courier New"/>
-          <w:kern w:val="0"/>
-          <w:sz w:val="20"/>
-          <w:szCs w:val="20"/>
-          <w:lang w:eastAsia="en-IN"/>
-          <w14:ligatures w14:val="none"/>
-        </w:rPr>
-        <w:t>Status: Dark -&gt; Ambient Reactor ON</w:t>
-      </w:r>
-    </w:p>
-    <w:p>
-      <w:pPr>
-        <w:tabs>
-          <w:tab w:val="left" w:pos="916"/>
-          <w:tab w:val="left" w:pos="1832"/>
-          <w:tab w:val="left" w:pos="2748"/>
-          <w:tab w:val="left" w:pos="3664"/>
-          <w:tab w:val="left" w:pos="4580"/>
-          <w:tab w:val="left" w:pos="5496"/>
-          <w:tab w:val="left" w:pos="6412"/>
-          <w:tab w:val="left" w:pos="7328"/>
-          <w:tab w:val="left" w:pos="8244"/>
-          <w:tab w:val="left" w:pos="9160"/>
-          <w:tab w:val="left" w:pos="10076"/>
-          <w:tab w:val="left" w:pos="10992"/>
-          <w:tab w:val="left" w:pos="11908"/>
-          <w:tab w:val="left" w:pos="12824"/>
-          <w:tab w:val="left" w:pos="13740"/>
-          <w:tab w:val="left" w:pos="14656"/>
-        </w:tabs>
-        <w:spacing w:after="0" w:line="240" w:lineRule="auto"/>
-        <w:rPr>
-          <w:rFonts w:ascii="Courier New" w:eastAsia="Times New Roman" w:hAnsi="Courier New" w:cs="Courier New"/>
-          <w:kern w:val="0"/>
-          <w:sz w:val="20"/>
-          <w:szCs w:val="20"/>
-          <w:lang w:eastAsia="en-IN"/>
-          <w14:ligatures w14:val="none"/>
-        </w:rPr>
-      </w:pPr>
-      <w:r>
-        <w:rPr>
-          <w:rFonts w:ascii="Courier New" w:eastAsia="Times New Roman" w:hAnsi="Courier New" w:cs="Courier New"/>
-          <w:kern w:val="0"/>
-          <w:sz w:val="20"/>
-          <w:szCs w:val="20"/>
-          <w:lang w:eastAsia="en-IN"/>
-          <w14:ligatures w14:val="none"/>
-        </w:rPr>
-        <w:t>Status: Dark -&gt; Ambient Reactor ON</w:t>
-      </w:r>
-    </w:p>
-    <w:p>
-      <w:pPr>
-        <w:spacing w:before="100" w:beforeAutospacing="1" w:after="100" w:afterAutospacing="1" w:line="240" w:lineRule="auto"/>
-        <w:rPr>
-          <w:rFonts w:ascii="Times New Roman" w:eastAsia="Times New Roman" w:hAnsi="Times New Roman" w:cs="Times New Roman"/>
-          <w:kern w:val="0"/>
-          <w:sz w:val="24"/>
-          <w:szCs w:val="24"/>
-          <w:lang w:eastAsia="en-IN"/>
-          <w14:ligatures w14:val="none"/>
-        </w:rPr>
-      </w:pPr>
-      <w:r>
-        <w:rPr>
-          <w:rFonts w:ascii="Times New Roman" w:eastAsia="Times New Roman" w:hAnsi="Times New Roman" w:cs="Times New Roman"/>
-          <w:kern w:val="0"/>
-          <w:sz w:val="24"/>
-          <w:szCs w:val="24"/>
-          <w:lang w:eastAsia="en-IN"/>
-          <w14:ligatures w14:val="none"/>
-        </w:rPr>
-        <w:t>RGB LED glows with a cyan-blue ambient light.</w:t>
-      </w:r>
-    </w:p>
-    <w:p>
-      <w:pPr>
-        <w:spacing w:after="0" w:line="240" w:lineRule="auto"/>
-        <w:rPr>
-          <w:rFonts w:ascii="Times New Roman" w:eastAsia="Times New Roman" w:hAnsi="Times New Roman" w:cs="Times New Roman"/>
-          <w:kern w:val="0"/>
-          <w:sz w:val="24"/>
-          <w:szCs w:val="24"/>
-          <w:lang w:eastAsia="en-IN"/>
-          <w14:ligatures w14:val="none"/>
-        </w:rPr>
-      </w:pPr>
-      <w:r>
-        <w:rPr>
-          <w:rFonts w:ascii="Times New Roman" w:eastAsia="Times New Roman" w:hAnsi="Times New Roman" w:cs="Times New Roman"/>
-          <w:kern w:val="0"/>
-          <w:sz w:val="24"/>
-          <w:szCs w:val="24"/>
-          <w:lang w:eastAsia="en-IN"/>
-          <w14:ligatures w14:val="none"/>
-        </w:rPr>
-        <w:pict w14:anchorId="71467C29">
-          <v:rect id="_x0000_i1265" style="width:0;height:1.5pt" o:hralign="center" o:hrstd="t" o:hr="t" fillcolor="#a0a0a0" stroked="f"/>
-        </w:pict>
-      </w:r>
-    </w:p>
-    <w:p>
-      <w:pPr>
-        <w:spacing w:before="100" w:beforeAutospacing="1" w:after="100" w:afterAutospacing="1" w:line="240" w:lineRule="auto"/>
-        <w:outlineLvl w:val="0"/>
-        <w:rPr>
-          <w:rFonts w:ascii="Times New Roman" w:eastAsia="Times New Roman" w:hAnsi="Times New Roman" w:cs="Times New Roman"/>
-          <w:b/>
-          <w:bCs/>
-          <w:kern w:val="36"/>
-          <w:sz w:val="48"/>
-          <w:szCs w:val="48"/>
-          <w:lang w:eastAsia="en-IN"/>
-          <w14:ligatures w14:val="none"/>
-        </w:rPr>
-      </w:pPr>
-      <w:r>
-        <w:rPr>
-          <w:rFonts w:ascii="Times New Roman" w:eastAsia="Times New Roman" w:hAnsi="Times New Roman" w:cs="Times New Roman"/>
-          <w:b/>
-          <w:bCs/>
-          <w:kern w:val="36"/>
-          <w:sz w:val="48"/>
-          <w:szCs w:val="48"/>
-          <w:lang w:eastAsia="en-IN"/>
-          <w14:ligatures w14:val="none"/>
-        </w:rPr>
         <w:t>9. Applications</w:t>
       </w:r>
     </w:p>
@@ -4961,7 +8493,7 @@
           <w14:ligatures w14:val="none"/>
         </w:rPr>
         <w:pict w14:anchorId="3816221D">
-          <v:rect id="_x0000_i1266" style="width:0;height:1.5pt" o:hralign="center" o:hrstd="t" o:hr="t" fillcolor="#a0a0a0" stroked="f"/>
+          <v:rect id="_x0000_i1034" style="width:0;height:1.5pt" o:hralign="center" o:hrstd="t" o:hr="t" fillcolor="#a0a0a0" stroked="f"/>
         </w:pict>
       </w:r>
     </w:p>
